--- a/Отчёты/Отчёт по практике.docx
+++ b/Отчёты/Отчёт по практике.docx
@@ -172,35 +172,36 @@
         <w:rPr>
           <w:b/>
           <w:bCs/>
+          <w:sz w:val="32"/>
+          <w:szCs w:val="32"/>
         </w:rPr>
       </w:pPr>
       <w:r>
         <w:rPr>
           <w:b/>
           <w:bCs/>
-        </w:rPr>
-        <w:t>От</w:t>
-      </w:r>
-      <w:r>
+          <w:sz w:val="32"/>
+          <w:szCs w:val="32"/>
+        </w:rPr>
+        <w:t>Отчет</w:t>
+      </w:r>
+    </w:p>
+    <w:p>
+      <w:pPr>
+        <w:jc w:val="center"/>
         <w:rPr>
           <w:b/>
           <w:bCs/>
-        </w:rPr>
-        <w:t>чет</w:t>
-      </w:r>
-    </w:p>
-    <w:p>
-      <w:pPr>
-        <w:jc w:val="center"/>
+          <w:sz w:val="32"/>
+          <w:szCs w:val="32"/>
+        </w:rPr>
+      </w:pPr>
+      <w:r>
         <w:rPr>
           <w:b/>
           <w:bCs/>
-        </w:rPr>
-      </w:pPr>
-      <w:r>
-        <w:rPr>
-          <w:b/>
-          <w:bCs/>
+          <w:sz w:val="32"/>
+          <w:szCs w:val="32"/>
         </w:rPr>
         <w:t>о прохождении производственной (преддипломной) практики</w:t>
       </w:r>
@@ -525,7 +526,7 @@
           <w:bCs/>
         </w:rPr>
       </w:pPr>
-      <w:bookmarkStart w:id="0" w:name="_Toc217027801"/>
+      <w:bookmarkStart w:id="0" w:name="_Toc227589324"/>
       <w:r>
         <w:rPr>
           <w:rFonts w:cs="Times New Roman"/>
@@ -600,7 +601,7 @@
           <w:r>
             <w:fldChar w:fldCharType="separate"/>
           </w:r>
-          <w:hyperlink w:anchor="_Toc217027801" w:history="1">
+          <w:hyperlink w:anchor="_Toc227589324" w:history="1">
             <w:r>
               <w:rPr>
                 <w:rStyle w:val="ab"/>
@@ -629,7 +630,7 @@
                 <w:noProof/>
                 <w:webHidden/>
               </w:rPr>
-              <w:instrText xml:space="preserve"> PAGEREF _Toc217027801 \h </w:instrText>
+              <w:instrText xml:space="preserve"> PAGEREF _Toc227589324 \h </w:instrText>
             </w:r>
             <w:r>
               <w:rPr>
@@ -673,7 +674,7 @@
               <w:szCs w:val="22"/>
             </w:rPr>
           </w:pPr>
-          <w:hyperlink w:anchor="_Toc217027802" w:history="1">
+          <w:hyperlink w:anchor="_Toc227589325" w:history="1">
             <w:r>
               <w:rPr>
                 <w:rStyle w:val="ab"/>
@@ -701,7 +702,7 @@
                 <w:noProof/>
                 <w:webHidden/>
               </w:rPr>
-              <w:instrText xml:space="preserve"> PAGEREF _Toc217027802 \h </w:instrText>
+              <w:instrText xml:space="preserve"> PAGEREF _Toc227589325 \h </w:instrText>
             </w:r>
             <w:r>
               <w:rPr>
@@ -745,7 +746,7 @@
               <w:szCs w:val="22"/>
             </w:rPr>
           </w:pPr>
-          <w:hyperlink w:anchor="_Toc217027803" w:history="1">
+          <w:hyperlink w:anchor="_Toc227589326" w:history="1">
             <w:r>
               <w:rPr>
                 <w:rStyle w:val="ab"/>
@@ -784,7 +785,7 @@
                 <w:caps/>
                 <w:noProof/>
               </w:rPr>
-              <w:t>Постановка Задачи</w:t>
+              <w:t>теоретические основы исследования</w:t>
             </w:r>
             <w:r>
               <w:rPr>
@@ -805,7 +806,7 @@
                 <w:noProof/>
                 <w:webHidden/>
               </w:rPr>
-              <w:instrText xml:space="preserve"> PAGEREF _Toc217027803 \h </w:instrText>
+              <w:instrText xml:space="preserve"> PAGEREF _Toc227589326 \h </w:instrText>
             </w:r>
             <w:r>
               <w:rPr>
@@ -849,14 +850,14 @@
               <w:szCs w:val="22"/>
             </w:rPr>
           </w:pPr>
-          <w:hyperlink w:anchor="_Toc217027804" w:history="1">
+          <w:hyperlink w:anchor="_Toc227589327" w:history="1">
             <w:r>
               <w:rPr>
                 <w:rStyle w:val="ab"/>
                 <w:rFonts w:eastAsiaTheme="majorEastAsia"/>
                 <w:noProof/>
               </w:rPr>
-              <w:t>Основные элементы теории игр</w:t>
+              <w:t>Обучение с подкреплением (Reinforcement Learning)</w:t>
             </w:r>
             <w:r>
               <w:rPr>
@@ -877,7 +878,7 @@
                 <w:noProof/>
                 <w:webHidden/>
               </w:rPr>
-              <w:instrText xml:space="preserve"> PAGEREF _Toc217027804 \h </w:instrText>
+              <w:instrText xml:space="preserve"> PAGEREF _Toc227589327 \h </w:instrText>
             </w:r>
             <w:r>
               <w:rPr>
@@ -921,14 +922,14 @@
               <w:szCs w:val="22"/>
             </w:rPr>
           </w:pPr>
-          <w:hyperlink w:anchor="_Toc217027805" w:history="1">
+          <w:hyperlink w:anchor="_Toc227589328" w:history="1">
             <w:r>
               <w:rPr>
                 <w:rStyle w:val="ab"/>
                 <w:rFonts w:eastAsiaTheme="majorEastAsia"/>
                 <w:noProof/>
               </w:rPr>
-              <w:t>Методы решения проблем игр с неполной информацией и нулевой суммой</w:t>
+              <w:t>Архитектура Actor-Critic в играх с неполной информацией</w:t>
             </w:r>
             <w:r>
               <w:rPr>
@@ -949,7 +950,7 @@
                 <w:noProof/>
                 <w:webHidden/>
               </w:rPr>
-              <w:instrText xml:space="preserve"> PAGEREF _Toc217027805 \h </w:instrText>
+              <w:instrText xml:space="preserve"> PAGEREF _Toc227589328 \h </w:instrText>
             </w:r>
             <w:r>
               <w:rPr>
@@ -970,6 +971,78 @@
                 <w:webHidden/>
               </w:rPr>
               <w:t>4</w:t>
+            </w:r>
+            <w:r>
+              <w:rPr>
+                <w:noProof/>
+                <w:webHidden/>
+              </w:rPr>
+              <w:fldChar w:fldCharType="end"/>
+            </w:r>
+          </w:hyperlink>
+        </w:p>
+        <w:p>
+          <w:pPr>
+            <w:pStyle w:val="11"/>
+            <w:tabs>
+              <w:tab w:val="right" w:leader="dot" w:pos="9345"/>
+            </w:tabs>
+            <w:rPr>
+              <w:rFonts w:asciiTheme="minorHAnsi" w:eastAsiaTheme="minorEastAsia" w:hAnsiTheme="minorHAnsi" w:cstheme="minorBidi"/>
+              <w:noProof/>
+              <w:sz w:val="22"/>
+              <w:szCs w:val="22"/>
+            </w:rPr>
+          </w:pPr>
+          <w:hyperlink w:anchor="_Toc227589329" w:history="1">
+            <w:r>
+              <w:rPr>
+                <w:rStyle w:val="ab"/>
+                <w:rFonts w:eastAsiaTheme="majorEastAsia"/>
+                <w:noProof/>
+              </w:rPr>
+              <w:t>Метод остаточного обучения и преодоление стагнации оптимизации</w:t>
+            </w:r>
+            <w:r>
+              <w:rPr>
+                <w:noProof/>
+                <w:webHidden/>
+              </w:rPr>
+              <w:tab/>
+            </w:r>
+            <w:r>
+              <w:rPr>
+                <w:noProof/>
+                <w:webHidden/>
+              </w:rPr>
+              <w:fldChar w:fldCharType="begin"/>
+            </w:r>
+            <w:r>
+              <w:rPr>
+                <w:noProof/>
+                <w:webHidden/>
+              </w:rPr>
+              <w:instrText xml:space="preserve"> PAGEREF _Toc227589329 \h </w:instrText>
+            </w:r>
+            <w:r>
+              <w:rPr>
+                <w:noProof/>
+                <w:webHidden/>
+              </w:rPr>
+            </w:r>
+            <w:r>
+              <w:rPr>
+                <w:noProof/>
+                <w:webHidden/>
+              </w:rPr>
+              <w:fldChar w:fldCharType="separate"/>
+            </w:r>
+            <w:r>
+              <w:rPr>
+                <w:noProof/>
+                <w:webHidden/>
+              </w:rPr>
+              <w:t>5</w:t>
             </w:r>
             <w:r>
               <w:rPr>
@@ -993,14 +1066,14 @@
               <w:szCs w:val="22"/>
             </w:rPr>
           </w:pPr>
-          <w:hyperlink w:anchor="_Toc217027806" w:history="1">
+          <w:hyperlink w:anchor="_Toc227589330" w:history="1">
             <w:r>
               <w:rPr>
                 <w:rStyle w:val="ab"/>
                 <w:rFonts w:eastAsiaTheme="majorEastAsia"/>
                 <w:noProof/>
               </w:rPr>
-              <w:t>Метод Монте-Карло</w:t>
+              <w:t>Исторические предпосылки возникновения метода</w:t>
             </w:r>
             <w:r>
               <w:rPr>
@@ -1021,7 +1094,7 @@
                 <w:noProof/>
                 <w:webHidden/>
               </w:rPr>
-              <w:instrText xml:space="preserve"> PAGEREF _Toc217027806 \h </w:instrText>
+              <w:instrText xml:space="preserve"> PAGEREF _Toc227589330 \h </w:instrText>
             </w:r>
             <w:r>
               <w:rPr>
@@ -1041,7 +1114,7 @@
                 <w:noProof/>
                 <w:webHidden/>
               </w:rPr>
-              <w:t>5</w:t>
+              <w:t>6</w:t>
             </w:r>
             <w:r>
               <w:rPr>
@@ -1065,14 +1138,14 @@
               <w:szCs w:val="22"/>
             </w:rPr>
           </w:pPr>
-          <w:hyperlink w:anchor="_Toc217027807" w:history="1">
+          <w:hyperlink w:anchor="_Toc227589331" w:history="1">
             <w:r>
               <w:rPr>
                 <w:rStyle w:val="ab"/>
                 <w:rFonts w:eastAsiaTheme="majorEastAsia"/>
                 <w:noProof/>
               </w:rPr>
-              <w:t>Генетические алгоритмы</w:t>
+              <w:t>Практическое применение и современная актуальность</w:t>
             </w:r>
             <w:r>
               <w:rPr>
@@ -1093,7 +1166,7 @@
                 <w:noProof/>
                 <w:webHidden/>
               </w:rPr>
-              <w:instrText xml:space="preserve"> PAGEREF _Toc217027807 \h </w:instrText>
+              <w:instrText xml:space="preserve"> PAGEREF _Toc227589331 \h </w:instrText>
             </w:r>
             <w:r>
               <w:rPr>
@@ -1113,7 +1186,7 @@
                 <w:noProof/>
                 <w:webHidden/>
               </w:rPr>
-              <w:t>5</w:t>
+              <w:t>6</w:t>
             </w:r>
             <w:r>
               <w:rPr>
@@ -1137,14 +1210,14 @@
               <w:szCs w:val="22"/>
             </w:rPr>
           </w:pPr>
-          <w:hyperlink w:anchor="_Toc217027808" w:history="1">
+          <w:hyperlink w:anchor="_Toc227589332" w:history="1">
             <w:r>
               <w:rPr>
                 <w:rStyle w:val="ab"/>
                 <w:rFonts w:eastAsiaTheme="majorEastAsia"/>
                 <w:noProof/>
               </w:rPr>
-              <w:t>Алгоритмы обучения с подкреплением</w:t>
+              <w:t>Описание метода остаточных связей</w:t>
             </w:r>
             <w:r>
               <w:rPr>
@@ -1165,7 +1238,7 @@
                 <w:noProof/>
                 <w:webHidden/>
               </w:rPr>
-              <w:instrText xml:space="preserve"> PAGEREF _Toc217027808 \h </w:instrText>
+              <w:instrText xml:space="preserve"> PAGEREF _Toc227589332 \h </w:instrText>
             </w:r>
             <w:r>
               <w:rPr>
@@ -1185,7 +1258,7 @@
                 <w:noProof/>
                 <w:webHidden/>
               </w:rPr>
-              <w:t>5</w:t>
+              <w:t>6</w:t>
             </w:r>
             <w:r>
               <w:rPr>
@@ -1209,14 +1282,14 @@
               <w:szCs w:val="22"/>
             </w:rPr>
           </w:pPr>
-          <w:hyperlink w:anchor="_Toc217027809" w:history="1">
+          <w:hyperlink w:anchor="_Toc227589333" w:history="1">
             <w:r>
               <w:rPr>
                 <w:rStyle w:val="ab"/>
                 <w:rFonts w:eastAsiaTheme="majorEastAsia"/>
                 <w:noProof/>
               </w:rPr>
-              <w:t>Покер как игра с нулевой суммой и неполной информацией</w:t>
+              <w:t>ГЛАВА II ПРОГРАММНАЯ РЕАЛИЗАЦИЯ И ОПТИМИЗАЦИЯ НЕЙРОСЕТЕВОГО АГЕНТА</w:t>
             </w:r>
             <w:r>
               <w:rPr>
@@ -1237,7 +1310,7 @@
                 <w:noProof/>
                 <w:webHidden/>
               </w:rPr>
-              <w:instrText xml:space="preserve"> PAGEREF _Toc217027809 \h </w:instrText>
+              <w:instrText xml:space="preserve"> PAGEREF _Toc227589333 \h </w:instrText>
             </w:r>
             <w:r>
               <w:rPr>
@@ -1257,7 +1330,613 @@
                 <w:noProof/>
                 <w:webHidden/>
               </w:rPr>
-              <w:t>6</w:t>
+              <w:t>8</w:t>
+            </w:r>
+            <w:r>
+              <w:rPr>
+                <w:noProof/>
+                <w:webHidden/>
+              </w:rPr>
+              <w:fldChar w:fldCharType="end"/>
+            </w:r>
+          </w:hyperlink>
+        </w:p>
+        <w:p>
+          <w:pPr>
+            <w:pStyle w:val="11"/>
+            <w:tabs>
+              <w:tab w:val="right" w:leader="dot" w:pos="9345"/>
+            </w:tabs>
+            <w:rPr>
+              <w:rFonts w:asciiTheme="minorHAnsi" w:eastAsiaTheme="minorEastAsia" w:hAnsiTheme="minorHAnsi" w:cstheme="minorBidi"/>
+              <w:noProof/>
+              <w:sz w:val="22"/>
+              <w:szCs w:val="22"/>
+            </w:rPr>
+          </w:pPr>
+          <w:hyperlink w:anchor="_Toc227589334" w:history="1">
+            <w:r>
+              <w:rPr>
+                <w:rStyle w:val="ab"/>
+                <w:rFonts w:eastAsiaTheme="majorEastAsia"/>
+                <w:noProof/>
+              </w:rPr>
+              <w:t>Стек технологий и интеграция модулей</w:t>
+            </w:r>
+            <w:r>
+              <w:rPr>
+                <w:noProof/>
+                <w:webHidden/>
+              </w:rPr>
+              <w:tab/>
+            </w:r>
+            <w:r>
+              <w:rPr>
+                <w:noProof/>
+                <w:webHidden/>
+              </w:rPr>
+              <w:fldChar w:fldCharType="begin"/>
+            </w:r>
+            <w:r>
+              <w:rPr>
+                <w:noProof/>
+                <w:webHidden/>
+              </w:rPr>
+              <w:instrText xml:space="preserve"> PAGEREF _Toc227589334 \h </w:instrText>
+            </w:r>
+            <w:r>
+              <w:rPr>
+                <w:noProof/>
+                <w:webHidden/>
+              </w:rPr>
+            </w:r>
+            <w:r>
+              <w:rPr>
+                <w:noProof/>
+                <w:webHidden/>
+              </w:rPr>
+              <w:fldChar w:fldCharType="separate"/>
+            </w:r>
+            <w:r>
+              <w:rPr>
+                <w:noProof/>
+                <w:webHidden/>
+              </w:rPr>
+              <w:t>8</w:t>
+            </w:r>
+            <w:r>
+              <w:rPr>
+                <w:noProof/>
+                <w:webHidden/>
+              </w:rPr>
+              <w:fldChar w:fldCharType="end"/>
+            </w:r>
+          </w:hyperlink>
+        </w:p>
+        <w:p>
+          <w:pPr>
+            <w:pStyle w:val="11"/>
+            <w:tabs>
+              <w:tab w:val="right" w:leader="dot" w:pos="9345"/>
+            </w:tabs>
+            <w:rPr>
+              <w:rFonts w:asciiTheme="minorHAnsi" w:eastAsiaTheme="minorEastAsia" w:hAnsiTheme="minorHAnsi" w:cstheme="minorBidi"/>
+              <w:noProof/>
+              <w:sz w:val="22"/>
+              <w:szCs w:val="22"/>
+            </w:rPr>
+          </w:pPr>
+          <w:hyperlink w:anchor="_Toc227589335" w:history="1">
+            <w:r>
+              <w:rPr>
+                <w:rStyle w:val="ab"/>
+                <w:rFonts w:eastAsiaTheme="majorEastAsia"/>
+                <w:noProof/>
+              </w:rPr>
+              <w:t>Проектирование архитектуры Actor-Critic с инъекцией состояний</w:t>
+            </w:r>
+            <w:r>
+              <w:rPr>
+                <w:noProof/>
+                <w:webHidden/>
+              </w:rPr>
+              <w:tab/>
+            </w:r>
+            <w:r>
+              <w:rPr>
+                <w:noProof/>
+                <w:webHidden/>
+              </w:rPr>
+              <w:fldChar w:fldCharType="begin"/>
+            </w:r>
+            <w:r>
+              <w:rPr>
+                <w:noProof/>
+                <w:webHidden/>
+              </w:rPr>
+              <w:instrText xml:space="preserve"> PAGEREF _Toc227589335 \h </w:instrText>
+            </w:r>
+            <w:r>
+              <w:rPr>
+                <w:noProof/>
+                <w:webHidden/>
+              </w:rPr>
+            </w:r>
+            <w:r>
+              <w:rPr>
+                <w:noProof/>
+                <w:webHidden/>
+              </w:rPr>
+              <w:fldChar w:fldCharType="separate"/>
+            </w:r>
+            <w:r>
+              <w:rPr>
+                <w:noProof/>
+                <w:webHidden/>
+              </w:rPr>
+              <w:t>9</w:t>
+            </w:r>
+            <w:r>
+              <w:rPr>
+                <w:noProof/>
+                <w:webHidden/>
+              </w:rPr>
+              <w:fldChar w:fldCharType="end"/>
+            </w:r>
+          </w:hyperlink>
+        </w:p>
+        <w:p>
+          <w:pPr>
+            <w:pStyle w:val="11"/>
+            <w:tabs>
+              <w:tab w:val="right" w:leader="dot" w:pos="9345"/>
+            </w:tabs>
+            <w:rPr>
+              <w:rFonts w:asciiTheme="minorHAnsi" w:eastAsiaTheme="minorEastAsia" w:hAnsiTheme="minorHAnsi" w:cstheme="minorBidi"/>
+              <w:noProof/>
+              <w:sz w:val="22"/>
+              <w:szCs w:val="22"/>
+            </w:rPr>
+          </w:pPr>
+          <w:hyperlink w:anchor="_Toc227589336" w:history="1">
+            <w:r>
+              <w:rPr>
+                <w:rStyle w:val="ab"/>
+                <w:rFonts w:eastAsiaTheme="majorEastAsia"/>
+                <w:noProof/>
+              </w:rPr>
+              <w:t>Обучение с подкреплением (Reinforcement Learning)</w:t>
+            </w:r>
+            <w:r>
+              <w:rPr>
+                <w:noProof/>
+                <w:webHidden/>
+              </w:rPr>
+              <w:tab/>
+            </w:r>
+            <w:r>
+              <w:rPr>
+                <w:noProof/>
+                <w:webHidden/>
+              </w:rPr>
+              <w:fldChar w:fldCharType="begin"/>
+            </w:r>
+            <w:r>
+              <w:rPr>
+                <w:noProof/>
+                <w:webHidden/>
+              </w:rPr>
+              <w:instrText xml:space="preserve"> PAGEREF _Toc227589336 \h </w:instrText>
+            </w:r>
+            <w:r>
+              <w:rPr>
+                <w:noProof/>
+                <w:webHidden/>
+              </w:rPr>
+            </w:r>
+            <w:r>
+              <w:rPr>
+                <w:noProof/>
+                <w:webHidden/>
+              </w:rPr>
+              <w:fldChar w:fldCharType="separate"/>
+            </w:r>
+            <w:r>
+              <w:rPr>
+                <w:noProof/>
+                <w:webHidden/>
+              </w:rPr>
+              <w:t>9</w:t>
+            </w:r>
+            <w:r>
+              <w:rPr>
+                <w:noProof/>
+                <w:webHidden/>
+              </w:rPr>
+              <w:fldChar w:fldCharType="end"/>
+            </w:r>
+          </w:hyperlink>
+        </w:p>
+        <w:p>
+          <w:pPr>
+            <w:pStyle w:val="11"/>
+            <w:tabs>
+              <w:tab w:val="right" w:leader="dot" w:pos="9345"/>
+            </w:tabs>
+            <w:rPr>
+              <w:rFonts w:asciiTheme="minorHAnsi" w:eastAsiaTheme="minorEastAsia" w:hAnsiTheme="minorHAnsi" w:cstheme="minorBidi"/>
+              <w:noProof/>
+              <w:sz w:val="22"/>
+              <w:szCs w:val="22"/>
+            </w:rPr>
+          </w:pPr>
+          <w:hyperlink w:anchor="_Toc227589337" w:history="1">
+            <w:r>
+              <w:rPr>
+                <w:rStyle w:val="ab"/>
+                <w:rFonts w:eastAsiaTheme="majorEastAsia"/>
+                <w:noProof/>
+              </w:rPr>
+              <w:t>Подход на основе Q-обучения (DQN)</w:t>
+            </w:r>
+            <w:r>
+              <w:rPr>
+                <w:noProof/>
+                <w:webHidden/>
+              </w:rPr>
+              <w:tab/>
+            </w:r>
+            <w:r>
+              <w:rPr>
+                <w:noProof/>
+                <w:webHidden/>
+              </w:rPr>
+              <w:fldChar w:fldCharType="begin"/>
+            </w:r>
+            <w:r>
+              <w:rPr>
+                <w:noProof/>
+                <w:webHidden/>
+              </w:rPr>
+              <w:instrText xml:space="preserve"> PAGEREF _Toc227589337 \h </w:instrText>
+            </w:r>
+            <w:r>
+              <w:rPr>
+                <w:noProof/>
+                <w:webHidden/>
+              </w:rPr>
+            </w:r>
+            <w:r>
+              <w:rPr>
+                <w:noProof/>
+                <w:webHidden/>
+              </w:rPr>
+              <w:fldChar w:fldCharType="separate"/>
+            </w:r>
+            <w:r>
+              <w:rPr>
+                <w:noProof/>
+                <w:webHidden/>
+              </w:rPr>
+              <w:t>11</w:t>
+            </w:r>
+            <w:r>
+              <w:rPr>
+                <w:noProof/>
+                <w:webHidden/>
+              </w:rPr>
+              <w:fldChar w:fldCharType="end"/>
+            </w:r>
+          </w:hyperlink>
+        </w:p>
+        <w:p>
+          <w:pPr>
+            <w:pStyle w:val="11"/>
+            <w:tabs>
+              <w:tab w:val="right" w:leader="dot" w:pos="9345"/>
+            </w:tabs>
+            <w:rPr>
+              <w:rFonts w:asciiTheme="minorHAnsi" w:eastAsiaTheme="minorEastAsia" w:hAnsiTheme="minorHAnsi" w:cstheme="minorBidi"/>
+              <w:noProof/>
+              <w:sz w:val="22"/>
+              <w:szCs w:val="22"/>
+            </w:rPr>
+          </w:pPr>
+          <w:hyperlink w:anchor="_Toc227589338" w:history="1">
+            <w:r>
+              <w:rPr>
+                <w:rStyle w:val="ab"/>
+                <w:rFonts w:eastAsiaTheme="majorEastAsia"/>
+                <w:noProof/>
+              </w:rPr>
+              <w:t>Архитектура Actor-Critic в играх с неполной информацией</w:t>
+            </w:r>
+            <w:r>
+              <w:rPr>
+                <w:noProof/>
+                <w:webHidden/>
+              </w:rPr>
+              <w:tab/>
+            </w:r>
+            <w:r>
+              <w:rPr>
+                <w:noProof/>
+                <w:webHidden/>
+              </w:rPr>
+              <w:fldChar w:fldCharType="begin"/>
+            </w:r>
+            <w:r>
+              <w:rPr>
+                <w:noProof/>
+                <w:webHidden/>
+              </w:rPr>
+              <w:instrText xml:space="preserve"> PAGEREF _Toc227589338 \h </w:instrText>
+            </w:r>
+            <w:r>
+              <w:rPr>
+                <w:noProof/>
+                <w:webHidden/>
+              </w:rPr>
+            </w:r>
+            <w:r>
+              <w:rPr>
+                <w:noProof/>
+                <w:webHidden/>
+              </w:rPr>
+              <w:fldChar w:fldCharType="separate"/>
+            </w:r>
+            <w:r>
+              <w:rPr>
+                <w:noProof/>
+                <w:webHidden/>
+              </w:rPr>
+              <w:t>11</w:t>
+            </w:r>
+            <w:r>
+              <w:rPr>
+                <w:noProof/>
+                <w:webHidden/>
+              </w:rPr>
+              <w:fldChar w:fldCharType="end"/>
+            </w:r>
+          </w:hyperlink>
+        </w:p>
+        <w:p>
+          <w:pPr>
+            <w:pStyle w:val="11"/>
+            <w:tabs>
+              <w:tab w:val="right" w:leader="dot" w:pos="9345"/>
+            </w:tabs>
+            <w:rPr>
+              <w:rFonts w:asciiTheme="minorHAnsi" w:eastAsiaTheme="minorEastAsia" w:hAnsiTheme="minorHAnsi" w:cstheme="minorBidi"/>
+              <w:noProof/>
+              <w:sz w:val="22"/>
+              <w:szCs w:val="22"/>
+            </w:rPr>
+          </w:pPr>
+          <w:hyperlink w:anchor="_Toc227589339" w:history="1">
+            <w:r>
+              <w:rPr>
+                <w:rStyle w:val="ab"/>
+                <w:rFonts w:eastAsiaTheme="majorEastAsia"/>
+                <w:bCs/>
+                <w:noProof/>
+              </w:rPr>
+              <w:t xml:space="preserve">ГЛАВА </w:t>
+            </w:r>
+            <w:r>
+              <w:rPr>
+                <w:rStyle w:val="ab"/>
+                <w:rFonts w:eastAsiaTheme="majorEastAsia"/>
+                <w:bCs/>
+                <w:noProof/>
+                <w:lang w:val="en-US"/>
+              </w:rPr>
+              <w:t>III</w:t>
+            </w:r>
+            <w:r>
+              <w:rPr>
+                <w:rStyle w:val="ab"/>
+                <w:rFonts w:eastAsiaTheme="majorEastAsia"/>
+                <w:bCs/>
+                <w:noProof/>
+              </w:rPr>
+              <w:t xml:space="preserve"> </w:t>
+            </w:r>
+            <w:r>
+              <w:rPr>
+                <w:rStyle w:val="ab"/>
+                <w:rFonts w:eastAsiaTheme="majorEastAsia"/>
+                <w:bCs/>
+                <w:caps/>
+                <w:noProof/>
+              </w:rPr>
+              <w:t>Программная реализация</w:t>
+            </w:r>
+            <w:r>
+              <w:rPr>
+                <w:noProof/>
+                <w:webHidden/>
+              </w:rPr>
+              <w:tab/>
+            </w:r>
+            <w:r>
+              <w:rPr>
+                <w:noProof/>
+                <w:webHidden/>
+              </w:rPr>
+              <w:fldChar w:fldCharType="begin"/>
+            </w:r>
+            <w:r>
+              <w:rPr>
+                <w:noProof/>
+                <w:webHidden/>
+              </w:rPr>
+              <w:instrText xml:space="preserve"> PAGEREF _Toc227589339 \h </w:instrText>
+            </w:r>
+            <w:r>
+              <w:rPr>
+                <w:noProof/>
+                <w:webHidden/>
+              </w:rPr>
+            </w:r>
+            <w:r>
+              <w:rPr>
+                <w:noProof/>
+                <w:webHidden/>
+              </w:rPr>
+              <w:fldChar w:fldCharType="separate"/>
+            </w:r>
+            <w:r>
+              <w:rPr>
+                <w:noProof/>
+                <w:webHidden/>
+              </w:rPr>
+              <w:t>13</w:t>
+            </w:r>
+            <w:r>
+              <w:rPr>
+                <w:noProof/>
+                <w:webHidden/>
+              </w:rPr>
+              <w:fldChar w:fldCharType="end"/>
+            </w:r>
+          </w:hyperlink>
+        </w:p>
+        <w:p>
+          <w:pPr>
+            <w:pStyle w:val="11"/>
+            <w:tabs>
+              <w:tab w:val="right" w:leader="dot" w:pos="9345"/>
+            </w:tabs>
+            <w:rPr>
+              <w:rFonts w:asciiTheme="minorHAnsi" w:eastAsiaTheme="minorEastAsia" w:hAnsiTheme="minorHAnsi" w:cstheme="minorBidi"/>
+              <w:noProof/>
+              <w:sz w:val="22"/>
+              <w:szCs w:val="22"/>
+            </w:rPr>
+          </w:pPr>
+          <w:hyperlink w:anchor="_Toc227589340" w:history="1">
+            <w:r>
+              <w:rPr>
+                <w:rStyle w:val="ab"/>
+                <w:rFonts w:eastAsiaTheme="majorEastAsia"/>
+                <w:noProof/>
+              </w:rPr>
+              <w:t>Архитектура и реализация модели игры</w:t>
+            </w:r>
+            <w:r>
+              <w:rPr>
+                <w:noProof/>
+                <w:webHidden/>
+              </w:rPr>
+              <w:tab/>
+            </w:r>
+            <w:r>
+              <w:rPr>
+                <w:noProof/>
+                <w:webHidden/>
+              </w:rPr>
+              <w:fldChar w:fldCharType="begin"/>
+            </w:r>
+            <w:r>
+              <w:rPr>
+                <w:noProof/>
+                <w:webHidden/>
+              </w:rPr>
+              <w:instrText xml:space="preserve"> PAGEREF _Toc227589340 \h </w:instrText>
+            </w:r>
+            <w:r>
+              <w:rPr>
+                <w:noProof/>
+                <w:webHidden/>
+              </w:rPr>
+            </w:r>
+            <w:r>
+              <w:rPr>
+                <w:noProof/>
+                <w:webHidden/>
+              </w:rPr>
+              <w:fldChar w:fldCharType="separate"/>
+            </w:r>
+            <w:r>
+              <w:rPr>
+                <w:noProof/>
+                <w:webHidden/>
+              </w:rPr>
+              <w:t>13</w:t>
+            </w:r>
+            <w:r>
+              <w:rPr>
+                <w:noProof/>
+                <w:webHidden/>
+              </w:rPr>
+              <w:fldChar w:fldCharType="end"/>
+            </w:r>
+          </w:hyperlink>
+        </w:p>
+        <w:p>
+          <w:pPr>
+            <w:pStyle w:val="11"/>
+            <w:tabs>
+              <w:tab w:val="right" w:leader="dot" w:pos="9345"/>
+            </w:tabs>
+            <w:rPr>
+              <w:rFonts w:asciiTheme="minorHAnsi" w:eastAsiaTheme="minorEastAsia" w:hAnsiTheme="minorHAnsi" w:cstheme="minorBidi"/>
+              <w:noProof/>
+              <w:sz w:val="22"/>
+              <w:szCs w:val="22"/>
+            </w:rPr>
+          </w:pPr>
+          <w:hyperlink w:anchor="_Toc227589341" w:history="1">
+            <w:r>
+              <w:rPr>
+                <w:rStyle w:val="ab"/>
+                <w:rFonts w:eastAsiaTheme="majorEastAsia"/>
+                <w:noProof/>
+              </w:rPr>
+              <w:t>Формализация и реализация игрового агента</w:t>
+            </w:r>
+            <w:r>
+              <w:rPr>
+                <w:noProof/>
+                <w:webHidden/>
+              </w:rPr>
+              <w:tab/>
+            </w:r>
+            <w:r>
+              <w:rPr>
+                <w:noProof/>
+                <w:webHidden/>
+              </w:rPr>
+              <w:fldChar w:fldCharType="begin"/>
+            </w:r>
+            <w:r>
+              <w:rPr>
+                <w:noProof/>
+                <w:webHidden/>
+              </w:rPr>
+              <w:instrText xml:space="preserve"> PAGEREF _Toc227589341 \h </w:instrText>
+            </w:r>
+            <w:r>
+              <w:rPr>
+                <w:noProof/>
+                <w:webHidden/>
+              </w:rPr>
+            </w:r>
+            <w:r>
+              <w:rPr>
+                <w:noProof/>
+                <w:webHidden/>
+              </w:rPr>
+              <w:fldChar w:fldCharType="separate"/>
+            </w:r>
+            <w:r>
+              <w:rPr>
+                <w:noProof/>
+                <w:webHidden/>
+              </w:rPr>
+              <w:t>14</w:t>
             </w:r>
             <w:r>
               <w:rPr>
@@ -1281,14 +1960,14 @@
               <w:szCs w:val="22"/>
             </w:rPr>
           </w:pPr>
-          <w:hyperlink w:anchor="_Toc217027810" w:history="1">
+          <w:hyperlink w:anchor="_Toc227589342" w:history="1">
             <w:r>
               <w:rPr>
                 <w:rStyle w:val="ab"/>
                 <w:rFonts w:eastAsiaTheme="majorEastAsia"/>
                 <w:noProof/>
               </w:rPr>
-              <w:t>Формализация задачи</w:t>
+              <w:t>Механизм сохранения и восстановления состояния модели</w:t>
             </w:r>
             <w:r>
               <w:rPr>
@@ -1309,7 +1988,7 @@
                 <w:noProof/>
                 <w:webHidden/>
               </w:rPr>
-              <w:instrText xml:space="preserve"> PAGEREF _Toc217027810 \h </w:instrText>
+              <w:instrText xml:space="preserve"> PAGEREF _Toc227589342 \h </w:instrText>
             </w:r>
             <w:r>
               <w:rPr>
@@ -1329,7 +2008,7 @@
                 <w:noProof/>
                 <w:webHidden/>
               </w:rPr>
-              <w:t>6</w:t>
+              <w:t>15</w:t>
             </w:r>
             <w:r>
               <w:rPr>
@@ -1353,14 +2032,14 @@
               <w:szCs w:val="22"/>
             </w:rPr>
           </w:pPr>
-          <w:hyperlink w:anchor="_Toc217027811" w:history="1">
+          <w:hyperlink w:anchor="_Toc227589343" w:history="1">
             <w:r>
               <w:rPr>
                 <w:rStyle w:val="ab"/>
                 <w:rFonts w:eastAsiaTheme="majorEastAsia"/>
                 <w:noProof/>
               </w:rPr>
-              <w:t>Правила игры</w:t>
+              <w:t>Оценка силы руки</w:t>
             </w:r>
             <w:r>
               <w:rPr>
@@ -1381,7 +2060,7 @@
                 <w:noProof/>
                 <w:webHidden/>
               </w:rPr>
-              <w:instrText xml:space="preserve"> PAGEREF _Toc217027811 \h </w:instrText>
+              <w:instrText xml:space="preserve"> PAGEREF _Toc227589343 \h </w:instrText>
             </w:r>
             <w:r>
               <w:rPr>
@@ -1401,7 +2080,7 @@
                 <w:noProof/>
                 <w:webHidden/>
               </w:rPr>
-              <w:t>7</w:t>
+              <w:t>16</w:t>
             </w:r>
             <w:r>
               <w:rPr>
@@ -1425,40 +2104,14 @@
               <w:szCs w:val="22"/>
             </w:rPr>
           </w:pPr>
-          <w:hyperlink w:anchor="_Toc217027812" w:history="1">
+          <w:hyperlink w:anchor="_Toc227589344" w:history="1">
             <w:r>
               <w:rPr>
                 <w:rStyle w:val="ab"/>
                 <w:rFonts w:eastAsiaTheme="majorEastAsia"/>
                 <w:noProof/>
               </w:rPr>
-              <w:t xml:space="preserve">ГЛАВА </w:t>
-            </w:r>
-            <w:r>
-              <w:rPr>
-                <w:rStyle w:val="ab"/>
-                <w:rFonts w:eastAsiaTheme="majorEastAsia"/>
-                <w:noProof/>
-                <w:lang w:val="en-US"/>
-              </w:rPr>
-              <w:t>II</w:t>
-            </w:r>
-            <w:r>
-              <w:rPr>
-                <w:rStyle w:val="ab"/>
-                <w:rFonts w:eastAsiaTheme="majorEastAsia"/>
-                <w:noProof/>
-              </w:rPr>
-              <w:t xml:space="preserve"> </w:t>
-            </w:r>
-            <w:r>
-              <w:rPr>
-                <w:rStyle w:val="ab"/>
-                <w:rFonts w:eastAsiaTheme="majorEastAsia"/>
-                <w:bCs/>
-                <w:noProof/>
-              </w:rPr>
-              <w:t>НЕЙРОСЕТЕВЫЕ МЕТОДЫ И ОБУЧЕНИЕ С ПОДКРЕПЛЕНИЕМ В ИГРАХ С НЕПОЛНОЙ ИНФОРМАЦИЕЙ</w:t>
+              <w:t>Описание генетического агента</w:t>
             </w:r>
             <w:r>
               <w:rPr>
@@ -1479,7 +2132,7 @@
                 <w:noProof/>
                 <w:webHidden/>
               </w:rPr>
-              <w:instrText xml:space="preserve"> PAGEREF _Toc217027812 \h </w:instrText>
+              <w:instrText xml:space="preserve"> PAGEREF _Toc227589344 \h </w:instrText>
             </w:r>
             <w:r>
               <w:rPr>
@@ -1499,7 +2152,7 @@
                 <w:noProof/>
                 <w:webHidden/>
               </w:rPr>
-              <w:t>9</w:t>
+              <w:t>17</w:t>
             </w:r>
             <w:r>
               <w:rPr>
@@ -1523,14 +2176,14 @@
               <w:szCs w:val="22"/>
             </w:rPr>
           </w:pPr>
-          <w:hyperlink w:anchor="_Toc217027813" w:history="1">
+          <w:hyperlink w:anchor="_Toc227589345" w:history="1">
             <w:r>
               <w:rPr>
                 <w:rStyle w:val="ab"/>
                 <w:rFonts w:eastAsiaTheme="majorEastAsia"/>
                 <w:noProof/>
               </w:rPr>
-              <w:t>Принципы работы искусственных нейронных сетей</w:t>
+              <w:t>Обучение нейросетевого агента</w:t>
             </w:r>
             <w:r>
               <w:rPr>
@@ -1551,7 +2204,7 @@
                 <w:noProof/>
                 <w:webHidden/>
               </w:rPr>
-              <w:instrText xml:space="preserve"> PAGEREF _Toc217027813 \h </w:instrText>
+              <w:instrText xml:space="preserve"> PAGEREF _Toc227589345 \h </w:instrText>
             </w:r>
             <w:r>
               <w:rPr>
@@ -1571,7 +2224,7 @@
                 <w:noProof/>
                 <w:webHidden/>
               </w:rPr>
-              <w:t>9</w:t>
+              <w:t>20</w:t>
             </w:r>
             <w:r>
               <w:rPr>
@@ -1595,14 +2248,14 @@
               <w:szCs w:val="22"/>
             </w:rPr>
           </w:pPr>
-          <w:hyperlink w:anchor="_Toc217027814" w:history="1">
+          <w:hyperlink w:anchor="_Toc227589346" w:history="1">
             <w:r>
               <w:rPr>
                 <w:rStyle w:val="ab"/>
                 <w:rFonts w:eastAsiaTheme="majorEastAsia"/>
                 <w:noProof/>
               </w:rPr>
-              <w:t>Обучение с подкреплением (Reinforcement Learning)</w:t>
+              <w:t>Анализ результатов нейросетевого подхода</w:t>
             </w:r>
             <w:r>
               <w:rPr>
@@ -1623,7 +2276,7 @@
                 <w:noProof/>
                 <w:webHidden/>
               </w:rPr>
-              <w:instrText xml:space="preserve"> PAGEREF _Toc217027814 \h </w:instrText>
+              <w:instrText xml:space="preserve"> PAGEREF _Toc227589346 \h </w:instrText>
             </w:r>
             <w:r>
               <w:rPr>
@@ -1643,7 +2296,7 @@
                 <w:noProof/>
                 <w:webHidden/>
               </w:rPr>
-              <w:t>10</w:t>
+              <w:t>21</w:t>
             </w:r>
             <w:r>
               <w:rPr>
@@ -1667,14 +2320,14 @@
               <w:szCs w:val="22"/>
             </w:rPr>
           </w:pPr>
-          <w:hyperlink w:anchor="_Toc217027815" w:history="1">
+          <w:hyperlink w:anchor="_Toc227589347" w:history="1">
             <w:r>
               <w:rPr>
                 <w:rStyle w:val="ab"/>
                 <w:rFonts w:eastAsiaTheme="majorEastAsia"/>
                 <w:noProof/>
               </w:rPr>
-              <w:t>Подход на основе Q-обучения (DQN)</w:t>
+              <w:t>Перспективы модификации и дальнейшего исследования</w:t>
             </w:r>
             <w:r>
               <w:rPr>
@@ -1695,7 +2348,7 @@
                 <w:noProof/>
                 <w:webHidden/>
               </w:rPr>
-              <w:instrText xml:space="preserve"> PAGEREF _Toc217027815 \h </w:instrText>
+              <w:instrText xml:space="preserve"> PAGEREF _Toc227589347 \h </w:instrText>
             </w:r>
             <w:r>
               <w:rPr>
@@ -1715,7 +2368,7 @@
                 <w:noProof/>
                 <w:webHidden/>
               </w:rPr>
-              <w:t>12</w:t>
+              <w:t>22</w:t>
             </w:r>
             <w:r>
               <w:rPr>
@@ -1739,14 +2392,15 @@
               <w:szCs w:val="22"/>
             </w:rPr>
           </w:pPr>
-          <w:hyperlink w:anchor="_Toc217027816" w:history="1">
+          <w:hyperlink w:anchor="_Toc227589348" w:history="1">
             <w:r>
               <w:rPr>
                 <w:rStyle w:val="ab"/>
                 <w:rFonts w:eastAsiaTheme="majorEastAsia"/>
-                <w:noProof/>
-              </w:rPr>
-              <w:t>Архитектура Actor-Critic в играх с неполной информацией</w:t>
+                <w:bCs/>
+                <w:noProof/>
+              </w:rPr>
+              <w:t>ЗАКЛЮЧЕНИЕ</w:t>
             </w:r>
             <w:r>
               <w:rPr>
@@ -1767,7 +2421,7 @@
                 <w:noProof/>
                 <w:webHidden/>
               </w:rPr>
-              <w:instrText xml:space="preserve"> PAGEREF _Toc217027816 \h </w:instrText>
+              <w:instrText xml:space="preserve"> PAGEREF _Toc227589348 \h </w:instrText>
             </w:r>
             <w:r>
               <w:rPr>
@@ -1787,7 +2441,7 @@
                 <w:noProof/>
                 <w:webHidden/>
               </w:rPr>
-              <w:t>12</w:t>
+              <w:t>23</w:t>
             </w:r>
             <w:r>
               <w:rPr>
@@ -1811,44 +2465,14 @@
               <w:szCs w:val="22"/>
             </w:rPr>
           </w:pPr>
-          <w:hyperlink w:anchor="_Toc217027817" w:history="1">
+          <w:hyperlink w:anchor="_Toc227589349" w:history="1">
             <w:r>
               <w:rPr>
                 <w:rStyle w:val="ab"/>
                 <w:rFonts w:eastAsiaTheme="majorEastAsia"/>
-                <w:bCs/>
-                <w:noProof/>
-              </w:rPr>
-              <w:t xml:space="preserve">ГЛАВА </w:t>
-            </w:r>
-            <w:r>
-              <w:rPr>
-                <w:rStyle w:val="ab"/>
-                <w:rFonts w:eastAsiaTheme="majorEastAsia"/>
-                <w:bCs/>
-                <w:noProof/>
-                <w:lang w:val="en-US"/>
-              </w:rPr>
-              <w:t>III</w:t>
-            </w:r>
-            <w:r>
-              <w:rPr>
-                <w:rStyle w:val="ab"/>
-                <w:rFonts w:eastAsiaTheme="majorEastAsia"/>
-                <w:bCs/>
-                <w:noProof/>
-              </w:rPr>
-              <w:t xml:space="preserve"> </w:t>
-            </w:r>
-            <w:r>
-              <w:rPr>
-                <w:rStyle w:val="ab"/>
-                <w:rFonts w:eastAsiaTheme="majorEastAsia"/>
-                <w:bCs/>
-                <w:caps/>
-                <w:noProof/>
-              </w:rPr>
-              <w:t>Программная реализация</w:t>
+                <w:noProof/>
+              </w:rPr>
+              <w:t>Список использванных источников</w:t>
             </w:r>
             <w:r>
               <w:rPr>
@@ -1869,7 +2493,7 @@
                 <w:noProof/>
                 <w:webHidden/>
               </w:rPr>
-              <w:instrText xml:space="preserve"> PAGEREF _Toc217027817 \h </w:instrText>
+              <w:instrText xml:space="preserve"> PAGEREF _Toc227589349 \h </w:instrText>
             </w:r>
             <w:r>
               <w:rPr>
@@ -1889,7 +2513,7 @@
                 <w:noProof/>
                 <w:webHidden/>
               </w:rPr>
-              <w:t>14</w:t>
+              <w:t>24</w:t>
             </w:r>
             <w:r>
               <w:rPr>
@@ -1913,14 +2537,14 @@
               <w:szCs w:val="22"/>
             </w:rPr>
           </w:pPr>
-          <w:hyperlink w:anchor="_Toc217027818" w:history="1">
+          <w:hyperlink w:anchor="_Toc227589350" w:history="1">
             <w:r>
               <w:rPr>
                 <w:rStyle w:val="ab"/>
                 <w:rFonts w:eastAsiaTheme="majorEastAsia"/>
                 <w:noProof/>
               </w:rPr>
-              <w:t>Архитектура и реализация модели игры</w:t>
+              <w:t>Приложение А</w:t>
             </w:r>
             <w:r>
               <w:rPr>
@@ -1941,7 +2565,7 @@
                 <w:noProof/>
                 <w:webHidden/>
               </w:rPr>
-              <w:instrText xml:space="preserve"> PAGEREF _Toc217027818 \h </w:instrText>
+              <w:instrText xml:space="preserve"> PAGEREF _Toc227589350 \h </w:instrText>
             </w:r>
             <w:r>
               <w:rPr>
@@ -1961,728 +2585,7 @@
                 <w:noProof/>
                 <w:webHidden/>
               </w:rPr>
-              <w:t>14</w:t>
-            </w:r>
-            <w:r>
-              <w:rPr>
-                <w:noProof/>
-                <w:webHidden/>
-              </w:rPr>
-              <w:fldChar w:fldCharType="end"/>
-            </w:r>
-          </w:hyperlink>
-        </w:p>
-        <w:p>
-          <w:pPr>
-            <w:pStyle w:val="11"/>
-            <w:tabs>
-              <w:tab w:val="right" w:leader="dot" w:pos="9345"/>
-            </w:tabs>
-            <w:rPr>
-              <w:rFonts w:asciiTheme="minorHAnsi" w:eastAsiaTheme="minorEastAsia" w:hAnsiTheme="minorHAnsi" w:cstheme="minorBidi"/>
-              <w:noProof/>
-              <w:sz w:val="22"/>
-              <w:szCs w:val="22"/>
-            </w:rPr>
-          </w:pPr>
-          <w:hyperlink w:anchor="_Toc217027819" w:history="1">
-            <w:r>
-              <w:rPr>
-                <w:rStyle w:val="ab"/>
-                <w:rFonts w:eastAsiaTheme="majorEastAsia"/>
-                <w:noProof/>
-              </w:rPr>
-              <w:t>Формализация и реализация игрового агента</w:t>
-            </w:r>
-            <w:r>
-              <w:rPr>
-                <w:noProof/>
-                <w:webHidden/>
-              </w:rPr>
-              <w:tab/>
-            </w:r>
-            <w:r>
-              <w:rPr>
-                <w:noProof/>
-                <w:webHidden/>
-              </w:rPr>
-              <w:fldChar w:fldCharType="begin"/>
-            </w:r>
-            <w:r>
-              <w:rPr>
-                <w:noProof/>
-                <w:webHidden/>
-              </w:rPr>
-              <w:instrText xml:space="preserve"> PAGEREF _Toc217027819 \h </w:instrText>
-            </w:r>
-            <w:r>
-              <w:rPr>
-                <w:noProof/>
-                <w:webHidden/>
-              </w:rPr>
-            </w:r>
-            <w:r>
-              <w:rPr>
-                <w:noProof/>
-                <w:webHidden/>
-              </w:rPr>
-              <w:fldChar w:fldCharType="separate"/>
-            </w:r>
-            <w:r>
-              <w:rPr>
-                <w:noProof/>
-                <w:webHidden/>
-              </w:rPr>
-              <w:t>15</w:t>
-            </w:r>
-            <w:r>
-              <w:rPr>
-                <w:noProof/>
-                <w:webHidden/>
-              </w:rPr>
-              <w:fldChar w:fldCharType="end"/>
-            </w:r>
-          </w:hyperlink>
-        </w:p>
-        <w:p>
-          <w:pPr>
-            <w:pStyle w:val="21"/>
-            <w:tabs>
-              <w:tab w:val="right" w:leader="dot" w:pos="9345"/>
-            </w:tabs>
-            <w:rPr>
-              <w:rFonts w:asciiTheme="minorHAnsi" w:eastAsiaTheme="minorEastAsia" w:hAnsiTheme="minorHAnsi" w:cstheme="minorBidi"/>
-              <w:noProof/>
-              <w:sz w:val="22"/>
-              <w:szCs w:val="22"/>
-            </w:rPr>
-          </w:pPr>
-          <w:hyperlink w:anchor="_Toc217027820" w:history="1">
-            <w:r>
-              <w:rPr>
-                <w:rStyle w:val="ab"/>
-                <w:rFonts w:eastAsiaTheme="majorEastAsia"/>
-                <w:noProof/>
-              </w:rPr>
-              <w:t>Механизм сохранения и восстановления состояния модели</w:t>
-            </w:r>
-            <w:r>
-              <w:rPr>
-                <w:noProof/>
-                <w:webHidden/>
-              </w:rPr>
-              <w:tab/>
-            </w:r>
-            <w:r>
-              <w:rPr>
-                <w:noProof/>
-                <w:webHidden/>
-              </w:rPr>
-              <w:fldChar w:fldCharType="begin"/>
-            </w:r>
-            <w:r>
-              <w:rPr>
-                <w:noProof/>
-                <w:webHidden/>
-              </w:rPr>
-              <w:instrText xml:space="preserve"> PAGEREF _Toc217027820 \h </w:instrText>
-            </w:r>
-            <w:r>
-              <w:rPr>
-                <w:noProof/>
-                <w:webHidden/>
-              </w:rPr>
-            </w:r>
-            <w:r>
-              <w:rPr>
-                <w:noProof/>
-                <w:webHidden/>
-              </w:rPr>
-              <w:fldChar w:fldCharType="separate"/>
-            </w:r>
-            <w:r>
-              <w:rPr>
-                <w:noProof/>
-                <w:webHidden/>
-              </w:rPr>
-              <w:t>16</w:t>
-            </w:r>
-            <w:r>
-              <w:rPr>
-                <w:noProof/>
-                <w:webHidden/>
-              </w:rPr>
-              <w:fldChar w:fldCharType="end"/>
-            </w:r>
-          </w:hyperlink>
-        </w:p>
-        <w:p>
-          <w:pPr>
-            <w:pStyle w:val="21"/>
-            <w:tabs>
-              <w:tab w:val="right" w:leader="dot" w:pos="9345"/>
-            </w:tabs>
-            <w:rPr>
-              <w:rFonts w:asciiTheme="minorHAnsi" w:eastAsiaTheme="minorEastAsia" w:hAnsiTheme="minorHAnsi" w:cstheme="minorBidi"/>
-              <w:noProof/>
-              <w:sz w:val="22"/>
-              <w:szCs w:val="22"/>
-            </w:rPr>
-          </w:pPr>
-          <w:hyperlink w:anchor="_Toc217027821" w:history="1">
-            <w:r>
-              <w:rPr>
-                <w:rStyle w:val="ab"/>
-                <w:rFonts w:eastAsiaTheme="majorEastAsia"/>
-                <w:noProof/>
-              </w:rPr>
-              <w:t>Оценка силы руки</w:t>
-            </w:r>
-            <w:r>
-              <w:rPr>
-                <w:noProof/>
-                <w:webHidden/>
-              </w:rPr>
-              <w:tab/>
-            </w:r>
-            <w:r>
-              <w:rPr>
-                <w:noProof/>
-                <w:webHidden/>
-              </w:rPr>
-              <w:fldChar w:fldCharType="begin"/>
-            </w:r>
-            <w:r>
-              <w:rPr>
-                <w:noProof/>
-                <w:webHidden/>
-              </w:rPr>
-              <w:instrText xml:space="preserve"> PAGEREF _Toc217027821 \h </w:instrText>
-            </w:r>
-            <w:r>
-              <w:rPr>
-                <w:noProof/>
-                <w:webHidden/>
-              </w:rPr>
-            </w:r>
-            <w:r>
-              <w:rPr>
-                <w:noProof/>
-                <w:webHidden/>
-              </w:rPr>
-              <w:fldChar w:fldCharType="separate"/>
-            </w:r>
-            <w:r>
-              <w:rPr>
-                <w:noProof/>
-                <w:webHidden/>
-              </w:rPr>
-              <w:t>17</w:t>
-            </w:r>
-            <w:r>
-              <w:rPr>
-                <w:noProof/>
-                <w:webHidden/>
-              </w:rPr>
-              <w:fldChar w:fldCharType="end"/>
-            </w:r>
-          </w:hyperlink>
-        </w:p>
-        <w:p>
-          <w:pPr>
-            <w:pStyle w:val="11"/>
-            <w:tabs>
-              <w:tab w:val="right" w:leader="dot" w:pos="9345"/>
-            </w:tabs>
-            <w:rPr>
-              <w:rFonts w:asciiTheme="minorHAnsi" w:eastAsiaTheme="minorEastAsia" w:hAnsiTheme="minorHAnsi" w:cstheme="minorBidi"/>
-              <w:noProof/>
-              <w:sz w:val="22"/>
-              <w:szCs w:val="22"/>
-            </w:rPr>
-          </w:pPr>
-          <w:hyperlink w:anchor="_Toc217027822" w:history="1">
-            <w:r>
-              <w:rPr>
-                <w:rStyle w:val="ab"/>
-                <w:rFonts w:eastAsiaTheme="majorEastAsia"/>
-                <w:noProof/>
-              </w:rPr>
-              <w:t>Описание генетического агента</w:t>
-            </w:r>
-            <w:r>
-              <w:rPr>
-                <w:noProof/>
-                <w:webHidden/>
-              </w:rPr>
-              <w:tab/>
-            </w:r>
-            <w:r>
-              <w:rPr>
-                <w:noProof/>
-                <w:webHidden/>
-              </w:rPr>
-              <w:fldChar w:fldCharType="begin"/>
-            </w:r>
-            <w:r>
-              <w:rPr>
-                <w:noProof/>
-                <w:webHidden/>
-              </w:rPr>
-              <w:instrText xml:space="preserve"> PAGEREF _Toc217027822 \h </w:instrText>
-            </w:r>
-            <w:r>
-              <w:rPr>
-                <w:noProof/>
-                <w:webHidden/>
-              </w:rPr>
-            </w:r>
-            <w:r>
-              <w:rPr>
-                <w:noProof/>
-                <w:webHidden/>
-              </w:rPr>
-              <w:fldChar w:fldCharType="separate"/>
-            </w:r>
-            <w:r>
-              <w:rPr>
-                <w:noProof/>
-                <w:webHidden/>
-              </w:rPr>
-              <w:t>18</w:t>
-            </w:r>
-            <w:r>
-              <w:rPr>
-                <w:noProof/>
-                <w:webHidden/>
-              </w:rPr>
-              <w:fldChar w:fldCharType="end"/>
-            </w:r>
-          </w:hyperlink>
-        </w:p>
-        <w:p>
-          <w:pPr>
-            <w:pStyle w:val="11"/>
-            <w:tabs>
-              <w:tab w:val="right" w:leader="dot" w:pos="9345"/>
-            </w:tabs>
-            <w:rPr>
-              <w:rFonts w:asciiTheme="minorHAnsi" w:eastAsiaTheme="minorEastAsia" w:hAnsiTheme="minorHAnsi" w:cstheme="minorBidi"/>
-              <w:noProof/>
-              <w:sz w:val="22"/>
-              <w:szCs w:val="22"/>
-            </w:rPr>
-          </w:pPr>
-          <w:hyperlink w:anchor="_Toc217027823" w:history="1">
-            <w:r>
-              <w:rPr>
-                <w:rStyle w:val="ab"/>
-                <w:rFonts w:eastAsiaTheme="majorEastAsia"/>
-                <w:noProof/>
-              </w:rPr>
-              <w:t>Обучение нейросетевого агента</w:t>
-            </w:r>
-            <w:r>
-              <w:rPr>
-                <w:noProof/>
-                <w:webHidden/>
-              </w:rPr>
-              <w:tab/>
-            </w:r>
-            <w:r>
-              <w:rPr>
-                <w:noProof/>
-                <w:webHidden/>
-              </w:rPr>
-              <w:fldChar w:fldCharType="begin"/>
-            </w:r>
-            <w:r>
-              <w:rPr>
-                <w:noProof/>
-                <w:webHidden/>
-              </w:rPr>
-              <w:instrText xml:space="preserve"> PAGEREF _Toc217027823 \h </w:instrText>
-            </w:r>
-            <w:r>
-              <w:rPr>
-                <w:noProof/>
-                <w:webHidden/>
-              </w:rPr>
-            </w:r>
-            <w:r>
-              <w:rPr>
-                <w:noProof/>
-                <w:webHidden/>
-              </w:rPr>
-              <w:fldChar w:fldCharType="separate"/>
-            </w:r>
-            <w:r>
-              <w:rPr>
-                <w:noProof/>
-                <w:webHidden/>
-              </w:rPr>
-              <w:t>21</w:t>
-            </w:r>
-            <w:r>
-              <w:rPr>
-                <w:noProof/>
-                <w:webHidden/>
-              </w:rPr>
-              <w:fldChar w:fldCharType="end"/>
-            </w:r>
-          </w:hyperlink>
-        </w:p>
-        <w:p>
-          <w:pPr>
-            <w:pStyle w:val="11"/>
-            <w:tabs>
-              <w:tab w:val="right" w:leader="dot" w:pos="9345"/>
-            </w:tabs>
-            <w:rPr>
-              <w:rFonts w:asciiTheme="minorHAnsi" w:eastAsiaTheme="minorEastAsia" w:hAnsiTheme="minorHAnsi" w:cstheme="minorBidi"/>
-              <w:noProof/>
-              <w:sz w:val="22"/>
-              <w:szCs w:val="22"/>
-            </w:rPr>
-          </w:pPr>
-          <w:hyperlink w:anchor="_Toc217027824" w:history="1">
-            <w:r>
-              <w:rPr>
-                <w:rStyle w:val="ab"/>
-                <w:rFonts w:eastAsiaTheme="majorEastAsia"/>
-                <w:noProof/>
-              </w:rPr>
-              <w:t>Анализ результатов нейросетевого подхода</w:t>
-            </w:r>
-            <w:r>
-              <w:rPr>
-                <w:noProof/>
-                <w:webHidden/>
-              </w:rPr>
-              <w:tab/>
-            </w:r>
-            <w:r>
-              <w:rPr>
-                <w:noProof/>
-                <w:webHidden/>
-              </w:rPr>
-              <w:fldChar w:fldCharType="begin"/>
-            </w:r>
-            <w:r>
-              <w:rPr>
-                <w:noProof/>
-                <w:webHidden/>
-              </w:rPr>
-              <w:instrText xml:space="preserve"> PAGEREF _Toc217027824 \h </w:instrText>
-            </w:r>
-            <w:r>
-              <w:rPr>
-                <w:noProof/>
-                <w:webHidden/>
-              </w:rPr>
-            </w:r>
-            <w:r>
-              <w:rPr>
-                <w:noProof/>
-                <w:webHidden/>
-              </w:rPr>
-              <w:fldChar w:fldCharType="separate"/>
-            </w:r>
-            <w:r>
-              <w:rPr>
-                <w:noProof/>
-                <w:webHidden/>
-              </w:rPr>
-              <w:t>22</w:t>
-            </w:r>
-            <w:r>
-              <w:rPr>
-                <w:noProof/>
-                <w:webHidden/>
-              </w:rPr>
-              <w:fldChar w:fldCharType="end"/>
-            </w:r>
-          </w:hyperlink>
-        </w:p>
-        <w:p>
-          <w:pPr>
-            <w:pStyle w:val="11"/>
-            <w:tabs>
-              <w:tab w:val="right" w:leader="dot" w:pos="9345"/>
-            </w:tabs>
-            <w:rPr>
-              <w:rFonts w:asciiTheme="minorHAnsi" w:eastAsiaTheme="minorEastAsia" w:hAnsiTheme="minorHAnsi" w:cstheme="minorBidi"/>
-              <w:noProof/>
-              <w:sz w:val="22"/>
-              <w:szCs w:val="22"/>
-            </w:rPr>
-          </w:pPr>
-          <w:hyperlink w:anchor="_Toc217027825" w:history="1">
-            <w:r>
-              <w:rPr>
-                <w:rStyle w:val="ab"/>
-                <w:rFonts w:eastAsiaTheme="majorEastAsia"/>
-                <w:noProof/>
-              </w:rPr>
-              <w:t>Перспективы модификации и дальнейшего исследования</w:t>
-            </w:r>
-            <w:r>
-              <w:rPr>
-                <w:noProof/>
-                <w:webHidden/>
-              </w:rPr>
-              <w:tab/>
-            </w:r>
-            <w:r>
-              <w:rPr>
-                <w:noProof/>
-                <w:webHidden/>
-              </w:rPr>
-              <w:fldChar w:fldCharType="begin"/>
-            </w:r>
-            <w:r>
-              <w:rPr>
-                <w:noProof/>
-                <w:webHidden/>
-              </w:rPr>
-              <w:instrText xml:space="preserve"> PAGEREF _Toc217027825 \h </w:instrText>
-            </w:r>
-            <w:r>
-              <w:rPr>
-                <w:noProof/>
-                <w:webHidden/>
-              </w:rPr>
-            </w:r>
-            <w:r>
-              <w:rPr>
-                <w:noProof/>
-                <w:webHidden/>
-              </w:rPr>
-              <w:fldChar w:fldCharType="separate"/>
-            </w:r>
-            <w:r>
-              <w:rPr>
-                <w:noProof/>
-                <w:webHidden/>
-              </w:rPr>
-              <w:t>23</w:t>
-            </w:r>
-            <w:r>
-              <w:rPr>
-                <w:noProof/>
-                <w:webHidden/>
-              </w:rPr>
-              <w:fldChar w:fldCharType="end"/>
-            </w:r>
-          </w:hyperlink>
-        </w:p>
-        <w:p>
-          <w:pPr>
-            <w:pStyle w:val="11"/>
-            <w:tabs>
-              <w:tab w:val="right" w:leader="dot" w:pos="9345"/>
-            </w:tabs>
-            <w:rPr>
-              <w:rFonts w:asciiTheme="minorHAnsi" w:eastAsiaTheme="minorEastAsia" w:hAnsiTheme="minorHAnsi" w:cstheme="minorBidi"/>
-              <w:noProof/>
-              <w:sz w:val="22"/>
-              <w:szCs w:val="22"/>
-            </w:rPr>
-          </w:pPr>
-          <w:hyperlink w:anchor="_Toc217027826" w:history="1">
-            <w:r>
-              <w:rPr>
-                <w:rStyle w:val="ab"/>
-                <w:rFonts w:eastAsiaTheme="majorEastAsia"/>
-                <w:bCs/>
-                <w:noProof/>
-              </w:rPr>
-              <w:t>ЗАКЛЮЧЕНИЕ</w:t>
-            </w:r>
-            <w:r>
-              <w:rPr>
-                <w:noProof/>
-                <w:webHidden/>
-              </w:rPr>
-              <w:tab/>
-            </w:r>
-            <w:r>
-              <w:rPr>
-                <w:noProof/>
-                <w:webHidden/>
-              </w:rPr>
-              <w:fldChar w:fldCharType="begin"/>
-            </w:r>
-            <w:r>
-              <w:rPr>
-                <w:noProof/>
-                <w:webHidden/>
-              </w:rPr>
-              <w:instrText xml:space="preserve"> PAGEREF _Toc217027826 \h </w:instrText>
-            </w:r>
-            <w:r>
-              <w:rPr>
-                <w:noProof/>
-                <w:webHidden/>
-              </w:rPr>
-            </w:r>
-            <w:r>
-              <w:rPr>
-                <w:noProof/>
-                <w:webHidden/>
-              </w:rPr>
-              <w:fldChar w:fldCharType="separate"/>
-            </w:r>
-            <w:r>
-              <w:rPr>
-                <w:noProof/>
-                <w:webHidden/>
-              </w:rPr>
-              <w:t>24</w:t>
-            </w:r>
-            <w:r>
-              <w:rPr>
-                <w:noProof/>
-                <w:webHidden/>
-              </w:rPr>
-              <w:fldChar w:fldCharType="end"/>
-            </w:r>
-          </w:hyperlink>
-        </w:p>
-        <w:p>
-          <w:pPr>
-            <w:pStyle w:val="11"/>
-            <w:tabs>
-              <w:tab w:val="right" w:leader="dot" w:pos="9345"/>
-            </w:tabs>
-            <w:rPr>
-              <w:rFonts w:asciiTheme="minorHAnsi" w:eastAsiaTheme="minorEastAsia" w:hAnsiTheme="minorHAnsi" w:cstheme="minorBidi"/>
-              <w:noProof/>
-              <w:sz w:val="22"/>
-              <w:szCs w:val="22"/>
-            </w:rPr>
-          </w:pPr>
-          <w:hyperlink w:anchor="_Toc217027827" w:history="1">
-            <w:r>
-              <w:rPr>
-                <w:rStyle w:val="ab"/>
-                <w:rFonts w:eastAsiaTheme="majorEastAsia"/>
-                <w:noProof/>
-              </w:rPr>
-              <w:t>Список использванных источников</w:t>
-            </w:r>
-            <w:r>
-              <w:rPr>
-                <w:noProof/>
-                <w:webHidden/>
-              </w:rPr>
-              <w:tab/>
-            </w:r>
-            <w:r>
-              <w:rPr>
-                <w:noProof/>
-                <w:webHidden/>
-              </w:rPr>
-              <w:fldChar w:fldCharType="begin"/>
-            </w:r>
-            <w:r>
-              <w:rPr>
-                <w:noProof/>
-                <w:webHidden/>
-              </w:rPr>
-              <w:instrText xml:space="preserve"> PAGEREF _Toc217027827 \h </w:instrText>
-            </w:r>
-            <w:r>
-              <w:rPr>
-                <w:noProof/>
-                <w:webHidden/>
-              </w:rPr>
-            </w:r>
-            <w:r>
-              <w:rPr>
-                <w:noProof/>
-                <w:webHidden/>
-              </w:rPr>
-              <w:fldChar w:fldCharType="separate"/>
-            </w:r>
-            <w:r>
-              <w:rPr>
-                <w:noProof/>
-                <w:webHidden/>
-              </w:rPr>
               <w:t>25</w:t>
-            </w:r>
-            <w:r>
-              <w:rPr>
-                <w:noProof/>
-                <w:webHidden/>
-              </w:rPr>
-              <w:fldChar w:fldCharType="end"/>
-            </w:r>
-          </w:hyperlink>
-        </w:p>
-        <w:p>
-          <w:pPr>
-            <w:pStyle w:val="11"/>
-            <w:tabs>
-              <w:tab w:val="right" w:leader="dot" w:pos="9345"/>
-            </w:tabs>
-            <w:rPr>
-              <w:rFonts w:asciiTheme="minorHAnsi" w:eastAsiaTheme="minorEastAsia" w:hAnsiTheme="minorHAnsi" w:cstheme="minorBidi"/>
-              <w:noProof/>
-              <w:sz w:val="22"/>
-              <w:szCs w:val="22"/>
-            </w:rPr>
-          </w:pPr>
-          <w:hyperlink w:anchor="_Toc217027828" w:history="1">
-            <w:r>
-              <w:rPr>
-                <w:rStyle w:val="ab"/>
-                <w:rFonts w:eastAsiaTheme="majorEastAsia"/>
-                <w:noProof/>
-              </w:rPr>
-              <w:t>Приложение А</w:t>
-            </w:r>
-            <w:r>
-              <w:rPr>
-                <w:noProof/>
-                <w:webHidden/>
-              </w:rPr>
-              <w:tab/>
-            </w:r>
-            <w:r>
-              <w:rPr>
-                <w:noProof/>
-                <w:webHidden/>
-              </w:rPr>
-              <w:fldChar w:fldCharType="begin"/>
-            </w:r>
-            <w:r>
-              <w:rPr>
-                <w:noProof/>
-                <w:webHidden/>
-              </w:rPr>
-              <w:instrText xml:space="preserve"> PAGEREF _Toc217027828 \h </w:instrText>
-            </w:r>
-            <w:r>
-              <w:rPr>
-                <w:noProof/>
-                <w:webHidden/>
-              </w:rPr>
-            </w:r>
-            <w:r>
-              <w:rPr>
-                <w:noProof/>
-                <w:webHidden/>
-              </w:rPr>
-              <w:fldChar w:fldCharType="separate"/>
-            </w:r>
-            <w:r>
-              <w:rPr>
-                <w:noProof/>
-                <w:webHidden/>
-              </w:rPr>
-              <w:t>26</w:t>
             </w:r>
             <w:r>
               <w:rPr>
@@ -2732,7 +2635,7 @@
       <w:pPr>
         <w:pStyle w:val="1"/>
       </w:pPr>
-      <w:bookmarkStart w:id="1" w:name="_Toc217027802"/>
+      <w:bookmarkStart w:id="1" w:name="_Toc227589325"/>
       <w:r>
         <w:lastRenderedPageBreak/>
         <w:t>ВВЕДЕНИЕ</w:t>
@@ -2741,122 +2644,134 @@
     </w:p>
     <w:p>
       <w:pPr>
-        <w:spacing w:line="360" w:lineRule="auto"/>
-        <w:jc w:val="center"/>
+        <w:spacing w:line="276" w:lineRule="auto"/>
+        <w:jc w:val="both"/>
+      </w:pPr>
+      <w:r>
+        <w:t>Обучение с подкреплением — это одновременно и постановка задачи, и совокупность методов ее решения, и область знаний, изучающая эти методы</w:t>
+      </w:r>
+      <w:r>
+        <w:t xml:space="preserve"> </w:t>
+      </w:r>
+      <w:r>
+        <w:t xml:space="preserve">[1, </w:t>
+      </w:r>
+      <w:r>
+        <w:rPr>
+          <w:lang w:val="en-US"/>
+        </w:rPr>
+        <w:t>c</w:t>
+      </w:r>
+      <w:r>
+        <w:t>. 13].</w:t>
+      </w:r>
+      <w:r>
+        <w:t xml:space="preserve"> Суть задачи заключается в обучении тому, что нужно делать — как соотносить ситуации с действиями, — чтобы максимизировать численный сигнал вознаграждения</w:t>
+      </w:r>
+      <w:r>
+        <w:t>.</w:t>
+      </w:r>
+    </w:p>
+    <w:p>
+      <w:pPr>
+        <w:spacing w:line="276" w:lineRule="auto"/>
+        <w:jc w:val="both"/>
+      </w:pPr>
+      <w:r>
+        <w:t xml:space="preserve">Настоящий отчет является логическим продолжением курсовой работы, в ходе которой был разработан базовый </w:t>
+      </w:r>
+      <w:proofErr w:type="spellStart"/>
+      <w:r>
+        <w:t>нейросетевой</w:t>
+      </w:r>
+      <w:proofErr w:type="spellEnd"/>
+      <w:r>
+        <w:t xml:space="preserve"> агент</w:t>
+      </w:r>
+      <w:r>
+        <w:t xml:space="preserve"> для получения стратегии в игре с неполной информацией</w:t>
+      </w:r>
+      <w:r>
+        <w:t>. Несмотря на то, что предыдущая модель показала положительную динамику, достигнув порога в 51% побед, был выявлен ряд архитектурных ограничений, препятствующих дальнейшему росту эффективности. В частности, наблюдалась стагнация обучения и недостаточная селективность действий агента в критических фазах игры.</w:t>
+      </w:r>
+    </w:p>
+    <w:p>
+      <w:pPr>
+        <w:spacing w:line="276" w:lineRule="auto"/>
+        <w:jc w:val="both"/>
         <w:rPr>
           <w:b/>
           <w:bCs/>
-          <w:szCs w:val="28"/>
-        </w:rPr>
-      </w:pPr>
-    </w:p>
-    <w:p>
-      <w:pPr>
-        <w:spacing w:line="276" w:lineRule="auto"/>
-        <w:jc w:val="both"/>
-        <w:rPr>
-          <w:szCs w:val="28"/>
-        </w:rPr>
-      </w:pPr>
-      <w:r>
-        <w:rPr>
-          <w:szCs w:val="28"/>
-        </w:rPr>
-        <w:t>Теория игр представляет собой раздел прикладной математики, посвящённый формализации и исследованию стратегических ситуаций, возникающих во взаимодействии рациональных агентов [1, c. 1]. Современная теория игр находит применение в самых различных областях человеческой деятельности, позволяя моделировать экономические процессы, социальные конфликты и взаимодействие человека с природой.</w:t>
-      </w:r>
-    </w:p>
-    <w:p>
-      <w:pPr>
-        <w:spacing w:line="276" w:lineRule="auto"/>
-        <w:jc w:val="both"/>
-        <w:rPr>
-          <w:szCs w:val="28"/>
-        </w:rPr>
-      </w:pPr>
-      <w:r>
-        <w:rPr>
-          <w:szCs w:val="28"/>
-        </w:rPr>
-        <w:t xml:space="preserve">В средах, где взаимодействуют несколько агентов, результат действий одного игрока неизбежно зависит от решений, принятых другими. </w:t>
-      </w:r>
-      <w:r>
-        <w:rPr>
-          <w:szCs w:val="28"/>
-        </w:rPr>
-        <w:t>Что означает</w:t>
-      </w:r>
-      <w:r>
-        <w:rPr>
-          <w:szCs w:val="28"/>
-        </w:rPr>
-        <w:t>,</w:t>
-      </w:r>
-      <w:r>
-        <w:rPr>
-          <w:szCs w:val="28"/>
-        </w:rPr>
-        <w:t xml:space="preserve"> что</w:t>
-      </w:r>
-      <w:r>
-        <w:rPr>
-          <w:szCs w:val="28"/>
-        </w:rPr>
-        <w:t xml:space="preserve"> оптимальная стратегия участника должна учитывать вероятные действия оппонентов [2, </w:t>
-      </w:r>
-      <w:r>
-        <w:rPr>
-          <w:szCs w:val="28"/>
-          <w:lang w:val="en-US"/>
-        </w:rPr>
-        <w:t>c</w:t>
-      </w:r>
-      <w:r>
-        <w:rPr>
-          <w:szCs w:val="28"/>
-        </w:rPr>
-        <w:t>. 1]. Теория игр предоставляет нормативную базу для анализа таких ситуаций, предлагая концепции рационального поведения. Ключевым понятием здесь является равновесие Нэша</w:t>
-      </w:r>
-      <w:r>
-        <w:rPr>
-          <w:szCs w:val="28"/>
-        </w:rPr>
-        <w:t xml:space="preserve"> –</w:t>
-      </w:r>
-      <w:r>
-        <w:rPr>
-          <w:szCs w:val="28"/>
-        </w:rPr>
-        <w:t xml:space="preserve"> профиль стратегий, при котором ни один агент не имеет стимула отклоняться от выбранной тактики, если остальные участники придерживаются своих стратегий.</w:t>
-      </w:r>
-    </w:p>
-    <w:p>
-      <w:pPr>
-        <w:spacing w:line="276" w:lineRule="auto"/>
-        <w:jc w:val="both"/>
-        <w:rPr>
-          <w:szCs w:val="28"/>
-        </w:rPr>
-      </w:pPr>
-      <w:r>
-        <w:rPr>
-          <w:szCs w:val="28"/>
-        </w:rPr>
-        <w:t>Однако для того, чтобы эта концепция работала на практике, необходимы эффективные алгоритмические методы поиска равновесия. Игры с полной информацией (например, шашки), где состояние игры полностью известно всем участникам, исторически поддавались решению легче, чем игры с неполной информацией (например, покер), где часть данных скрыта от одного или нескольких игроков. Основная причина заключается в том, что игры с полной информацией можно легко разбить на независимые подзадачи, решения которых объединяются в общую оптимальную стратегию. В играх с неполной информацией такой подход зачастую невозможен из-за неопределенности.</w:t>
-      </w:r>
-    </w:p>
-    <w:p>
-      <w:pPr>
-        <w:spacing w:line="276" w:lineRule="auto"/>
-        <w:jc w:val="both"/>
-        <w:rPr>
-          <w:szCs w:val="28"/>
-        </w:rPr>
-      </w:pPr>
-      <w:r>
-        <w:rPr>
-          <w:szCs w:val="28"/>
-        </w:rPr>
-        <w:t>В связи с высокой вычислительной сложностью поиска равновесия в играх с неполной информацией, актуальным становится применение методов искусственного интеллекта. Основной задачей данной курсовой работы является сравнительный анализ двух таких подходов: генетических алгоритмов и нейронных сетей. В работе будет исследована их эффективность при поиске наилучших стратегий в условиях неопределенности на примере игры в покер.</w:t>
+          <w:caps/>
+        </w:rPr>
+      </w:pPr>
+      <w:r>
+        <w:t xml:space="preserve">Целью данной </w:t>
+      </w:r>
+      <w:r>
+        <w:t xml:space="preserve">работы </w:t>
+      </w:r>
+      <w:r>
+        <w:t xml:space="preserve">является модернизация архитектуры нейронной сети и оптимизация процесса обучения для преодоления «плато» эффективности. В работе исследуются и внедряются методы глубокого обучения с подкреплением, такие как использование архитектуры </w:t>
+      </w:r>
+      <w:proofErr w:type="spellStart"/>
+      <w:r>
+        <w:t>Actor-Critic</w:t>
+      </w:r>
+      <w:proofErr w:type="spellEnd"/>
+      <w:r>
+        <w:t xml:space="preserve"> с остаточными связями (</w:t>
+      </w:r>
+      <w:proofErr w:type="spellStart"/>
+      <w:r>
+        <w:t>Skip</w:t>
+      </w:r>
+      <w:proofErr w:type="spellEnd"/>
+      <w:r>
+        <w:t xml:space="preserve"> </w:t>
+      </w:r>
+      <w:proofErr w:type="spellStart"/>
+      <w:r>
+        <w:t>Connections</w:t>
+      </w:r>
+      <w:proofErr w:type="spellEnd"/>
+      <w:r>
+        <w:t>)</w:t>
+      </w:r>
+      <w:r>
+        <w:t xml:space="preserve">, рассматривается улучшенная система </w:t>
+      </w:r>
+      <w:proofErr w:type="spellStart"/>
+      <w:r>
+        <w:t>вознограждений</w:t>
+      </w:r>
+      <w:proofErr w:type="spellEnd"/>
+      <w:r>
+        <w:t xml:space="preserve"> с целью усовершенствования и оптимизации обучения </w:t>
+      </w:r>
+      <w:proofErr w:type="spellStart"/>
+      <w:r>
+        <w:t>нейросетевой</w:t>
+      </w:r>
+      <w:proofErr w:type="spellEnd"/>
+      <w:r>
+        <w:t xml:space="preserve"> модели, а также</w:t>
+      </w:r>
+      <w:r>
+        <w:t xml:space="preserve"> пересм</w:t>
+      </w:r>
+      <w:r>
+        <w:t>атривается</w:t>
+      </w:r>
+      <w:r>
+        <w:t xml:space="preserve"> система дисконтирования вознаграждений. В данном отчете представлены результаты теоретического анализа, описание программной реализации и данные сравнительных экспериментов, подтверждающие преимущество обновленного подхода.</w:t>
+      </w:r>
+      <w:r>
+        <w:rPr>
+          <w:bCs/>
+          <w:caps/>
+        </w:rPr>
+        <w:br w:type="page"/>
       </w:r>
     </w:p>
     <w:p>
@@ -2870,28 +2785,7 @@
           <w:caps/>
         </w:rPr>
       </w:pPr>
-      <w:r>
-        <w:rPr>
-          <w:rFonts w:cs="Times New Roman"/>
-          <w:b w:val="0"/>
-          <w:bCs/>
-          <w:caps/>
-        </w:rPr>
-        <w:br w:type="page"/>
-      </w:r>
-    </w:p>
-    <w:p>
-      <w:pPr>
-        <w:pStyle w:val="1"/>
-        <w:spacing w:line="276" w:lineRule="auto"/>
-        <w:rPr>
-          <w:rFonts w:cs="Times New Roman"/>
-          <w:b w:val="0"/>
-          <w:bCs/>
-          <w:caps/>
-        </w:rPr>
-      </w:pPr>
-      <w:bookmarkStart w:id="2" w:name="_Toc217027803"/>
+      <w:bookmarkStart w:id="2" w:name="_Toc227589326"/>
       <w:r>
         <w:rPr>
           <w:rFonts w:cs="Times New Roman"/>
@@ -2923,2606 +2817,164 @@
           <w:rFonts w:cs="Times New Roman"/>
           <w:caps/>
         </w:rPr>
-        <w:t>Постановка Задачи</w:t>
+        <w:t>теоретические основы исследования</w:t>
       </w:r>
       <w:bookmarkEnd w:id="2"/>
     </w:p>
     <w:p>
       <w:pPr>
         <w:pStyle w:val="1"/>
-        <w:rPr>
-          <w:sz w:val="28"/>
-          <w:szCs w:val="28"/>
-        </w:rPr>
-      </w:pPr>
-      <w:bookmarkStart w:id="3" w:name="_Toc217027804"/>
-      <w:r>
-        <w:t>Основные элементы теории игр</w:t>
+      </w:pPr>
+      <w:bookmarkStart w:id="3" w:name="_Toc227589327"/>
+      <w:r>
+        <w:t>Обучение с подкреплением (</w:t>
+      </w:r>
+      <w:proofErr w:type="spellStart"/>
+      <w:r>
+        <w:t>Reinforcement</w:t>
+      </w:r>
+      <w:proofErr w:type="spellEnd"/>
+      <w:r>
+        <w:t xml:space="preserve"> Learning)</w:t>
       </w:r>
       <w:bookmarkEnd w:id="3"/>
     </w:p>
     <w:p>
       <w:pPr>
+        <w:spacing w:line="276" w:lineRule="auto"/>
         <w:jc w:val="both"/>
-        <w:rPr>
-          <w:sz w:val="32"/>
-          <w:szCs w:val="32"/>
-        </w:rPr>
-      </w:pPr>
-      <w:r>
-        <w:t>Перед тем как описывать модели игр, необходимо ввести</w:t>
-      </w:r>
-      <w:r>
-        <w:t xml:space="preserve"> некоторые</w:t>
-      </w:r>
-      <w:r>
-        <w:t xml:space="preserve"> базовые</w:t>
-      </w:r>
-      <w:r>
-        <w:t xml:space="preserve"> формальные определения, которые будут использоваться в ходе исследования.</w:t>
+      </w:pPr>
+      <w:r>
+        <w:t xml:space="preserve">Обучение с подкреплением (RL) — это раздел машинного обучения, где агент обучается, взаимодействуя с динамической средой. </w:t>
+      </w:r>
+      <w:r>
+        <w:rPr>
+          <w:rStyle w:val="citation-30"/>
+        </w:rPr>
+        <w:t>В отличие от обучения с учителем, где есть правильные ответы, в RL агент получает обратную связь в виде наград или штрафов за свои действия</w:t>
+      </w:r>
+      <w:r>
+        <w:t>.</w:t>
       </w:r>
     </w:p>
     <w:p>
       <w:pPr>
         <w:spacing w:line="276" w:lineRule="auto"/>
         <w:jc w:val="both"/>
-        <w:rPr>
-          <w:szCs w:val="28"/>
-        </w:rPr>
-      </w:pPr>
-      <w:r>
-        <w:rPr>
-          <w:b/>
-          <w:bCs/>
-          <w:szCs w:val="28"/>
-        </w:rPr>
-        <w:t xml:space="preserve">Игра </w:t>
-      </w:r>
-      <w:r>
-        <w:rPr>
-          <w:szCs w:val="28"/>
-        </w:rPr>
-        <w:t xml:space="preserve">(объект исследования в теории игр) – упрощенная математическая модель конфликтной ситуации, отличающаяся от реального конфликта, тем, что ведется по определенным правилам, на основании которых игроки применяют совокупность целенаправленных действий, направленных на достижение собственного выигрыша (цели) в условиях конфликта. </w:t>
-      </w:r>
-    </w:p>
-    <w:p>
-      <w:pPr>
-        <w:spacing w:line="276" w:lineRule="auto"/>
-        <w:jc w:val="both"/>
-        <w:rPr>
-          <w:szCs w:val="28"/>
-        </w:rPr>
-      </w:pPr>
-      <w:r>
-        <w:rPr>
-          <w:b/>
-          <w:bCs/>
-          <w:szCs w:val="28"/>
-        </w:rPr>
-        <w:t>Игрок</w:t>
-      </w:r>
-      <w:r>
-        <w:rPr>
-          <w:szCs w:val="28"/>
-        </w:rPr>
-        <w:t xml:space="preserve"> </w:t>
-      </w:r>
-      <w:r>
-        <w:rPr>
-          <w:szCs w:val="28"/>
-        </w:rPr>
-        <w:t>–</w:t>
-      </w:r>
-      <w:r>
-        <w:rPr>
-          <w:szCs w:val="28"/>
-        </w:rPr>
-        <w:t xml:space="preserve"> рациональный агент, принимающий решение в рамках игры для максимизации своей выгоды.</w:t>
-      </w:r>
-    </w:p>
-    <w:p>
-      <w:pPr>
-        <w:spacing w:line="276" w:lineRule="auto"/>
-        <w:jc w:val="both"/>
-        <w:rPr>
-          <w:szCs w:val="28"/>
-        </w:rPr>
-      </w:pPr>
-      <w:r>
-        <w:rPr>
-          <w:b/>
-          <w:bCs/>
-          <w:szCs w:val="28"/>
-        </w:rPr>
-        <w:t>Состояние игры</w:t>
-      </w:r>
-      <w:r>
-        <w:rPr>
-          <w:szCs w:val="28"/>
-        </w:rPr>
-        <w:t xml:space="preserve"> – </w:t>
-      </w:r>
-      <w:r>
-        <w:rPr>
-          <w:szCs w:val="28"/>
-        </w:rPr>
-        <w:t>это элемент множества возможных состояний, который включает в себя всю релевантную информацию, доступную игроку в данный момент времени.</w:t>
-      </w:r>
-    </w:p>
-    <w:p>
-      <w:pPr>
-        <w:spacing w:line="276" w:lineRule="auto"/>
-        <w:jc w:val="both"/>
-        <w:rPr>
-          <w:szCs w:val="28"/>
-        </w:rPr>
-      </w:pPr>
-      <w:r>
-        <w:rPr>
-          <w:b/>
-          <w:bCs/>
-          <w:szCs w:val="28"/>
-        </w:rPr>
-        <w:t>Стратегия</w:t>
-      </w:r>
-      <w:r>
-        <w:rPr>
-          <w:szCs w:val="28"/>
-        </w:rPr>
-        <w:t xml:space="preserve"> </w:t>
-      </w:r>
-      <w:r>
-        <w:rPr>
-          <w:szCs w:val="28"/>
-        </w:rPr>
-        <w:t>–</w:t>
-      </w:r>
-      <w:r>
-        <w:rPr>
-          <w:szCs w:val="28"/>
-        </w:rPr>
-        <w:t xml:space="preserve"> полное описание плана действий игрока, определяющее выбор хода в каждой возможной ситуации, с которой может столкнуться игрок в игре.</w:t>
-      </w:r>
-    </w:p>
-    <w:p>
-      <w:pPr>
-        <w:spacing w:line="276" w:lineRule="auto"/>
-        <w:jc w:val="both"/>
-        <w:rPr>
-          <w:szCs w:val="28"/>
-        </w:rPr>
-      </w:pPr>
-      <w:r>
-        <w:rPr>
-          <w:b/>
-          <w:bCs/>
-          <w:szCs w:val="28"/>
-        </w:rPr>
-        <w:t>Множество стратегий</w:t>
-      </w:r>
-      <w:r>
-        <w:rPr>
-          <w:szCs w:val="28"/>
-        </w:rPr>
-        <w:t xml:space="preserve"> (</w:t>
+      </w:pPr>
+      <w:r>
+        <w:t xml:space="preserve">Процесс формализуется как Марковский процесс принятия решений, который описывается кортежем </w:t>
       </w:r>
       <m:oMath>
-        <m:sSub>
-          <m:sSubPr>
+        <m:d>
+          <m:dPr>
             <m:ctrlPr>
               <w:rPr>
                 <w:rFonts w:ascii="Cambria Math" w:hAnsi="Cambria Math"/>
                 <w:i/>
-                <w:szCs w:val="28"/>
               </w:rPr>
             </m:ctrlPr>
-          </m:sSubPr>
+          </m:dPr>
           <m:e>
             <m:r>
               <w:rPr>
                 <w:rFonts w:ascii="Cambria Math" w:hAnsi="Cambria Math"/>
-                <w:szCs w:val="28"/>
-              </w:rPr>
-              <m:t>S</m:t>
+              </w:rPr>
+              <m:t>S, A, P, R</m:t>
             </m:r>
           </m:e>
-          <m:sub>
-            <m:r>
-              <w:rPr>
-                <w:rFonts w:ascii="Cambria Math" w:hAnsi="Cambria Math"/>
-                <w:szCs w:val="28"/>
-              </w:rPr>
-              <m:t>i</m:t>
-            </m:r>
-          </m:sub>
-        </m:sSub>
+        </m:d>
+        <m:r>
+          <w:rPr>
+            <w:rFonts w:ascii="Cambria Math" w:hAnsi="Cambria Math"/>
+          </w:rPr>
+          <m:t>,</m:t>
+        </m:r>
       </m:oMath>
       <w:r>
-        <w:rPr>
-          <w:szCs w:val="28"/>
-        </w:rPr>
-        <w:t xml:space="preserve">) </w:t>
-      </w:r>
-      <w:r>
-        <w:rPr>
-          <w:szCs w:val="28"/>
-        </w:rPr>
-        <w:t>–</w:t>
-      </w:r>
-      <w:r>
-        <w:rPr>
-          <w:szCs w:val="28"/>
-        </w:rPr>
-        <w:t xml:space="preserve"> совокупность всех возможных стратегий, доступных i-</w:t>
-      </w:r>
-      <w:proofErr w:type="spellStart"/>
-      <w:r>
-        <w:rPr>
-          <w:szCs w:val="28"/>
-        </w:rPr>
-        <w:t>му</w:t>
-      </w:r>
-      <w:proofErr w:type="spellEnd"/>
-      <w:r>
-        <w:rPr>
-          <w:szCs w:val="28"/>
-        </w:rPr>
-        <w:t xml:space="preserve"> игроку.</w:t>
-      </w:r>
-    </w:p>
-    <w:p>
-      <w:pPr>
-        <w:spacing w:line="276" w:lineRule="auto"/>
-        <w:jc w:val="both"/>
-        <w:rPr>
-          <w:i/>
-          <w:szCs w:val="28"/>
-        </w:rPr>
-      </w:pPr>
-      <w:r>
-        <w:rPr>
-          <w:b/>
-          <w:bCs/>
-          <w:szCs w:val="28"/>
-        </w:rPr>
-        <w:t>Профиль стратегий</w:t>
-      </w:r>
-      <w:r>
-        <w:rPr>
-          <w:szCs w:val="28"/>
-        </w:rPr>
-        <w:t xml:space="preserve"> – совокупность выбранных стратегий всеми игроками:</w:t>
-      </w:r>
-      <w:r>
-        <w:rPr>
-          <w:szCs w:val="28"/>
-        </w:rPr>
-        <w:br/>
-      </w:r>
-      <m:oMathPara>
-        <m:oMath>
-          <m:r>
-            <m:rPr>
-              <m:sty m:val="p"/>
-            </m:rPr>
-            <w:rPr>
-              <w:rFonts w:ascii="Cambria Math" w:hAnsi="Cambria Math"/>
-              <w:szCs w:val="28"/>
-            </w:rPr>
-            <m:t>s</m:t>
-          </m:r>
-          <m:r>
-            <w:rPr>
-              <w:rFonts w:ascii="Cambria Math" w:hAnsi="Cambria Math"/>
-              <w:szCs w:val="28"/>
-            </w:rPr>
-            <m:t>=</m:t>
-          </m:r>
-          <m:d>
-            <m:dPr>
-              <m:ctrlPr>
-                <w:rPr>
-                  <w:rFonts w:ascii="Cambria Math" w:hAnsi="Cambria Math"/>
-                  <w:bCs/>
-                  <w:i/>
-                  <w:szCs w:val="28"/>
-                </w:rPr>
-              </m:ctrlPr>
-            </m:dPr>
-            <m:e>
-              <m:sSub>
-                <m:sSubPr>
-                  <m:ctrlPr>
-                    <w:rPr>
-                      <w:rFonts w:ascii="Cambria Math" w:hAnsi="Cambria Math"/>
-                      <w:bCs/>
-                      <w:i/>
-                      <w:szCs w:val="28"/>
-                      <w:lang w:val="en-US"/>
-                    </w:rPr>
-                  </m:ctrlPr>
-                </m:sSubPr>
-                <m:e>
-                  <m:r>
-                    <w:rPr>
-                      <w:rFonts w:ascii="Cambria Math" w:hAnsi="Cambria Math"/>
-                      <w:szCs w:val="28"/>
-                      <w:lang w:val="en-US"/>
-                    </w:rPr>
-                    <m:t>s</m:t>
-                  </m:r>
-                </m:e>
-                <m:sub>
-                  <m:r>
-                    <w:rPr>
-                      <w:rFonts w:ascii="Cambria Math" w:hAnsi="Cambria Math"/>
-                      <w:szCs w:val="28"/>
-                    </w:rPr>
-                    <m:t>1</m:t>
-                  </m:r>
-                </m:sub>
-              </m:sSub>
-              <m:r>
-                <w:rPr>
-                  <w:rFonts w:ascii="Cambria Math" w:hAnsi="Cambria Math"/>
-                  <w:szCs w:val="28"/>
-                </w:rPr>
-                <m:t xml:space="preserve">, </m:t>
-              </m:r>
-              <m:sSub>
-                <m:sSubPr>
-                  <m:ctrlPr>
-                    <w:rPr>
-                      <w:rFonts w:ascii="Cambria Math" w:hAnsi="Cambria Math"/>
-                      <w:bCs/>
-                      <w:i/>
-                      <w:szCs w:val="28"/>
-                      <w:lang w:val="en-US"/>
-                    </w:rPr>
-                  </m:ctrlPr>
-                </m:sSubPr>
-                <m:e>
-                  <m:r>
-                    <w:rPr>
-                      <w:rFonts w:ascii="Cambria Math" w:hAnsi="Cambria Math"/>
-                      <w:szCs w:val="28"/>
-                      <w:lang w:val="en-US"/>
-                    </w:rPr>
-                    <m:t>s</m:t>
-                  </m:r>
-                </m:e>
-                <m:sub>
-                  <m:r>
-                    <w:rPr>
-                      <w:rFonts w:ascii="Cambria Math" w:hAnsi="Cambria Math"/>
-                      <w:szCs w:val="28"/>
-                    </w:rPr>
-                    <m:t>2</m:t>
-                  </m:r>
-                </m:sub>
-              </m:sSub>
-              <m:r>
-                <w:rPr>
-                  <w:rFonts w:ascii="Cambria Math" w:hAnsi="Cambria Math"/>
-                  <w:szCs w:val="28"/>
-                </w:rPr>
-                <m:t xml:space="preserve">,…, </m:t>
-              </m:r>
-              <m:sSub>
-                <m:sSubPr>
-                  <m:ctrlPr>
-                    <w:rPr>
-                      <w:rFonts w:ascii="Cambria Math" w:hAnsi="Cambria Math"/>
-                      <w:bCs/>
-                      <w:i/>
-                      <w:szCs w:val="28"/>
-                      <w:lang w:val="en-US"/>
-                    </w:rPr>
-                  </m:ctrlPr>
-                </m:sSubPr>
-                <m:e>
-                  <m:r>
-                    <w:rPr>
-                      <w:rFonts w:ascii="Cambria Math" w:hAnsi="Cambria Math"/>
-                      <w:szCs w:val="28"/>
-                      <w:lang w:val="en-US"/>
-                    </w:rPr>
-                    <m:t>s</m:t>
-                  </m:r>
-                </m:e>
-                <m:sub>
-                  <m:r>
-                    <w:rPr>
-                      <w:rFonts w:ascii="Cambria Math" w:hAnsi="Cambria Math"/>
-                      <w:szCs w:val="28"/>
-                      <w:lang w:val="en-US"/>
-                    </w:rPr>
-                    <m:t>n</m:t>
-                  </m:r>
-                </m:sub>
-              </m:sSub>
-            </m:e>
-          </m:d>
-          <m:r>
-            <m:rPr>
-              <m:sty m:val="bi"/>
-            </m:rPr>
-            <w:rPr>
-              <w:rFonts w:ascii="Cambria Math" w:hAnsi="Cambria Math"/>
-              <w:szCs w:val="28"/>
-            </w:rPr>
-            <m:t>.</m:t>
-          </m:r>
-        </m:oMath>
-      </m:oMathPara>
-    </w:p>
-    <w:p>
-      <w:pPr>
-        <w:spacing w:line="276" w:lineRule="auto"/>
-        <w:jc w:val="both"/>
-        <w:rPr>
-          <w:szCs w:val="28"/>
-        </w:rPr>
-      </w:pPr>
-      <w:r>
-        <w:rPr>
-          <w:b/>
-          <w:bCs/>
-          <w:szCs w:val="28"/>
-        </w:rPr>
-        <w:t>Функция выигрыша</w:t>
-      </w:r>
-      <w:r>
-        <w:rPr>
-          <w:szCs w:val="28"/>
-        </w:rPr>
-        <w:t xml:space="preserve"> </w:t>
-      </w:r>
-      <w:r>
-        <w:rPr>
-          <w:szCs w:val="28"/>
-        </w:rPr>
-        <w:t>(</w:t>
-      </w:r>
-      <m:oMath>
-        <m:sSub>
-          <m:sSubPr>
-            <m:ctrlPr>
-              <w:rPr>
-                <w:rFonts w:ascii="Cambria Math" w:hAnsi="Cambria Math"/>
-                <w:i/>
-                <w:szCs w:val="28"/>
-              </w:rPr>
-            </m:ctrlPr>
-          </m:sSubPr>
-          <m:e>
-            <m:r>
-              <w:rPr>
-                <w:rFonts w:ascii="Cambria Math" w:hAnsi="Cambria Math"/>
-                <w:szCs w:val="28"/>
-              </w:rPr>
-              <m:t>u</m:t>
-            </m:r>
-          </m:e>
-          <m:sub>
-            <m:r>
-              <w:rPr>
-                <w:rFonts w:ascii="Cambria Math" w:hAnsi="Cambria Math"/>
-                <w:szCs w:val="28"/>
-              </w:rPr>
-              <m:t>i</m:t>
-            </m:r>
-          </m:sub>
-        </m:sSub>
-      </m:oMath>
-      <w:r>
-        <w:rPr>
-          <w:szCs w:val="28"/>
-        </w:rPr>
-        <w:t xml:space="preserve">) </w:t>
-      </w:r>
-      <w:r>
-        <w:rPr>
-          <w:szCs w:val="28"/>
-        </w:rPr>
-        <w:t>–</w:t>
-      </w:r>
-      <w:r>
-        <w:rPr>
-          <w:szCs w:val="28"/>
-        </w:rPr>
-        <w:t xml:space="preserve"> отображение, которое каждой комбинации стратегий всех игроков сопоставляет числовое значение выигрыша данного игрока</w:t>
-      </w:r>
-      <w:r>
-        <w:rPr>
-          <w:szCs w:val="28"/>
-        </w:rPr>
-        <w:t>.</w:t>
-      </w:r>
-    </w:p>
-    <w:p>
-      <w:pPr>
-        <w:spacing w:line="276" w:lineRule="auto"/>
-        <w:jc w:val="both"/>
-        <w:rPr>
-          <w:szCs w:val="28"/>
-          <w:lang w:val="en-US"/>
-        </w:rPr>
-      </w:pPr>
-      <m:oMathPara>
-        <m:oMath>
-          <m:sSub>
-            <m:sSubPr>
-              <m:ctrlPr>
-                <w:rPr>
-                  <w:rFonts w:ascii="Cambria Math" w:hAnsi="Cambria Math"/>
-                  <w:i/>
-                  <w:szCs w:val="28"/>
-                  <w:lang w:val="en-US"/>
-                </w:rPr>
-              </m:ctrlPr>
-            </m:sSubPr>
-            <m:e>
-              <m:r>
-                <w:rPr>
-                  <w:rFonts w:ascii="Cambria Math" w:hAnsi="Cambria Math"/>
-                  <w:szCs w:val="28"/>
-                  <w:lang w:val="en-US"/>
-                </w:rPr>
-                <m:t>u</m:t>
-              </m:r>
-            </m:e>
-            <m:sub>
-              <m:r>
-                <w:rPr>
-                  <w:rFonts w:ascii="Cambria Math" w:hAnsi="Cambria Math"/>
-                  <w:szCs w:val="28"/>
-                  <w:lang w:val="en-US"/>
-                </w:rPr>
-                <m:t>i</m:t>
-              </m:r>
-            </m:sub>
-          </m:sSub>
-          <m:r>
-            <w:rPr>
-              <w:rFonts w:ascii="Cambria Math" w:hAnsi="Cambria Math"/>
-              <w:szCs w:val="28"/>
-              <w:lang w:val="en-US"/>
-            </w:rPr>
-            <m:t xml:space="preserve"> :</m:t>
-          </m:r>
-          <m:sSub>
-            <m:sSubPr>
-              <m:ctrlPr>
-                <w:rPr>
-                  <w:rFonts w:ascii="Cambria Math" w:hAnsi="Cambria Math"/>
-                  <w:i/>
-                  <w:szCs w:val="28"/>
-                  <w:lang w:val="en-US"/>
-                </w:rPr>
-              </m:ctrlPr>
-            </m:sSubPr>
-            <m:e>
-              <m:r>
-                <w:rPr>
-                  <w:rFonts w:ascii="Cambria Math" w:hAnsi="Cambria Math"/>
-                  <w:szCs w:val="28"/>
-                  <w:lang w:val="en-US"/>
-                </w:rPr>
-                <m:t>S</m:t>
-              </m:r>
-            </m:e>
-            <m:sub>
-              <m:r>
-                <w:rPr>
-                  <w:rFonts w:ascii="Cambria Math" w:hAnsi="Cambria Math"/>
-                  <w:szCs w:val="28"/>
-                  <w:lang w:val="en-US"/>
-                </w:rPr>
-                <m:t>1</m:t>
-              </m:r>
-            </m:sub>
-          </m:sSub>
-          <m:r>
-            <w:rPr>
-              <w:rFonts w:ascii="Cambria Math" w:hAnsi="Cambria Math"/>
-              <w:szCs w:val="28"/>
-              <w:lang w:val="en-US"/>
-            </w:rPr>
-            <m:t>×</m:t>
-          </m:r>
-          <m:sSub>
-            <m:sSubPr>
-              <m:ctrlPr>
-                <w:rPr>
-                  <w:rFonts w:ascii="Cambria Math" w:hAnsi="Cambria Math"/>
-                  <w:i/>
-                  <w:szCs w:val="28"/>
-                  <w:lang w:val="en-US"/>
-                </w:rPr>
-              </m:ctrlPr>
-            </m:sSubPr>
-            <m:e>
-              <m:r>
-                <w:rPr>
-                  <w:rFonts w:ascii="Cambria Math" w:hAnsi="Cambria Math"/>
-                  <w:szCs w:val="28"/>
-                  <w:lang w:val="en-US"/>
-                </w:rPr>
-                <m:t>S</m:t>
-              </m:r>
-            </m:e>
-            <m:sub>
-              <m:r>
-                <w:rPr>
-                  <w:rFonts w:ascii="Cambria Math" w:hAnsi="Cambria Math"/>
-                  <w:szCs w:val="28"/>
-                  <w:lang w:val="en-US"/>
-                </w:rPr>
-                <m:t>2</m:t>
-              </m:r>
-            </m:sub>
-          </m:sSub>
-          <m:r>
-            <w:rPr>
-              <w:rFonts w:ascii="Cambria Math" w:hAnsi="Cambria Math"/>
-              <w:szCs w:val="28"/>
-              <w:lang w:val="en-US"/>
-            </w:rPr>
-            <m:t>×…</m:t>
-          </m:r>
-          <m:sSub>
-            <m:sSubPr>
-              <m:ctrlPr>
-                <w:rPr>
-                  <w:rFonts w:ascii="Cambria Math" w:hAnsi="Cambria Math"/>
-                  <w:i/>
-                  <w:szCs w:val="28"/>
-                  <w:lang w:val="en-US"/>
-                </w:rPr>
-              </m:ctrlPr>
-            </m:sSubPr>
-            <m:e>
-              <m:r>
-                <w:rPr>
-                  <w:rFonts w:ascii="Cambria Math" w:hAnsi="Cambria Math"/>
-                  <w:szCs w:val="28"/>
-                  <w:lang w:val="en-US"/>
-                </w:rPr>
-                <m:t>×S</m:t>
-              </m:r>
-            </m:e>
-            <m:sub>
-              <m:r>
-                <w:rPr>
-                  <w:rFonts w:ascii="Cambria Math" w:hAnsi="Cambria Math"/>
-                  <w:szCs w:val="28"/>
-                  <w:lang w:val="en-US"/>
-                </w:rPr>
-                <m:t>3</m:t>
-              </m:r>
-            </m:sub>
-          </m:sSub>
-          <m:r>
-            <m:rPr>
-              <m:scr m:val="double-struck"/>
-            </m:rPr>
-            <w:rPr>
-              <w:rFonts w:ascii="Cambria Math" w:hAnsi="Cambria Math"/>
-              <w:szCs w:val="28"/>
-              <w:lang w:val="en-US"/>
-            </w:rPr>
-            <m:t xml:space="preserve"> →R.</m:t>
-          </m:r>
-        </m:oMath>
-      </m:oMathPara>
-    </w:p>
-    <w:p>
-      <w:pPr>
-        <w:spacing w:line="276" w:lineRule="auto"/>
-        <w:jc w:val="both"/>
-        <w:rPr>
-          <w:szCs w:val="28"/>
-        </w:rPr>
-      </w:pPr>
-      <w:r>
-        <w:rPr>
-          <w:b/>
-          <w:bCs/>
-          <w:szCs w:val="28"/>
-        </w:rPr>
-        <w:t>Оптимальная стратегия</w:t>
-      </w:r>
-      <w:r>
-        <w:rPr>
-          <w:szCs w:val="28"/>
-        </w:rPr>
-        <w:t xml:space="preserve"> </w:t>
-      </w:r>
-      <w:r>
-        <w:rPr>
-          <w:szCs w:val="28"/>
-        </w:rPr>
-        <w:t>–</w:t>
-      </w:r>
-      <w:r>
-        <w:rPr>
-          <w:szCs w:val="28"/>
-        </w:rPr>
-        <w:t xml:space="preserve"> стратегия, обеспечивающая максимальный ожидаемый выигрыш для игрока, возможно с учётом неопределённости и вероятностных распределений.</w:t>
-      </w:r>
-    </w:p>
-    <w:p>
-      <w:pPr>
-        <w:spacing w:line="276" w:lineRule="auto"/>
-        <w:jc w:val="both"/>
-        <w:rPr>
-          <w:szCs w:val="28"/>
-        </w:rPr>
-      </w:pPr>
-      <w:r>
-        <w:rPr>
-          <w:szCs w:val="28"/>
-        </w:rPr>
-        <w:t>С целью формализации игровых ситуаций и поиск</w:t>
-      </w:r>
-      <w:r>
-        <w:rPr>
-          <w:szCs w:val="28"/>
-        </w:rPr>
-        <w:t>а</w:t>
-      </w:r>
-      <w:r>
-        <w:rPr>
-          <w:szCs w:val="28"/>
-        </w:rPr>
-        <w:t xml:space="preserve"> оптимальных стратегий участников игры, выделяют, основываясь на том или ином признаке, множество классов</w:t>
-      </w:r>
-      <w:r>
-        <w:rPr>
-          <w:szCs w:val="28"/>
-        </w:rPr>
-        <w:t xml:space="preserve"> игр</w:t>
-      </w:r>
-      <w:r>
-        <w:rPr>
-          <w:szCs w:val="28"/>
-        </w:rPr>
-        <w:t xml:space="preserve">. Например, </w:t>
-      </w:r>
-      <w:r>
-        <w:rPr>
-          <w:szCs w:val="28"/>
-        </w:rPr>
-        <w:t>в качестве</w:t>
-      </w:r>
-      <w:r>
-        <w:rPr>
-          <w:szCs w:val="28"/>
-        </w:rPr>
-        <w:t xml:space="preserve"> признак</w:t>
-      </w:r>
-      <w:r>
-        <w:rPr>
-          <w:szCs w:val="28"/>
-        </w:rPr>
-        <w:t>а</w:t>
-      </w:r>
-      <w:r>
-        <w:rPr>
-          <w:szCs w:val="28"/>
-        </w:rPr>
-        <w:t xml:space="preserve"> мож</w:t>
-      </w:r>
-      <w:r>
-        <w:rPr>
-          <w:szCs w:val="28"/>
-        </w:rPr>
-        <w:t>но выбрать</w:t>
-      </w:r>
-      <w:r>
-        <w:rPr>
-          <w:szCs w:val="28"/>
-        </w:rPr>
-        <w:t xml:space="preserve">: </w:t>
-      </w:r>
-      <w:r>
-        <w:rPr>
-          <w:szCs w:val="28"/>
-        </w:rPr>
-        <w:t>количество игроков</w:t>
-      </w:r>
-      <w:r>
-        <w:rPr>
-          <w:szCs w:val="28"/>
-        </w:rPr>
-        <w:t xml:space="preserve"> (выделяют парные и </w:t>
-      </w:r>
-      <w:r>
-        <w:rPr>
-          <w:szCs w:val="28"/>
-          <w:lang w:val="en-US"/>
-        </w:rPr>
-        <w:t>n</w:t>
-      </w:r>
-      <w:r>
-        <w:rPr>
-          <w:szCs w:val="28"/>
-        </w:rPr>
-        <w:t>-</w:t>
-      </w:r>
-      <w:r>
-        <w:rPr>
-          <w:szCs w:val="28"/>
-        </w:rPr>
-        <w:t xml:space="preserve">игровые игры), </w:t>
-      </w:r>
-      <w:r>
-        <w:rPr>
-          <w:szCs w:val="28"/>
-        </w:rPr>
-        <w:t>степень информированности игроков</w:t>
-      </w:r>
-      <w:r>
-        <w:rPr>
-          <w:szCs w:val="28"/>
-        </w:rPr>
-        <w:t xml:space="preserve"> (игры с полной и неполной информацией), </w:t>
-      </w:r>
-      <w:r>
-        <w:rPr>
-          <w:szCs w:val="28"/>
-        </w:rPr>
-        <w:t>количество игровых стратегий</w:t>
-      </w:r>
-      <w:r>
-        <w:rPr>
-          <w:szCs w:val="28"/>
-        </w:rPr>
-        <w:t xml:space="preserve"> (конечное или бесконечное число), </w:t>
-      </w:r>
-      <w:r>
-        <w:rPr>
-          <w:szCs w:val="28"/>
-        </w:rPr>
-        <w:t>характер выигрыша</w:t>
-      </w:r>
-      <w:r>
-        <w:rPr>
-          <w:i/>
-          <w:iCs/>
-          <w:szCs w:val="28"/>
-        </w:rPr>
-        <w:t xml:space="preserve"> </w:t>
-      </w:r>
-      <w:r>
-        <w:rPr>
-          <w:szCs w:val="28"/>
-        </w:rPr>
-        <w:t>(игры с нулевой или ненулевой суммой)</w:t>
-      </w:r>
-      <w:r>
-        <w:rPr>
-          <w:szCs w:val="28"/>
-        </w:rPr>
-        <w:t xml:space="preserve"> </w:t>
-      </w:r>
-      <w:r>
-        <w:rPr>
-          <w:szCs w:val="28"/>
-        </w:rPr>
-        <w:t>[</w:t>
-      </w:r>
-      <w:r>
-        <w:rPr>
-          <w:szCs w:val="28"/>
-        </w:rPr>
-        <w:t>3</w:t>
-      </w:r>
-      <w:r>
-        <w:rPr>
-          <w:szCs w:val="28"/>
-        </w:rPr>
-        <w:t xml:space="preserve">, </w:t>
-      </w:r>
-      <w:r>
-        <w:rPr>
-          <w:szCs w:val="28"/>
-          <w:lang w:val="en-US"/>
-        </w:rPr>
-        <w:t>c</w:t>
-      </w:r>
-      <w:r>
-        <w:rPr>
-          <w:szCs w:val="28"/>
-        </w:rPr>
-        <w:t>. 15]</w:t>
-      </w:r>
-      <w:r>
-        <w:rPr>
-          <w:szCs w:val="28"/>
-        </w:rPr>
-        <w:t>.</w:t>
-      </w:r>
-    </w:p>
-    <w:p>
-      <w:pPr>
-        <w:spacing w:line="276" w:lineRule="auto"/>
-        <w:jc w:val="both"/>
-        <w:rPr>
-          <w:szCs w:val="28"/>
-        </w:rPr>
-      </w:pPr>
-      <w:r>
-        <w:rPr>
-          <w:b/>
-          <w:bCs/>
-          <w:szCs w:val="28"/>
-        </w:rPr>
-        <w:t>Игра с нулевой суммой</w:t>
-      </w:r>
-      <w:r>
-        <w:rPr>
-          <w:szCs w:val="28"/>
-        </w:rPr>
-        <w:t xml:space="preserve"> </w:t>
-      </w:r>
-      <w:r>
-        <w:rPr>
-          <w:szCs w:val="28"/>
-        </w:rPr>
-        <w:t>–</w:t>
-      </w:r>
-      <w:r>
-        <w:rPr>
-          <w:szCs w:val="28"/>
-        </w:rPr>
-        <w:t xml:space="preserve"> игра, в которой сумма выигрышей всех игроков для любого профиля стратегий равна нулю</w:t>
-      </w:r>
-      <w:r>
-        <w:rPr>
-          <w:szCs w:val="28"/>
-        </w:rPr>
-        <w:t>. Формально, данное понятие можно записать следующим образом:</w:t>
-      </w:r>
-    </w:p>
-    <w:p>
-      <w:pPr>
-        <w:spacing w:line="276" w:lineRule="auto"/>
-        <w:ind w:right="850"/>
-        <w:jc w:val="both"/>
-        <w:rPr>
-          <w:i/>
-          <w:szCs w:val="28"/>
-        </w:rPr>
-      </w:pPr>
-      <m:oMathPara>
-        <m:oMathParaPr>
-          <m:jc m:val="right"/>
-        </m:oMathParaPr>
-        <m:oMath>
-          <m:nary>
-            <m:naryPr>
-              <m:chr m:val="∑"/>
-              <m:limLoc m:val="undOvr"/>
-              <m:ctrlPr>
-                <w:rPr>
-                  <w:rFonts w:ascii="Cambria Math" w:hAnsi="Cambria Math"/>
-                  <w:i/>
-                  <w:szCs w:val="28"/>
-                </w:rPr>
-              </m:ctrlPr>
-            </m:naryPr>
-            <m:sub>
-              <m:r>
-                <w:rPr>
-                  <w:rFonts w:ascii="Cambria Math" w:hAnsi="Cambria Math"/>
-                  <w:szCs w:val="28"/>
-                  <w:lang w:val="en-US"/>
-                </w:rPr>
-                <m:t>i</m:t>
-              </m:r>
-              <m:r>
-                <w:rPr>
-                  <w:rFonts w:ascii="Cambria Math" w:hAnsi="Cambria Math"/>
-                  <w:szCs w:val="28"/>
-                </w:rPr>
-                <m:t>=1</m:t>
-              </m:r>
-            </m:sub>
-            <m:sup>
-              <m:r>
-                <w:rPr>
-                  <w:rFonts w:ascii="Cambria Math" w:hAnsi="Cambria Math"/>
-                  <w:szCs w:val="28"/>
-                </w:rPr>
-                <m:t>u</m:t>
-              </m:r>
-            </m:sup>
-            <m:e>
-              <m:sSub>
-                <m:sSubPr>
-                  <m:ctrlPr>
-                    <w:rPr>
-                      <w:rFonts w:ascii="Cambria Math" w:hAnsi="Cambria Math"/>
-                      <w:i/>
-                      <w:szCs w:val="28"/>
-                      <w:lang w:val="en-US"/>
-                    </w:rPr>
-                  </m:ctrlPr>
-                </m:sSubPr>
-                <m:e>
-                  <m:r>
-                    <w:rPr>
-                      <w:rFonts w:ascii="Cambria Math" w:hAnsi="Cambria Math"/>
-                      <w:szCs w:val="28"/>
-                    </w:rPr>
-                    <m:t>u</m:t>
-                  </m:r>
-                  <m:ctrlPr>
-                    <w:rPr>
-                      <w:rFonts w:ascii="Cambria Math" w:hAnsi="Cambria Math"/>
-                      <w:i/>
-                      <w:szCs w:val="28"/>
-                    </w:rPr>
-                  </m:ctrlPr>
-                </m:e>
-                <m:sub>
-                  <m:r>
-                    <w:rPr>
-                      <w:rFonts w:ascii="Cambria Math" w:hAnsi="Cambria Math"/>
-                      <w:szCs w:val="28"/>
-                      <w:lang w:val="en-US"/>
-                    </w:rPr>
-                    <m:t>i</m:t>
-                  </m:r>
-                </m:sub>
-              </m:sSub>
-            </m:e>
-          </m:nary>
-          <m:r>
-            <w:rPr>
-              <w:rFonts w:ascii="Cambria Math" w:hAnsi="Cambria Math"/>
-              <w:szCs w:val="28"/>
-            </w:rPr>
-            <m:t>(</m:t>
-          </m:r>
-          <m:sSub>
-            <m:sSubPr>
-              <m:ctrlPr>
-                <w:rPr>
-                  <w:rFonts w:ascii="Cambria Math" w:hAnsi="Cambria Math"/>
-                  <w:i/>
-                  <w:szCs w:val="28"/>
-                  <w:lang w:val="en-US"/>
-                </w:rPr>
-              </m:ctrlPr>
-            </m:sSubPr>
-            <m:e>
-              <m:r>
-                <w:rPr>
-                  <w:rFonts w:ascii="Cambria Math" w:hAnsi="Cambria Math"/>
-                  <w:szCs w:val="28"/>
-                </w:rPr>
-                <m:t>s</m:t>
-              </m:r>
-              <m:ctrlPr>
-                <w:rPr>
-                  <w:rFonts w:ascii="Cambria Math" w:hAnsi="Cambria Math"/>
-                  <w:i/>
-                  <w:szCs w:val="28"/>
-                </w:rPr>
-              </m:ctrlPr>
-            </m:e>
-            <m:sub>
-              <m:r>
-                <w:rPr>
-                  <w:rFonts w:ascii="Cambria Math" w:hAnsi="Cambria Math"/>
-                  <w:szCs w:val="28"/>
-                  <w:lang w:val="en-US"/>
-                </w:rPr>
-                <m:t>1</m:t>
-              </m:r>
-            </m:sub>
-          </m:sSub>
-          <m:r>
-            <w:rPr>
-              <w:rFonts w:ascii="Cambria Math" w:hAnsi="Cambria Math"/>
-              <w:szCs w:val="28"/>
-              <w:lang w:val="en-US"/>
-            </w:rPr>
-            <m:t>,</m:t>
-          </m:r>
-          <m:sSub>
-            <m:sSubPr>
-              <m:ctrlPr>
-                <w:rPr>
-                  <w:rFonts w:ascii="Cambria Math" w:hAnsi="Cambria Math"/>
-                  <w:i/>
-                  <w:szCs w:val="28"/>
-                  <w:lang w:val="en-US"/>
-                </w:rPr>
-              </m:ctrlPr>
-            </m:sSubPr>
-            <m:e>
-              <m:r>
-                <w:rPr>
-                  <w:rFonts w:ascii="Cambria Math" w:hAnsi="Cambria Math"/>
-                  <w:szCs w:val="28"/>
-                  <w:lang w:val="en-US"/>
-                </w:rPr>
-                <m:t>s</m:t>
-              </m:r>
-            </m:e>
-            <m:sub>
-              <m:r>
-                <w:rPr>
-                  <w:rFonts w:ascii="Cambria Math" w:hAnsi="Cambria Math"/>
-                  <w:szCs w:val="28"/>
-                  <w:lang w:val="en-US"/>
-                </w:rPr>
-                <m:t>2</m:t>
-              </m:r>
-            </m:sub>
-          </m:sSub>
-          <m:r>
-            <w:rPr>
-              <w:rFonts w:ascii="Cambria Math" w:hAnsi="Cambria Math"/>
-              <w:szCs w:val="28"/>
-              <w:lang w:val="en-US"/>
-            </w:rPr>
-            <m:t xml:space="preserve">,…, </m:t>
-          </m:r>
-          <m:sSub>
-            <m:sSubPr>
-              <m:ctrlPr>
-                <w:rPr>
-                  <w:rFonts w:ascii="Cambria Math" w:hAnsi="Cambria Math"/>
-                  <w:i/>
-                  <w:szCs w:val="28"/>
-                  <w:lang w:val="en-US"/>
-                </w:rPr>
-              </m:ctrlPr>
-            </m:sSubPr>
-            <m:e>
-              <m:r>
-                <w:rPr>
-                  <w:rFonts w:ascii="Cambria Math" w:hAnsi="Cambria Math"/>
-                  <w:szCs w:val="28"/>
-                  <w:lang w:val="en-US"/>
-                </w:rPr>
-                <m:t>s</m:t>
-              </m:r>
-            </m:e>
-            <m:sub>
-              <m:r>
-                <w:rPr>
-                  <w:rFonts w:ascii="Cambria Math" w:hAnsi="Cambria Math"/>
-                  <w:szCs w:val="28"/>
-                  <w:lang w:val="en-US"/>
-                </w:rPr>
-                <m:t>n</m:t>
-              </m:r>
-            </m:sub>
-          </m:sSub>
-          <m:r>
-            <w:rPr>
-              <w:rFonts w:ascii="Cambria Math" w:hAnsi="Cambria Math"/>
-              <w:szCs w:val="28"/>
-            </w:rPr>
-            <m:t>)=0</m:t>
-          </m:r>
-          <m:r>
-            <w:rPr>
-              <w:rFonts w:ascii="Cambria Math" w:hAnsi="Cambria Math"/>
-              <w:szCs w:val="28"/>
-              <w:lang w:val="en-US"/>
-            </w:rPr>
-            <m:t>,</m:t>
-          </m:r>
-          <m:r>
-            <w:rPr>
-              <w:rFonts w:ascii="Cambria Math" w:hAnsi="Cambria Math"/>
-              <w:szCs w:val="28"/>
-            </w:rPr>
-            <m:t xml:space="preserve">                                </m:t>
-          </m:r>
-          <m:r>
-            <w:rPr>
-              <w:rFonts w:ascii="Cambria Math" w:hAnsi="Cambria Math"/>
-              <w:szCs w:val="28"/>
-              <w:lang w:val="en-US"/>
-            </w:rPr>
-            <m:t>(1</m:t>
-          </m:r>
-          <m:r>
-            <w:rPr>
-              <w:rFonts w:ascii="Cambria Math" w:hAnsi="Cambria Math"/>
-              <w:szCs w:val="28"/>
-            </w:rPr>
-            <m:t>.1)</m:t>
-          </m:r>
-        </m:oMath>
-      </m:oMathPara>
-    </w:p>
-    <w:p>
-      <w:pPr>
-        <w:spacing w:line="276" w:lineRule="auto"/>
-        <w:jc w:val="both"/>
-        <w:rPr>
-          <w:iCs/>
-          <w:szCs w:val="28"/>
-        </w:rPr>
-      </w:pPr>
-      <w:r>
-        <w:rPr>
-          <w:i/>
-          <w:szCs w:val="28"/>
-        </w:rPr>
-        <w:br/>
-      </w:r>
-      <w:r>
-        <w:rPr>
-          <w:iCs/>
-          <w:szCs w:val="28"/>
-        </w:rPr>
-        <w:t xml:space="preserve">где </w:t>
-      </w:r>
-      <m:oMath>
-        <m:sSub>
-          <m:sSubPr>
-            <m:ctrlPr>
-              <w:rPr>
-                <w:rFonts w:ascii="Cambria Math" w:hAnsi="Cambria Math"/>
-                <w:i/>
-                <w:iCs/>
-                <w:szCs w:val="28"/>
-                <w:lang w:val="en-US"/>
-              </w:rPr>
-            </m:ctrlPr>
-          </m:sSubPr>
-          <m:e>
-            <m:r>
-              <w:rPr>
-                <w:rFonts w:ascii="Cambria Math" w:hAnsi="Cambria Math"/>
-                <w:szCs w:val="28"/>
-              </w:rPr>
-              <m:t>u</m:t>
-            </m:r>
-            <m:ctrlPr>
-              <w:rPr>
-                <w:rFonts w:ascii="Cambria Math" w:hAnsi="Cambria Math"/>
-                <w:i/>
-                <w:iCs/>
-                <w:szCs w:val="28"/>
-              </w:rPr>
-            </m:ctrlPr>
-          </m:e>
-          <m:sub>
-            <m:r>
-              <w:rPr>
-                <w:rFonts w:ascii="Cambria Math" w:hAnsi="Cambria Math"/>
-                <w:szCs w:val="28"/>
-                <w:lang w:val="en-US"/>
-              </w:rPr>
-              <m:t>i</m:t>
-            </m:r>
-          </m:sub>
-        </m:sSub>
-      </m:oMath>
-      <w:r>
-        <w:rPr>
-          <w:iCs/>
-          <w:szCs w:val="28"/>
-        </w:rPr>
-        <w:t xml:space="preserve"> – функция выигрыша </w:t>
-      </w:r>
-      <w:proofErr w:type="spellStart"/>
-      <w:r>
-        <w:rPr>
-          <w:iCs/>
-          <w:szCs w:val="28"/>
-          <w:lang w:val="en-US"/>
-        </w:rPr>
-        <w:t>i</w:t>
-      </w:r>
-      <w:proofErr w:type="spellEnd"/>
-      <w:r>
-        <w:rPr>
-          <w:iCs/>
-          <w:szCs w:val="28"/>
-        </w:rPr>
-        <w:t>-</w:t>
-      </w:r>
-      <w:r>
-        <w:rPr>
-          <w:iCs/>
-          <w:szCs w:val="28"/>
-        </w:rPr>
-        <w:t>го игрока.</w:t>
-      </w:r>
-    </w:p>
-    <w:p>
-      <w:pPr>
-        <w:spacing w:line="276" w:lineRule="auto"/>
-        <w:jc w:val="both"/>
-        <w:rPr>
-          <w:iCs/>
-          <w:szCs w:val="28"/>
-        </w:rPr>
-      </w:pPr>
-      <w:r>
-        <w:rPr>
-          <w:iCs/>
-          <w:szCs w:val="28"/>
-        </w:rPr>
-        <w:t>Такие игры моделируют ситуации чистой конкуренции, где интересы игроков полностью противоположны.</w:t>
-      </w:r>
-    </w:p>
-    <w:p>
-      <w:pPr>
-        <w:spacing w:line="276" w:lineRule="auto"/>
-        <w:jc w:val="both"/>
-        <w:rPr>
-          <w:iCs/>
-          <w:szCs w:val="28"/>
-        </w:rPr>
-      </w:pPr>
-      <w:r>
-        <w:rPr>
-          <w:iCs/>
-          <w:szCs w:val="28"/>
-        </w:rPr>
-        <w:t>В свою очередь и</w:t>
-      </w:r>
-      <w:r>
-        <w:rPr>
-          <w:iCs/>
-          <w:szCs w:val="28"/>
-        </w:rPr>
-        <w:t xml:space="preserve">гра с ненулевой суммой </w:t>
-      </w:r>
-      <w:r>
-        <w:rPr>
-          <w:iCs/>
-          <w:szCs w:val="28"/>
-        </w:rPr>
-        <w:t xml:space="preserve">– игра, в которой равенство (1.1) не выполняется. </w:t>
-      </w:r>
-    </w:p>
-    <w:p>
-      <w:pPr>
-        <w:spacing w:line="276" w:lineRule="auto"/>
-        <w:jc w:val="both"/>
-        <w:rPr>
-          <w:szCs w:val="28"/>
-        </w:rPr>
-      </w:pPr>
-      <w:r>
-        <w:rPr>
-          <w:b/>
-          <w:bCs/>
-          <w:szCs w:val="28"/>
-        </w:rPr>
-        <w:t>Игра с полной информацией</w:t>
-      </w:r>
-      <w:r>
-        <w:rPr>
-          <w:szCs w:val="28"/>
-        </w:rPr>
-        <w:t xml:space="preserve"> </w:t>
-      </w:r>
-      <w:r>
-        <w:rPr>
-          <w:szCs w:val="28"/>
-        </w:rPr>
-        <w:t>–</w:t>
-      </w:r>
-      <w:r>
-        <w:rPr>
-          <w:szCs w:val="28"/>
-        </w:rPr>
-        <w:t xml:space="preserve"> игра, в которой каждому игроку известны все параметры и состояния игры, а также все предыдущие ходы и возможные стратегии других игроков.</w:t>
-      </w:r>
-      <w:r>
-        <w:rPr>
-          <w:szCs w:val="28"/>
-        </w:rPr>
-        <w:t xml:space="preserve"> </w:t>
-      </w:r>
-    </w:p>
-    <w:p>
-      <w:pPr>
-        <w:spacing w:line="276" w:lineRule="auto"/>
-        <w:jc w:val="both"/>
-        <w:rPr>
-          <w:szCs w:val="28"/>
-        </w:rPr>
-      </w:pPr>
-      <w:r>
-        <w:rPr>
-          <w:b/>
-          <w:bCs/>
-          <w:szCs w:val="28"/>
-        </w:rPr>
-        <w:t>Игра с неполной информацией</w:t>
-      </w:r>
-      <w:r>
-        <w:rPr>
-          <w:szCs w:val="28"/>
-        </w:rPr>
-        <w:t xml:space="preserve"> </w:t>
-      </w:r>
-      <w:r>
-        <w:rPr>
-          <w:szCs w:val="28"/>
-        </w:rPr>
-        <w:t>–</w:t>
-      </w:r>
-      <w:r>
-        <w:rPr>
-          <w:szCs w:val="28"/>
-        </w:rPr>
-        <w:t xml:space="preserve"> игра, в которой хотя бы один игрок не обладает полной информацией о состоянии игры, возможных стратегиях или функциях выигрыша других игроков. </w:t>
-      </w:r>
-    </w:p>
-    <w:p>
-      <w:pPr>
-        <w:spacing w:line="276" w:lineRule="auto"/>
-        <w:jc w:val="both"/>
-        <w:rPr>
-          <w:szCs w:val="28"/>
-        </w:rPr>
-      </w:pPr>
-      <w:r>
-        <w:rPr>
-          <w:szCs w:val="28"/>
-        </w:rPr>
-        <w:t xml:space="preserve">В теории игр </w:t>
-      </w:r>
-      <w:r>
-        <w:rPr>
-          <w:szCs w:val="28"/>
-        </w:rPr>
-        <w:t xml:space="preserve">основной целью является </w:t>
-      </w:r>
-      <w:r>
-        <w:rPr>
-          <w:szCs w:val="28"/>
-        </w:rPr>
-        <w:t>поиск оптимальных стратегий</w:t>
-      </w:r>
-      <w:r>
-        <w:rPr>
-          <w:szCs w:val="28"/>
-        </w:rPr>
-        <w:t xml:space="preserve"> для игроков</w:t>
-      </w:r>
-      <w:r>
-        <w:rPr>
-          <w:szCs w:val="28"/>
-        </w:rPr>
-        <w:t xml:space="preserve">, </w:t>
-      </w:r>
-      <w:r>
-        <w:rPr>
-          <w:szCs w:val="28"/>
-        </w:rPr>
-        <w:t>позволяющих максимизировать свой выигрыш (или минимизировать потери) в условиях конкуренции.</w:t>
-      </w:r>
-      <w:r>
-        <w:rPr>
-          <w:szCs w:val="28"/>
-        </w:rPr>
-        <w:t xml:space="preserve"> </w:t>
-      </w:r>
-      <w:r>
-        <w:rPr>
-          <w:szCs w:val="28"/>
-        </w:rPr>
-        <w:t xml:space="preserve">Для игр с нулевой суммой и неполной информацией </w:t>
-      </w:r>
-      <w:r>
-        <w:rPr>
-          <w:szCs w:val="28"/>
-        </w:rPr>
-        <w:t>данная</w:t>
-      </w:r>
-      <w:r>
-        <w:rPr>
-          <w:szCs w:val="28"/>
-        </w:rPr>
-        <w:t xml:space="preserve"> задача сводится к определению оптимальных стратегий в условиях неопределённости, когда часть информации о состоянии игры и действиях других игроков скрыта.</w:t>
-      </w:r>
-    </w:p>
-    <w:p>
-      <w:pPr>
-        <w:spacing w:line="276" w:lineRule="auto"/>
-        <w:jc w:val="both"/>
-        <w:rPr>
-          <w:szCs w:val="28"/>
-        </w:rPr>
-      </w:pPr>
-      <w:r>
-        <w:rPr>
-          <w:szCs w:val="28"/>
-        </w:rPr>
-        <w:t>В прикладном смысле решение такой задачи позволяет не только повысить эффективность систем принятия решений, но и использовать полученные модели для анализа реальных ситуаций</w:t>
-      </w:r>
-      <w:r>
-        <w:rPr>
-          <w:szCs w:val="28"/>
-        </w:rPr>
-        <w:t>.</w:t>
-      </w:r>
-    </w:p>
-    <w:p>
-      <w:pPr>
-        <w:pStyle w:val="1"/>
-        <w:rPr>
-          <w:rFonts w:cs="Times New Roman"/>
-        </w:rPr>
-      </w:pPr>
-      <w:bookmarkStart w:id="4" w:name="_Toc217027805"/>
-      <w:r>
-        <w:rPr>
-          <w:rFonts w:cs="Times New Roman"/>
-        </w:rPr>
-        <w:t>Методы решения проблем игр с неполной информацией и нулевой суммой</w:t>
-      </w:r>
-      <w:bookmarkEnd w:id="4"/>
-    </w:p>
-    <w:p>
-      <w:pPr>
-        <w:spacing w:line="276" w:lineRule="auto"/>
-        <w:jc w:val="both"/>
-        <w:rPr>
-          <w:szCs w:val="28"/>
-        </w:rPr>
-      </w:pPr>
-      <w:r>
-        <w:rPr>
-          <w:szCs w:val="28"/>
-        </w:rPr>
-        <w:t>Игры с нулевой суммой и неполной информацией представляют особый интерес</w:t>
-      </w:r>
-      <w:r>
-        <w:rPr>
-          <w:szCs w:val="28"/>
-        </w:rPr>
-        <w:t xml:space="preserve"> из-за сложности поиска оптимальных стратегий. </w:t>
-      </w:r>
-      <w:r>
-        <w:rPr>
-          <w:szCs w:val="28"/>
-        </w:rPr>
-        <w:t>Решение таких игр требует не только логики, но и оценки вероятностей, что делает задачу значительно сложнее и ближе к реальным задачам искусственного интеллекта.</w:t>
-      </w:r>
-      <w:r>
-        <w:rPr>
-          <w:szCs w:val="28"/>
-        </w:rPr>
-        <w:t xml:space="preserve"> Также, интерес к данной классификации игр вызван высоким уровнем реалистичности. </w:t>
-      </w:r>
-      <w:r>
-        <w:rPr>
-          <w:szCs w:val="28"/>
-        </w:rPr>
-        <w:t>Большинство реальных конфликтов и конкурирующих систем (например, экономические рынки, карточные игры,</w:t>
-      </w:r>
-      <w:r>
-        <w:rPr>
-          <w:szCs w:val="28"/>
-        </w:rPr>
-        <w:t xml:space="preserve"> </w:t>
-      </w:r>
-      <w:r>
-        <w:rPr>
-          <w:szCs w:val="28"/>
-        </w:rPr>
-        <w:t>кибербезопасность) имеют скрытые параметры и конкурирующие интересы.</w:t>
-      </w:r>
-      <w:r>
-        <w:rPr>
-          <w:szCs w:val="28"/>
-        </w:rPr>
-        <w:t xml:space="preserve"> </w:t>
-      </w:r>
-      <w:r>
-        <w:rPr>
-          <w:szCs w:val="28"/>
-        </w:rPr>
-        <w:t>Именно такие игры привели к развитию новых разделов теории игр, включая байесовские равновесия и вероятностные методы.</w:t>
-      </w:r>
-      <w:r>
-        <w:rPr>
-          <w:szCs w:val="28"/>
-        </w:rPr>
-        <w:t xml:space="preserve"> </w:t>
-      </w:r>
-    </w:p>
-    <w:p>
-      <w:pPr>
-        <w:spacing w:line="276" w:lineRule="auto"/>
-        <w:jc w:val="both"/>
-        <w:rPr>
-          <w:szCs w:val="28"/>
-        </w:rPr>
-      </w:pPr>
-      <w:r>
-        <w:rPr>
-          <w:szCs w:val="28"/>
-        </w:rPr>
-        <w:t xml:space="preserve">Из-за специфики </w:t>
-      </w:r>
-      <w:r>
-        <w:rPr>
-          <w:szCs w:val="28"/>
-        </w:rPr>
-        <w:t xml:space="preserve">данного класса </w:t>
-      </w:r>
-      <w:r>
-        <w:rPr>
-          <w:szCs w:val="28"/>
-        </w:rPr>
-        <w:t xml:space="preserve">игр выделяют следующие особенности: </w:t>
-      </w:r>
-    </w:p>
-    <w:p>
-      <w:pPr>
-        <w:pStyle w:val="ac"/>
-        <w:numPr>
-          <w:ilvl w:val="0"/>
-          <w:numId w:val="6"/>
-        </w:numPr>
-        <w:spacing w:line="276" w:lineRule="auto"/>
-        <w:jc w:val="both"/>
-        <w:rPr>
-          <w:szCs w:val="28"/>
-        </w:rPr>
-      </w:pPr>
-      <w:r>
-        <w:rPr>
-          <w:szCs w:val="28"/>
-        </w:rPr>
-        <w:t>н</w:t>
-      </w:r>
-      <w:r>
-        <w:rPr>
-          <w:szCs w:val="28"/>
-        </w:rPr>
-        <w:t>еполнота данных</w:t>
-      </w:r>
-      <w:r>
-        <w:rPr>
-          <w:szCs w:val="28"/>
-          <w:lang w:val="en-US"/>
-        </w:rPr>
-        <w:t>;</w:t>
-      </w:r>
-    </w:p>
-    <w:p>
-      <w:pPr>
-        <w:pStyle w:val="ac"/>
-        <w:numPr>
-          <w:ilvl w:val="0"/>
-          <w:numId w:val="6"/>
-        </w:numPr>
-        <w:spacing w:line="276" w:lineRule="auto"/>
-        <w:jc w:val="both"/>
-        <w:rPr>
-          <w:szCs w:val="28"/>
-        </w:rPr>
-      </w:pPr>
-      <w:r>
-        <w:rPr>
-          <w:szCs w:val="28"/>
-        </w:rPr>
-        <w:lastRenderedPageBreak/>
-        <w:t>н</w:t>
-      </w:r>
-      <w:r>
-        <w:rPr>
-          <w:szCs w:val="28"/>
-        </w:rPr>
-        <w:t>аличие обмана</w:t>
-      </w:r>
-      <w:r>
-        <w:rPr>
-          <w:szCs w:val="28"/>
-          <w:lang w:val="en-US"/>
-        </w:rPr>
-        <w:t>;</w:t>
-      </w:r>
-      <w:r>
-        <w:rPr>
-          <w:szCs w:val="28"/>
-        </w:rPr>
-        <w:t xml:space="preserve"> </w:t>
-      </w:r>
-    </w:p>
-    <w:p>
-      <w:pPr>
-        <w:pStyle w:val="ac"/>
-        <w:numPr>
-          <w:ilvl w:val="0"/>
-          <w:numId w:val="6"/>
-        </w:numPr>
-        <w:spacing w:line="276" w:lineRule="auto"/>
-        <w:jc w:val="both"/>
-        <w:rPr>
-          <w:szCs w:val="28"/>
-        </w:rPr>
-      </w:pPr>
-      <w:r>
-        <w:rPr>
-          <w:szCs w:val="28"/>
-        </w:rPr>
-        <w:t>б</w:t>
-      </w:r>
-      <w:r>
-        <w:rPr>
-          <w:szCs w:val="28"/>
-        </w:rPr>
-        <w:t>ольшая роль вероятности</w:t>
-      </w:r>
-      <w:r>
-        <w:rPr>
-          <w:szCs w:val="28"/>
-        </w:rPr>
-        <w:t>.</w:t>
-      </w:r>
-    </w:p>
-    <w:p>
-      <w:pPr>
-        <w:spacing w:line="276" w:lineRule="auto"/>
-        <w:jc w:val="both"/>
-        <w:rPr>
-          <w:szCs w:val="28"/>
-        </w:rPr>
-      </w:pPr>
-      <w:r>
-        <w:rPr>
-          <w:szCs w:val="28"/>
-        </w:rPr>
-        <w:t>Исходя из особенностей игр с неполной информацией и нулевой суммой</w:t>
-      </w:r>
-      <w:r>
-        <w:rPr>
-          <w:szCs w:val="28"/>
-        </w:rPr>
-        <w:t>,</w:t>
-      </w:r>
-      <w:r>
-        <w:rPr>
-          <w:szCs w:val="28"/>
-        </w:rPr>
-        <w:t xml:space="preserve"> можно выделить ряд методов для нахождения оптимальных стратегий.</w:t>
-      </w:r>
-    </w:p>
-    <w:p>
-      <w:pPr>
-        <w:pStyle w:val="2"/>
-      </w:pPr>
-      <w:bookmarkStart w:id="5" w:name="_Toc217027806"/>
-      <w:r>
-        <w:t>Метод Монте-Карло</w:t>
-      </w:r>
-      <w:bookmarkEnd w:id="5"/>
-      <w:r>
-        <w:t xml:space="preserve"> </w:t>
-      </w:r>
-    </w:p>
-    <w:p>
-      <w:pPr>
-        <w:spacing w:line="276" w:lineRule="auto"/>
-        <w:jc w:val="both"/>
-        <w:rPr>
-          <w:szCs w:val="28"/>
-        </w:rPr>
-      </w:pPr>
-      <w:r>
-        <w:rPr>
-          <w:szCs w:val="28"/>
-        </w:rPr>
-        <w:t>Метод Монте-Карло – численный метод решения различных задач при помощи моделирования случайных событий, основанный на получении большого числа реализаций случайных величин, которые формируются таким образом, чтобы их вероятностные характеристики совпадали с аналогичными величинами решаемой задачи.</w:t>
-      </w:r>
-      <w:r>
-        <w:rPr>
-          <w:szCs w:val="28"/>
-        </w:rPr>
-        <w:t xml:space="preserve"> </w:t>
-      </w:r>
-    </w:p>
-    <w:p>
-      <w:pPr>
-        <w:spacing w:line="276" w:lineRule="auto"/>
-        <w:jc w:val="both"/>
-        <w:rPr>
-          <w:szCs w:val="28"/>
-        </w:rPr>
-      </w:pPr>
-      <w:r>
-        <w:rPr>
-          <w:szCs w:val="28"/>
-        </w:rPr>
-        <w:t>Основная идея метода состоит в использовании выборки случайных чисел для получения искомых оценок.</w:t>
-      </w:r>
-      <w:r>
-        <w:rPr>
-          <w:szCs w:val="28"/>
-        </w:rPr>
-        <w:t xml:space="preserve"> </w:t>
-      </w:r>
-      <w:r>
-        <w:rPr>
-          <w:szCs w:val="28"/>
-        </w:rPr>
-        <w:t>Вместо опис</w:t>
-      </w:r>
-      <w:r>
-        <w:rPr>
-          <w:szCs w:val="28"/>
-        </w:rPr>
-        <w:t>ания</w:t>
-      </w:r>
-      <w:r>
-        <w:rPr>
-          <w:szCs w:val="28"/>
-        </w:rPr>
-        <w:t xml:space="preserve"> процесс</w:t>
-      </w:r>
-      <w:r>
-        <w:rPr>
-          <w:szCs w:val="28"/>
-        </w:rPr>
-        <w:t>а</w:t>
-      </w:r>
-      <w:r>
-        <w:rPr>
-          <w:szCs w:val="28"/>
-        </w:rPr>
-        <w:t xml:space="preserve"> с помощью аналитического аппарата</w:t>
-      </w:r>
-      <w:r>
-        <w:rPr>
-          <w:szCs w:val="28"/>
-        </w:rPr>
-        <w:t xml:space="preserve"> </w:t>
-      </w:r>
-      <w:r>
-        <w:rPr>
-          <w:szCs w:val="28"/>
-        </w:rPr>
-        <w:t xml:space="preserve">производится «розыгрыш» случайного явления с помощью специально организованной процедуры, включающей в себя </w:t>
-      </w:r>
-      <w:r>
-        <w:rPr>
-          <w:szCs w:val="28"/>
-        </w:rPr>
-        <w:t xml:space="preserve">элементы </w:t>
-      </w:r>
-      <w:r>
-        <w:rPr>
-          <w:szCs w:val="28"/>
-        </w:rPr>
-        <w:t>случайност</w:t>
-      </w:r>
-      <w:r>
-        <w:rPr>
-          <w:szCs w:val="28"/>
-        </w:rPr>
-        <w:t>и</w:t>
-      </w:r>
-      <w:r>
-        <w:rPr>
-          <w:szCs w:val="28"/>
-        </w:rPr>
-        <w:t xml:space="preserve"> </w:t>
-      </w:r>
-      <w:r>
-        <w:rPr>
-          <w:szCs w:val="28"/>
-        </w:rPr>
-        <w:t>[</w:t>
-      </w:r>
-      <w:r>
-        <w:rPr>
-          <w:szCs w:val="28"/>
-        </w:rPr>
-        <w:t>4</w:t>
-      </w:r>
-      <w:r>
-        <w:rPr>
-          <w:szCs w:val="28"/>
-        </w:rPr>
-        <w:t xml:space="preserve">, </w:t>
-      </w:r>
-      <w:r>
-        <w:rPr>
-          <w:szCs w:val="28"/>
-          <w:lang w:val="en-US"/>
-        </w:rPr>
-        <w:t>c</w:t>
-      </w:r>
-      <w:r>
-        <w:rPr>
-          <w:szCs w:val="28"/>
-        </w:rPr>
-        <w:t>. 7</w:t>
-      </w:r>
-      <w:r>
-        <w:rPr>
-          <w:szCs w:val="28"/>
-        </w:rPr>
-        <w:t>]</w:t>
-      </w:r>
-      <w:r>
-        <w:rPr>
-          <w:szCs w:val="28"/>
-        </w:rPr>
-        <w:t>.</w:t>
-      </w:r>
-      <w:r>
-        <w:rPr>
-          <w:szCs w:val="28"/>
-        </w:rPr>
-        <w:t xml:space="preserve"> </w:t>
-      </w:r>
-    </w:p>
-    <w:p>
-      <w:pPr>
-        <w:spacing w:line="276" w:lineRule="auto"/>
-        <w:jc w:val="both"/>
-        <w:rPr>
-          <w:szCs w:val="28"/>
-        </w:rPr>
-      </w:pPr>
-      <w:r>
-        <w:rPr>
-          <w:szCs w:val="28"/>
-        </w:rPr>
-        <w:t xml:space="preserve">В играх с неполной информацией и нулевой суммой </w:t>
-      </w:r>
-      <w:r>
-        <w:rPr>
-          <w:szCs w:val="28"/>
-        </w:rPr>
-        <w:t>данный метод</w:t>
-      </w:r>
-      <w:r>
-        <w:rPr>
-          <w:szCs w:val="28"/>
-        </w:rPr>
-        <w:t xml:space="preserve"> помогает найти или приблизить оптимальную стратегию</w:t>
-      </w:r>
-      <w:r>
-        <w:rPr>
-          <w:szCs w:val="28"/>
-        </w:rPr>
-        <w:t xml:space="preserve"> игрока</w:t>
-      </w:r>
-      <w:r>
-        <w:rPr>
-          <w:szCs w:val="28"/>
-        </w:rPr>
-        <w:t xml:space="preserve">, когда </w:t>
-      </w:r>
-      <w:r>
-        <w:rPr>
-          <w:szCs w:val="28"/>
-        </w:rPr>
-        <w:t>точный</w:t>
-      </w:r>
-      <w:r>
-        <w:rPr>
-          <w:szCs w:val="28"/>
-        </w:rPr>
-        <w:t xml:space="preserve"> расчет слишком сложен или невозможен.</w:t>
-      </w:r>
-      <w:r>
-        <w:rPr>
-          <w:szCs w:val="28"/>
-        </w:rPr>
-        <w:t xml:space="preserve"> Для нахождения оптимальной стратегии</w:t>
-      </w:r>
-      <w:r>
-        <w:rPr>
-          <w:szCs w:val="28"/>
-        </w:rPr>
-        <w:t>,</w:t>
-      </w:r>
-      <w:r>
-        <w:rPr>
-          <w:szCs w:val="28"/>
-        </w:rPr>
-        <w:t xml:space="preserve"> случайным образом моделируется множество раскладов игры с учётом скрытых параметров, затем игрок применяет каждую из возможных стратегий, после чего производится анализ результатов и отбор стратегии, </w:t>
-      </w:r>
-      <w:r>
-        <w:rPr>
-          <w:szCs w:val="28"/>
-        </w:rPr>
-        <w:t xml:space="preserve">показавшей наилучшие результаты. </w:t>
-      </w:r>
-    </w:p>
-    <w:p>
-      <w:pPr>
-        <w:pStyle w:val="2"/>
-      </w:pPr>
-      <w:bookmarkStart w:id="6" w:name="_Toc217027807"/>
-      <w:r>
-        <w:t>Генетические алгоритмы</w:t>
-      </w:r>
-      <w:bookmarkEnd w:id="6"/>
-    </w:p>
-    <w:p>
-      <w:pPr>
-        <w:spacing w:line="276" w:lineRule="auto"/>
-        <w:jc w:val="both"/>
-      </w:pPr>
-      <w:r>
-        <w:rPr>
-          <w:bCs/>
-        </w:rPr>
-        <w:t>Генетические алгоритмы</w:t>
-      </w:r>
-      <w:r>
-        <w:t xml:space="preserve"> — это класс эволюционных методов, вдохновлённых процессами естественного отбора и биологической эволюции. Они особенно полезны для поиска и оптимизации стратегий в сложных, высоко размерных и плохо формализуемых пространствах, где традиционные методы оказываются неэффективны.</w:t>
-      </w:r>
-      <w:r>
-        <w:t xml:space="preserve"> </w:t>
-      </w:r>
-      <w:r>
-        <w:t>Генетические алгоритмы широко используются для разработки стратегий в настольных играх, робототехнике, экономическом моделировании и других областях, где пространство решений слишком велико для полного перебора</w:t>
-      </w:r>
-      <w:r>
-        <w:t>.</w:t>
-      </w:r>
-    </w:p>
-    <w:p>
-      <w:pPr>
-        <w:pStyle w:val="2"/>
-      </w:pPr>
-      <w:bookmarkStart w:id="7" w:name="_Toc217027808"/>
-      <w:r>
-        <w:t>Алгоритмы обучения с подкреплением</w:t>
-      </w:r>
-      <w:bookmarkEnd w:id="7"/>
-    </w:p>
-    <w:p>
-      <w:pPr>
-        <w:spacing w:line="276" w:lineRule="auto"/>
-        <w:jc w:val="both"/>
-        <w:rPr>
-          <w:szCs w:val="28"/>
-        </w:rPr>
-      </w:pPr>
-      <w:r>
-        <w:t>Обучение с подкреплением</w:t>
-      </w:r>
-      <w:r>
-        <w:rPr>
-          <w:szCs w:val="28"/>
-        </w:rPr>
-        <w:t xml:space="preserve"> </w:t>
-      </w:r>
-      <w:r>
-        <w:rPr>
-          <w:szCs w:val="28"/>
-        </w:rPr>
-        <w:t>–</w:t>
-      </w:r>
-      <w:r>
-        <w:rPr>
-          <w:szCs w:val="28"/>
-        </w:rPr>
-        <w:t xml:space="preserve"> это область машинного обучения, в которой </w:t>
-      </w:r>
-      <w:r>
-        <w:rPr>
-          <w:szCs w:val="28"/>
-        </w:rPr>
-        <w:t>игрок</w:t>
-      </w:r>
-      <w:r>
-        <w:rPr>
-          <w:szCs w:val="28"/>
-        </w:rPr>
-        <w:t xml:space="preserve"> учится оптимальной стратегии через взаимодействие, получая обратную связь в виде наград или штрафов.</w:t>
-      </w:r>
-      <w:r>
-        <w:rPr>
-          <w:szCs w:val="28"/>
-        </w:rPr>
-        <w:t xml:space="preserve"> </w:t>
-      </w:r>
-      <w:r>
-        <w:rPr>
-          <w:szCs w:val="28"/>
-        </w:rPr>
-        <w:t>В процессе обучения с подкреплением стратегия совершенствуется даже в условиях частичной наблюдаемости, что даёт возможность учитывать неопределённость и использовать блеф или скрытую информацию для повышения выигрыша.</w:t>
-      </w:r>
-      <w:r>
-        <w:rPr>
-          <w:szCs w:val="28"/>
-        </w:rPr>
-        <w:t xml:space="preserve"> </w:t>
-      </w:r>
-      <w:r>
-        <w:rPr>
-          <w:szCs w:val="28"/>
-        </w:rPr>
-        <w:t xml:space="preserve">Однако, несмотря на все </w:t>
-      </w:r>
-      <w:r>
-        <w:rPr>
-          <w:szCs w:val="28"/>
-        </w:rPr>
-        <w:lastRenderedPageBreak/>
-        <w:t>достоинства, обучение с подкреплением имеет и определённые недостатки. Во-первых, такой подход зачастую требует значительных вычислительных ресурсов и большого числа симуляций, что делает процесс обучения достаточно длительным. Во-вторых, агенту может понадобиться тщательная настройка параметров и архитектуры, чтобы избежать переобучения или застревания на неэффективных стратегиях. Кроме того, в играх с особенно сложной и нестабильной динамикой</w:t>
-      </w:r>
-      <w:r>
-        <w:rPr>
-          <w:szCs w:val="28"/>
-        </w:rPr>
-        <w:t>,</w:t>
-      </w:r>
-      <w:r>
-        <w:rPr>
-          <w:szCs w:val="28"/>
-        </w:rPr>
-        <w:t xml:space="preserve"> стратегия, полученная с помощью обучения с подкреплением, может оказаться недостаточно устойчивой к неожиданным тактикам соперника, особенно если в процессе обучения не учитывались редкие, но критичные сценарии.</w:t>
-      </w:r>
-    </w:p>
-    <w:p>
-      <w:pPr>
-        <w:spacing w:line="276" w:lineRule="auto"/>
-        <w:jc w:val="both"/>
-        <w:rPr>
-          <w:b/>
-          <w:bCs/>
-          <w:szCs w:val="28"/>
-        </w:rPr>
-      </w:pPr>
-      <w:r>
-        <w:rPr>
-          <w:b/>
-          <w:bCs/>
-          <w:szCs w:val="28"/>
-        </w:rPr>
-        <w:t>Глубокое обучение</w:t>
-      </w:r>
-    </w:p>
-    <w:p>
-      <w:pPr>
-        <w:spacing w:line="276" w:lineRule="auto"/>
-        <w:jc w:val="both"/>
-        <w:rPr>
-          <w:szCs w:val="28"/>
-        </w:rPr>
-      </w:pPr>
-      <w:r>
-        <w:rPr>
-          <w:szCs w:val="28"/>
-        </w:rPr>
-        <w:t xml:space="preserve">Данный метод особенно применим в играх с большим числом возможных состояний. </w:t>
-      </w:r>
-      <w:r>
-        <w:rPr>
-          <w:szCs w:val="28"/>
-        </w:rPr>
-        <w:t xml:space="preserve">Применение глубоких нейронных сетей даёт возможность анализировать и обрабатывать </w:t>
-      </w:r>
-      <w:r>
-        <w:rPr>
-          <w:szCs w:val="28"/>
-        </w:rPr>
-        <w:t>многомерные</w:t>
-      </w:r>
-      <w:r>
-        <w:rPr>
-          <w:szCs w:val="28"/>
-        </w:rPr>
-        <w:t xml:space="preserve"> игровые пространства, недоступные для классических алгоритмов. Благодаря этому становятся возможными такие достижения, как победы искусственного интеллекта в игре го или превосходство над профессиональными игроками в покер, где традиционные методы анализа не могли обеспечить необходимой гибкости и глубины стратегии.</w:t>
-      </w:r>
-      <w:r>
-        <w:rPr>
-          <w:szCs w:val="28"/>
-        </w:rPr>
-        <w:t xml:space="preserve"> </w:t>
-      </w:r>
-      <w:r>
-        <w:rPr>
-          <w:szCs w:val="28"/>
-        </w:rPr>
-        <w:t>Глубокое обучение также позволяет автоматически выявлять сложные паттерны поведения, что делает агенту доступными новые, ранее неочевидные пути достижения преимущества.</w:t>
-      </w:r>
-    </w:p>
-    <w:p>
-      <w:pPr>
-        <w:pStyle w:val="1"/>
-      </w:pPr>
-      <w:bookmarkStart w:id="8" w:name="_Toc217027809"/>
-      <w:r>
-        <w:t>Покер как игра с неполной информацией</w:t>
-      </w:r>
-      <w:bookmarkEnd w:id="8"/>
-    </w:p>
-    <w:p>
-      <w:pPr>
-        <w:jc w:val="both"/>
-      </w:pPr>
-      <w:r>
-        <w:t xml:space="preserve">В качестве исследования и реализации одного из методов в данной курсовой работе выбрана игра, которая является одной из разновидностей игры покер – </w:t>
-      </w:r>
-      <w:r>
-        <w:rPr>
-          <w:color w:val="000000" w:themeColor="text1"/>
-        </w:rPr>
-        <w:t xml:space="preserve">техасский холдем. </w:t>
-      </w:r>
-    </w:p>
-    <w:p>
-      <w:pPr>
-        <w:spacing w:line="276" w:lineRule="auto"/>
-        <w:jc w:val="both"/>
-        <w:rPr>
-          <w:szCs w:val="28"/>
-        </w:rPr>
-      </w:pPr>
-      <w:r>
-        <w:rPr>
-          <w:szCs w:val="28"/>
-        </w:rPr>
-        <w:t>Покер</w:t>
-      </w:r>
-      <w:r>
-        <w:rPr>
-          <w:szCs w:val="28"/>
-        </w:rPr>
-        <w:t xml:space="preserve"> — один из наиболее известных примеров игр с нулевой суммой и неполной информацией. В классических покерных играх игроки делают ставки, имея на руках </w:t>
-      </w:r>
-      <w:r>
-        <w:rPr>
-          <w:szCs w:val="28"/>
-        </w:rPr>
-        <w:t>скрытую от других игроков</w:t>
-      </w:r>
-      <w:r>
-        <w:rPr>
-          <w:szCs w:val="28"/>
-        </w:rPr>
-        <w:t xml:space="preserve"> информацию</w:t>
-      </w:r>
-      <w:r>
-        <w:rPr>
-          <w:szCs w:val="28"/>
-        </w:rPr>
-        <w:t xml:space="preserve"> (карты)</w:t>
-      </w:r>
-      <w:r>
-        <w:rPr>
-          <w:szCs w:val="28"/>
-        </w:rPr>
-        <w:t>, а также наблюдая частично открытую информацию (общие карты, ставки других игроков).</w:t>
-      </w:r>
-    </w:p>
-    <w:p>
-      <w:pPr>
-        <w:spacing w:line="276" w:lineRule="auto"/>
-        <w:jc w:val="both"/>
-        <w:rPr>
-          <w:szCs w:val="28"/>
-        </w:rPr>
-      </w:pPr>
-      <w:r>
-        <w:rPr>
-          <w:szCs w:val="28"/>
-        </w:rPr>
-        <w:t xml:space="preserve">Цель игры </w:t>
-      </w:r>
-      <w:r>
-        <w:rPr>
-          <w:szCs w:val="28"/>
-        </w:rPr>
-        <w:t>–</w:t>
-      </w:r>
-      <w:r>
-        <w:rPr>
-          <w:szCs w:val="28"/>
-        </w:rPr>
-        <w:t xml:space="preserve"> </w:t>
-      </w:r>
-      <w:r>
-        <w:rPr>
-          <w:szCs w:val="28"/>
-        </w:rPr>
-        <w:t xml:space="preserve">нахождение оптимальной </w:t>
-      </w:r>
-      <w:r>
-        <w:rPr>
-          <w:szCs w:val="28"/>
-        </w:rPr>
-        <w:t>стратеги</w:t>
-      </w:r>
-      <w:r>
-        <w:rPr>
-          <w:szCs w:val="28"/>
-        </w:rPr>
-        <w:t>и</w:t>
-      </w:r>
-      <w:r>
-        <w:rPr>
-          <w:szCs w:val="28"/>
-        </w:rPr>
-        <w:t xml:space="preserve"> поведения игрока, которая максимизирует его ожидаемый выигрыш</w:t>
-      </w:r>
-      <w:r>
-        <w:rPr>
-          <w:szCs w:val="28"/>
-        </w:rPr>
-        <w:t xml:space="preserve"> </w:t>
-      </w:r>
-      <w:r>
-        <w:rPr>
-          <w:szCs w:val="28"/>
-        </w:rPr>
-        <w:t xml:space="preserve">в течение серии игр в Техасский холдем против </w:t>
-      </w:r>
-      <w:r>
-        <w:rPr>
-          <w:szCs w:val="28"/>
-        </w:rPr>
-        <w:t>некоторого</w:t>
-      </w:r>
-      <w:r>
-        <w:rPr>
-          <w:szCs w:val="28"/>
-        </w:rPr>
-        <w:t xml:space="preserve"> множества оппонентов. </w:t>
-      </w:r>
-      <w:r>
-        <w:rPr>
-          <w:szCs w:val="28"/>
-        </w:rPr>
-        <w:t>Данная задача относится к классу оптимизационных задач.</w:t>
-      </w:r>
-      <w:r>
-        <w:rPr>
-          <w:szCs w:val="28"/>
-        </w:rPr>
-        <w:t xml:space="preserve"> </w:t>
-      </w:r>
-    </w:p>
-    <w:p>
-      <w:pPr>
-        <w:pStyle w:val="2"/>
-      </w:pPr>
-      <w:bookmarkStart w:id="9" w:name="_Toc217027810"/>
-      <w:r>
-        <w:t>Формализация задачи</w:t>
-      </w:r>
-      <w:bookmarkEnd w:id="9"/>
-    </w:p>
-    <w:p>
-      <w:pPr>
-        <w:spacing w:line="276" w:lineRule="auto"/>
-        <w:jc w:val="both"/>
-        <w:rPr>
-          <w:szCs w:val="28"/>
-        </w:rPr>
-      </w:pPr>
-      <w:r>
-        <w:rPr>
-          <w:szCs w:val="28"/>
-        </w:rPr>
-        <w:t>Введём следующие обозначения:</w:t>
-      </w:r>
-    </w:p>
-    <w:p>
-      <w:pPr>
-        <w:spacing w:line="276" w:lineRule="auto"/>
-        <w:jc w:val="both"/>
-        <w:rPr>
-          <w:szCs w:val="28"/>
-        </w:rPr>
-      </w:pPr>
+        <w:t xml:space="preserve"> где </w:t>
+      </w:r>
       <m:oMath>
         <m:r>
           <w:rPr>
             <w:rFonts w:ascii="Cambria Math" w:hAnsi="Cambria Math"/>
-            <w:szCs w:val="28"/>
           </w:rPr>
-          <m:t>N</m:t>
-        </m:r>
-        <m:r>
-          <m:rPr>
-            <m:scr m:val="double-struck"/>
-          </m:rPr>
-          <w:rPr>
-            <w:rFonts w:ascii="Cambria Math" w:hAnsi="Cambria Math"/>
-            <w:szCs w:val="28"/>
-          </w:rPr>
-          <m:t xml:space="preserve"> ∈ N</m:t>
+          <m:t>S</m:t>
         </m:r>
       </m:oMath>
       <w:r>
-        <w:rPr>
-          <w:szCs w:val="28"/>
-        </w:rPr>
         <w:t xml:space="preserve"> </w:t>
       </w:r>
       <w:r>
-        <w:rPr>
-          <w:szCs w:val="28"/>
-        </w:rPr>
         <w:t>–</w:t>
       </w:r>
       <w:r>
-        <w:rPr>
-          <w:szCs w:val="28"/>
-        </w:rPr>
-        <w:t xml:space="preserve"> </w:t>
-      </w:r>
-      <w:r>
-        <w:rPr>
-          <w:szCs w:val="28"/>
-        </w:rPr>
-        <w:t>количество игроков, участвующих в игре.</w:t>
-      </w:r>
-    </w:p>
-    <w:p>
-      <w:pPr>
-        <w:spacing w:line="276" w:lineRule="auto"/>
-        <w:jc w:val="both"/>
-        <w:rPr>
-          <w:i/>
-          <w:szCs w:val="28"/>
-        </w:rPr>
-      </w:pPr>
+        <w:t xml:space="preserve"> множество состояний, </w:t>
+      </w:r>
       <m:oMath>
         <m:r>
           <w:rPr>
             <w:rFonts w:ascii="Cambria Math" w:hAnsi="Cambria Math"/>
-            <w:szCs w:val="28"/>
           </w:rPr>
-          <m:t>s ∈S</m:t>
+          <m:t>A</m:t>
         </m:r>
       </m:oMath>
       <w:r>
-        <w:rPr>
-          <w:szCs w:val="28"/>
-        </w:rPr>
-        <w:t xml:space="preserve"> – </w:t>
-      </w:r>
-      <w:r>
-        <w:rPr>
-          <w:szCs w:val="28"/>
-        </w:rPr>
-        <w:t xml:space="preserve">состояние игры, где </w:t>
+        <w:t xml:space="preserve"> </w:t>
+      </w:r>
+      <w:r>
+        <w:t>–</w:t>
+      </w:r>
+      <w:r>
+        <w:t xml:space="preserve"> </w:t>
+      </w:r>
+      <w:r>
+        <w:t xml:space="preserve">множество действий, </w:t>
       </w:r>
       <m:oMath>
         <m:r>
           <w:rPr>
             <w:rFonts w:ascii="Cambria Math" w:hAnsi="Cambria Math"/>
-            <w:szCs w:val="28"/>
           </w:rPr>
-          <m:t>S</m:t>
+          <m:t>P</m:t>
         </m:r>
       </m:oMath>
       <w:r>
-        <w:rPr>
-          <w:szCs w:val="28"/>
-        </w:rPr>
-        <w:t xml:space="preserve"> –</w:t>
-      </w:r>
-      <w:r>
-        <w:rPr>
-          <w:szCs w:val="28"/>
-        </w:rPr>
         <w:t xml:space="preserve"> </w:t>
       </w:r>
       <w:r>
-        <w:rPr>
-          <w:szCs w:val="28"/>
-        </w:rPr>
-        <w:t xml:space="preserve">множество возможных состояний игры. </w:t>
-      </w:r>
-    </w:p>
-    <w:p>
-      <w:pPr>
-        <w:spacing w:line="276" w:lineRule="auto"/>
-        <w:jc w:val="both"/>
-        <w:rPr>
-          <w:szCs w:val="28"/>
-        </w:rPr>
-      </w:pPr>
+        <w:t>–</w:t>
+      </w:r>
+      <w:r>
+        <w:t xml:space="preserve"> вероятность перехода между состояниями, а </w:t>
+      </w:r>
       <m:oMath>
         <m:r>
           <w:rPr>
             <w:rFonts w:ascii="Cambria Math" w:hAnsi="Cambria Math"/>
-            <w:szCs w:val="28"/>
-            <w:lang w:val="en-US"/>
           </w:rPr>
-          <w:lastRenderedPageBreak/>
-          <m:t>a</m:t>
+          <m:t>R</m:t>
+        </m:r>
+      </m:oMath>
+      <w:r>
+        <w:t xml:space="preserve"> </w:t>
+      </w:r>
+      <w:r>
+        <w:t>–</w:t>
+      </w:r>
+      <w:r>
+        <w:t xml:space="preserve"> функция награды. В покере целью агента является нахождение такой стратегии (политики) </w:t>
+      </w:r>
+      <m:oMath>
+        <m:r>
+          <w:rPr>
+            <w:rFonts w:ascii="Cambria Math" w:hAnsi="Cambria Math"/>
+          </w:rPr>
+          <m:t>π(</m:t>
         </m:r>
         <m:r>
           <w:rPr>
             <w:rFonts w:ascii="Cambria Math" w:hAnsi="Cambria Math"/>
-            <w:szCs w:val="28"/>
-          </w:rPr>
-          <m:t xml:space="preserve"> ∈</m:t>
-        </m:r>
-        <m:r>
-          <w:rPr>
-            <w:rFonts w:ascii="Cambria Math" w:hAnsi="Cambria Math"/>
-            <w:szCs w:val="28"/>
-            <w:lang w:val="en-US"/>
-          </w:rPr>
-          <m:t>A</m:t>
-        </m:r>
-      </m:oMath>
-      <w:r>
-        <w:rPr>
-          <w:szCs w:val="28"/>
-        </w:rPr>
-        <w:t xml:space="preserve"> </w:t>
-      </w:r>
-      <w:r>
-        <w:rPr>
-          <w:szCs w:val="28"/>
-        </w:rPr>
-        <w:t xml:space="preserve">– действие в игре, где </w:t>
-      </w:r>
-      <w:r>
-        <w:rPr>
-          <w:szCs w:val="28"/>
-          <w:lang w:val="en-US"/>
-        </w:rPr>
-        <w:t>A</w:t>
-      </w:r>
-      <w:r>
-        <w:rPr>
-          <w:szCs w:val="28"/>
-        </w:rPr>
-        <w:t xml:space="preserve"> –</w:t>
-      </w:r>
-      <w:r>
-        <w:rPr>
-          <w:szCs w:val="28"/>
-        </w:rPr>
-        <w:t xml:space="preserve"> набор возможных действий игры.  </w:t>
-      </w:r>
-    </w:p>
-    <w:p>
-      <w:pPr>
-        <w:spacing w:line="276" w:lineRule="auto"/>
-        <w:jc w:val="both"/>
-        <w:rPr>
-          <w:szCs w:val="28"/>
-        </w:rPr>
-      </w:pPr>
-      <m:oMath>
-        <m:r>
-          <w:rPr>
-            <w:rFonts w:ascii="Cambria Math" w:hAnsi="Cambria Math"/>
-            <w:szCs w:val="28"/>
-            <w:lang w:val="en-US"/>
-          </w:rPr>
-          <m:t>π</m:t>
-        </m:r>
-        <m:r>
-          <w:rPr>
-            <w:rFonts w:ascii="Cambria Math" w:hAnsi="Cambria Math"/>
-            <w:szCs w:val="28"/>
-          </w:rPr>
-          <m:t xml:space="preserve"> :</m:t>
-        </m:r>
-        <m:r>
-          <w:rPr>
-            <w:rFonts w:ascii="Cambria Math" w:hAnsi="Cambria Math"/>
-            <w:szCs w:val="28"/>
             <w:lang w:val="en-US"/>
           </w:rPr>
           <m:t>S</m:t>
@@ -5530,9 +2982,252 @@
         <m:r>
           <w:rPr>
             <w:rFonts w:ascii="Cambria Math" w:hAnsi="Cambria Math"/>
-            <w:szCs w:val="28"/>
           </w:rPr>
-          <m:t xml:space="preserve"> → ∆</m:t>
+          <m:t>),</m:t>
+        </m:r>
+      </m:oMath>
+      <w:r>
+        <w:t xml:space="preserve"> которая максимизирует ожидаемую сумму дисконтированных наград за время игры.</w:t>
+      </w:r>
+    </w:p>
+    <w:p>
+      <w:pPr>
+        <w:spacing w:line="276" w:lineRule="auto"/>
+        <w:jc w:val="both"/>
+      </w:pPr>
+      <w:r>
+        <w:t xml:space="preserve">Особенность покера заключается в том, что это игра с неполной информацией. Агент не видит карт оппонентов, поэтому состояние среды </w:t>
+      </w:r>
+      <m:oMath>
+        <m:r>
+          <w:rPr>
+            <w:rFonts w:ascii="Cambria Math" w:hAnsi="Cambria Math"/>
+          </w:rPr>
+          <m:t>S</m:t>
+        </m:r>
+      </m:oMath>
+      <w:r>
+        <w:t xml:space="preserve"> является частично наблюдаемым. В таких условиях агент строит свою стратегию на основе наблюдений O, которые являются функцией от глобального состояния мира </w:t>
+      </w:r>
+      <w:r>
+        <w:rPr>
+          <w:lang w:val="en-US"/>
+        </w:rPr>
+        <w:t>W</w:t>
+      </w:r>
+      <w:r>
+        <w:t xml:space="preserve"> </w:t>
+      </w:r>
+      <w:r>
+        <w:t>[</w:t>
+      </w:r>
+      <w:r>
+        <w:t>2</w:t>
+      </w:r>
+      <w:r>
+        <w:t xml:space="preserve">, </w:t>
+      </w:r>
+      <w:r>
+        <w:rPr>
+          <w:lang w:val="en-US"/>
+        </w:rPr>
+        <w:t>c</w:t>
+      </w:r>
+      <w:r>
+        <w:t>. 4].</w:t>
+      </w:r>
+    </w:p>
+    <w:p>
+      <w:pPr>
+        <w:spacing w:line="276" w:lineRule="auto"/>
+        <w:jc w:val="both"/>
+      </w:pPr>
+      <w:r>
+        <w:t>Алгоритмы обучения с подкреплением можно классифицировать по тому, как агент строит свою стратегию и использует ли он модель среды для планирования.</w:t>
+      </w:r>
+    </w:p>
+    <w:p>
+      <w:pPr>
+        <w:spacing w:line="276" w:lineRule="auto"/>
+        <w:jc w:val="both"/>
+      </w:pPr>
+      <w:r>
+        <w:t>Классификация моделей обучения с подкреплением:</w:t>
+      </w:r>
+    </w:p>
+    <w:p>
+      <w:pPr>
+        <w:pStyle w:val="ac"/>
+        <w:numPr>
+          <w:ilvl w:val="0"/>
+          <w:numId w:val="8"/>
+        </w:numPr>
+        <w:spacing w:line="276" w:lineRule="auto"/>
+        <w:jc w:val="both"/>
+      </w:pPr>
+      <w:r>
+        <w:t>По способу построения стратегии:</w:t>
+      </w:r>
+    </w:p>
+    <w:p>
+      <w:pPr>
+        <w:pStyle w:val="ac"/>
+        <w:numPr>
+          <w:ilvl w:val="0"/>
+          <w:numId w:val="9"/>
+        </w:numPr>
+        <w:spacing w:line="276" w:lineRule="auto"/>
+        <w:jc w:val="both"/>
+      </w:pPr>
+      <w:r>
+        <w:t>м</w:t>
+      </w:r>
+      <w:r>
+        <w:t>етоды, основанные на ценности (Value-</w:t>
+      </w:r>
+      <w:proofErr w:type="spellStart"/>
+      <w:r>
+        <w:t>based</w:t>
+      </w:r>
+      <w:proofErr w:type="spellEnd"/>
+      <w:r>
+        <w:t xml:space="preserve">): Цель </w:t>
+      </w:r>
+      <w:r>
+        <w:t>–</w:t>
+      </w:r>
+      <w:r>
+        <w:t xml:space="preserve"> </w:t>
+      </w:r>
+      <w:r>
+        <w:t xml:space="preserve">оценить функцию ценности </w:t>
+      </w:r>
+      <m:oMath>
+        <m:r>
+          <w:rPr>
+            <w:rFonts w:ascii="Cambria Math" w:hAnsi="Cambria Math"/>
+          </w:rPr>
+          <m:t>V(s)</m:t>
+        </m:r>
+      </m:oMath>
+      <w:r>
+        <w:t xml:space="preserve"> (ожидаемую награду в состоянии </w:t>
+      </w:r>
+      <m:oMath>
+        <m:r>
+          <w:rPr>
+            <w:rFonts w:ascii="Cambria Math" w:hAnsi="Cambria Math"/>
+          </w:rPr>
+          <m:t>s</m:t>
+        </m:r>
+      </m:oMath>
+      <w:r>
+        <w:t xml:space="preserve">) или функцию ценности действия </w:t>
+      </w:r>
+      <m:oMath>
+        <m:r>
+          <w:rPr>
+            <w:rFonts w:ascii="Cambria Math" w:hAnsi="Cambria Math"/>
+          </w:rPr>
+          <m:t xml:space="preserve">Q(s, a) </m:t>
+        </m:r>
+      </m:oMath>
+      <w:r>
+        <w:t xml:space="preserve">(ожидаемую награду за совершение действия </w:t>
+      </w:r>
+      <m:oMath>
+        <m:r>
+          <w:rPr>
+            <w:rFonts w:ascii="Cambria Math" w:hAnsi="Cambria Math"/>
+          </w:rPr>
+          <m:t>a</m:t>
+        </m:r>
+      </m:oMath>
+      <w:r>
+        <w:t xml:space="preserve"> в состоянии </w:t>
+      </w:r>
+      <m:oMath>
+        <m:r>
+          <w:rPr>
+            <w:rFonts w:ascii="Cambria Math" w:hAnsi="Cambria Math"/>
+          </w:rPr>
+          <m:t>s</m:t>
+        </m:r>
+      </m:oMath>
+      <w:r>
+        <w:t xml:space="preserve">). Стратегия </w:t>
+      </w:r>
+      <m:oMath>
+        <m:r>
+          <w:rPr>
+            <w:rFonts w:ascii="Cambria Math" w:hAnsi="Cambria Math"/>
+          </w:rPr>
+          <m:t xml:space="preserve">π </m:t>
+        </m:r>
+      </m:oMath>
+      <w:r>
+        <w:t xml:space="preserve">затем выводится из этой функции ценности (например, выбирается действие с наибольшим </w:t>
+      </w:r>
+      <m:oMath>
+        <m:r>
+          <w:rPr>
+            <w:rFonts w:ascii="Cambria Math" w:hAnsi="Cambria Math"/>
+          </w:rPr>
+          <m:t>Q</m:t>
+        </m:r>
+      </m:oMath>
+      <w:r>
+        <w:t>). Примером является Q-</w:t>
+      </w:r>
+      <w:r>
+        <w:t>обучение</w:t>
+      </w:r>
+      <w:r>
+        <w:t xml:space="preserve"> и DQN</w:t>
+      </w:r>
+      <w:r>
+        <w:rPr>
+          <w:lang w:val="en-US"/>
+        </w:rPr>
+        <w:t>;</w:t>
+      </w:r>
+    </w:p>
+    <w:p>
+      <w:pPr>
+        <w:pStyle w:val="ac"/>
+        <w:numPr>
+          <w:ilvl w:val="0"/>
+          <w:numId w:val="9"/>
+        </w:numPr>
+        <w:spacing w:line="276" w:lineRule="auto"/>
+        <w:jc w:val="both"/>
+      </w:pPr>
+      <w:r>
+        <w:t>м</w:t>
+      </w:r>
+      <w:r>
+        <w:t>етоды, основанные на политике (Policy-</w:t>
+      </w:r>
+      <w:proofErr w:type="spellStart"/>
+      <w:r>
+        <w:t>based</w:t>
+      </w:r>
+      <w:proofErr w:type="spellEnd"/>
+      <w:r>
+        <w:t xml:space="preserve">): Агент напрямую обучается оптимальной </w:t>
+      </w:r>
+      <w:r>
+        <w:t>стратегии</w:t>
+      </w:r>
+      <w:r>
+        <w:t xml:space="preserve"> </w:t>
+      </w:r>
+      <m:oMath>
+        <m:r>
+          <w:rPr>
+            <w:rFonts w:ascii="Cambria Math" w:hAnsi="Cambria Math"/>
+          </w:rPr>
+          <m:t>π</m:t>
         </m:r>
         <m:d>
           <m:dPr>
@@ -5540,8 +3235,6 @@
               <w:rPr>
                 <w:rFonts w:ascii="Cambria Math" w:hAnsi="Cambria Math"/>
                 <w:i/>
-                <w:szCs w:val="28"/>
-                <w:lang w:val="en-US"/>
               </w:rPr>
             </m:ctrlPr>
           </m:dPr>
@@ -5549,987 +3242,511 @@
             <m:r>
               <w:rPr>
                 <w:rFonts w:ascii="Cambria Math" w:hAnsi="Cambria Math"/>
-                <w:szCs w:val="28"/>
-                <w:lang w:val="en-US"/>
-              </w:rPr>
-              <m:t>A</m:t>
+              </w:rPr>
+              <m:t>a</m:t>
+            </m:r>
+          </m:e>
+          <m:e>
+            <m:r>
+              <w:rPr>
+                <w:rFonts w:ascii="Cambria Math" w:hAnsi="Cambria Math"/>
+              </w:rPr>
+              <m:t>s</m:t>
             </m:r>
           </m:e>
         </m:d>
         <m:r>
           <w:rPr>
             <w:rFonts w:ascii="Cambria Math" w:hAnsi="Cambria Math"/>
-            <w:szCs w:val="28"/>
           </w:rPr>
-          <m:t xml:space="preserve"> </m:t>
+          <m:t>,</m:t>
         </m:r>
       </m:oMath>
       <w:r>
-        <w:rPr>
-          <w:szCs w:val="28"/>
-        </w:rPr>
-        <w:t xml:space="preserve"> </w:t>
-      </w:r>
-      <w:r>
-        <w:rPr>
-          <w:szCs w:val="28"/>
-        </w:rPr>
-        <w:t xml:space="preserve">– стратегия игрока, где </w:t>
+        <w:t xml:space="preserve"> которая представляет собой распределение вероятностей действий в данном состоянии. Эти методы часто лучше сходятся в больших и непрерывных пространствах действий. Примерами являются REINFORCE и PPO</w:t>
+      </w:r>
+      <w:r>
+        <w:rPr>
+          <w:lang w:val="en-US"/>
+        </w:rPr>
+        <w:t>;</w:t>
+      </w:r>
+    </w:p>
+    <w:p>
+      <w:pPr>
+        <w:pStyle w:val="ac"/>
+        <w:numPr>
+          <w:ilvl w:val="0"/>
+          <w:numId w:val="9"/>
+        </w:numPr>
+        <w:spacing w:line="276" w:lineRule="auto"/>
+        <w:jc w:val="both"/>
+      </w:pPr>
+      <w:r>
+        <w:lastRenderedPageBreak/>
+        <w:t>м</w:t>
+      </w:r>
+      <w:r>
+        <w:t xml:space="preserve">етоды </w:t>
+      </w:r>
+      <w:proofErr w:type="spellStart"/>
+      <w:r>
+        <w:t>Actor-Critic</w:t>
+      </w:r>
+      <w:proofErr w:type="spellEnd"/>
+      <w:r>
+        <w:t>: комбинируют оба подхода, используя две сети: Актера (Policy-</w:t>
+      </w:r>
+      <w:proofErr w:type="spellStart"/>
+      <w:r>
+        <w:t>based</w:t>
+      </w:r>
+      <w:proofErr w:type="spellEnd"/>
+      <w:r>
+        <w:t>) для выбора действия и Критика (Value-</w:t>
+      </w:r>
+      <w:proofErr w:type="spellStart"/>
+      <w:r>
+        <w:t>based</w:t>
+      </w:r>
+      <w:proofErr w:type="spellEnd"/>
+      <w:r>
+        <w:t>) для оценки этого действия.</w:t>
+      </w:r>
+    </w:p>
+    <w:p>
+      <w:pPr>
+        <w:pStyle w:val="ac"/>
+        <w:numPr>
+          <w:ilvl w:val="0"/>
+          <w:numId w:val="8"/>
+        </w:numPr>
+        <w:spacing w:line="276" w:lineRule="auto"/>
+        <w:jc w:val="both"/>
+      </w:pPr>
+      <w:r>
+        <w:t>По наличию модели среды:</w:t>
+      </w:r>
+    </w:p>
+    <w:p>
+      <w:pPr>
+        <w:pStyle w:val="ac"/>
+        <w:numPr>
+          <w:ilvl w:val="0"/>
+          <w:numId w:val="10"/>
+        </w:numPr>
+        <w:spacing w:line="276" w:lineRule="auto"/>
+        <w:jc w:val="both"/>
+      </w:pPr>
+      <w:proofErr w:type="spellStart"/>
+      <w:r>
+        <w:t>м</w:t>
+      </w:r>
+      <w:r>
+        <w:t>оделе</w:t>
+      </w:r>
+      <w:proofErr w:type="spellEnd"/>
+      <w:r>
+        <w:t xml:space="preserve">-свободные алгоритмы (Model-Free): Агент обучается, непосредственно взаимодействуя со средой, без построения явной модели функции перехода </w:t>
       </w:r>
       <m:oMath>
         <m:r>
           <w:rPr>
             <w:rFonts w:ascii="Cambria Math" w:hAnsi="Cambria Math"/>
-            <w:szCs w:val="28"/>
           </w:rPr>
-          <m:t>∆</m:t>
+          <m:t>P</m:t>
         </m:r>
-        <m:d>
-          <m:dPr>
-            <m:ctrlPr>
-              <w:rPr>
-                <w:rFonts w:ascii="Cambria Math" w:hAnsi="Cambria Math"/>
-                <w:i/>
-                <w:szCs w:val="28"/>
-                <w:lang w:val="en-US"/>
-              </w:rPr>
-            </m:ctrlPr>
-          </m:dPr>
-          <m:e>
-            <m:r>
-              <w:rPr>
-                <w:rFonts w:ascii="Cambria Math" w:hAnsi="Cambria Math"/>
-                <w:szCs w:val="28"/>
-                <w:lang w:val="en-US"/>
-              </w:rPr>
-              <m:t>A</m:t>
-            </m:r>
-          </m:e>
-        </m:d>
       </m:oMath>
       <w:r>
-        <w:rPr>
-          <w:szCs w:val="28"/>
-        </w:rPr>
-        <w:t xml:space="preserve"> </w:t>
-      </w:r>
-      <w:r>
-        <w:rPr>
-          <w:szCs w:val="28"/>
-        </w:rPr>
-        <w:t>распределение вероятностей на множестве действий</w:t>
-      </w:r>
-      <w:r>
-        <w:rPr>
-          <w:szCs w:val="28"/>
-        </w:rPr>
-        <w:t>.</w:t>
-      </w:r>
-    </w:p>
-    <w:p>
-      <w:pPr>
-        <w:spacing w:line="276" w:lineRule="auto"/>
-        <w:jc w:val="both"/>
-        <w:rPr>
-          <w:iCs/>
-          <w:szCs w:val="28"/>
-        </w:rPr>
-      </w:pPr>
-      <m:oMath>
-        <m:r>
-          <m:rPr>
-            <m:sty m:val="p"/>
-          </m:rPr>
-          <w:rPr>
-            <w:rFonts w:ascii="Cambria Math" w:hAnsi="Cambria Math"/>
-            <w:szCs w:val="28"/>
-          </w:rPr>
-          <m:t>U</m:t>
-        </m:r>
-        <m:d>
-          <m:dPr>
-            <m:ctrlPr>
-              <w:rPr>
-                <w:rFonts w:ascii="Cambria Math" w:hAnsi="Cambria Math"/>
-                <w:i/>
-                <w:szCs w:val="28"/>
-                <w:lang w:val="en-US"/>
-              </w:rPr>
-            </m:ctrlPr>
-          </m:dPr>
-          <m:e>
-            <m:r>
-              <w:rPr>
-                <w:rFonts w:ascii="Cambria Math" w:hAnsi="Cambria Math"/>
-                <w:szCs w:val="28"/>
-                <w:lang w:val="en-US"/>
-              </w:rPr>
-              <m:t>π</m:t>
-            </m:r>
-          </m:e>
-        </m:d>
-      </m:oMath>
-      <w:r>
-        <w:rPr>
-          <w:i/>
-          <w:szCs w:val="28"/>
-        </w:rPr>
-        <w:t xml:space="preserve"> – </w:t>
-      </w:r>
-      <w:r>
-        <w:rPr>
-          <w:iCs/>
-          <w:szCs w:val="28"/>
-        </w:rPr>
-        <w:t>функция выигрыша.</w:t>
-      </w:r>
-    </w:p>
-    <w:p>
-      <w:pPr>
-        <w:spacing w:line="276" w:lineRule="auto"/>
-        <w:jc w:val="both"/>
-        <w:rPr>
-          <w:iCs/>
-          <w:szCs w:val="28"/>
-        </w:rPr>
-      </w:pPr>
+        <w:t xml:space="preserve"> и функции награды </w:t>
+      </w:r>
       <m:oMath>
         <m:r>
           <w:rPr>
             <w:rFonts w:ascii="Cambria Math" w:hAnsi="Cambria Math"/>
-            <w:szCs w:val="28"/>
           </w:rPr>
-          <m:t>П</m:t>
+          <m:t>R</m:t>
         </m:r>
       </m:oMath>
       <w:r>
-        <w:rPr>
-          <w:iCs/>
-          <w:szCs w:val="28"/>
-        </w:rPr>
-        <w:t xml:space="preserve">  – </w:t>
-      </w:r>
-      <w:r>
-        <w:rPr>
-          <w:iCs/>
-          <w:szCs w:val="28"/>
-        </w:rPr>
-        <w:t>множество допустимых стратегий.</w:t>
-      </w:r>
-    </w:p>
-    <w:p>
-      <w:pPr>
-        <w:spacing w:line="276" w:lineRule="auto"/>
-        <w:jc w:val="both"/>
-        <w:rPr>
-          <w:iCs/>
-          <w:szCs w:val="28"/>
-        </w:rPr>
-      </w:pPr>
-      <w:r>
-        <w:rPr>
-          <w:iCs/>
-          <w:szCs w:val="28"/>
-        </w:rPr>
-        <w:t xml:space="preserve">Тогда задача сводиться к нахождению стратегии игрока </w:t>
-      </w:r>
-      <m:oMath>
-        <m:sSup>
-          <m:sSupPr>
-            <m:ctrlPr>
-              <w:rPr>
-                <w:rFonts w:ascii="Cambria Math" w:hAnsi="Cambria Math"/>
-                <w:i/>
-                <w:iCs/>
-                <w:szCs w:val="28"/>
-                <w:lang w:val="en-US"/>
-              </w:rPr>
-            </m:ctrlPr>
-          </m:sSupPr>
-          <m:e>
-            <m:r>
-              <w:rPr>
-                <w:rFonts w:ascii="Cambria Math" w:hAnsi="Cambria Math"/>
-                <w:szCs w:val="28"/>
-              </w:rPr>
-              <m:t>π</m:t>
-            </m:r>
-            <m:ctrlPr>
-              <w:rPr>
-                <w:rFonts w:ascii="Cambria Math" w:hAnsi="Cambria Math"/>
-                <w:i/>
-                <w:iCs/>
-                <w:szCs w:val="28"/>
-              </w:rPr>
-            </m:ctrlPr>
-          </m:e>
-          <m:sup>
-            <m:r>
-              <w:rPr>
-                <w:rFonts w:ascii="Cambria Math" w:hAnsi="Cambria Math"/>
-                <w:szCs w:val="28"/>
-              </w:rPr>
-              <m:t>*</m:t>
-            </m:r>
-          </m:sup>
-        </m:sSup>
-      </m:oMath>
-      <w:r>
-        <w:rPr>
-          <w:iCs/>
-          <w:szCs w:val="28"/>
-        </w:rPr>
-        <w:t>, удовлетворяющей следующему равенству</w:t>
-      </w:r>
-      <w:r>
-        <w:rPr>
-          <w:iCs/>
-          <w:szCs w:val="28"/>
-        </w:rPr>
-        <w:t>:</w:t>
-      </w:r>
-    </w:p>
-    <w:p>
-      <w:pPr>
-        <w:spacing w:line="276" w:lineRule="auto"/>
-        <w:jc w:val="both"/>
-        <w:rPr>
-          <w:i/>
-          <w:iCs/>
-          <w:szCs w:val="28"/>
-        </w:rPr>
-      </w:pPr>
-      <m:oMathPara>
-        <m:oMath>
-          <m:sSup>
-            <m:sSupPr>
-              <m:ctrlPr>
-                <w:rPr>
-                  <w:rFonts w:ascii="Cambria Math" w:hAnsi="Cambria Math"/>
-                  <w:i/>
-                  <w:iCs/>
-                  <w:szCs w:val="28"/>
-                  <w:lang w:val="en-US"/>
-                </w:rPr>
-              </m:ctrlPr>
-            </m:sSupPr>
-            <m:e>
-              <m:r>
-                <w:rPr>
-                  <w:rFonts w:ascii="Cambria Math" w:hAnsi="Cambria Math"/>
-                  <w:szCs w:val="28"/>
-                </w:rPr>
-                <m:t>π</m:t>
-              </m:r>
-              <m:ctrlPr>
-                <w:rPr>
-                  <w:rFonts w:ascii="Cambria Math" w:hAnsi="Cambria Math"/>
-                  <w:i/>
-                  <w:iCs/>
-                  <w:szCs w:val="28"/>
-                </w:rPr>
-              </m:ctrlPr>
-            </m:e>
-            <m:sup>
-              <m:r>
-                <w:rPr>
-                  <w:rFonts w:ascii="Cambria Math" w:hAnsi="Cambria Math"/>
-                  <w:szCs w:val="28"/>
-                </w:rPr>
-                <m:t>*</m:t>
-              </m:r>
-            </m:sup>
-          </m:sSup>
-          <m:r>
-            <w:rPr>
-              <w:rFonts w:ascii="Cambria Math" w:hAnsi="Cambria Math"/>
-              <w:szCs w:val="28"/>
-            </w:rPr>
-            <m:t>=</m:t>
-          </m:r>
-          <m:r>
-            <w:rPr>
-              <w:rFonts w:ascii="Cambria Math" w:hAnsi="Cambria Math"/>
-              <w:szCs w:val="28"/>
-              <w:lang w:val="en-US"/>
-            </w:rPr>
-            <m:t>arg</m:t>
-          </m:r>
-          <m:func>
-            <m:funcPr>
-              <m:ctrlPr>
-                <w:rPr>
-                  <w:rFonts w:ascii="Cambria Math" w:hAnsi="Cambria Math"/>
-                  <w:i/>
-                  <w:iCs/>
-                  <w:szCs w:val="28"/>
-                  <w:lang w:val="en-US"/>
-                </w:rPr>
-              </m:ctrlPr>
-            </m:funcPr>
-            <m:fName>
-              <m:limLow>
-                <m:limLowPr>
-                  <m:ctrlPr>
-                    <w:rPr>
-                      <w:rFonts w:ascii="Cambria Math" w:hAnsi="Cambria Math"/>
-                      <w:i/>
-                      <w:iCs/>
-                      <w:szCs w:val="28"/>
-                      <w:lang w:val="en-US"/>
-                    </w:rPr>
-                  </m:ctrlPr>
-                </m:limLowPr>
-                <m:e>
-                  <m:r>
-                    <m:rPr>
-                      <m:sty m:val="p"/>
-                    </m:rPr>
-                    <w:rPr>
-                      <w:rFonts w:ascii="Cambria Math" w:hAnsi="Cambria Math"/>
-                      <w:szCs w:val="28"/>
-                      <w:lang w:val="en-US"/>
-                    </w:rPr>
-                    <m:t>max</m:t>
-                  </m:r>
-                </m:e>
-                <m:lim>
-                  <m:r>
-                    <w:rPr>
-                      <w:rFonts w:ascii="Cambria Math" w:hAnsi="Cambria Math"/>
-                      <w:szCs w:val="28"/>
-                      <w:lang w:val="en-US"/>
-                    </w:rPr>
-                    <m:t>π∈</m:t>
-                  </m:r>
-                  <m:r>
-                    <w:rPr>
-                      <w:rFonts w:ascii="Cambria Math" w:hAnsi="Cambria Math"/>
-                      <w:szCs w:val="28"/>
-                    </w:rPr>
-                    <m:t>П</m:t>
-                  </m:r>
-                </m:lim>
-              </m:limLow>
-            </m:fName>
-            <m:e>
-              <m:r>
-                <m:rPr>
-                  <m:scr m:val="double-struck"/>
-                </m:rPr>
-                <w:rPr>
-                  <w:rFonts w:ascii="Cambria Math" w:hAnsi="Cambria Math"/>
-                  <w:szCs w:val="28"/>
-                  <w:lang w:val="en-US"/>
-                </w:rPr>
-                <m:t>E[</m:t>
-              </m:r>
-              <m:r>
-                <w:rPr>
-                  <w:rFonts w:ascii="Cambria Math" w:hAnsi="Cambria Math"/>
-                  <w:szCs w:val="28"/>
-                  <w:lang w:val="en-US"/>
-                </w:rPr>
-                <m:t>U(π)]</m:t>
-              </m:r>
-            </m:e>
-          </m:func>
-          <m:r>
-            <w:rPr>
-              <w:rFonts w:ascii="Cambria Math" w:hAnsi="Cambria Math"/>
-              <w:szCs w:val="28"/>
-              <w:lang w:val="en-US"/>
-            </w:rPr>
-            <m:t>.</m:t>
-          </m:r>
-        </m:oMath>
-      </m:oMathPara>
-    </w:p>
-    <w:p>
-      <w:pPr>
-        <w:pStyle w:val="2"/>
-      </w:pPr>
-      <w:bookmarkStart w:id="10" w:name="_Toc217027811"/>
-      <w:r>
-        <w:t>Правила игры</w:t>
-      </w:r>
-      <w:bookmarkEnd w:id="10"/>
-    </w:p>
-    <w:p>
-      <w:pPr>
-        <w:spacing w:line="276" w:lineRule="auto"/>
-        <w:jc w:val="both"/>
-      </w:pPr>
-      <w:r>
-        <w:t>Техасский Холдем</w:t>
-      </w:r>
-      <w:r>
-        <w:t xml:space="preserve"> </w:t>
-      </w:r>
-      <w:r>
-        <w:t>–</w:t>
-      </w:r>
-      <w:r>
-        <w:t xml:space="preserve"> одна из самых популярных разновидностей покера, в которой игроки соревнуются, составляя наилучшую комбинацию из пяти карт, используя две свои закрытые карты и до пяти общих (открытых) карт на столе.</w:t>
-      </w:r>
-    </w:p>
-    <w:p>
-      <w:pPr>
-        <w:spacing w:line="276" w:lineRule="auto"/>
-        <w:jc w:val="both"/>
-      </w:pPr>
-      <w:r>
-        <w:t>Данная игра насчитывает обычно</w:t>
-      </w:r>
-      <w:r>
-        <w:t xml:space="preserve"> </w:t>
-      </w:r>
-      <w:r>
-        <w:t xml:space="preserve">от </w:t>
-      </w:r>
-      <w:r>
-        <w:t xml:space="preserve">2 до </w:t>
-      </w:r>
-      <w:r>
-        <w:t>10</w:t>
-      </w:r>
-      <w:r>
-        <w:t xml:space="preserve"> человек за столом. Каждому игроку в начале раздачи выдаются </w:t>
-      </w:r>
-      <w:r>
-        <w:t>две закрытые карты</w:t>
-      </w:r>
-      <w:r>
-        <w:t xml:space="preserve"> </w:t>
-      </w:r>
-      <w:r>
-        <w:t>–</w:t>
-      </w:r>
-      <w:r>
-        <w:t xml:space="preserve"> </w:t>
-      </w:r>
-      <w:r>
-        <w:t xml:space="preserve">они известны только самому игроку. В течение игры на стол выкладываются до </w:t>
-      </w:r>
-      <w:r>
-        <w:t>пяти общих карт</w:t>
-      </w:r>
-      <w:r>
-        <w:t xml:space="preserve">, которые доступны всем игрокам. Игроки поочерёдно совершают действия: </w:t>
-      </w:r>
-      <w:r>
-        <w:t>уравнять,</w:t>
-      </w:r>
-      <w:r>
-        <w:rPr>
-          <w:b/>
-          <w:bCs/>
-        </w:rPr>
-        <w:t xml:space="preserve"> </w:t>
-      </w:r>
-      <w:r>
-        <w:t>повысить, сбросить карты.</w:t>
-      </w:r>
-      <w:r>
-        <w:t xml:space="preserve"> </w:t>
-      </w:r>
-      <w:r>
-        <w:t>Игра делится на четыре фазы</w:t>
-      </w:r>
-      <w:r>
-        <w:t xml:space="preserve">: </w:t>
-      </w:r>
-      <w:r>
-        <w:rPr>
-          <w:lang w:val="en-US"/>
-        </w:rPr>
-        <w:t>p</w:t>
-      </w:r>
-      <w:proofErr w:type="spellStart"/>
-      <w:r>
-        <w:t>re-flop</w:t>
-      </w:r>
-      <w:proofErr w:type="spellEnd"/>
-      <w:r>
-        <w:t xml:space="preserve">, </w:t>
-      </w:r>
-      <w:r>
-        <w:rPr>
-          <w:lang w:val="en-US"/>
-        </w:rPr>
-        <w:t>flop</w:t>
-      </w:r>
-      <w:r>
-        <w:t xml:space="preserve">, </w:t>
-      </w:r>
-      <w:r>
-        <w:rPr>
-          <w:lang w:val="en-US"/>
-        </w:rPr>
-        <w:t>turn</w:t>
-      </w:r>
-      <w:r>
-        <w:t xml:space="preserve">, </w:t>
-      </w:r>
-      <w:r>
-        <w:rPr>
-          <w:lang w:val="en-US"/>
-        </w:rPr>
-        <w:t>river</w:t>
-      </w:r>
-      <w:r>
-        <w:t xml:space="preserve">. </w:t>
-      </w:r>
-      <w:r>
-        <w:t xml:space="preserve">В каждую из фаз, за исключением стадии </w:t>
-      </w:r>
-      <w:r>
-        <w:rPr>
-          <w:lang w:val="en-US"/>
-        </w:rPr>
-        <w:t>pre</w:t>
-      </w:r>
-      <w:r>
-        <w:t>-</w:t>
-      </w:r>
-      <w:r>
-        <w:rPr>
-          <w:lang w:val="en-US"/>
-        </w:rPr>
-        <w:t>flop</w:t>
-      </w:r>
-      <w:r>
-        <w:t xml:space="preserve">, на стол добавляется одна, а в случае фазы </w:t>
-      </w:r>
-      <w:r>
-        <w:rPr>
-          <w:lang w:val="en-US"/>
-        </w:rPr>
-        <w:t>flop</w:t>
-      </w:r>
-      <w:r>
-        <w:t xml:space="preserve"> </w:t>
-      </w:r>
-      <w:r>
-        <w:t xml:space="preserve">три карты из колоды. </w:t>
-      </w:r>
-      <w:r>
-        <w:t>После каждой фазы игроки могут принимать решения: уравнять (</w:t>
-      </w:r>
-      <w:proofErr w:type="spellStart"/>
-      <w:r>
-        <w:rPr>
-          <w:i/>
-          <w:iCs/>
-        </w:rPr>
-        <w:t>call</w:t>
-      </w:r>
-      <w:proofErr w:type="spellEnd"/>
-      <w:r>
-        <w:t>), повысить (</w:t>
-      </w:r>
-      <w:proofErr w:type="spellStart"/>
-      <w:r>
-        <w:rPr>
-          <w:i/>
-          <w:iCs/>
-        </w:rPr>
-        <w:t>raise</w:t>
-      </w:r>
-      <w:proofErr w:type="spellEnd"/>
-      <w:r>
-        <w:t>)</w:t>
-      </w:r>
-      <w:r>
-        <w:t xml:space="preserve"> </w:t>
-      </w:r>
-      <w:r>
-        <w:t>или</w:t>
-      </w:r>
-      <w:r>
-        <w:t xml:space="preserve"> сбросить карты (</w:t>
-      </w:r>
-      <w:proofErr w:type="spellStart"/>
-      <w:r>
-        <w:rPr>
-          <w:i/>
-          <w:iCs/>
-        </w:rPr>
-        <w:t>fold</w:t>
-      </w:r>
-      <w:proofErr w:type="spellEnd"/>
-      <w:r>
-        <w:t>).</w:t>
-      </w:r>
-      <w:r>
-        <w:t xml:space="preserve"> </w:t>
-      </w:r>
-      <w:r>
-        <w:t xml:space="preserve">Ставки совершаются по кругу, начиная с игрока, следующего за большим </w:t>
-      </w:r>
-      <w:proofErr w:type="spellStart"/>
-      <w:r>
-        <w:t>блайндом</w:t>
-      </w:r>
-      <w:proofErr w:type="spellEnd"/>
-      <w:r>
-        <w:t xml:space="preserve"> (на </w:t>
-      </w:r>
-      <w:proofErr w:type="spellStart"/>
-      <w:r>
-        <w:t>pre-flop</w:t>
-      </w:r>
-      <w:proofErr w:type="spellEnd"/>
-      <w:r>
-        <w:t xml:space="preserve">), а затем </w:t>
-      </w:r>
-      <w:r>
-        <w:t>–</w:t>
-      </w:r>
-      <w:r>
-        <w:t xml:space="preserve"> с малого </w:t>
-      </w:r>
-      <w:proofErr w:type="spellStart"/>
-      <w:r>
-        <w:t>блайнда</w:t>
-      </w:r>
-      <w:proofErr w:type="spellEnd"/>
-      <w:r>
-        <w:t xml:space="preserve">. Чтобы стимулировать активную игру, в каждой раздаче два игрока обязаны делать </w:t>
-      </w:r>
-      <w:r>
-        <w:t>слепые ставки</w:t>
-      </w:r>
-      <w:r>
-        <w:t xml:space="preserve">: </w:t>
-      </w:r>
-      <w:r>
-        <w:t>малый</w:t>
-      </w:r>
-      <w:r>
-        <w:t xml:space="preserve"> (</w:t>
-      </w:r>
-      <w:r>
-        <w:rPr>
-          <w:lang w:val="en-US"/>
-        </w:rPr>
-        <w:t>small</w:t>
-      </w:r>
-      <w:r>
-        <w:t>)</w:t>
-      </w:r>
-      <w:r>
-        <w:t xml:space="preserve"> и большой</w:t>
-      </w:r>
-      <w:r>
-        <w:t xml:space="preserve"> (</w:t>
-      </w:r>
-      <w:r>
-        <w:rPr>
-          <w:lang w:val="en-US"/>
-        </w:rPr>
-        <w:t>big</w:t>
-      </w:r>
-      <w:r>
-        <w:t>)</w:t>
-      </w:r>
-      <w:r>
-        <w:t xml:space="preserve"> </w:t>
-      </w:r>
-      <w:proofErr w:type="spellStart"/>
-      <w:r>
-        <w:t>блайнд</w:t>
-      </w:r>
-      <w:proofErr w:type="spellEnd"/>
-      <w:r>
-        <w:t>.</w:t>
-      </w:r>
-      <w:r>
-        <w:t xml:space="preserve"> Эти ставки "входят в игру" до раздачи карт. Раздача заканчивается, когда:</w:t>
-      </w:r>
-    </w:p>
-    <w:p>
-      <w:pPr>
+        <w:t>. Большинство современных алгоритмов, таких как DQN и Actor-Critic, являются моделе-свободными;</w:t>
+      </w:r>
+    </w:p>
+    <w:p>
+      <w:pPr>
+        <w:pStyle w:val="ac"/>
         <w:numPr>
           <w:ilvl w:val="0"/>
-          <w:numId w:val="4"/>
+          <w:numId w:val="10"/>
         </w:numPr>
-        <w:tabs>
-          <w:tab w:val="clear" w:pos="720"/>
-        </w:tabs>
         <w:spacing w:line="276" w:lineRule="auto"/>
         <w:jc w:val="both"/>
       </w:pPr>
-      <w:r>
-        <w:t>в</w:t>
-      </w:r>
-      <w:r>
-        <w:t>се игроки, кроме одного, сбросили карты — и этот игрок автоматически выигрывает банк</w:t>
-      </w:r>
-      <w:r>
-        <w:t>;</w:t>
-      </w:r>
-    </w:p>
-    <w:p>
-      <w:pPr>
+      <w:proofErr w:type="spellStart"/>
+      <w:r>
+        <w:t>м</w:t>
+      </w:r>
+      <w:r>
+        <w:t>оделе</w:t>
+      </w:r>
+      <w:proofErr w:type="spellEnd"/>
+      <w:r>
+        <w:t xml:space="preserve">-зависимые алгоритмы (Model-Based): </w:t>
+      </w:r>
+      <w:r>
+        <w:t>Агент строит внутреннюю модель динамики среды, которую затем использует для планирования и прогнозирования будущих состояний и наград. Это позволяет агенту проигрывать сценарии и принимать решения без непосредственного взаимодействия со средой.</w:t>
+      </w:r>
+    </w:p>
+    <w:p>
+      <w:pPr>
+        <w:pStyle w:val="1"/>
+        <w:spacing w:line="276" w:lineRule="auto"/>
+      </w:pPr>
+      <w:bookmarkStart w:id="4" w:name="_Toc227589328"/>
+      <w:r>
+        <w:t xml:space="preserve">Архитектура </w:t>
+      </w:r>
+      <w:proofErr w:type="spellStart"/>
+      <w:r>
+        <w:t>Actor-Critic</w:t>
+      </w:r>
+      <w:proofErr w:type="spellEnd"/>
+      <w:r>
+        <w:t xml:space="preserve"> в играх с неполной информацией</w:t>
+      </w:r>
+      <w:bookmarkEnd w:id="4"/>
+    </w:p>
+    <w:p>
+      <w:pPr>
+        <w:spacing w:line="276" w:lineRule="auto"/>
+        <w:jc w:val="both"/>
+      </w:pPr>
+      <w:r>
+        <w:t xml:space="preserve">Для эффективного построения стратегий в многопользовательском покере наиболее перспективным является подход </w:t>
+      </w:r>
+      <w:proofErr w:type="spellStart"/>
+      <w:r>
+        <w:t>Actor-Critic</w:t>
+      </w:r>
+      <w:proofErr w:type="spellEnd"/>
+      <w:r>
+        <w:t xml:space="preserve">. </w:t>
+      </w:r>
+      <w:r>
+        <w:rPr>
+          <w:rStyle w:val="citation-24"/>
+        </w:rPr>
+        <w:t>Этот метод объединяет преимущества методов, основанных на политике (Policy-</w:t>
+      </w:r>
+      <w:proofErr w:type="spellStart"/>
+      <w:r>
+        <w:rPr>
+          <w:rStyle w:val="citation-24"/>
+        </w:rPr>
+        <w:t>based</w:t>
+      </w:r>
+      <w:proofErr w:type="spellEnd"/>
+      <w:r>
+        <w:rPr>
+          <w:rStyle w:val="citation-24"/>
+        </w:rPr>
+        <w:t>), и методов, основанных на ценности (Value-</w:t>
+      </w:r>
+      <w:proofErr w:type="spellStart"/>
+      <w:r>
+        <w:rPr>
+          <w:rStyle w:val="citation-24"/>
+        </w:rPr>
+        <w:t>based</w:t>
+      </w:r>
+      <w:proofErr w:type="spellEnd"/>
+      <w:r>
+        <w:rPr>
+          <w:rStyle w:val="citation-24"/>
+        </w:rPr>
+        <w:t>)</w:t>
+      </w:r>
+      <w:r>
+        <w:t>.</w:t>
+      </w:r>
+    </w:p>
+    <w:p>
+      <w:pPr>
+        <w:spacing w:line="276" w:lineRule="auto"/>
+        <w:jc w:val="both"/>
+      </w:pPr>
+      <w:r>
+        <w:t>Архитектура состоит из двух нейронных сетей:</w:t>
+      </w:r>
+    </w:p>
+    <w:p>
+      <w:pPr>
+        <w:pStyle w:val="ac"/>
         <w:numPr>
           <w:ilvl w:val="0"/>
-          <w:numId w:val="4"/>
+          <w:numId w:val="11"/>
         </w:numPr>
-        <w:tabs>
-          <w:tab w:val="clear" w:pos="720"/>
-        </w:tabs>
         <w:spacing w:line="276" w:lineRule="auto"/>
         <w:jc w:val="both"/>
       </w:pPr>
       <w:r>
-        <w:t>е</w:t>
-      </w:r>
-      <w:r>
-        <w:t>сли два или более игроков дошли до конца раздачи, происходит вскрытие карт. Побеждает игрок с лучшей комбинацией из пяти карт.</w:t>
-      </w:r>
-    </w:p>
-    <w:p>
-      <w:pPr>
-        <w:spacing w:line="276" w:lineRule="auto"/>
-        <w:jc w:val="both"/>
-      </w:pPr>
-      <w:r>
-        <w:t xml:space="preserve">В разновидности техасский холдем существует 10 комбинаций, каждая имеет свой ранг. </w:t>
-      </w:r>
-      <w:r>
-        <w:t>В случае равенства комбинаций, сравниваются старшие карты</w:t>
-      </w:r>
-      <w:r>
-        <w:t xml:space="preserve"> </w:t>
-      </w:r>
-      <w:r>
-        <w:t>[</w:t>
-      </w:r>
-      <w:r>
-        <w:t>5</w:t>
-      </w:r>
-      <w:r>
-        <w:t>]</w:t>
-      </w:r>
-      <w:r>
-        <w:t>.</w:t>
-      </w:r>
-    </w:p>
-    <w:p>
-      <w:pPr>
-        <w:spacing w:line="276" w:lineRule="auto"/>
-        <w:jc w:val="both"/>
-      </w:pPr>
-      <w:r>
-        <w:t>Холдем относится к играм с неполной информацией, поскольку:</w:t>
-      </w:r>
-    </w:p>
-    <w:p>
-      <w:pPr>
+        <w:t>сеть Актера (</w:t>
+      </w:r>
+      <w:proofErr w:type="spellStart"/>
+      <w:r>
+        <w:t>Actor</w:t>
+      </w:r>
+      <w:proofErr w:type="spellEnd"/>
+      <w:r>
+        <w:t>): отвечает за принятие решений. Она принимает на вход наблюдение агента (неполную информацию, доступную игроку) и выдает распределение вероятностей действий</w:t>
+      </w:r>
+      <w:r>
+        <w:t>;</w:t>
+      </w:r>
+    </w:p>
+    <w:p>
+      <w:pPr>
+        <w:pStyle w:val="ac"/>
         <w:numPr>
           <w:ilvl w:val="0"/>
-          <w:numId w:val="5"/>
+          <w:numId w:val="11"/>
         </w:numPr>
-        <w:tabs>
-          <w:tab w:val="clear" w:pos="720"/>
-        </w:tabs>
         <w:spacing w:line="276" w:lineRule="auto"/>
         <w:jc w:val="both"/>
       </w:pPr>
       <w:r>
-        <w:t>и</w:t>
-      </w:r>
-      <w:r>
-        <w:t>гроки не знают карты других игроков</w:t>
-      </w:r>
-      <w:r>
-        <w:t>;</w:t>
-      </w:r>
-    </w:p>
-    <w:p>
-      <w:pPr>
-        <w:numPr>
-          <w:ilvl w:val="0"/>
-          <w:numId w:val="5"/>
-        </w:numPr>
-        <w:tabs>
-          <w:tab w:val="clear" w:pos="720"/>
-        </w:tabs>
+        <w:t>сеть Критика (</w:t>
+      </w:r>
+      <w:proofErr w:type="spellStart"/>
+      <w:r>
+        <w:t>Critic</w:t>
+      </w:r>
+      <w:proofErr w:type="spellEnd"/>
+      <w:r>
+        <w:t>): оценивает действия Актера. Главная особенность применения этого метода в покере заключается в том, что Критик может обучаться на основе полной информации о состоянии игры, включая карты оппонентов, которая доступна на этапе тренировки, но недоступна во время реальной игры.</w:t>
+      </w:r>
+      <w:r>
+        <w:t xml:space="preserve">  </w:t>
+      </w:r>
+    </w:p>
+    <w:p>
+      <w:pPr>
         <w:spacing w:line="276" w:lineRule="auto"/>
         <w:jc w:val="both"/>
       </w:pPr>
       <w:r>
-        <w:t>и</w:t>
-      </w:r>
-      <w:r>
-        <w:t>гроки не знают, какие действия основаны на блефе, а какие – на реальной силе руки</w:t>
+        <w:t xml:space="preserve">Такой подход позволяет реализовать парадигму </w:t>
+      </w:r>
+      <w:r>
+        <w:t>централизованного обучения и децентрализованного исполнения.</w:t>
+      </w:r>
+      <w:r>
+        <w:t xml:space="preserve"> Во время тренировки Критик выступает в роли всеведущего учителя, анализируя глобальное состояние системы (включая скрытые карты оппонентов), что позволяет точнее вычислить функцию ценности и направить градиент Актера. В момент же тестирования или реальной игры агент опирается исключительно на локальные наблюдения, что делает стратегию применимой в условиях реальной неопределенности </w:t>
+      </w:r>
+    </w:p>
+    <w:p>
+      <w:pPr>
+        <w:spacing w:line="276" w:lineRule="auto"/>
+        <w:jc w:val="both"/>
+      </w:pPr>
+      <w:r>
+        <w:t>[</w:t>
+      </w:r>
+      <w:r>
+        <w:t>3,</w:t>
+      </w:r>
+      <w:r>
+        <w:t xml:space="preserve"> с. 6381</w:t>
+      </w:r>
+      <w:r>
+        <w:t>]</w:t>
+      </w:r>
+      <w:r>
+        <w:t xml:space="preserve">. </w:t>
+      </w:r>
+    </w:p>
+    <w:p>
+      <w:pPr>
+        <w:spacing w:line="276" w:lineRule="auto"/>
+        <w:jc w:val="both"/>
+      </w:pPr>
+      <w:r>
+        <w:lastRenderedPageBreak/>
+        <w:t xml:space="preserve">Одной из особенностей реализации данного подхода в игре покер является обработка истории действий, которая имеет неопределенную длину. В архитектуре сетей для решения поставленной задачи эффективно использовать слои LSTM (Long </w:t>
+      </w:r>
+      <w:proofErr w:type="spellStart"/>
+      <w:r>
+        <w:t>Short-Term</w:t>
+      </w:r>
+      <w:proofErr w:type="spellEnd"/>
+      <w:r>
+        <w:t xml:space="preserve"> Memory). </w:t>
+      </w:r>
+      <w:r>
+        <w:rPr>
+          <w:rStyle w:val="citation-20"/>
+        </w:rPr>
+        <w:t>LSTM позволяет извлекать признаки из последовательности действий оппонентов, что критически важно для понимания контекста раздачи</w:t>
+      </w:r>
+      <w:r>
+        <w:t xml:space="preserve">. </w:t>
+      </w:r>
+      <w:r>
+        <w:rPr>
+          <w:rStyle w:val="citation-19"/>
+        </w:rPr>
+        <w:t xml:space="preserve">Статическая информация (карты на столе, размеры стеков) обрабатывается </w:t>
+      </w:r>
+      <w:proofErr w:type="spellStart"/>
+      <w:r>
+        <w:rPr>
+          <w:rStyle w:val="citation-19"/>
+        </w:rPr>
+        <w:t>полносвязными</w:t>
+      </w:r>
+      <w:proofErr w:type="spellEnd"/>
+      <w:r>
+        <w:rPr>
+          <w:rStyle w:val="citation-19"/>
+        </w:rPr>
+        <w:t xml:space="preserve"> слоями</w:t>
+      </w:r>
+      <w:r>
+        <w:t xml:space="preserve">. Представление данного метода изображено на схеме (рис. </w:t>
+      </w:r>
+      <w:r>
+        <w:rPr>
+          <w:lang w:val="en-US"/>
+        </w:rPr>
+        <w:t>1</w:t>
       </w:r>
       <w:r>
         <w:t>.</w:t>
       </w:r>
+      <w:r>
+        <w:rPr>
+          <w:lang w:val="en-US"/>
+        </w:rPr>
+        <w:t>1</w:t>
+      </w:r>
+      <w:r>
+        <w:t>)</w:t>
+      </w:r>
+      <w:r>
+        <w:rPr>
+          <w:lang w:val="en-US"/>
+        </w:rPr>
+        <w:t xml:space="preserve"> [</w:t>
+      </w:r>
+      <w:r>
+        <w:t>2</w:t>
+      </w:r>
+      <w:r>
+        <w:rPr>
+          <w:lang w:val="en-US"/>
+        </w:rPr>
+        <w:t>, c.5]</w:t>
+      </w:r>
+      <w:r>
+        <w:t>.</w:t>
+      </w:r>
     </w:p>
     <w:p>
       <w:pPr>
         <w:spacing w:line="276" w:lineRule="auto"/>
         <w:jc w:val="both"/>
       </w:pPr>
-      <w:r>
-        <w:t>Это делает игру сложной для математического анализа и идеально подходящей для обучения агентов с использованием эвристических или эволюционных подходов – таких как генетические алгоритмы.</w:t>
-      </w:r>
-    </w:p>
-    <w:p>
-      <w:pPr>
-        <w:spacing w:after="160" w:line="259" w:lineRule="auto"/>
+    </w:p>
+    <w:p>
+      <w:pPr>
+        <w:spacing w:line="276" w:lineRule="auto"/>
         <w:jc w:val="both"/>
-        <w:rPr>
-          <w:iCs/>
-          <w:szCs w:val="28"/>
-        </w:rPr>
-      </w:pPr>
-      <w:r>
-        <w:lastRenderedPageBreak/>
-        <w:t xml:space="preserve">В </w:t>
-      </w:r>
-      <w:r>
-        <w:t>практической части работы особое внимание будет уделено реализации нейросетевого подхода с целью его последующего сравнительного анализа с генетическими алгоритмами и оценки эффективности в условиях неопределенности.</w:t>
-      </w:r>
-      <w:r>
-        <w:rPr>
-          <w:iCs/>
-          <w:szCs w:val="28"/>
-        </w:rPr>
-        <w:br w:type="page"/>
-      </w:r>
-    </w:p>
-    <w:p>
-      <w:pPr>
-        <w:pStyle w:val="1"/>
-        <w:rPr>
-          <w:rFonts w:cs="Times New Roman"/>
-          <w:iCs/>
-          <w:szCs w:val="28"/>
-        </w:rPr>
-      </w:pPr>
-      <w:bookmarkStart w:id="11" w:name="_Toc217027812"/>
-      <w:r>
-        <w:rPr>
-          <w:rFonts w:cs="Times New Roman"/>
-        </w:rPr>
-        <w:lastRenderedPageBreak/>
-        <w:t xml:space="preserve">ГЛАВА </w:t>
-      </w:r>
-      <w:r>
-        <w:rPr>
-          <w:rFonts w:cs="Times New Roman"/>
-          <w:lang w:val="en-US"/>
-        </w:rPr>
-        <w:t>II</w:t>
-      </w:r>
-      <w:r>
-        <w:rPr>
-          <w:rFonts w:cs="Times New Roman"/>
-        </w:rPr>
-        <w:t xml:space="preserve"> </w:t>
-      </w:r>
-      <w:r>
-        <w:rPr>
-          <w:bCs/>
-        </w:rPr>
-        <w:t>НЕЙРОСЕТЕВЫЕ МЕТОДЫ И ОБУЧЕНИЕ С ПОДКРЕПЛЕНИЕМ В ИГРАХ С НЕПОЛНОЙ ИНФОРМАЦИЕЙ</w:t>
-      </w:r>
-      <w:bookmarkEnd w:id="11"/>
-      <w:r>
-        <w:rPr>
-          <w:bCs/>
-        </w:rPr>
-        <w:t xml:space="preserve"> </w:t>
-      </w:r>
-    </w:p>
-    <w:p>
-      <w:pPr>
-        <w:pStyle w:val="1"/>
-      </w:pPr>
-      <w:bookmarkStart w:id="12" w:name="_Toc217027813"/>
-      <w:r>
-        <w:t>Принципы работы искусственных нейронных сетей</w:t>
-      </w:r>
-      <w:bookmarkEnd w:id="12"/>
-    </w:p>
-    <w:p>
-      <w:pPr>
-        <w:spacing w:line="276" w:lineRule="auto"/>
-        <w:jc w:val="both"/>
-      </w:pPr>
-      <w:r>
-        <w:t xml:space="preserve">Нейронные сети (НС) представляют собой математические модели, вдохновленные принципами работы биологических нервных систем. </w:t>
-      </w:r>
-      <w:r>
-        <w:rPr>
-          <w:rStyle w:val="citation-35"/>
-        </w:rPr>
-        <w:t xml:space="preserve">Основой таких сетей является перцептрон – модель, предложенная Фрэнком </w:t>
-      </w:r>
-      <w:proofErr w:type="spellStart"/>
-      <w:r>
-        <w:rPr>
-          <w:rStyle w:val="citation-35"/>
-        </w:rPr>
-        <w:t>Розенблаттом</w:t>
-      </w:r>
-      <w:proofErr w:type="spellEnd"/>
-      <w:r>
-        <w:rPr>
-          <w:rStyle w:val="citation-35"/>
-        </w:rPr>
-        <w:t>, которая имитирует процесс обработки информации нейроном</w:t>
-      </w:r>
-      <w:r>
-        <w:t xml:space="preserve">. </w:t>
-      </w:r>
-      <w:r>
-        <w:rPr>
-          <w:rStyle w:val="citation-34"/>
-        </w:rPr>
-        <w:t>Перцептрон принимает вектор входных данных, умножает его на весовые коэффициенты, суммирует и передает результат через функцию активации для получения выходного сигнала. Данную модель можно проиллюстрировать при помощи схемы (рис. 2.1)</w:t>
-      </w:r>
-      <w:r>
-        <w:rPr>
-          <w:rStyle w:val="citation-34"/>
-        </w:rPr>
-        <w:t xml:space="preserve"> [6, </w:t>
-      </w:r>
-      <w:r>
-        <w:rPr>
-          <w:rStyle w:val="citation-34"/>
-          <w:lang w:val="en-US"/>
-        </w:rPr>
-        <w:t>c</w:t>
-      </w:r>
-      <w:r>
-        <w:rPr>
-          <w:rStyle w:val="citation-34"/>
-        </w:rPr>
-        <w:t>. 20]</w:t>
-      </w:r>
-      <w:r>
-        <w:t>.</w:t>
-      </w:r>
-    </w:p>
-    <w:p>
-      <w:pPr>
-        <w:spacing w:line="276" w:lineRule="auto"/>
-        <w:jc w:val="both"/>
       </w:pPr>
       <w:r>
         <w:rPr>
           <w:noProof/>
         </w:rPr>
+        <mc:AlternateContent>
+          <mc:Choice Requires="wps">
+            <w:drawing>
+              <wp:anchor distT="0" distB="0" distL="114300" distR="114300" simplePos="0" relativeHeight="251661312" behindDoc="0" locked="0" layoutInCell="1" allowOverlap="1" wp14:anchorId="1164AB7A" wp14:editId="5E131C71">
+                <wp:simplePos x="0" y="0"/>
+                <wp:positionH relativeFrom="column">
+                  <wp:posOffset>2621356</wp:posOffset>
+                </wp:positionH>
+                <wp:positionV relativeFrom="paragraph">
+                  <wp:posOffset>822554</wp:posOffset>
+                </wp:positionV>
+                <wp:extent cx="621792" cy="534009"/>
+                <wp:effectExtent l="0" t="0" r="26035" b="19050"/>
+                <wp:wrapNone/>
+                <wp:docPr id="5" name="Прямоугольник 5"/>
+                <wp:cNvGraphicFramePr/>
+                <a:graphic xmlns:a="http://schemas.openxmlformats.org/drawingml/2006/main">
+                  <a:graphicData uri="http://schemas.microsoft.com/office/word/2010/wordprocessingShape">
+                    <wps:wsp>
+                      <wps:cNvSpPr/>
+                      <wps:spPr>
+                        <a:xfrm>
+                          <a:off x="0" y="0"/>
+                          <a:ext cx="621792" cy="534009"/>
+                        </a:xfrm>
+                        <a:prstGeom prst="rect">
+                          <a:avLst/>
+                        </a:prstGeom>
+                        <a:solidFill>
+                          <a:schemeClr val="bg1"/>
+                        </a:solidFill>
+                        <a:ln>
+                          <a:solidFill>
+                            <a:schemeClr val="bg1"/>
+                          </a:solidFill>
+                        </a:ln>
+                      </wps:spPr>
+                      <wps:style>
+                        <a:lnRef idx="2">
+                          <a:schemeClr val="accent1">
+                            <a:shade val="50000"/>
+                          </a:schemeClr>
+                        </a:lnRef>
+                        <a:fillRef idx="1">
+                          <a:schemeClr val="accent1"/>
+                        </a:fillRef>
+                        <a:effectRef idx="0">
+                          <a:schemeClr val="accent1"/>
+                        </a:effectRef>
+                        <a:fontRef idx="minor">
+                          <a:schemeClr val="lt1"/>
+                        </a:fontRef>
+                      </wps:style>
+                      <wps:bodyPr rot="0" spcFirstLastPara="0" vertOverflow="overflow" horzOverflow="overflow" vert="horz" wrap="square" lIns="91440" tIns="45720" rIns="91440" bIns="45720" numCol="1" spcCol="0" rtlCol="0" fromWordArt="0" anchor="ctr" anchorCtr="0" forceAA="0" compatLnSpc="1">
+                        <a:prstTxWarp prst="textNoShape">
+                          <a:avLst/>
+                        </a:prstTxWarp>
+                        <a:noAutofit/>
+                      </wps:bodyPr>
+                    </wps:wsp>
+                  </a:graphicData>
+                </a:graphic>
+              </wp:anchor>
+            </w:drawing>
+          </mc:Choice>
+          <mc:Fallback>
+            <w:pict>
+              <v:rect w14:anchorId="663240F3" id="Прямоугольник 5" o:spid="_x0000_s1026" style="position:absolute;margin-left:206.4pt;margin-top:64.75pt;width:48.95pt;height:42.05pt;z-index:251661312;visibility:visible;mso-wrap-style:square;mso-wrap-distance-left:9pt;mso-wrap-distance-top:0;mso-wrap-distance-right:9pt;mso-wrap-distance-bottom:0;mso-position-horizontal:absolute;mso-position-horizontal-relative:text;mso-position-vertical:absolute;mso-position-vertical-relative:text;v-text-anchor:middle" o:gfxdata="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" fillcolor="white [3212]" strokecolor="white [3212]" strokeweight="1pt"/>
+            </w:pict>
+          </mc:Fallback>
+        </mc:AlternateContent>
+      </w:r>
+      <w:r>
+        <w:rPr>
+          <w:noProof/>
+        </w:rPr>
         <w:drawing>
-          <wp:inline distT="0" distB="0" distL="0" distR="0" wp14:anchorId="1D934ACD" wp14:editId="2CA396EF">
-            <wp:extent cx="5940425" cy="2918460"/>
+          <wp:inline distT="0" distB="0" distL="0" distR="0" wp14:anchorId="1E3712F0" wp14:editId="41DE4CA4">
+            <wp:extent cx="5940425" cy="2823845"/>
             <wp:effectExtent l="0" t="0" r="3175" b="0"/>
-            <wp:docPr id="1" name="Рисунок 1"/>
+            <wp:docPr id="9" name="Рисунок 9"/>
             <wp:cNvGraphicFramePr>
               <a:graphicFrameLocks xmlns:a="http://schemas.openxmlformats.org/drawingml/2006/main" noChangeAspect="1"/>
             </wp:cNvGraphicFramePr>
@@ -6549,7 +3766,7 @@
                   <pic:spPr>
                     <a:xfrm>
                       <a:off x="0" y="0"/>
-                      <a:ext cx="5940425" cy="2918460"/>
+                      <a:ext cx="5940425" cy="2823845"/>
                     </a:xfrm>
                     <a:prstGeom prst="rect">
                       <a:avLst/>
@@ -6565,7 +3782,68 @@
     <w:p>
       <w:pPr>
         <w:spacing w:line="276" w:lineRule="auto"/>
+        <w:jc w:val="both"/>
+      </w:pPr>
+    </w:p>
+    <w:p>
+      <w:pPr>
+        <w:spacing w:line="276" w:lineRule="auto"/>
         <w:jc w:val="center"/>
+      </w:pPr>
+      <w:r>
+        <w:t xml:space="preserve">Рисунок </w:t>
+      </w:r>
+      <w:r>
+        <w:t>1</w:t>
+      </w:r>
+      <w:r>
+        <w:t>.</w:t>
+      </w:r>
+      <w:r>
+        <w:t>1</w:t>
+      </w:r>
+      <w:r>
+        <w:t xml:space="preserve"> Схематичное представление подхода </w:t>
+      </w:r>
+      <w:r>
+        <w:rPr>
+          <w:lang w:val="en-US"/>
+        </w:rPr>
+        <w:t>Actor</w:t>
+      </w:r>
+      <w:r>
+        <w:t>-</w:t>
+      </w:r>
+      <w:r>
+        <w:rPr>
+          <w:lang w:val="en-US"/>
+        </w:rPr>
+        <w:t>Critic</w:t>
+      </w:r>
+      <w:r>
+        <w:t>.</w:t>
+      </w:r>
+    </w:p>
+    <w:p>
+      <w:pPr>
+        <w:spacing w:line="276" w:lineRule="auto"/>
+        <w:jc w:val="both"/>
+      </w:pPr>
+    </w:p>
+    <w:p>
+      <w:pPr>
+        <w:pStyle w:val="1"/>
+      </w:pPr>
+      <w:bookmarkStart w:id="5" w:name="_Toc227589329"/>
+      <w:r>
+        <w:t>Метод остаточного обучения и преодоление стагнации оптимизации</w:t>
+      </w:r>
+      <w:bookmarkEnd w:id="5"/>
+    </w:p>
+    <w:p>
+      <w:pPr>
+        <w:spacing w:line="276" w:lineRule="auto"/>
+        <w:jc w:val="both"/>
         <w:rPr>
           <w:szCs w:val="28"/>
         </w:rPr>
@@ -6574,13 +3852,355 @@
         <w:rPr>
           <w:szCs w:val="28"/>
         </w:rPr>
-        <w:t>Рисунок 2.1 – Схематичное представление модели перцептрона</w:t>
-      </w:r>
+        <w:t xml:space="preserve">В процессе усложнения архитектуры </w:t>
+      </w:r>
+      <w:proofErr w:type="spellStart"/>
       <w:r>
         <w:rPr>
           <w:szCs w:val="28"/>
         </w:rPr>
-        <w:t>.</w:t>
+        <w:t>нейросетевых</w:t>
+      </w:r>
+      <w:proofErr w:type="spellEnd"/>
+      <w:r>
+        <w:rPr>
+          <w:szCs w:val="28"/>
+        </w:rPr>
+        <w:t xml:space="preserve"> агентов для покера возникает необходимость увеличения количества скрытых слоев для формирования более сложных и абстрактных признаков. Однако классические строго иерархические сети сталкиваются с серьезными барьерами при увеличении глубины. Практическая реализация базовой модели </w:t>
+      </w:r>
+      <w:proofErr w:type="spellStart"/>
+      <w:r>
+        <w:rPr>
+          <w:szCs w:val="28"/>
+        </w:rPr>
+        <w:t>Actor-Critic</w:t>
+      </w:r>
+      <w:proofErr w:type="spellEnd"/>
+      <w:r>
+        <w:rPr>
+          <w:szCs w:val="28"/>
+        </w:rPr>
+        <w:t xml:space="preserve"> в предыдущих итерациях исследования столкнулась с проблемой стагнации обучения при достижении процента побед в 51%. Основной причиной подобной стагнации является то, что скрытые представления последовательных глубоких сетей прогрессивно страдают от потери информации из-за проблемы сингулярности матриц весов. В результате градиенты ошибок теряют структуру и становятся похожими на «белый шум», что делает дальнейшую оптимизацию невозможной.</w:t>
+      </w:r>
+    </w:p>
+    <w:p>
+      <w:pPr>
+        <w:spacing w:line="276" w:lineRule="auto"/>
+        <w:jc w:val="both"/>
+        <w:rPr>
+          <w:szCs w:val="28"/>
+        </w:rPr>
+      </w:pPr>
+      <w:r>
+        <w:rPr>
+          <w:szCs w:val="28"/>
+        </w:rPr>
+        <w:lastRenderedPageBreak/>
+        <w:t>Для преодоления данного оптимизационного барьера в архитектуру глубоких сетей внедряются остаточные связи (</w:t>
+      </w:r>
+      <w:proofErr w:type="spellStart"/>
+      <w:r>
+        <w:rPr>
+          <w:szCs w:val="28"/>
+        </w:rPr>
+        <w:t>Skip</w:t>
+      </w:r>
+      <w:proofErr w:type="spellEnd"/>
+      <w:r>
+        <w:rPr>
+          <w:szCs w:val="28"/>
+        </w:rPr>
+        <w:t xml:space="preserve"> </w:t>
+      </w:r>
+      <w:proofErr w:type="spellStart"/>
+      <w:r>
+        <w:rPr>
+          <w:szCs w:val="28"/>
+        </w:rPr>
+        <w:t>Connections</w:t>
+      </w:r>
+      <w:proofErr w:type="spellEnd"/>
+      <w:r>
+        <w:rPr>
+          <w:szCs w:val="28"/>
+        </w:rPr>
+        <w:t xml:space="preserve">). Использование таких связей позволяет моделям обходить проблемы затухания градиентов и одновременно улучшать обобщающую способность. </w:t>
+      </w:r>
+    </w:p>
+    <w:p>
+      <w:pPr>
+        <w:pStyle w:val="2"/>
+      </w:pPr>
+      <w:bookmarkStart w:id="6" w:name="_Toc227589330"/>
+      <w:r>
+        <w:t>Исторические предпосылки возникновения метода</w:t>
+      </w:r>
+      <w:bookmarkEnd w:id="6"/>
+    </w:p>
+    <w:p>
+      <w:pPr>
+        <w:spacing w:line="276" w:lineRule="auto"/>
+        <w:jc w:val="both"/>
+        <w:rPr>
+          <w:szCs w:val="28"/>
+        </w:rPr>
+      </w:pPr>
+      <w:r>
+        <w:rPr>
+          <w:szCs w:val="28"/>
+        </w:rPr>
+        <w:t xml:space="preserve">Исторически ранние глубокие </w:t>
+      </w:r>
+      <w:proofErr w:type="spellStart"/>
+      <w:r>
+        <w:rPr>
+          <w:szCs w:val="28"/>
+        </w:rPr>
+        <w:t>нейросетевые</w:t>
+      </w:r>
+      <w:proofErr w:type="spellEnd"/>
+      <w:r>
+        <w:rPr>
+          <w:szCs w:val="28"/>
+        </w:rPr>
+        <w:t xml:space="preserve"> архитектуры часто ограничивались глубиной всего от двух до четырех слоев. По мере </w:t>
+      </w:r>
+      <w:r>
+        <w:rPr>
+          <w:szCs w:val="28"/>
+        </w:rPr>
+        <w:t>того,</w:t>
+      </w:r>
+      <w:r>
+        <w:rPr>
+          <w:szCs w:val="28"/>
+        </w:rPr>
+        <w:t xml:space="preserve"> как исследователи пытались обучать все более глубокие модели для повышения качества обобщения, выяснилось, что при превышении порога в 10 слоев возникают критические проблемы с оптимизацией. Ярким примером служили популярные сети семейства VGG (состоящие из 16 и 19 слоев), которые изначально не удавалось обучить без предварительной инициализации весов из более мелких сетей. Для решения проблемы «затухания» моделей при глубине более 15 слоев разработчики начали использовать остаточные связи (</w:t>
+      </w:r>
+      <w:proofErr w:type="spellStart"/>
+      <w:r>
+        <w:rPr>
+          <w:szCs w:val="28"/>
+        </w:rPr>
+        <w:t>skip</w:t>
+      </w:r>
+      <w:proofErr w:type="spellEnd"/>
+      <w:r>
+        <w:rPr>
+          <w:szCs w:val="28"/>
+        </w:rPr>
+        <w:t xml:space="preserve"> </w:t>
+      </w:r>
+      <w:proofErr w:type="spellStart"/>
+      <w:r>
+        <w:rPr>
+          <w:szCs w:val="28"/>
+        </w:rPr>
+        <w:t>connections</w:t>
+      </w:r>
+      <w:proofErr w:type="spellEnd"/>
+      <w:r>
+        <w:rPr>
+          <w:szCs w:val="28"/>
+        </w:rPr>
+        <w:t>).</w:t>
+      </w:r>
+    </w:p>
+    <w:p>
+      <w:pPr>
+        <w:pStyle w:val="2"/>
+      </w:pPr>
+      <w:bookmarkStart w:id="7" w:name="_Toc227589331"/>
+      <w:r>
+        <w:t>Практическое применение и современная актуальность</w:t>
+      </w:r>
+      <w:bookmarkEnd w:id="7"/>
+    </w:p>
+    <w:p>
+      <w:pPr>
+        <w:spacing w:line="276" w:lineRule="auto"/>
+        <w:jc w:val="both"/>
+        <w:rPr>
+          <w:szCs w:val="28"/>
+        </w:rPr>
+      </w:pPr>
+      <w:r>
+        <w:rPr>
+          <w:szCs w:val="28"/>
+        </w:rPr>
+        <w:t xml:space="preserve">Успех интеграции остаточных связей привел к быстрому распространению целого семейства передовых архитектур, таких как </w:t>
+      </w:r>
+      <w:proofErr w:type="spellStart"/>
+      <w:r>
+        <w:rPr>
+          <w:szCs w:val="28"/>
+        </w:rPr>
+        <w:t>ResNet</w:t>
+      </w:r>
+      <w:proofErr w:type="spellEnd"/>
+      <w:r>
+        <w:rPr>
+          <w:szCs w:val="28"/>
+        </w:rPr>
+        <w:t xml:space="preserve">, </w:t>
+      </w:r>
+      <w:proofErr w:type="spellStart"/>
+      <w:r>
+        <w:rPr>
+          <w:szCs w:val="28"/>
+        </w:rPr>
+        <w:t>ResNeXt</w:t>
+      </w:r>
+      <w:proofErr w:type="spellEnd"/>
+      <w:r>
+        <w:rPr>
+          <w:szCs w:val="28"/>
+        </w:rPr>
+        <w:t xml:space="preserve">, </w:t>
+      </w:r>
+      <w:proofErr w:type="spellStart"/>
+      <w:r>
+        <w:rPr>
+          <w:szCs w:val="28"/>
+        </w:rPr>
+        <w:t>FractalNet</w:t>
+      </w:r>
+      <w:proofErr w:type="spellEnd"/>
+      <w:r>
+        <w:rPr>
+          <w:szCs w:val="28"/>
+        </w:rPr>
+        <w:t xml:space="preserve">, </w:t>
+      </w:r>
+      <w:proofErr w:type="spellStart"/>
+      <w:r>
+        <w:rPr>
+          <w:szCs w:val="28"/>
+        </w:rPr>
+        <w:t>DenseNet</w:t>
+      </w:r>
+      <w:proofErr w:type="spellEnd"/>
+      <w:r>
+        <w:rPr>
+          <w:szCs w:val="28"/>
+        </w:rPr>
+        <w:t xml:space="preserve"> и </w:t>
+      </w:r>
+      <w:proofErr w:type="spellStart"/>
+      <w:r>
+        <w:rPr>
+          <w:szCs w:val="28"/>
+        </w:rPr>
+        <w:t>Inception-ResNet</w:t>
+      </w:r>
+      <w:proofErr w:type="spellEnd"/>
+      <w:r>
+        <w:rPr>
+          <w:szCs w:val="28"/>
+        </w:rPr>
+        <w:t>. На сегодняшний день этот подход остается не просто актуальным, а является фундаментальным стандартом в машинном обучении. Как доказывают современные аналитические исследования, скрытые представления обычных глубоких сетей прогрессивно страдают от потери информации (сингулярности) с увеличением глубины. В то же время сети с остаточными связями</w:t>
+      </w:r>
+      <w:r>
+        <w:rPr>
+          <w:szCs w:val="28"/>
+        </w:rPr>
+        <w:t xml:space="preserve"> </w:t>
+      </w:r>
+      <w:r>
+        <w:rPr>
+          <w:szCs w:val="28"/>
+        </w:rPr>
+        <w:t>успешно обходят проблему сингулярности, сохраняя полную структуру данных на всех этапах.</w:t>
+      </w:r>
+      <w:r>
+        <w:rPr>
+          <w:szCs w:val="28"/>
+        </w:rPr>
+        <w:t xml:space="preserve"> </w:t>
+      </w:r>
+      <w:r>
+        <w:rPr>
+          <w:szCs w:val="28"/>
+        </w:rPr>
+        <w:t xml:space="preserve">В контексте обучения с подкреплением применение остаточных связей позволяет использовать глубокие рекуррентные и </w:t>
+      </w:r>
+      <w:proofErr w:type="spellStart"/>
+      <w:r>
+        <w:rPr>
+          <w:szCs w:val="28"/>
+        </w:rPr>
+        <w:t>полносвязные</w:t>
+      </w:r>
+      <w:proofErr w:type="spellEnd"/>
+      <w:r>
+        <w:rPr>
+          <w:szCs w:val="28"/>
+        </w:rPr>
+        <w:t xml:space="preserve"> сети для Критика и Актёра. Это гарантирует, что базовая информация о картах и банке не </w:t>
+      </w:r>
+      <w:r>
+        <w:rPr>
+          <w:szCs w:val="28"/>
+        </w:rPr>
+        <w:t>потеряется</w:t>
+      </w:r>
+      <w:r>
+        <w:rPr>
+          <w:szCs w:val="28"/>
+        </w:rPr>
+        <w:t xml:space="preserve"> в глубоких слоях нейросети при попытке извлечь сложные поведенческие паттерны оппонентов.</w:t>
+      </w:r>
+    </w:p>
+    <w:p>
+      <w:pPr>
+        <w:pStyle w:val="2"/>
+      </w:pPr>
+      <w:bookmarkStart w:id="8" w:name="_Toc227589332"/>
+      <w:r>
+        <w:t>Описание метода остаточных связей</w:t>
+      </w:r>
+      <w:bookmarkEnd w:id="8"/>
+    </w:p>
+    <w:p>
+      <w:pPr>
+        <w:spacing w:line="276" w:lineRule="auto"/>
+        <w:jc w:val="both"/>
+        <w:rPr>
+          <w:szCs w:val="28"/>
+        </w:rPr>
+      </w:pPr>
+      <w:r>
+        <w:rPr>
+          <w:szCs w:val="28"/>
+        </w:rPr>
+        <w:t>Суть метода заключается во введении дополнительных путей, по которым информация передается напрямую, суммируясь с выходом текущего слоя.</w:t>
+      </w:r>
+      <w:r>
+        <w:rPr>
+          <w:szCs w:val="28"/>
+        </w:rPr>
+        <w:t xml:space="preserve"> </w:t>
+      </w:r>
+      <w:r>
+        <w:rPr>
+          <w:szCs w:val="28"/>
+        </w:rPr>
+        <w:t xml:space="preserve">Математически выход скрытого слоя </w:t>
+      </w:r>
+      <m:oMath>
+        <m:r>
+          <w:rPr>
+            <w:rFonts w:ascii="Cambria Math" w:hAnsi="Cambria Math"/>
+            <w:szCs w:val="28"/>
+          </w:rPr>
+          <m:t>l</m:t>
+        </m:r>
+      </m:oMath>
+      <w:r>
+        <w:rPr>
+          <w:szCs w:val="28"/>
+        </w:rPr>
+        <w:t xml:space="preserve"> в блоке с остаточной связью можно представить следующим образом:</w:t>
       </w:r>
     </w:p>
     <w:p>
@@ -6591,347 +4211,619 @@
           <w:szCs w:val="28"/>
         </w:rPr>
       </w:pPr>
-    </w:p>
-    <w:p>
-      <w:pPr>
-        <w:spacing w:line="276" w:lineRule="auto"/>
-        <w:ind w:left="66"/>
-        <w:jc w:val="both"/>
-      </w:pPr>
-      <w:r>
-        <w:t xml:space="preserve">Современные задачи, такие как игра в покер, требуют использования глубокого обучения (Deep Learning). </w:t>
-      </w:r>
-      <w:r>
-        <w:rPr>
-          <w:rStyle w:val="citation-33"/>
-        </w:rPr>
-        <w:t>Глубокие нейронные сети состоят из множества слоев нейронов, что позволяет им выявлять сложные закономерности в данных и аппроксимировать нелинейные функции</w:t>
-      </w:r>
-      <w:r>
-        <w:t>. Важнейшим компонентом обучения таких сетей является алгоритм обратного распространения ошибки (</w:t>
-      </w:r>
-      <w:proofErr w:type="spellStart"/>
-      <w:r>
-        <w:t>Backpropagation</w:t>
-      </w:r>
-      <w:proofErr w:type="spellEnd"/>
-      <w:r>
-        <w:t>).</w:t>
-      </w:r>
-    </w:p>
-    <w:p>
-      <w:pPr>
-        <w:spacing w:line="276" w:lineRule="auto"/>
-        <w:ind w:left="66"/>
-        <w:jc w:val="both"/>
-        <w:rPr>
-          <w:rStyle w:val="citation-32"/>
-        </w:rPr>
-      </w:pPr>
-      <w:proofErr w:type="spellStart"/>
-      <w:r>
-        <w:t>Backpropagation</w:t>
-      </w:r>
-      <w:proofErr w:type="spellEnd"/>
-      <w:r>
-        <w:rPr>
-          <w:rStyle w:val="citation-32"/>
-        </w:rPr>
-        <w:t xml:space="preserve"> </w:t>
-      </w:r>
-      <w:r>
-        <w:rPr>
-          <w:rStyle w:val="citation-32"/>
-        </w:rPr>
-        <w:t xml:space="preserve">– </w:t>
-      </w:r>
-      <w:r>
-        <w:rPr>
-          <w:rStyle w:val="citation-32"/>
-        </w:rPr>
-        <w:t>это алгоритм, основанный на градиентном спуске для коррекции весов.</w:t>
-      </w:r>
-      <w:r>
-        <w:rPr>
-          <w:rStyle w:val="citation-32"/>
-        </w:rPr>
-        <w:t xml:space="preserve"> </w:t>
-      </w:r>
-      <w:r>
-        <w:rPr>
-          <w:rStyle w:val="citation-32"/>
-        </w:rPr>
-        <w:t>Сначала выбирается функция стоимости. Функция стоимости описывает, как вычислить ошибку между прогнозируемым и реальным выходным значением.</w:t>
-      </w:r>
-      <w:r>
-        <w:rPr>
-          <w:rStyle w:val="citation-32"/>
-        </w:rPr>
-        <w:t xml:space="preserve"> </w:t>
-      </w:r>
-      <w:r>
-        <w:rPr>
-          <w:rStyle w:val="citation-32"/>
-        </w:rPr>
-        <w:t>Распространенной функцией стоимости является среднеквадратичная ошибка:</w:t>
-      </w:r>
-    </w:p>
-    <w:p>
-      <w:pPr>
-        <w:spacing w:line="276" w:lineRule="auto"/>
-        <w:ind w:left="66"/>
-        <w:jc w:val="both"/>
-        <w:rPr>
-          <w:rStyle w:val="citation-32"/>
-          <w:i/>
-        </w:rPr>
-      </w:pPr>
-      <m:oMathPara>
-        <m:oMath>
-          <m:r>
-            <w:rPr>
-              <w:rStyle w:val="citation-32"/>
-              <w:rFonts w:ascii="Cambria Math" w:hAnsi="Cambria Math"/>
-            </w:rPr>
-            <w:lastRenderedPageBreak/>
-            <m:t>Cost=</m:t>
-          </m:r>
-          <m:f>
-            <m:fPr>
-              <m:ctrlPr>
-                <w:rPr>
-                  <w:rStyle w:val="citation-32"/>
-                  <w:rFonts w:ascii="Cambria Math" w:hAnsi="Cambria Math"/>
-                  <w:i/>
-                </w:rPr>
-              </m:ctrlPr>
-            </m:fPr>
-            <m:num>
-              <m:sSup>
-                <m:sSupPr>
-                  <m:ctrlPr>
-                    <w:rPr>
-                      <w:rStyle w:val="citation-32"/>
-                      <w:rFonts w:ascii="Cambria Math" w:hAnsi="Cambria Math"/>
-                      <w:i/>
-                    </w:rPr>
-                  </m:ctrlPr>
-                </m:sSupPr>
-                <m:e>
-                  <m:d>
-                    <m:dPr>
-                      <m:ctrlPr>
-                        <w:rPr>
-                          <w:rStyle w:val="citation-32"/>
-                          <w:rFonts w:ascii="Cambria Math" w:hAnsi="Cambria Math"/>
-                          <w:i/>
-                        </w:rPr>
-                      </m:ctrlPr>
-                    </m:dPr>
-                    <m:e>
-                      <m:sSub>
-                        <m:sSubPr>
-                          <m:ctrlPr>
-                            <w:rPr>
-                              <w:rStyle w:val="citation-32"/>
-                              <w:rFonts w:ascii="Cambria Math" w:hAnsi="Cambria Math"/>
-                              <w:i/>
-                            </w:rPr>
-                          </m:ctrlPr>
-                        </m:sSubPr>
-                        <m:e>
-                          <m:r>
-                            <w:rPr>
-                              <w:rStyle w:val="citation-32"/>
-                              <w:rFonts w:ascii="Cambria Math" w:hAnsi="Cambria Math"/>
-                            </w:rPr>
-                            <m:t>y</m:t>
-                          </m:r>
-                        </m:e>
-                        <m:sub>
-                          <m:r>
-                            <w:rPr>
-                              <w:rStyle w:val="citation-32"/>
-                              <w:rFonts w:ascii="Cambria Math" w:hAnsi="Cambria Math"/>
-                            </w:rPr>
-                            <m:t>pred</m:t>
-                          </m:r>
-                        </m:sub>
-                      </m:sSub>
-                      <m:r>
-                        <w:rPr>
-                          <w:rStyle w:val="citation-32"/>
-                          <w:rFonts w:ascii="Cambria Math" w:hAnsi="Cambria Math"/>
-                        </w:rPr>
-                        <m:t>-</m:t>
-                      </m:r>
-                      <m:sSub>
-                        <m:sSubPr>
-                          <m:ctrlPr>
-                            <w:rPr>
-                              <w:rStyle w:val="citation-32"/>
-                              <w:rFonts w:ascii="Cambria Math" w:hAnsi="Cambria Math"/>
-                              <w:i/>
-                            </w:rPr>
-                          </m:ctrlPr>
-                        </m:sSubPr>
-                        <m:e>
-                          <m:r>
-                            <w:rPr>
-                              <w:rStyle w:val="citation-32"/>
-                              <w:rFonts w:ascii="Cambria Math" w:hAnsi="Cambria Math"/>
-                            </w:rPr>
-                            <m:t>y</m:t>
-                          </m:r>
-                        </m:e>
-                        <m:sub>
-                          <m:r>
-                            <w:rPr>
-                              <w:rStyle w:val="citation-32"/>
-                              <w:rFonts w:ascii="Cambria Math" w:hAnsi="Cambria Math"/>
-                            </w:rPr>
-                            <m:t>real</m:t>
-                          </m:r>
-                        </m:sub>
-                      </m:sSub>
-                    </m:e>
-                  </m:d>
-                </m:e>
-                <m:sup>
-                  <m:r>
-                    <w:rPr>
-                      <w:rStyle w:val="citation-32"/>
-                      <w:rFonts w:ascii="Cambria Math" w:hAnsi="Cambria Math"/>
-                    </w:rPr>
-                    <m:t>2</m:t>
-                  </m:r>
-                </m:sup>
-              </m:sSup>
-            </m:num>
-            <m:den>
-              <m:r>
-                <w:rPr>
-                  <w:rStyle w:val="citation-32"/>
-                  <w:rFonts w:ascii="Cambria Math" w:hAnsi="Cambria Math"/>
-                </w:rPr>
-                <m:t>2</m:t>
-              </m:r>
-            </m:den>
-          </m:f>
-          <m:r>
-            <w:rPr>
-              <w:rStyle w:val="citation-32"/>
-              <w:rFonts w:ascii="Cambria Math" w:hAnsi="Cambria Math"/>
-            </w:rPr>
-            <m:t>,</m:t>
-          </m:r>
-        </m:oMath>
-      </m:oMathPara>
-    </w:p>
-    <w:p>
-      <w:pPr>
-        <w:spacing w:line="276" w:lineRule="auto"/>
-        <w:ind w:left="66"/>
-        <w:jc w:val="both"/>
-        <w:rPr>
-          <w:rStyle w:val="citation-32"/>
-          <w:i/>
-        </w:rPr>
-      </w:pPr>
-      <w:r>
-        <w:rPr>
-          <w:rStyle w:val="citation-32"/>
-        </w:rPr>
-        <w:t xml:space="preserve">где </w:t>
-      </w:r>
       <m:oMath>
-        <m:sSub>
-          <m:sSubPr>
+        <m:r>
+          <w:rPr>
+            <w:rFonts w:ascii="Cambria Math" w:hAnsi="Cambria Math"/>
+            <w:szCs w:val="28"/>
+          </w:rPr>
+          <m:t>h</m:t>
+        </m:r>
+        <m:sSup>
+          <m:sSupPr>
             <m:ctrlPr>
               <w:rPr>
-                <w:rStyle w:val="citation-32"/>
                 <w:rFonts w:ascii="Cambria Math" w:hAnsi="Cambria Math"/>
                 <w:i/>
+                <w:szCs w:val="28"/>
               </w:rPr>
             </m:ctrlPr>
-          </m:sSubPr>
+          </m:sSupPr>
+          <m:e>
+            <m:d>
+              <m:dPr>
+                <m:ctrlPr>
+                  <w:rPr>
+                    <w:rFonts w:ascii="Cambria Math" w:hAnsi="Cambria Math"/>
+                    <w:i/>
+                    <w:szCs w:val="28"/>
+                  </w:rPr>
+                </m:ctrlPr>
+              </m:dPr>
+              <m:e>
+                <m:r>
+                  <w:rPr>
+                    <w:rFonts w:ascii="Cambria Math" w:hAnsi="Cambria Math"/>
+                    <w:szCs w:val="28"/>
+                  </w:rPr>
+                  <m:t>x</m:t>
+                </m:r>
+              </m:e>
+            </m:d>
+          </m:e>
+          <m:sup>
+            <m:r>
+              <w:rPr>
+                <w:rFonts w:ascii="Cambria Math" w:hAnsi="Cambria Math"/>
+                <w:szCs w:val="28"/>
+                <w:lang w:val="en-US"/>
+              </w:rPr>
+              <m:t>l</m:t>
+            </m:r>
+          </m:sup>
+        </m:sSup>
+        <m:r>
+          <w:rPr>
+            <w:rFonts w:ascii="Cambria Math" w:hAnsi="Cambria Math"/>
+            <w:szCs w:val="28"/>
+          </w:rPr>
+          <m:t xml:space="preserve"> = </m:t>
+        </m:r>
+        <m:d>
+          <m:dPr>
+            <m:ctrlPr>
+              <w:rPr>
+                <w:rFonts w:ascii="Cambria Math" w:hAnsi="Cambria Math"/>
+                <w:i/>
+                <w:szCs w:val="28"/>
+              </w:rPr>
+            </m:ctrlPr>
+          </m:dPr>
+          <m:e>
+            <m:sSubSup>
+              <m:sSubSupPr>
+                <m:ctrlPr>
+                  <w:rPr>
+                    <w:rFonts w:ascii="Cambria Math" w:hAnsi="Cambria Math"/>
+                    <w:i/>
+                    <w:szCs w:val="28"/>
+                  </w:rPr>
+                </m:ctrlPr>
+              </m:sSubSupPr>
+              <m:e>
+                <m:r>
+                  <w:rPr>
+                    <w:rFonts w:ascii="Cambria Math" w:hAnsi="Cambria Math"/>
+                    <w:szCs w:val="28"/>
+                  </w:rPr>
+                  <m:t>W</m:t>
+                </m:r>
+              </m:e>
+              <m:sub>
+                <m:r>
+                  <w:rPr>
+                    <w:rFonts w:ascii="Cambria Math" w:hAnsi="Cambria Math"/>
+                    <w:szCs w:val="28"/>
+                  </w:rPr>
+                  <m:t>r</m:t>
+                </m:r>
+              </m:sub>
+              <m:sup>
+                <m:r>
+                  <w:rPr>
+                    <w:rFonts w:ascii="Cambria Math" w:hAnsi="Cambria Math"/>
+                    <w:szCs w:val="28"/>
+                  </w:rPr>
+                  <m:t>l</m:t>
+                </m:r>
+              </m:sup>
+            </m:sSubSup>
+            <m:r>
+              <w:rPr>
+                <w:rFonts w:ascii="Cambria Math" w:hAnsi="Cambria Math"/>
+                <w:szCs w:val="28"/>
+              </w:rPr>
+              <m:t xml:space="preserve"> + I</m:t>
+            </m:r>
+          </m:e>
+        </m:d>
+        <m:r>
+          <w:rPr>
+            <w:rFonts w:ascii="Cambria Math" w:hAnsi="Cambria Math"/>
+            <w:szCs w:val="28"/>
+          </w:rPr>
+          <m:t>h</m:t>
+        </m:r>
+        <m:sSup>
+          <m:sSupPr>
+            <m:ctrlPr>
+              <w:rPr>
+                <w:rFonts w:ascii="Cambria Math" w:hAnsi="Cambria Math"/>
+                <w:i/>
+                <w:szCs w:val="28"/>
+              </w:rPr>
+            </m:ctrlPr>
+          </m:sSupPr>
+          <m:e>
+            <m:d>
+              <m:dPr>
+                <m:ctrlPr>
+                  <w:rPr>
+                    <w:rFonts w:ascii="Cambria Math" w:hAnsi="Cambria Math"/>
+                    <w:i/>
+                    <w:szCs w:val="28"/>
+                  </w:rPr>
+                </m:ctrlPr>
+              </m:dPr>
+              <m:e>
+                <m:r>
+                  <w:rPr>
+                    <w:rFonts w:ascii="Cambria Math" w:hAnsi="Cambria Math"/>
+                    <w:szCs w:val="28"/>
+                  </w:rPr>
+                  <m:t>x</m:t>
+                </m:r>
+              </m:e>
+            </m:d>
+          </m:e>
+          <m:sup>
+            <m:r>
+              <w:rPr>
+                <w:rFonts w:ascii="Cambria Math" w:hAnsi="Cambria Math"/>
+                <w:szCs w:val="28"/>
+              </w:rPr>
+              <m:t>l-2</m:t>
+            </m:r>
+          </m:sup>
+        </m:sSup>
+        <m:r>
+          <w:rPr>
+            <w:rFonts w:ascii="Cambria Math" w:hAnsi="Cambria Math"/>
+            <w:szCs w:val="28"/>
+          </w:rPr>
+          <m:t xml:space="preserve"> </m:t>
+        </m:r>
+      </m:oMath>
+      <w:r>
+        <w:rPr>
+          <w:szCs w:val="28"/>
+        </w:rPr>
+        <w:t xml:space="preserve">, </w:t>
+      </w:r>
+    </w:p>
+    <w:p>
+      <w:pPr>
+        <w:spacing w:line="276" w:lineRule="auto"/>
+        <w:jc w:val="both"/>
+        <w:rPr>
+          <w:szCs w:val="28"/>
+        </w:rPr>
+      </w:pPr>
+      <w:r>
+        <w:rPr>
+          <w:szCs w:val="28"/>
+        </w:rPr>
+        <w:t xml:space="preserve">где </w:t>
+      </w:r>
+      <m:oMath>
+        <m:r>
+          <w:rPr>
+            <w:rFonts w:ascii="Cambria Math" w:hAnsi="Cambria Math"/>
+            <w:szCs w:val="28"/>
+          </w:rPr>
+          <m:t>I</m:t>
+        </m:r>
+      </m:oMath>
+      <w:r>
+        <w:rPr>
+          <w:szCs w:val="28"/>
+        </w:rPr>
+        <w:t xml:space="preserve"> — единичная матрица, </w:t>
+      </w:r>
+      <m:oMath>
+        <m:r>
+          <w:rPr>
+            <w:rFonts w:ascii="Cambria Math" w:hAnsi="Cambria Math"/>
+            <w:szCs w:val="28"/>
+          </w:rPr>
+          <m:t>h</m:t>
+        </m:r>
+        <m:sSup>
+          <m:sSupPr>
+            <m:ctrlPr>
+              <w:rPr>
+                <w:rFonts w:ascii="Cambria Math" w:hAnsi="Cambria Math"/>
+                <w:i/>
+                <w:szCs w:val="28"/>
+              </w:rPr>
+            </m:ctrlPr>
+          </m:sSupPr>
+          <m:e>
+            <m:d>
+              <m:dPr>
+                <m:ctrlPr>
+                  <w:rPr>
+                    <w:rFonts w:ascii="Cambria Math" w:hAnsi="Cambria Math"/>
+                    <w:i/>
+                    <w:szCs w:val="28"/>
+                  </w:rPr>
+                </m:ctrlPr>
+              </m:dPr>
+              <m:e>
+                <m:r>
+                  <w:rPr>
+                    <w:rFonts w:ascii="Cambria Math" w:hAnsi="Cambria Math"/>
+                    <w:szCs w:val="28"/>
+                  </w:rPr>
+                  <m:t>x</m:t>
+                </m:r>
+              </m:e>
+            </m:d>
+          </m:e>
+          <m:sup>
+            <m:r>
+              <w:rPr>
+                <w:rFonts w:ascii="Cambria Math" w:hAnsi="Cambria Math"/>
+                <w:szCs w:val="28"/>
+              </w:rPr>
+              <m:t>l-2</m:t>
+            </m:r>
+          </m:sup>
+        </m:sSup>
+      </m:oMath>
+      <w:r>
+        <w:rPr>
+          <w:szCs w:val="28"/>
+        </w:rPr>
+        <w:t xml:space="preserve"> — входной вектор, а </w:t>
+      </w:r>
+      <m:oMath>
+        <m:sSubSup>
+          <m:sSubSupPr>
+            <m:ctrlPr>
+              <w:rPr>
+                <w:rFonts w:ascii="Cambria Math" w:hAnsi="Cambria Math"/>
+                <w:i/>
+                <w:szCs w:val="28"/>
+              </w:rPr>
+            </m:ctrlPr>
+          </m:sSubSupPr>
           <m:e>
             <m:r>
               <w:rPr>
-                <w:rStyle w:val="citation-32"/>
                 <w:rFonts w:ascii="Cambria Math" w:hAnsi="Cambria Math"/>
-              </w:rPr>
-              <m:t>y</m:t>
+                <w:szCs w:val="28"/>
+              </w:rPr>
+              <m:t>W</m:t>
             </m:r>
           </m:e>
           <m:sub>
             <m:r>
               <w:rPr>
-                <w:rStyle w:val="citation-32"/>
                 <w:rFonts w:ascii="Cambria Math" w:hAnsi="Cambria Math"/>
-              </w:rPr>
-              <m:t>pred</m:t>
+                <w:szCs w:val="28"/>
+              </w:rPr>
+              <m:t>r</m:t>
             </m:r>
           </m:sub>
-        </m:sSub>
-        <m:r>
-          <w:rPr>
-            <w:rStyle w:val="citation-32"/>
-            <w:rFonts w:ascii="Cambria Math" w:hAnsi="Cambria Math"/>
-          </w:rPr>
-          <m:t xml:space="preserve">- </m:t>
-        </m:r>
+          <m:sup>
+            <m:r>
+              <w:rPr>
+                <w:rFonts w:ascii="Cambria Math" w:hAnsi="Cambria Math"/>
+                <w:szCs w:val="28"/>
+              </w:rPr>
+              <m:t>l</m:t>
+            </m:r>
+          </m:sup>
+        </m:sSubSup>
       </m:oMath>
       <w:r>
         <w:rPr>
+          <w:szCs w:val="28"/>
+        </w:rPr>
+        <w:t xml:space="preserve"> — матрица весов преобразования текущего блока. Благодаря добавлению единичной матрицы, </w:t>
+      </w:r>
+      <w:r>
+        <w:rPr>
+          <w:szCs w:val="28"/>
+        </w:rPr>
+        <w:lastRenderedPageBreak/>
+        <w:t>многократное умножение весов при обратном распространении ошибки не приводит к исчезновению базисных векторов. Это позволяет сети сохранять полную информацию на любой глубине и избегать вырождения градиентов.</w:t>
+      </w:r>
+      <w:r>
+        <w:rPr>
+          <w:szCs w:val="28"/>
+        </w:rPr>
+        <w:t xml:space="preserve"> </w:t>
+      </w:r>
+      <w:r>
+        <w:rPr>
+          <w:szCs w:val="28"/>
+        </w:rPr>
+        <w:t>В</w:t>
+      </w:r>
+      <w:r>
+        <w:rPr>
+          <w:szCs w:val="28"/>
+        </w:rPr>
+        <w:t xml:space="preserve"> </w:t>
+      </w:r>
+      <w:r>
+        <w:rPr>
+          <w:szCs w:val="28"/>
+        </w:rPr>
+        <w:t xml:space="preserve">контексте алгоритмов для покера входной вектор содержит критически важные детерминированные данные, такие как карманные карты агента и текущий размер банка. Классические многослойные сети подвержены риску </w:t>
+      </w:r>
+      <w:r>
+        <w:rPr>
+          <w:szCs w:val="28"/>
+        </w:rPr>
+        <w:t>потери</w:t>
+      </w:r>
+      <w:r>
+        <w:rPr>
+          <w:szCs w:val="28"/>
+        </w:rPr>
+        <w:t xml:space="preserve"> этого сильного сигнала при прохождении через множество нелинейных трансформаций. Внедрение остаточных связей гарантирует, что исходные признаки не будут потеряны в процессе извлечения глубоких паттернов, обеспечивая высокую избирательность и устойчивость стратегии даже на поздних этапах обучения</w:t>
+      </w:r>
+      <w:r>
+        <w:rPr>
+          <w:szCs w:val="28"/>
+        </w:rPr>
+        <w:t xml:space="preserve"> </w:t>
+      </w:r>
+      <w:r>
+        <w:rPr>
+          <w:szCs w:val="28"/>
+        </w:rPr>
+        <w:t>[4,</w:t>
+      </w:r>
+      <w:r>
+        <w:rPr>
+          <w:szCs w:val="28"/>
+        </w:rPr>
+        <w:t xml:space="preserve"> с. 3</w:t>
+      </w:r>
+      <w:r>
+        <w:rPr>
+          <w:szCs w:val="28"/>
+        </w:rPr>
+        <w:t>].</w:t>
+      </w:r>
+    </w:p>
+    <w:p>
+      <w:pPr>
+        <w:spacing w:after="160" w:line="259" w:lineRule="auto"/>
+        <w:rPr>
+          <w:szCs w:val="28"/>
+        </w:rPr>
+      </w:pPr>
+      <w:r>
+        <w:rPr>
+          <w:iCs/>
+          <w:szCs w:val="28"/>
+        </w:rPr>
+        <w:br w:type="page"/>
+      </w:r>
+    </w:p>
+    <w:p>
+      <w:pPr>
+        <w:pStyle w:val="1"/>
+      </w:pPr>
+      <w:bookmarkStart w:id="9" w:name="_Toc227589333"/>
+      <w:r>
+        <w:lastRenderedPageBreak/>
+        <w:t>ГЛАВА II</w:t>
+      </w:r>
+      <w:r>
+        <w:t xml:space="preserve"> ПРОГРАММНАЯ РЕАЛИЗАЦИЯ И ОПТИМИЗАЦИЯ НЕЙРОСЕТЕВОГО АГЕНТА</w:t>
+      </w:r>
+      <w:bookmarkEnd w:id="9"/>
+    </w:p>
+    <w:p>
+      <w:pPr>
+        <w:pStyle w:val="1"/>
+      </w:pPr>
+      <w:bookmarkStart w:id="10" w:name="_Toc227589334"/>
+      <w:r>
+        <w:t>Стек технологий и интеграция модулей</w:t>
+      </w:r>
+      <w:bookmarkEnd w:id="10"/>
+    </w:p>
+    <w:p>
+      <w:pPr>
+        <w:spacing w:line="276" w:lineRule="auto"/>
+        <w:ind w:left="66"/>
+        <w:jc w:val="both"/>
+      </w:pPr>
+      <w:r>
+        <w:t xml:space="preserve">Выбор технологического стека для реализации интеллектуального агента был обусловлен необходимостью сочетания гибкости проектирования </w:t>
+      </w:r>
+      <w:proofErr w:type="spellStart"/>
+      <w:r>
+        <w:t>нейросетевых</w:t>
+      </w:r>
+      <w:proofErr w:type="spellEnd"/>
+      <w:r>
+        <w:t xml:space="preserve"> архитектур и высокой производительности при выполнении массовых вычислительных операций</w:t>
+      </w:r>
+      <w:r>
+        <w:t xml:space="preserve">, </w:t>
+      </w:r>
+      <w:r>
+        <w:t xml:space="preserve">таких как </w:t>
+      </w:r>
+      <w:r>
+        <w:t>оценка силы рук</w:t>
+      </w:r>
+      <w:r>
+        <w:t xml:space="preserve"> при помощи</w:t>
+      </w:r>
+      <w:r>
+        <w:t xml:space="preserve"> симуляци</w:t>
+      </w:r>
+      <w:r>
+        <w:t>и</w:t>
+      </w:r>
+      <w:r>
+        <w:t xml:space="preserve"> игровых партий</w:t>
+      </w:r>
+      <w:r>
+        <w:t xml:space="preserve"> (метод Монте-Карло)</w:t>
+      </w:r>
+      <w:r>
+        <w:t>.</w:t>
+      </w:r>
+    </w:p>
+    <w:p>
+      <w:pPr>
+        <w:spacing w:line="276" w:lineRule="auto"/>
+        <w:ind w:left="66"/>
+        <w:jc w:val="both"/>
+      </w:pPr>
+      <w:r>
+        <w:t xml:space="preserve">Основным языком разработки был выбран Python, что позволило использовать библиотеку </w:t>
+      </w:r>
+      <w:proofErr w:type="spellStart"/>
+      <w:r>
+        <w:t>PyTorch</w:t>
+      </w:r>
+      <w:proofErr w:type="spellEnd"/>
+      <w:r>
+        <w:t xml:space="preserve"> для реализации глубокого обучения с подкреплением. Выбор </w:t>
+      </w:r>
+      <w:proofErr w:type="spellStart"/>
+      <w:r>
+        <w:t>PyTorch</w:t>
+      </w:r>
+      <w:proofErr w:type="spellEnd"/>
+      <w:r>
+        <w:t xml:space="preserve"> обусловлен поддержкой динамических графов вычислений, что критически важно для внедрения остаточных связей и быстрой итерации структуры сети.</w:t>
+      </w:r>
+    </w:p>
+    <w:p>
+      <w:pPr>
+        <w:spacing w:line="276" w:lineRule="auto"/>
+        <w:ind w:left="66"/>
+        <w:jc w:val="both"/>
+      </w:pPr>
+      <w:r>
+        <w:t xml:space="preserve">Для решения проблемы производительности при расчете покерных комбинаций была интегрирована библиотека Evil7. Несмотря на использование через Python-интерфейс, её внутреннее ядро реализовано на языке C++, что обеспечивает высокую скорость обработки данных. Использование данного решения позволило сократить время проведения одной итерации обучения за счет быстрого перебора и оценки вероятностей, реализованных на низкоуровневом коде. Это позволило обойти </w:t>
+      </w:r>
+      <w:r>
+        <w:t>низкую производительность</w:t>
+      </w:r>
+      <w:r>
+        <w:t xml:space="preserve"> интерпретируемого Python при обработке миллионов игровых состояний.</w:t>
+      </w:r>
+    </w:p>
+    <w:p>
+      <w:pPr>
+        <w:spacing w:line="276" w:lineRule="auto"/>
+        <w:ind w:left="66"/>
+        <w:jc w:val="both"/>
+      </w:pPr>
+      <w:r>
+        <w:t>Процесс обучения и вычислений был ускорен</w:t>
+      </w:r>
+      <w:r>
+        <w:t xml:space="preserve"> также</w:t>
+      </w:r>
+      <w:r>
+        <w:t xml:space="preserve"> за счет использования технологии NVIDIA CUDA. Перенос тензоров и весов нейронной сети на графический процессор позволил параллелизировать вычисления градиентов и работу с большими </w:t>
+      </w:r>
+      <w:proofErr w:type="spellStart"/>
+      <w:r>
+        <w:t>батчами</w:t>
+      </w:r>
+      <w:proofErr w:type="spellEnd"/>
+      <w:r>
+        <w:t xml:space="preserve"> данных. Это обеспечило необходимую вычислительную мощность для стабильной сходимости модели </w:t>
+      </w:r>
+      <w:proofErr w:type="spellStart"/>
+      <w:r>
+        <w:t>Actor-Critic</w:t>
+      </w:r>
+      <w:proofErr w:type="spellEnd"/>
+      <w:r>
+        <w:t xml:space="preserve"> в условиях высокой размерности входных признаков. Таким образом, программный комплекс представляет собой высокопроизводительную среду, интегрирующую современные средства глубокого обучения и оптимизированные алгоритмы на базе C++.</w:t>
+      </w:r>
+      <w:r>
+        <w:t xml:space="preserve"> </w:t>
+      </w:r>
+    </w:p>
+    <w:p>
+      <w:pPr>
+        <w:spacing w:line="276" w:lineRule="auto"/>
+        <w:ind w:left="66"/>
+        <w:jc w:val="both"/>
+      </w:pPr>
+      <w:r>
+        <w:t>Для оценки практической производительности и вычислительной эффективности разработанного комплекса были проведены замеры скорости работы системы в режиме</w:t>
+      </w:r>
+      <w:r>
+        <w:t xml:space="preserve"> </w:t>
+      </w:r>
+      <w:r>
+        <w:t xml:space="preserve">обучения. Тестирование проводилось на аппаратной конфигурации, включающей процессор Intel Core i5-12600KF и видеокарту NVIDIA GeForce RTX 4060 </w:t>
+      </w:r>
+      <w:proofErr w:type="spellStart"/>
+      <w:r>
+        <w:t>Ti</w:t>
+      </w:r>
+      <w:proofErr w:type="spellEnd"/>
+      <w:r>
+        <w:t>.</w:t>
+      </w:r>
+    </w:p>
+    <w:p>
+      <w:pPr>
+        <w:spacing w:line="276" w:lineRule="auto"/>
+        <w:ind w:left="66"/>
+        <w:jc w:val="both"/>
+      </w:pPr>
+    </w:p>
+    <w:p>
+      <w:pPr>
+        <w:spacing w:line="276" w:lineRule="auto"/>
+        <w:ind w:left="66"/>
+        <w:jc w:val="both"/>
+      </w:pPr>
+      <w:r>
+        <w:lastRenderedPageBreak/>
+        <w:t>В ходе экспериментов было установлено, что средняя интенсивность работы системы составляет около 4 полных симуляций в секунду. Данный показатель учитывает не только проходы нейронной сети, но и вычислительно затратную логику среды. Полученные данные подтверждают высокую ресурсоемкость задачи обучения в условиях неполной информации и демонстрируют, что выбранный стек технологий позволяет эффективно использовать доступные аппаратные мощности для генерации необходимого объема игрового опыта</w:t>
+      </w:r>
+      <w:r>
+        <w:t>.</w:t>
+      </w:r>
+    </w:p>
+    <w:p>
+      <w:pPr>
+        <w:pStyle w:val="1"/>
+        <w:rPr>
           <w:rStyle w:val="citation-32"/>
-        </w:rPr>
-        <w:t xml:space="preserve">прогнозируемое значение величины, </w:t>
-      </w:r>
-      <m:oMath>
-        <m:sSub>
-          <m:sSubPr>
-            <m:ctrlPr>
-              <w:rPr>
-                <w:rStyle w:val="citation-32"/>
-                <w:rFonts w:ascii="Cambria Math" w:hAnsi="Cambria Math"/>
-                <w:i/>
-              </w:rPr>
-            </m:ctrlPr>
-          </m:sSubPr>
-          <m:e>
-            <m:r>
-              <w:rPr>
-                <w:rStyle w:val="citation-32"/>
-                <w:rFonts w:ascii="Cambria Math" w:hAnsi="Cambria Math"/>
-              </w:rPr>
-              <m:t>y</m:t>
-            </m:r>
-          </m:e>
-          <m:sub>
-            <m:r>
-              <w:rPr>
-                <w:rStyle w:val="citation-32"/>
-                <w:rFonts w:ascii="Cambria Math" w:hAnsi="Cambria Math"/>
-              </w:rPr>
-              <m:t>real</m:t>
-            </m:r>
-          </m:sub>
-        </m:sSub>
-        <m:r>
-          <w:rPr>
-            <w:rStyle w:val="citation-32"/>
-            <w:rFonts w:ascii="Cambria Math" w:hAnsi="Cambria Math"/>
-          </w:rPr>
-          <m:t>-</m:t>
-        </m:r>
-      </m:oMath>
-      <w:r>
-        <w:rPr>
-          <w:rStyle w:val="citation-32"/>
-        </w:rPr>
-        <w:t xml:space="preserve"> действительное значение величины. </w:t>
-      </w:r>
+          <w:rFonts w:eastAsia="Times New Roman" w:cs="Times New Roman"/>
+        </w:rPr>
+      </w:pPr>
+      <w:bookmarkStart w:id="11" w:name="_Toc227589335"/>
+      <w:r>
+        <w:t xml:space="preserve">Проектирование архитектуры </w:t>
+      </w:r>
+      <w:proofErr w:type="spellStart"/>
+      <w:r>
+        <w:t>Actor-Critic</w:t>
+      </w:r>
+      <w:proofErr w:type="spellEnd"/>
+      <w:r>
+        <w:t xml:space="preserve"> с инъекцией </w:t>
+      </w:r>
+      <w:r>
+        <w:t xml:space="preserve">остаточных </w:t>
+      </w:r>
+      <w:r>
+        <w:t>состояний</w:t>
+      </w:r>
+      <w:bookmarkEnd w:id="11"/>
     </w:p>
     <w:p>
       <w:pPr>
@@ -7274,7 +5166,7 @@
       <w:pPr>
         <w:pStyle w:val="1"/>
       </w:pPr>
-      <w:bookmarkStart w:id="13" w:name="_Toc217027814"/>
+      <w:bookmarkStart w:id="12" w:name="_Toc227589336"/>
       <w:r>
         <w:t>Обучение с подкреплением (</w:t>
       </w:r>
@@ -7286,7 +5178,7 @@
       <w:r>
         <w:t xml:space="preserve"> Learning)</w:t>
       </w:r>
-      <w:bookmarkEnd w:id="13"/>
+      <w:bookmarkEnd w:id="12"/>
     </w:p>
     <w:p>
       <w:pPr>
@@ -7300,7 +5192,14 @@
         <w:rPr>
           <w:rStyle w:val="citation-30"/>
         </w:rPr>
-        <w:t>В отличие от обучения с учителем, где есть правильные ответы, в RL агент получает обратную связь в виде наград или штрафов за свои действия</w:t>
+        <w:t xml:space="preserve">В отличие от обучения с </w:t>
+      </w:r>
+      <w:r>
+        <w:rPr>
+          <w:rStyle w:val="citation-30"/>
+        </w:rPr>
+        <w:lastRenderedPageBreak/>
+        <w:t>учителем, где есть правильные ответы, в RL агент получает обратную связь в виде наград или штрафов за свои действия</w:t>
       </w:r>
       <w:r>
         <w:t>.</w:t>
@@ -7409,11 +5308,7 @@
         <w:t>–</w:t>
       </w:r>
       <w:r>
-        <w:t xml:space="preserve"> </w:t>
-      </w:r>
-      <w:r>
-        <w:lastRenderedPageBreak/>
-        <w:t xml:space="preserve">функция награды. В покере целью агента является нахождение такой стратегии (политики) </w:t>
+        <w:t xml:space="preserve"> функция награды. В покере целью агента является нахождение такой стратегии (политики) </w:t>
       </w:r>
       <m:oMath>
         <m:r>
@@ -7769,7 +5664,11 @@
         </m:r>
       </m:oMath>
       <w:r>
-        <w:t>. Большинство современных алгоритмов, таких как DQN и Actor-Critic, являются моделе-свободными;</w:t>
+        <w:t xml:space="preserve">. Большинство </w:t>
+      </w:r>
+      <w:r>
+        <w:lastRenderedPageBreak/>
+        <w:t>современных алгоритмов, таких как DQN и Actor-Critic, являются моделе-свободными;</w:t>
       </w:r>
     </w:p>
     <w:p>
@@ -7794,11 +5693,7 @@
         <w:t xml:space="preserve">-зависимые алгоритмы (Model-Based): </w:t>
       </w:r>
       <w:r>
-        <w:t xml:space="preserve">Агент строит внутреннюю модель динамики среды, которую затем использует для планирования и прогнозирования будущих состояний и </w:t>
-      </w:r>
-      <w:r>
-        <w:lastRenderedPageBreak/>
-        <w:t>наград. Это позволяет агенту проигрывать сценарии и принимать решения без непосредственного взаимодействия со средой.</w:t>
+        <w:t>Агент строит внутреннюю модель динамики среды, которую затем использует для планирования и прогнозирования будущих состояний и наград. Это позволяет агенту проигрывать сценарии и принимать решения без непосредственного взаимодействия со средой.</w:t>
       </w:r>
     </w:p>
     <w:p>
@@ -7806,11 +5701,11 @@
         <w:pStyle w:val="1"/>
         <w:spacing w:line="276" w:lineRule="auto"/>
       </w:pPr>
-      <w:bookmarkStart w:id="14" w:name="_Toc217027815"/>
+      <w:bookmarkStart w:id="13" w:name="_Toc227589337"/>
       <w:r>
         <w:t>Подход на основе Q-обучения (DQN)</w:t>
       </w:r>
-      <w:bookmarkEnd w:id="14"/>
+      <w:bookmarkEnd w:id="13"/>
     </w:p>
     <w:p>
       <w:pPr>
@@ -7888,11 +5783,11 @@
         <w:pStyle w:val="1"/>
         <w:spacing w:line="276" w:lineRule="auto"/>
       </w:pPr>
-      <w:bookmarkStart w:id="15" w:name="_Toc217027816"/>
+      <w:bookmarkStart w:id="14" w:name="_Toc227589338"/>
       <w:r>
         <w:t>Архитектура Actor-Critic в играх с неполной информацией</w:t>
       </w:r>
-      <w:bookmarkEnd w:id="15"/>
+      <w:bookmarkEnd w:id="14"/>
     </w:p>
     <w:p>
       <w:pPr>
@@ -7970,7 +5865,7 @@
       <w:r>
         <w:t>): оценивает действия Актера. Главная особенность применения этого метода в покере заключается в том, что Критик может обучаться на основе полной информации о состоянии игры, включая карты оппонентов, которая доступна на этапе тренировки, но недоступна во время реальной игры.</w:t>
       </w:r>
-      <w:bookmarkStart w:id="16" w:name="_Toc185161292"/>
+      <w:bookmarkStart w:id="15" w:name="_Toc185161292"/>
     </w:p>
     <w:p>
       <w:pPr>
@@ -8000,7 +5895,11 @@
         </m:r>
       </m:oMath>
       <w:r>
-        <w:t xml:space="preserve">, направляя обучение Актера. После завершения обучения Актер способен действовать самостоятельно, опираясь только на свои локальные наблюдения </w:t>
+        <w:t xml:space="preserve">, направляя </w:t>
+      </w:r>
+      <w:r>
+        <w:lastRenderedPageBreak/>
+        <w:t xml:space="preserve">обучение Актера. После завершения обучения Актер способен действовать самостоятельно, опираясь только на свои локальные наблюдения </w:t>
       </w:r>
       <m:oMath>
         <m:r>
@@ -8034,14 +5933,7 @@
         <w:rPr>
           <w:rStyle w:val="citation-20"/>
         </w:rPr>
-        <w:t xml:space="preserve">LSTM позволяет </w:t>
-      </w:r>
-      <w:r>
-        <w:rPr>
-          <w:rStyle w:val="citation-20"/>
-        </w:rPr>
-        <w:lastRenderedPageBreak/>
-        <w:t>извлекать признаки из последовательности действий оппонентов, что критически важно для понимания контекста раздачи</w:t>
+        <w:t>LSTM позволяет извлекать признаки из последовательности действий оппонентов, что критически важно для понимания контекста раздачи</w:t>
       </w:r>
       <w:r>
         <w:t xml:space="preserve">. </w:t>
@@ -8189,7 +6081,7 @@
                     <pic:cNvPicPr/>
                   </pic:nvPicPr>
                   <pic:blipFill>
-                    <a:blip r:embed="rId10"/>
+                    <a:blip r:embed="rId8"/>
                     <a:stretch>
                       <a:fillRect/>
                     </a:stretch>
@@ -8283,7 +6175,7 @@
           <w:caps/>
         </w:rPr>
       </w:pPr>
-      <w:bookmarkStart w:id="17" w:name="_Toc217027817"/>
+      <w:bookmarkStart w:id="16" w:name="_Toc227589339"/>
       <w:r>
         <w:rPr>
           <w:rFonts w:cs="Times New Roman"/>
@@ -8300,7 +6192,7 @@
         </w:rPr>
         <w:t>III</w:t>
       </w:r>
-      <w:bookmarkEnd w:id="16"/>
+      <w:bookmarkEnd w:id="15"/>
       <w:r>
         <w:rPr>
           <w:rFonts w:cs="Times New Roman"/>
@@ -8324,6 +6216,41 @@
         </w:rPr>
         <w:t>еализация</w:t>
       </w:r>
+      <w:bookmarkEnd w:id="16"/>
+    </w:p>
+    <w:p>
+      <w:pPr>
+        <w:spacing w:line="276" w:lineRule="auto"/>
+        <w:jc w:val="both"/>
+      </w:pPr>
+      <w:r>
+        <w:t xml:space="preserve">Для успешной реализации и </w:t>
+      </w:r>
+      <w:r>
+        <w:t>применения</w:t>
+      </w:r>
+      <w:r>
+        <w:t xml:space="preserve"> методов обучения нейронной сети </w:t>
+      </w:r>
+      <w:r>
+        <w:t>была разработана программная модель игры в техасский холдем</w:t>
+      </w:r>
+      <w:r>
+        <w:t xml:space="preserve">, </w:t>
+      </w:r>
+      <w:r>
+        <w:t xml:space="preserve">адаптированная для тестирования. </w:t>
+      </w:r>
+    </w:p>
+    <w:p>
+      <w:pPr>
+        <w:pStyle w:val="1"/>
+        <w:spacing w:line="276" w:lineRule="auto"/>
+      </w:pPr>
+      <w:bookmarkStart w:id="17" w:name="_Toc227589340"/>
+      <w:r>
+        <w:t>Архитектура и реализация модели игры</w:t>
+      </w:r>
       <w:bookmarkEnd w:id="17"/>
     </w:p>
     <w:p>
@@ -8332,69 +6259,34 @@
         <w:jc w:val="both"/>
       </w:pPr>
       <w:r>
-        <w:t xml:space="preserve">Для успешной реализации и </w:t>
-      </w:r>
-      <w:r>
-        <w:t>применения</w:t>
-      </w:r>
-      <w:r>
-        <w:t xml:space="preserve"> методов обучения нейронной сети </w:t>
-      </w:r>
-      <w:r>
-        <w:t>была разработана программная модель игры в техасский холдем</w:t>
-      </w:r>
-      <w:r>
-        <w:t xml:space="preserve">, </w:t>
-      </w:r>
-      <w:r>
-        <w:t xml:space="preserve">адаптированная для тестирования. </w:t>
-      </w:r>
-    </w:p>
-    <w:p>
-      <w:pPr>
-        <w:pStyle w:val="1"/>
-        <w:spacing w:line="276" w:lineRule="auto"/>
-      </w:pPr>
-      <w:bookmarkStart w:id="18" w:name="_Toc217027818"/>
-      <w:r>
-        <w:t>Архитектура и реализация модели игры</w:t>
+        <w:t xml:space="preserve">Программная реализация представляет собой проект, созданный на языке программирования </w:t>
+      </w:r>
+      <w:r>
+        <w:rPr>
+          <w:lang w:val="en-US"/>
+        </w:rPr>
+        <w:t>python</w:t>
+      </w:r>
+      <w:r>
+        <w:t xml:space="preserve">. </w:t>
+      </w:r>
+      <w:r>
+        <w:t xml:space="preserve">Реализованная модель представляет собой вариацию игры, известную как </w:t>
+      </w:r>
+      <w:bookmarkStart w:id="18" w:name="_Hlk216961710"/>
+      <w:proofErr w:type="spellStart"/>
+      <w:r>
+        <w:t>Heads-up</w:t>
+      </w:r>
+      <w:proofErr w:type="spellEnd"/>
+      <w:r>
+        <w:t xml:space="preserve"> Limited Texas </w:t>
+      </w:r>
+      <w:proofErr w:type="spellStart"/>
+      <w:r>
+        <w:t>Hold'em</w:t>
       </w:r>
       <w:bookmarkEnd w:id="18"/>
-    </w:p>
-    <w:p>
-      <w:pPr>
-        <w:spacing w:line="276" w:lineRule="auto"/>
-        <w:jc w:val="both"/>
-      </w:pPr>
-      <w:r>
-        <w:t xml:space="preserve">Программная реализация представляет собой проект, созданный на языке программирования </w:t>
-      </w:r>
-      <w:r>
-        <w:rPr>
-          <w:lang w:val="en-US"/>
-        </w:rPr>
-        <w:t>python</w:t>
-      </w:r>
-      <w:r>
-        <w:t xml:space="preserve">. </w:t>
-      </w:r>
-      <w:r>
-        <w:t xml:space="preserve">Реализованная модель представляет собой вариацию игры, известную как </w:t>
-      </w:r>
-      <w:bookmarkStart w:id="19" w:name="_Hlk216961710"/>
-      <w:proofErr w:type="spellStart"/>
-      <w:r>
-        <w:t>Heads-up</w:t>
-      </w:r>
-      <w:proofErr w:type="spellEnd"/>
-      <w:r>
-        <w:t xml:space="preserve"> Limited Texas </w:t>
-      </w:r>
-      <w:proofErr w:type="spellStart"/>
-      <w:r>
-        <w:t>Hold'em</w:t>
-      </w:r>
-      <w:bookmarkEnd w:id="19"/>
       <w:proofErr w:type="spellEnd"/>
       <w:r>
         <w:t xml:space="preserve"> (HULHE). Выбор именно этой модификации обусловлен необходимостью снижения размерности пространства действий для эффективного обучения агентов в рамках исследования. Специфика реализации заключается в следующем:</w:t>
@@ -8950,11 +6842,11 @@
         <w:pStyle w:val="1"/>
         <w:spacing w:line="276" w:lineRule="auto"/>
       </w:pPr>
-      <w:bookmarkStart w:id="20" w:name="_Toc217027819"/>
+      <w:bookmarkStart w:id="19" w:name="_Toc227589341"/>
       <w:r>
         <w:t>Формализация и реализация игрового агента</w:t>
       </w:r>
-      <w:bookmarkEnd w:id="20"/>
+      <w:bookmarkEnd w:id="19"/>
     </w:p>
     <w:p>
       <w:pPr>
@@ -9897,7 +7789,7 @@
                     <pic:cNvPicPr/>
                   </pic:nvPicPr>
                   <pic:blipFill>
-                    <a:blip r:embed="rId11"/>
+                    <a:blip r:embed="rId10"/>
                     <a:stretch>
                       <a:fillRect/>
                     </a:stretch>
@@ -9953,11 +7845,11 @@
       <w:pPr>
         <w:pStyle w:val="2"/>
       </w:pPr>
-      <w:bookmarkStart w:id="21" w:name="_Toc217027820"/>
+      <w:bookmarkStart w:id="20" w:name="_Toc227589342"/>
       <w:r>
         <w:t>Механизм сохранения и восстановления состояния модели</w:t>
       </w:r>
-      <w:bookmarkEnd w:id="21"/>
+      <w:bookmarkEnd w:id="20"/>
     </w:p>
     <w:p>
       <w:pPr>
@@ -10108,11 +8000,11 @@
       <w:pPr>
         <w:pStyle w:val="2"/>
       </w:pPr>
-      <w:bookmarkStart w:id="22" w:name="_Toc217027821"/>
+      <w:bookmarkStart w:id="21" w:name="_Toc227589343"/>
       <w:r>
         <w:t>Оценка силы руки</w:t>
       </w:r>
-      <w:bookmarkEnd w:id="22"/>
+      <w:bookmarkEnd w:id="21"/>
     </w:p>
     <w:p>
       <w:pPr>
@@ -12358,11 +10250,11 @@
       <w:pPr>
         <w:pStyle w:val="1"/>
       </w:pPr>
-      <w:bookmarkStart w:id="23" w:name="_Toc217027822"/>
+      <w:bookmarkStart w:id="22" w:name="_Toc227589344"/>
       <w:r>
         <w:t>Описание генетического агента</w:t>
       </w:r>
-      <w:bookmarkEnd w:id="23"/>
+      <w:bookmarkEnd w:id="22"/>
     </w:p>
     <w:p>
       <w:pPr>
@@ -14137,7 +12029,7 @@
                     <pic:cNvPicPr/>
                   </pic:nvPicPr>
                   <pic:blipFill>
-                    <a:blip r:embed="rId12"/>
+                    <a:blip r:embed="rId11"/>
                     <a:stretch>
                       <a:fillRect/>
                     </a:stretch>
@@ -14229,12 +12121,12 @@
       <w:pPr>
         <w:pStyle w:val="1"/>
       </w:pPr>
-      <w:bookmarkStart w:id="24" w:name="_Toc217027823"/>
+      <w:bookmarkStart w:id="23" w:name="_Toc227589345"/>
       <w:r>
         <w:lastRenderedPageBreak/>
         <w:t>Обучение нейросетевого агента</w:t>
       </w:r>
-      <w:bookmarkEnd w:id="24"/>
+      <w:bookmarkEnd w:id="23"/>
     </w:p>
     <w:p>
       <w:pPr>
@@ -14455,6 +12347,165 @@
             <wp:extent cx="5940425" cy="3056255"/>
             <wp:effectExtent l="0" t="0" r="3175" b="0"/>
             <wp:docPr id="8" name="Рисунок 8"/>
+            <wp:cNvGraphicFramePr>
+              <a:graphicFrameLocks xmlns:a="http://schemas.openxmlformats.org/drawingml/2006/main" noChangeAspect="1"/>
+            </wp:cNvGraphicFramePr>
+            <a:graphic xmlns:a="http://schemas.openxmlformats.org/drawingml/2006/main">
+              <a:graphicData uri="http://schemas.openxmlformats.org/drawingml/2006/picture">
+                <pic:pic xmlns:pic="http://schemas.openxmlformats.org/drawingml/2006/picture">
+                  <pic:nvPicPr>
+                    <pic:cNvPr id="1" name=""/>
+                    <pic:cNvPicPr/>
+                  </pic:nvPicPr>
+                  <pic:blipFill>
+                    <a:blip r:embed="rId12"/>
+                    <a:stretch>
+                      <a:fillRect/>
+                    </a:stretch>
+                  </pic:blipFill>
+                  <pic:spPr>
+                    <a:xfrm>
+                      <a:off x="0" y="0"/>
+                      <a:ext cx="5940425" cy="3056255"/>
+                    </a:xfrm>
+                    <a:prstGeom prst="rect">
+                      <a:avLst/>
+                    </a:prstGeom>
+                  </pic:spPr>
+                </pic:pic>
+              </a:graphicData>
+            </a:graphic>
+          </wp:inline>
+        </w:drawing>
+      </w:r>
+    </w:p>
+    <w:p>
+      <w:pPr>
+        <w:spacing w:line="276" w:lineRule="auto"/>
+        <w:jc w:val="center"/>
+      </w:pPr>
+      <w:r>
+        <w:t>Рисунок 3.</w:t>
+      </w:r>
+      <w:r>
+        <w:t>2</w:t>
+      </w:r>
+      <w:r>
+        <w:t xml:space="preserve"> – График </w:t>
+      </w:r>
+      <w:r>
+        <w:t xml:space="preserve">процента побед </w:t>
+      </w:r>
+      <w:proofErr w:type="spellStart"/>
+      <w:r>
+        <w:t>нейросетевого</w:t>
+      </w:r>
+      <w:proofErr w:type="spellEnd"/>
+      <w:r>
+        <w:t xml:space="preserve"> агента против</w:t>
+      </w:r>
+      <w:r>
+        <w:t xml:space="preserve"> </w:t>
+      </w:r>
+      <w:proofErr w:type="spellStart"/>
+      <w:r>
+        <w:rPr>
+          <w:i/>
+          <w:iCs/>
+        </w:rPr>
+        <w:t>CallingPlayer</w:t>
+      </w:r>
+      <w:proofErr w:type="spellEnd"/>
+      <w:r>
+        <w:t>.</w:t>
+      </w:r>
+    </w:p>
+    <w:p>
+      <w:pPr>
+        <w:spacing w:line="276" w:lineRule="auto"/>
+        <w:jc w:val="center"/>
+      </w:pPr>
+    </w:p>
+    <w:p>
+      <w:pPr>
+        <w:spacing w:line="276" w:lineRule="auto"/>
+        <w:jc w:val="both"/>
+      </w:pPr>
+      <w:r>
+        <w:lastRenderedPageBreak/>
+        <w:t>Этап 3</w:t>
+      </w:r>
+      <w:r>
+        <w:t>.</w:t>
+      </w:r>
+      <w:r>
+        <w:t xml:space="preserve"> Обучение против стратегии </w:t>
+      </w:r>
+      <w:r>
+        <w:t>«Агрессор».</w:t>
+      </w:r>
+      <w:r>
+        <w:t xml:space="preserve"> Финальным и наиболее сложным этапом стало обучение против лучшей эвристической стратегии – «Агрессор». Было проведено </w:t>
+      </w:r>
+      <w:r>
+        <w:t>1</w:t>
+      </w:r>
+      <w:r>
+        <w:t>0 000 симуляций. Агрессивный бот оказывает постоянное давление на нейросеть, часто повышая ставки, что затрудняет обучение «Критика» из-за высокой дисперсии результатов.</w:t>
+      </w:r>
+    </w:p>
+    <w:p>
+      <w:pPr>
+        <w:spacing w:line="276" w:lineRule="auto"/>
+        <w:jc w:val="both"/>
+      </w:pPr>
+      <w:r>
+        <w:t xml:space="preserve">По итогам </w:t>
+      </w:r>
+      <w:r>
+        <w:t>1</w:t>
+      </w:r>
+      <w:r>
+        <w:t xml:space="preserve">0 000 эпизодов </w:t>
+      </w:r>
+      <w:proofErr w:type="spellStart"/>
+      <w:r>
+        <w:t>нейросетевой</w:t>
+      </w:r>
+      <w:proofErr w:type="spellEnd"/>
+      <w:r>
+        <w:t xml:space="preserve"> агент вышел с показателем побед около </w:t>
+      </w:r>
+      <w:r>
+        <w:t>50</w:t>
+      </w:r>
+      <w:r>
+        <w:t>%</w:t>
+      </w:r>
+      <w:r>
+        <w:t xml:space="preserve"> (рис. 3.3)</w:t>
+      </w:r>
+      <w:r>
+        <w:t>.</w:t>
+      </w:r>
+    </w:p>
+    <w:p>
+      <w:pPr>
+        <w:spacing w:line="276" w:lineRule="auto"/>
+        <w:jc w:val="both"/>
+        <w:rPr>
+          <w:lang w:val="en-US"/>
+        </w:rPr>
+      </w:pPr>
+      <w:r>
+        <w:rPr>
+          <w:noProof/>
+        </w:rPr>
+        <w:drawing>
+          <wp:inline distT="0" distB="0" distL="0" distR="0" wp14:anchorId="55D526D4" wp14:editId="452AF263">
+            <wp:extent cx="5940425" cy="2964180"/>
+            <wp:effectExtent l="0" t="0" r="3175" b="7620"/>
+            <wp:docPr id="13" name="Рисунок 13"/>
             <wp:cNvGraphicFramePr>
               <a:graphicFrameLocks xmlns:a="http://schemas.openxmlformats.org/drawingml/2006/main" noChangeAspect="1"/>
             </wp:cNvGraphicFramePr>
@@ -14474,165 +12525,6 @@
                   <pic:spPr>
                     <a:xfrm>
                       <a:off x="0" y="0"/>
-                      <a:ext cx="5940425" cy="3056255"/>
-                    </a:xfrm>
-                    <a:prstGeom prst="rect">
-                      <a:avLst/>
-                    </a:prstGeom>
-                  </pic:spPr>
-                </pic:pic>
-              </a:graphicData>
-            </a:graphic>
-          </wp:inline>
-        </w:drawing>
-      </w:r>
-    </w:p>
-    <w:p>
-      <w:pPr>
-        <w:spacing w:line="276" w:lineRule="auto"/>
-        <w:jc w:val="center"/>
-      </w:pPr>
-      <w:r>
-        <w:t>Рисунок 3.</w:t>
-      </w:r>
-      <w:r>
-        <w:t>2</w:t>
-      </w:r>
-      <w:r>
-        <w:t xml:space="preserve"> – График </w:t>
-      </w:r>
-      <w:r>
-        <w:t xml:space="preserve">процента побед </w:t>
-      </w:r>
-      <w:proofErr w:type="spellStart"/>
-      <w:r>
-        <w:t>нейросетевого</w:t>
-      </w:r>
-      <w:proofErr w:type="spellEnd"/>
-      <w:r>
-        <w:t xml:space="preserve"> агента против</w:t>
-      </w:r>
-      <w:r>
-        <w:t xml:space="preserve"> </w:t>
-      </w:r>
-      <w:proofErr w:type="spellStart"/>
-      <w:r>
-        <w:rPr>
-          <w:i/>
-          <w:iCs/>
-        </w:rPr>
-        <w:t>CallingPlayer</w:t>
-      </w:r>
-      <w:proofErr w:type="spellEnd"/>
-      <w:r>
-        <w:t>.</w:t>
-      </w:r>
-    </w:p>
-    <w:p>
-      <w:pPr>
-        <w:spacing w:line="276" w:lineRule="auto"/>
-        <w:jc w:val="center"/>
-      </w:pPr>
-    </w:p>
-    <w:p>
-      <w:pPr>
-        <w:spacing w:line="276" w:lineRule="auto"/>
-        <w:jc w:val="both"/>
-      </w:pPr>
-      <w:r>
-        <w:lastRenderedPageBreak/>
-        <w:t>Этап 3</w:t>
-      </w:r>
-      <w:r>
-        <w:t>.</w:t>
-      </w:r>
-      <w:r>
-        <w:t xml:space="preserve"> Обучение против стратегии </w:t>
-      </w:r>
-      <w:r>
-        <w:t>«Агрессор».</w:t>
-      </w:r>
-      <w:r>
-        <w:t xml:space="preserve"> Финальным и наиболее сложным этапом стало обучение против лучшей эвристической стратегии – «Агрессор». Было проведено </w:t>
-      </w:r>
-      <w:r>
-        <w:t>1</w:t>
-      </w:r>
-      <w:r>
-        <w:t>0 000 симуляций. Агрессивный бот оказывает постоянное давление на нейросеть, часто повышая ставки, что затрудняет обучение «Критика» из-за высокой дисперсии результатов.</w:t>
-      </w:r>
-    </w:p>
-    <w:p>
-      <w:pPr>
-        <w:spacing w:line="276" w:lineRule="auto"/>
-        <w:jc w:val="both"/>
-      </w:pPr>
-      <w:r>
-        <w:t xml:space="preserve">По итогам </w:t>
-      </w:r>
-      <w:r>
-        <w:t>1</w:t>
-      </w:r>
-      <w:r>
-        <w:t xml:space="preserve">0 000 эпизодов </w:t>
-      </w:r>
-      <w:proofErr w:type="spellStart"/>
-      <w:r>
-        <w:t>нейросетевой</w:t>
-      </w:r>
-      <w:proofErr w:type="spellEnd"/>
-      <w:r>
-        <w:t xml:space="preserve"> агент вышел с показателем побед около </w:t>
-      </w:r>
-      <w:r>
-        <w:t>50</w:t>
-      </w:r>
-      <w:r>
-        <w:t>%</w:t>
-      </w:r>
-      <w:r>
-        <w:t xml:space="preserve"> (рис. 3.3)</w:t>
-      </w:r>
-      <w:r>
-        <w:t>.</w:t>
-      </w:r>
-    </w:p>
-    <w:p>
-      <w:pPr>
-        <w:spacing w:line="276" w:lineRule="auto"/>
-        <w:jc w:val="both"/>
-        <w:rPr>
-          <w:lang w:val="en-US"/>
-        </w:rPr>
-      </w:pPr>
-      <w:r>
-        <w:rPr>
-          <w:noProof/>
-        </w:rPr>
-        <w:drawing>
-          <wp:inline distT="0" distB="0" distL="0" distR="0" wp14:anchorId="55D526D4" wp14:editId="452AF263">
-            <wp:extent cx="5940425" cy="2964180"/>
-            <wp:effectExtent l="0" t="0" r="3175" b="7620"/>
-            <wp:docPr id="13" name="Рисунок 13"/>
-            <wp:cNvGraphicFramePr>
-              <a:graphicFrameLocks xmlns:a="http://schemas.openxmlformats.org/drawingml/2006/main" noChangeAspect="1"/>
-            </wp:cNvGraphicFramePr>
-            <a:graphic xmlns:a="http://schemas.openxmlformats.org/drawingml/2006/main">
-              <a:graphicData uri="http://schemas.openxmlformats.org/drawingml/2006/picture">
-                <pic:pic xmlns:pic="http://schemas.openxmlformats.org/drawingml/2006/picture">
-                  <pic:nvPicPr>
-                    <pic:cNvPr id="1" name=""/>
-                    <pic:cNvPicPr/>
-                  </pic:nvPicPr>
-                  <pic:blipFill>
-                    <a:blip r:embed="rId14"/>
-                    <a:stretch>
-                      <a:fillRect/>
-                    </a:stretch>
-                  </pic:blipFill>
-                  <pic:spPr>
-                    <a:xfrm>
-                      <a:off x="0" y="0"/>
                       <a:ext cx="5940425" cy="2964180"/>
                     </a:xfrm>
                     <a:prstGeom prst="rect">
@@ -14668,11 +12560,11 @@
       <w:pPr>
         <w:pStyle w:val="1"/>
       </w:pPr>
-      <w:bookmarkStart w:id="25" w:name="_Toc217027824"/>
+      <w:bookmarkStart w:id="24" w:name="_Toc227589346"/>
       <w:r>
         <w:t>Анализ результатов нейросетевого подхода</w:t>
       </w:r>
-      <w:bookmarkEnd w:id="25"/>
+      <w:bookmarkEnd w:id="24"/>
     </w:p>
     <w:p>
       <w:pPr>
@@ -14857,11 +12749,11 @@
       <w:pPr>
         <w:pStyle w:val="1"/>
       </w:pPr>
-      <w:bookmarkStart w:id="26" w:name="_Toc217027825"/>
+      <w:bookmarkStart w:id="25" w:name="_Toc227589347"/>
       <w:r>
         <w:t>Перспективы модификации и дальнейшего исследования</w:t>
       </w:r>
-      <w:bookmarkEnd w:id="26"/>
+      <w:bookmarkEnd w:id="25"/>
     </w:p>
     <w:p>
       <w:pPr>
@@ -14968,7 +12860,7 @@
           <w:bCs/>
         </w:rPr>
       </w:pPr>
-      <w:bookmarkStart w:id="27" w:name="_Toc217027826"/>
+      <w:bookmarkStart w:id="26" w:name="_Toc227589348"/>
       <w:r>
         <w:rPr>
           <w:rFonts w:cs="Times New Roman"/>
@@ -14977,7 +12869,7 @@
         <w:lastRenderedPageBreak/>
         <w:t>ЗАКЛЮЧЕНИЕ</w:t>
       </w:r>
-      <w:bookmarkEnd w:id="27"/>
+      <w:bookmarkEnd w:id="26"/>
     </w:p>
     <w:p>
       <w:pPr>
@@ -15191,7 +13083,7 @@
       <w:pPr>
         <w:pStyle w:val="1"/>
       </w:pPr>
-      <w:bookmarkStart w:id="28" w:name="_Toc217027827"/>
+      <w:bookmarkStart w:id="27" w:name="_Toc227589349"/>
       <w:r>
         <w:lastRenderedPageBreak/>
         <w:t xml:space="preserve">Список </w:t>
@@ -15204,45 +13096,59 @@
       <w:r>
         <w:t xml:space="preserve"> источников</w:t>
       </w:r>
-      <w:bookmarkEnd w:id="28"/>
+      <w:bookmarkEnd w:id="27"/>
     </w:p>
     <w:p>
       <w:pPr>
         <w:pStyle w:val="ac"/>
         <w:numPr>
           <w:ilvl w:val="0"/>
-          <w:numId w:val="1"/>
+          <w:numId w:val="20"/>
         </w:numPr>
-        <w:spacing w:line="276" w:lineRule="auto"/>
-        <w:ind w:left="0" w:firstLine="0"/>
+        <w:ind w:left="357" w:hanging="357"/>
         <w:rPr>
           <w:lang w:val="en-US"/>
         </w:rPr>
       </w:pPr>
-      <w:bookmarkStart w:id="29" w:name="_Hlk185589167"/>
-      <w:r>
-        <w:rPr>
-          <w:lang w:val="en-US"/>
-        </w:rPr>
-        <w:t xml:space="preserve">Osborne, M. J. An Introduction to Game Theory. </w:t>
-      </w:r>
-      <w:r>
-        <w:rPr>
-          <w:lang w:val="en-US"/>
-        </w:rPr>
-        <w:t>Oxford University Press, 2004.</w:t>
-      </w:r>
-      <w:r>
-        <w:rPr>
-          <w:lang w:val="en-US"/>
-        </w:rPr>
-        <w:t xml:space="preserve"> – pp. 1-</w:t>
-      </w:r>
-      <w:r>
-        <w:rPr>
-          <w:lang w:val="en-US"/>
-        </w:rPr>
-        <w:t>9</w:t>
+      <w:proofErr w:type="spellStart"/>
+      <w:r>
+        <w:t>Саттон</w:t>
+      </w:r>
+      <w:proofErr w:type="spellEnd"/>
+      <w:r>
+        <w:t xml:space="preserve">, Р. С. Обучение с подкреплением: Введение / Р. С. </w:t>
+      </w:r>
+      <w:proofErr w:type="spellStart"/>
+      <w:r>
+        <w:t>Саттон</w:t>
+      </w:r>
+      <w:proofErr w:type="spellEnd"/>
+      <w:r>
+        <w:t xml:space="preserve">, Э. Г. </w:t>
+      </w:r>
+      <w:proofErr w:type="gramStart"/>
+      <w:r>
+        <w:t>Барто ;</w:t>
+      </w:r>
+      <w:proofErr w:type="gramEnd"/>
+      <w:r>
+        <w:t xml:space="preserve"> пер. с англ. А. А. </w:t>
+      </w:r>
+      <w:proofErr w:type="spellStart"/>
+      <w:r>
+        <w:t>Слинкина</w:t>
+      </w:r>
+      <w:proofErr w:type="spellEnd"/>
+      <w:r>
+        <w:t xml:space="preserve">. — 2-е изд. — </w:t>
+      </w:r>
+      <w:proofErr w:type="gramStart"/>
+      <w:r>
+        <w:t>М. :</w:t>
+      </w:r>
+      <w:proofErr w:type="gramEnd"/>
+      <w:r>
+        <w:t xml:space="preserve"> ДМК Пресс, 2020. — 552 с.</w:t>
       </w:r>
     </w:p>
     <w:p>
@@ -15250,10 +13156,9 @@
         <w:pStyle w:val="ac"/>
         <w:numPr>
           <w:ilvl w:val="0"/>
-          <w:numId w:val="1"/>
+          <w:numId w:val="20"/>
         </w:numPr>
-        <w:spacing w:line="276" w:lineRule="auto"/>
-        <w:ind w:left="0" w:firstLine="0"/>
+        <w:ind w:left="357" w:hanging="357"/>
         <w:rPr>
           <w:lang w:val="en-US"/>
         </w:rPr>
@@ -15262,21 +13167,7 @@
         <w:rPr>
           <w:lang w:val="en-US"/>
         </w:rPr>
-        <w:t xml:space="preserve">Gilpin, A., </w:t>
-      </w:r>
-      <w:proofErr w:type="spellStart"/>
-      <w:r>
-        <w:rPr>
-          <w:lang w:val="en-US"/>
-        </w:rPr>
-        <w:t>Sandholm</w:t>
-      </w:r>
-      <w:proofErr w:type="spellEnd"/>
-      <w:r>
-        <w:rPr>
-          <w:lang w:val="en-US"/>
-        </w:rPr>
-        <w:t>, T. Lossless abstraction of imperfect information games // Journal of the ACM. — 2007. — Vol. 54, no. 5. — pp. 1–30.</w:t>
+        <w:t>Shi, D., Guo, X., Liu, Y., Fan, W. Optimal Policy of Multiplayer Poker via Actor-Critic Reinforcement Learning // Entropy. — 2022. — Vol. 24, no. 6. — pp. 1–17.</w:t>
       </w:r>
     </w:p>
     <w:p>
@@ -15284,35 +13175,18 @@
         <w:pStyle w:val="ac"/>
         <w:numPr>
           <w:ilvl w:val="0"/>
-          <w:numId w:val="1"/>
+          <w:numId w:val="20"/>
         </w:numPr>
-        <w:spacing w:line="276" w:lineRule="auto"/>
-        <w:ind w:left="0" w:firstLine="0"/>
-      </w:pPr>
-      <w:r>
-        <w:t xml:space="preserve">Кремлев, А. Г. Основные понятия теории </w:t>
-      </w:r>
-      <w:proofErr w:type="gramStart"/>
-      <w:r>
-        <w:t>игр  /</w:t>
-      </w:r>
-      <w:proofErr w:type="gramEnd"/>
-      <w:r>
-        <w:t xml:space="preserve"> А. Г. Кремлев ; ред. О. В. Климова ; корр. Е. Е. Афанасьева ; комп. набор А. Г. Кремлева ; верстка О. П. Игнатьевой. — </w:t>
-      </w:r>
-      <w:proofErr w:type="gramStart"/>
-      <w:r>
-        <w:t>Екатеринбург :</w:t>
-      </w:r>
-      <w:proofErr w:type="gramEnd"/>
-      <w:r>
-        <w:t xml:space="preserve"> Изд-во Урал. ун-та, 2016. — </w:t>
-      </w:r>
-      <w:r>
-        <w:t>11-25</w:t>
-      </w:r>
-      <w:r>
-        <w:t xml:space="preserve"> с.</w:t>
+        <w:ind w:left="357" w:hanging="357"/>
+        <w:rPr>
+          <w:lang w:val="en-US"/>
+        </w:rPr>
+      </w:pPr>
+      <w:r>
+        <w:rPr>
+          <w:lang w:val="en-US"/>
+        </w:rPr>
+        <w:t>Lowe, R. Multi-agent actor-critic for mixed cooperative-competitive environments / R. Lowe [et al.] // Advances in neural information processing systems. — 2017. — Vol. 30. — pp. 6379–6390.</w:t>
       </w:r>
     </w:p>
     <w:p>
@@ -15320,27 +13194,76 @@
         <w:pStyle w:val="ac"/>
         <w:numPr>
           <w:ilvl w:val="0"/>
-          <w:numId w:val="1"/>
+          <w:numId w:val="20"/>
         </w:numPr>
-        <w:spacing w:line="276" w:lineRule="auto"/>
-        <w:ind w:left="0" w:firstLine="0"/>
-      </w:pPr>
-      <w:r>
-        <w:t xml:space="preserve">Раменская, А. В. Метод Монте-Карло и инструментальные средства его </w:t>
-      </w:r>
-      <w:proofErr w:type="gramStart"/>
-      <w:r>
-        <w:t>реализации :</w:t>
-      </w:r>
-      <w:proofErr w:type="gramEnd"/>
-      <w:r>
-        <w:t xml:space="preserve"> методические указания / А.В. Раменская, К.В. Пивоварова; Оренбургский гос. ун-т. – Оренбург: ОГУ, 2018. – </w:t>
-      </w:r>
-      <w:r>
-        <w:t>7-13</w:t>
-      </w:r>
-      <w:r>
-        <w:t xml:space="preserve"> с.</w:t>
+        <w:ind w:left="357" w:hanging="357"/>
+        <w:rPr>
+          <w:lang w:val="en-US"/>
+        </w:rPr>
+      </w:pPr>
+      <w:proofErr w:type="spellStart"/>
+      <w:r>
+        <w:rPr>
+          <w:szCs w:val="28"/>
+          <w:lang w:val="en-US"/>
+        </w:rPr>
+        <w:t>Oyedotun</w:t>
+      </w:r>
+      <w:proofErr w:type="spellEnd"/>
+      <w:r>
+        <w:rPr>
+          <w:szCs w:val="28"/>
+          <w:lang w:val="en-US"/>
+        </w:rPr>
+        <w:t xml:space="preserve">, O. K. Why is Everyone Training Very Deep Neural Network with Skip Connections? / O. K. </w:t>
+      </w:r>
+      <w:proofErr w:type="spellStart"/>
+      <w:r>
+        <w:rPr>
+          <w:szCs w:val="28"/>
+          <w:lang w:val="en-US"/>
+        </w:rPr>
+        <w:t>Oyedotun</w:t>
+      </w:r>
+      <w:proofErr w:type="spellEnd"/>
+      <w:r>
+        <w:rPr>
+          <w:szCs w:val="28"/>
+          <w:lang w:val="en-US"/>
+        </w:rPr>
+        <w:t xml:space="preserve">, K. Al </w:t>
+      </w:r>
+      <w:proofErr w:type="spellStart"/>
+      <w:r>
+        <w:rPr>
+          <w:szCs w:val="28"/>
+          <w:lang w:val="en-US"/>
+        </w:rPr>
+        <w:t>Ismaeil</w:t>
+      </w:r>
+      <w:proofErr w:type="spellEnd"/>
+      <w:r>
+        <w:rPr>
+          <w:szCs w:val="28"/>
+          <w:lang w:val="en-US"/>
+        </w:rPr>
+        <w:t xml:space="preserve">, D. </w:t>
+      </w:r>
+      <w:proofErr w:type="spellStart"/>
+      <w:r>
+        <w:rPr>
+          <w:szCs w:val="28"/>
+          <w:lang w:val="en-US"/>
+        </w:rPr>
+        <w:t>Aouada</w:t>
+      </w:r>
+      <w:proofErr w:type="spellEnd"/>
+      <w:r>
+        <w:rPr>
+          <w:szCs w:val="28"/>
+          <w:lang w:val="en-US"/>
+        </w:rPr>
+        <w:t xml:space="preserve"> // IEEE Transactions on Neural Networks and Learning Systems. — 2020. — P. 1–18.</w:t>
       </w:r>
     </w:p>
     <w:p>
@@ -15348,117 +13271,37 @@
         <w:pStyle w:val="ac"/>
         <w:numPr>
           <w:ilvl w:val="0"/>
-          <w:numId w:val="1"/>
+          <w:numId w:val="20"/>
         </w:numPr>
         <w:spacing w:line="276" w:lineRule="auto"/>
-        <w:ind w:left="0" w:firstLine="0"/>
-        <w:rPr>
-          <w:rStyle w:val="ab"/>
-          <w:color w:val="auto"/>
-          <w:u w:val="none"/>
-        </w:rPr>
-      </w:pPr>
-      <w:r>
-        <w:rPr>
-          <w:rStyle w:val="af1"/>
-          <w:b w:val="0"/>
-          <w:bCs w:val="0"/>
-          <w:color w:val="404040"/>
+        <w:ind w:left="357" w:hanging="357"/>
+        <w:rPr>
           <w:lang w:val="en-US"/>
         </w:rPr>
-        <w:t>Rules</w:t>
-      </w:r>
-      <w:r>
-        <w:rPr>
-          <w:rStyle w:val="af1"/>
-          <w:b w:val="0"/>
-          <w:bCs w:val="0"/>
-          <w:color w:val="404040"/>
-        </w:rPr>
-        <w:t xml:space="preserve"> </w:t>
-      </w:r>
-      <w:r>
-        <w:rPr>
-          <w:rStyle w:val="af1"/>
-          <w:b w:val="0"/>
-          <w:bCs w:val="0"/>
-          <w:color w:val="404040"/>
+      </w:pPr>
+      <w:bookmarkStart w:id="28" w:name="_Hlk185589167"/>
+      <w:r>
+        <w:rPr>
           <w:lang w:val="en-US"/>
         </w:rPr>
-        <w:t>of</w:t>
-      </w:r>
-      <w:r>
-        <w:rPr>
-          <w:rStyle w:val="af1"/>
-          <w:b w:val="0"/>
-          <w:bCs w:val="0"/>
-          <w:color w:val="404040"/>
-        </w:rPr>
-        <w:t xml:space="preserve"> </w:t>
-      </w:r>
-      <w:r>
-        <w:rPr>
-          <w:rStyle w:val="af1"/>
-          <w:b w:val="0"/>
-          <w:bCs w:val="0"/>
-          <w:color w:val="404040"/>
+        <w:t>Osborne, M. J. An Introduction to Game Theory. Oxford University Press, 2004. – pp. 1-</w:t>
+      </w:r>
+      <w:r>
+        <w:rPr>
           <w:lang w:val="en-US"/>
         </w:rPr>
-        <w:t>Poker</w:t>
-      </w:r>
-      <w:r>
-        <w:rPr>
-          <w:rStyle w:val="af1"/>
-          <w:b w:val="0"/>
-          <w:bCs w:val="0"/>
-          <w:color w:val="404040"/>
-        </w:rPr>
-        <w:t xml:space="preserve"> </w:t>
-      </w:r>
-      <w:r>
-        <w:rPr>
-          <w:color w:val="404040"/>
-        </w:rPr>
-        <w:t>[Электронный ресурс]. –</w:t>
-      </w:r>
-      <w:r>
-        <w:rPr>
-          <w:color w:val="404040"/>
-          <w:lang w:val="en-US"/>
-        </w:rPr>
-        <w:t>URL</w:t>
-      </w:r>
-      <w:r>
-        <w:rPr>
-          <w:color w:val="404040"/>
-        </w:rPr>
-        <w:t>:</w:t>
-      </w:r>
-      <w:r>
-        <w:rPr>
-          <w:color w:val="404040"/>
-          <w:lang w:val="en-US"/>
-        </w:rPr>
-        <w:t> </w:t>
-      </w:r>
-      <w:hyperlink r:id="rId15" w:history="1">
-        <w:r>
-          <w:rPr>
-            <w:rStyle w:val="ab"/>
-          </w:rPr>
-          <w:t>https://www.pagat.com/poker/rules/</w:t>
-        </w:r>
-      </w:hyperlink>
+        <w:t>9</w:t>
+      </w:r>
     </w:p>
     <w:p>
       <w:pPr>
         <w:pStyle w:val="ac"/>
         <w:numPr>
           <w:ilvl w:val="0"/>
-          <w:numId w:val="1"/>
+          <w:numId w:val="20"/>
         </w:numPr>
         <w:spacing w:line="276" w:lineRule="auto"/>
-        <w:ind w:left="0" w:firstLine="0"/>
+        <w:ind w:left="357" w:hanging="357"/>
         <w:rPr>
           <w:lang w:val="en-US"/>
         </w:rPr>
@@ -15467,35 +13310,21 @@
         <w:rPr>
           <w:lang w:val="en-US"/>
         </w:rPr>
-        <w:t xml:space="preserve">Costa, A. M. A Study on Neural Networks for Poker Playing Agents: Dissertation presented for the degree of Mestre </w:t>
+        <w:t xml:space="preserve">Gilpin, A., </w:t>
       </w:r>
       <w:proofErr w:type="spellStart"/>
       <w:r>
         <w:rPr>
           <w:lang w:val="en-US"/>
         </w:rPr>
-        <w:t>em</w:t>
+        <w:t>Sandholm</w:t>
       </w:r>
       <w:proofErr w:type="spellEnd"/>
       <w:r>
         <w:rPr>
           <w:lang w:val="en-US"/>
         </w:rPr>
-        <w:t xml:space="preserve"> </w:t>
-      </w:r>
-      <w:proofErr w:type="spellStart"/>
-      <w:r>
-        <w:rPr>
-          <w:lang w:val="en-US"/>
-        </w:rPr>
-        <w:t>Informática</w:t>
-      </w:r>
-      <w:proofErr w:type="spellEnd"/>
-      <w:r>
-        <w:rPr>
-          <w:lang w:val="en-US"/>
-        </w:rPr>
-        <w:t xml:space="preserve"> / A. M. Costa. — Rio de Janeiro: PUC-Rio, 2019. — 59 p.</w:t>
+        <w:t>, T. Lossless abstraction of imperfect information games // Journal of the ACM. — 2007. — Vol. 54, no. 5. — pp. 1–30.</w:t>
       </w:r>
     </w:p>
     <w:p>
@@ -15503,10 +13332,74 @@
         <w:pStyle w:val="ac"/>
         <w:numPr>
           <w:ilvl w:val="0"/>
-          <w:numId w:val="1"/>
+          <w:numId w:val="20"/>
         </w:numPr>
         <w:spacing w:line="276" w:lineRule="auto"/>
-        <w:ind w:left="0" w:firstLine="0"/>
+        <w:ind w:left="357" w:hanging="357"/>
+      </w:pPr>
+      <w:r>
+        <w:t xml:space="preserve">Кремлев, А. Г. Основные понятия теории </w:t>
+      </w:r>
+      <w:proofErr w:type="gramStart"/>
+      <w:r>
+        <w:t>игр  /</w:t>
+      </w:r>
+      <w:proofErr w:type="gramEnd"/>
+      <w:r>
+        <w:t xml:space="preserve"> А. Г. Кремлев ; ред. О. В. Климова ; корр. Е. Е. Афанасьева ; комп. набор А. Г. Кремлева ; верстка О. П. Игнатьевой. — </w:t>
+      </w:r>
+      <w:proofErr w:type="gramStart"/>
+      <w:r>
+        <w:t>Екатеринбург :</w:t>
+      </w:r>
+      <w:proofErr w:type="gramEnd"/>
+      <w:r>
+        <w:t xml:space="preserve"> Изд-во Урал. ун-та, 2016. — </w:t>
+      </w:r>
+      <w:r>
+        <w:t>11-25</w:t>
+      </w:r>
+      <w:r>
+        <w:t xml:space="preserve"> с.</w:t>
+      </w:r>
+    </w:p>
+    <w:p>
+      <w:pPr>
+        <w:pStyle w:val="ac"/>
+        <w:numPr>
+          <w:ilvl w:val="0"/>
+          <w:numId w:val="20"/>
+        </w:numPr>
+        <w:spacing w:line="276" w:lineRule="auto"/>
+        <w:ind w:left="357" w:hanging="357"/>
+      </w:pPr>
+      <w:r>
+        <w:t xml:space="preserve">Раменская, А. В. Метод Монте-Карло и инструментальные средства его </w:t>
+      </w:r>
+      <w:proofErr w:type="gramStart"/>
+      <w:r>
+        <w:t>реализации :</w:t>
+      </w:r>
+      <w:proofErr w:type="gramEnd"/>
+      <w:r>
+        <w:t xml:space="preserve"> методические указания / А.В. Раменская, К.В. Пивоварова; Оренбургский гос. ун-т. – Оренбург: ОГУ, 2018. – </w:t>
+      </w:r>
+      <w:r>
+        <w:t>7-13</w:t>
+      </w:r>
+      <w:r>
+        <w:t xml:space="preserve"> с.</w:t>
+      </w:r>
+    </w:p>
+    <w:p>
+      <w:pPr>
+        <w:pStyle w:val="ac"/>
+        <w:numPr>
+          <w:ilvl w:val="0"/>
+          <w:numId w:val="20"/>
+        </w:numPr>
+        <w:spacing w:line="276" w:lineRule="auto"/>
+        <w:ind w:left="357" w:hanging="357"/>
         <w:rPr>
           <w:lang w:val="en-US"/>
         </w:rPr>
@@ -15515,13 +13408,55 @@
         <w:rPr>
           <w:lang w:val="en-US"/>
         </w:rPr>
-        <w:t>Shi, D., Guo, X., Liu, Y., Fan, W. Optimal Policy of Multiplayer Poker via Actor-Critic Reinforcement Learning // Entropy. — 2022. — Vol. 24, no. 6. — pp. 1–17.</w:t>
-      </w:r>
-      <w:bookmarkEnd w:id="29"/>
+        <w:t xml:space="preserve">Costa, A. M. A Study on Neural Networks for Poker Playing Agents: Dissertation presented for the degree of Mestre </w:t>
+      </w:r>
+      <w:proofErr w:type="spellStart"/>
       <w:r>
         <w:rPr>
           <w:lang w:val="en-US"/>
         </w:rPr>
+        <w:t>em</w:t>
+      </w:r>
+      <w:proofErr w:type="spellEnd"/>
+      <w:r>
+        <w:rPr>
+          <w:lang w:val="en-US"/>
+        </w:rPr>
+        <w:t xml:space="preserve"> </w:t>
+      </w:r>
+      <w:proofErr w:type="spellStart"/>
+      <w:r>
+        <w:rPr>
+          <w:lang w:val="en-US"/>
+        </w:rPr>
+        <w:t>Informática</w:t>
+      </w:r>
+      <w:proofErr w:type="spellEnd"/>
+      <w:r>
+        <w:rPr>
+          <w:lang w:val="en-US"/>
+        </w:rPr>
+        <w:t xml:space="preserve"> / A. M. Costa. — Rio de Janeiro: PUC-Rio, 2019. — 59 p.</w:t>
+      </w:r>
+    </w:p>
+    <w:bookmarkEnd w:id="28"/>
+    <w:p>
+      <w:pPr>
+        <w:pStyle w:val="ac"/>
+        <w:numPr>
+          <w:ilvl w:val="0"/>
+          <w:numId w:val="20"/>
+        </w:numPr>
+        <w:spacing w:line="276" w:lineRule="auto"/>
+        <w:ind w:left="357" w:hanging="357"/>
+        <w:rPr>
+          <w:lang w:val="en-US"/>
+        </w:rPr>
+      </w:pPr>
+      <w:r>
+        <w:rPr>
+          <w:lang w:val="en-US"/>
+        </w:rPr>
         <w:br w:type="page"/>
       </w:r>
     </w:p>
@@ -15532,12 +13467,12 @@
           <w:szCs w:val="24"/>
         </w:rPr>
       </w:pPr>
-      <w:bookmarkStart w:id="30" w:name="_Toc217027828"/>
+      <w:bookmarkStart w:id="29" w:name="_Toc227589350"/>
       <w:r>
         <w:lastRenderedPageBreak/>
         <w:t>Приложение А</w:t>
       </w:r>
-      <w:bookmarkEnd w:id="30"/>
+      <w:bookmarkEnd w:id="29"/>
     </w:p>
     <w:p>
       <w:pPr>
@@ -15597,7 +13532,7 @@
           <w:rStyle w:val="ab"/>
         </w:rPr>
       </w:pPr>
-      <w:hyperlink r:id="rId16" w:history="1">
+      <w:hyperlink r:id="rId14" w:history="1">
         <w:r>
           <w:rPr>
             <w:rStyle w:val="ab"/>
@@ -15838,7 +13773,7 @@
       </w:pPr>
     </w:p>
     <w:sectPr>
-      <w:footerReference w:type="default" r:id="rId17"/>
+      <w:footerReference w:type="default" r:id="rId15"/>
       <w:pgSz w:w="11906" w:h="16838"/>
       <w:pgMar w:top="1134" w:right="850" w:bottom="1134" w:left="1701" w:header="708" w:footer="708" w:gutter="0"/>
       <w:pgNumType w:start="0" w:chapStyle="2"/>
@@ -17256,6 +15191,95 @@
     </w:lvl>
   </w:abstractNum>
   <w:abstractNum w:abstractNumId="12" w15:restartNumberingAfterBreak="0">
+    <w:nsid w:val="47E02894"/>
+    <w:multiLevelType w:val="hybridMultilevel"/>
+    <w:tmpl w:val="B058B478"/>
+    <w:lvl w:ilvl="0" w:tplc="8DD4848E">
+      <w:start w:val="1"/>
+      <w:numFmt w:val="decimal"/>
+      <w:lvlText w:val="%1."/>
+      <w:lvlJc w:val="left"/>
+      <w:pPr>
+        <w:ind w:left="720" w:hanging="360"/>
+      </w:pPr>
+      <w:rPr>
+        <w:rFonts w:hint="default"/>
+      </w:rPr>
+    </w:lvl>
+    <w:lvl w:ilvl="1" w:tplc="04190019" w:tentative="1">
+      <w:start w:val="1"/>
+      <w:numFmt w:val="lowerLetter"/>
+      <w:lvlText w:val="%2."/>
+      <w:lvlJc w:val="left"/>
+      <w:pPr>
+        <w:ind w:left="1440" w:hanging="360"/>
+      </w:pPr>
+    </w:lvl>
+    <w:lvl w:ilvl="2" w:tplc="0419001B" w:tentative="1">
+      <w:start w:val="1"/>
+      <w:numFmt w:val="lowerRoman"/>
+      <w:lvlText w:val="%3."/>
+      <w:lvlJc w:val="right"/>
+      <w:pPr>
+        <w:ind w:left="2160" w:hanging="180"/>
+      </w:pPr>
+    </w:lvl>
+    <w:lvl w:ilvl="3" w:tplc="0419000F" w:tentative="1">
+      <w:start w:val="1"/>
+      <w:numFmt w:val="decimal"/>
+      <w:lvlText w:val="%4."/>
+      <w:lvlJc w:val="left"/>
+      <w:pPr>
+        <w:ind w:left="2880" w:hanging="360"/>
+      </w:pPr>
+    </w:lvl>
+    <w:lvl w:ilvl="4" w:tplc="04190019" w:tentative="1">
+      <w:start w:val="1"/>
+      <w:numFmt w:val="lowerLetter"/>
+      <w:lvlText w:val="%5."/>
+      <w:lvlJc w:val="left"/>
+      <w:pPr>
+        <w:ind w:left="3600" w:hanging="360"/>
+      </w:pPr>
+    </w:lvl>
+    <w:lvl w:ilvl="5" w:tplc="0419001B" w:tentative="1">
+      <w:start w:val="1"/>
+      <w:numFmt w:val="lowerRoman"/>
+      <w:lvlText w:val="%6."/>
+      <w:lvlJc w:val="right"/>
+      <w:pPr>
+        <w:ind w:left="4320" w:hanging="180"/>
+      </w:pPr>
+    </w:lvl>
+    <w:lvl w:ilvl="6" w:tplc="0419000F" w:tentative="1">
+      <w:start w:val="1"/>
+      <w:numFmt w:val="decimal"/>
+      <w:lvlText w:val="%7."/>
+      <w:lvlJc w:val="left"/>
+      <w:pPr>
+        <w:ind w:left="5040" w:hanging="360"/>
+      </w:pPr>
+    </w:lvl>
+    <w:lvl w:ilvl="7" w:tplc="04190019" w:tentative="1">
+      <w:start w:val="1"/>
+      <w:numFmt w:val="lowerLetter"/>
+      <w:lvlText w:val="%8."/>
+      <w:lvlJc w:val="left"/>
+      <w:pPr>
+        <w:ind w:left="5760" w:hanging="360"/>
+      </w:pPr>
+    </w:lvl>
+    <w:lvl w:ilvl="8" w:tplc="0419001B" w:tentative="1">
+      <w:start w:val="1"/>
+      <w:numFmt w:val="lowerRoman"/>
+      <w:lvlText w:val="%9."/>
+      <w:lvlJc w:val="right"/>
+      <w:pPr>
+        <w:ind w:left="6480" w:hanging="180"/>
+      </w:pPr>
+    </w:lvl>
+  </w:abstractNum>
+  <w:abstractNum w:abstractNumId="13" w15:restartNumberingAfterBreak="0">
     <w:nsid w:val="5B12159E"/>
     <w:multiLevelType w:val="multilevel"/>
     <w:tmpl w:val="E57C679C"/>
@@ -17404,7 +15428,7 @@
       </w:rPr>
     </w:lvl>
   </w:abstractNum>
-  <w:abstractNum w:abstractNumId="13" w15:restartNumberingAfterBreak="0">
+  <w:abstractNum w:abstractNumId="14" w15:restartNumberingAfterBreak="0">
     <w:nsid w:val="5B3F47EB"/>
     <w:multiLevelType w:val="hybridMultilevel"/>
     <w:tmpl w:val="3E06CF68"/>
@@ -17495,7 +15519,7 @@
       </w:pPr>
     </w:lvl>
   </w:abstractNum>
-  <w:abstractNum w:abstractNumId="14" w15:restartNumberingAfterBreak="0">
+  <w:abstractNum w:abstractNumId="15" w15:restartNumberingAfterBreak="0">
     <w:nsid w:val="63D65889"/>
     <w:multiLevelType w:val="hybridMultilevel"/>
     <w:tmpl w:val="9CE8FEAE"/>
@@ -17584,7 +15608,7 @@
       </w:pPr>
     </w:lvl>
   </w:abstractNum>
-  <w:abstractNum w:abstractNumId="15" w15:restartNumberingAfterBreak="0">
+  <w:abstractNum w:abstractNumId="16" w15:restartNumberingAfterBreak="0">
     <w:nsid w:val="70652C08"/>
     <w:multiLevelType w:val="hybridMultilevel"/>
     <w:tmpl w:val="D0FA9E34"/>
@@ -17697,7 +15721,7 @@
       </w:rPr>
     </w:lvl>
   </w:abstractNum>
-  <w:abstractNum w:abstractNumId="16" w15:restartNumberingAfterBreak="0">
+  <w:abstractNum w:abstractNumId="17" w15:restartNumberingAfterBreak="0">
     <w:nsid w:val="720A2BBC"/>
     <w:multiLevelType w:val="hybridMultilevel"/>
     <w:tmpl w:val="75A0F0D0"/>
@@ -17810,7 +15834,7 @@
       </w:rPr>
     </w:lvl>
   </w:abstractNum>
-  <w:abstractNum w:abstractNumId="17" w15:restartNumberingAfterBreak="0">
+  <w:abstractNum w:abstractNumId="18" w15:restartNumberingAfterBreak="0">
     <w:nsid w:val="779D064E"/>
     <w:multiLevelType w:val="multilevel"/>
     <w:tmpl w:val="ECF65998"/>
@@ -17959,7 +15983,7 @@
       </w:rPr>
     </w:lvl>
   </w:abstractNum>
-  <w:abstractNum w:abstractNumId="18" w15:restartNumberingAfterBreak="0">
+  <w:abstractNum w:abstractNumId="19" w15:restartNumberingAfterBreak="0">
     <w:nsid w:val="7A0E2CFE"/>
     <w:multiLevelType w:val="hybridMultilevel"/>
     <w:tmpl w:val="D840ADCE"/>
@@ -18058,16 +16082,16 @@
     <w:abstractNumId w:val="6"/>
   </w:num>
   <w:num w:numId="4">
-    <w:abstractNumId w:val="12"/>
+    <w:abstractNumId w:val="13"/>
   </w:num>
   <w:num w:numId="5">
-    <w:abstractNumId w:val="17"/>
+    <w:abstractNumId w:val="18"/>
   </w:num>
   <w:num w:numId="6">
     <w:abstractNumId w:val="9"/>
   </w:num>
   <w:num w:numId="7">
-    <w:abstractNumId w:val="16"/>
+    <w:abstractNumId w:val="17"/>
   </w:num>
   <w:num w:numId="8">
     <w:abstractNumId w:val="11"/>
@@ -18076,22 +16100,22 @@
     <w:abstractNumId w:val="5"/>
   </w:num>
   <w:num w:numId="10">
-    <w:abstractNumId w:val="15"/>
+    <w:abstractNumId w:val="16"/>
   </w:num>
   <w:num w:numId="11">
     <w:abstractNumId w:val="4"/>
   </w:num>
   <w:num w:numId="12">
-    <w:abstractNumId w:val="13"/>
+    <w:abstractNumId w:val="14"/>
   </w:num>
   <w:num w:numId="13">
     <w:abstractNumId w:val="7"/>
   </w:num>
   <w:num w:numId="14">
-    <w:abstractNumId w:val="18"/>
+    <w:abstractNumId w:val="19"/>
   </w:num>
   <w:num w:numId="15">
-    <w:abstractNumId w:val="14"/>
+    <w:abstractNumId w:val="15"/>
   </w:num>
   <w:num w:numId="16">
     <w:abstractNumId w:val="1"/>
@@ -18104,6 +16128,9 @@
   </w:num>
   <w:num w:numId="19">
     <w:abstractNumId w:val="8"/>
+  </w:num>
+  <w:num w:numId="20">
+    <w:abstractNumId w:val="12"/>
   </w:num>
   <w:numIdMacAtCleanup w:val="19"/>
 </w:numbering>
@@ -18507,7 +16534,7 @@
   <w:style w:type="paragraph" w:default="1" w:styleId="a">
     <w:name w:val="Normal"/>
     <w:qFormat/>
-    <w:rsid w:val="00C222F1"/>
+    <w:rsid w:val="0040728C"/>
     <w:pPr>
       <w:spacing w:after="0" w:line="240" w:lineRule="auto"/>
     </w:pPr>

--- a/Отчёты/Отчёт по практике.docx
+++ b/Отчёты/Отчёт по практике.docx
@@ -3733,7 +3733,7 @@
           </mc:Choice>
           <mc:Fallback>
             <w:pict>
-              <v:rect w14:anchorId="663240F3" id="Прямоугольник 5" o:spid="_x0000_s1026" style="position:absolute;margin-left:206.4pt;margin-top:64.75pt;width:48.95pt;height:42.05pt;z-index:251661312;visibility:visible;mso-wrap-style:square;mso-wrap-distance-left:9pt;mso-wrap-distance-top:0;mso-wrap-distance-right:9pt;mso-wrap-distance-bottom:0;mso-position-horizontal:absolute;mso-position-horizontal-relative:text;mso-position-vertical:absolute;mso-position-vertical-relative:text;v-text-anchor:middle" o:gfxdata="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" fillcolor="white [3212]" strokecolor="white [3212]" strokeweight="1pt"/>
+              <v:rect w14:anchorId="01ADC672" id="Прямоугольник 5" o:spid="_x0000_s1026" style="position:absolute;margin-left:206.4pt;margin-top:64.75pt;width:48.95pt;height:42.05pt;z-index:251661312;visibility:visible;mso-wrap-style:square;mso-wrap-distance-left:9pt;mso-wrap-distance-top:0;mso-wrap-distance-right:9pt;mso-wrap-distance-bottom:0;mso-position-horizontal:absolute;mso-position-horizontal-relative:text;mso-position-vertical:absolute;mso-position-vertical-relative:text;v-text-anchor:middle" o:gfxdata="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" fillcolor="white [3212]" strokecolor="white [3212]" strokeweight="1pt"/>
             </w:pict>
           </mc:Fallback>
         </mc:AlternateContent>
@@ -4800,10 +4800,6 @@
     <w:p>
       <w:pPr>
         <w:pStyle w:val="1"/>
-        <w:rPr>
-          <w:rStyle w:val="citation-32"/>
-          <w:rFonts w:eastAsia="Times New Roman" w:cs="Times New Roman"/>
-        </w:rPr>
       </w:pPr>
       <w:bookmarkStart w:id="11" w:name="_Toc227589335"/>
       <w:r>
@@ -4825,6 +4821,838 @@
       </w:r>
       <w:bookmarkEnd w:id="11"/>
     </w:p>
+    <w:p>
+      <w:pPr>
+        <w:spacing w:line="276" w:lineRule="auto"/>
+      </w:pPr>
+      <w:r>
+        <w:t>Центральной задачей проектирования является разработка архитектуры, способной эффективно интерпретировать состояние среды в условиях неполной информации. В соответствии с парадигмой CTDE (</w:t>
+      </w:r>
+      <w:proofErr w:type="spellStart"/>
+      <w:r>
+        <w:t>Centralized</w:t>
+      </w:r>
+      <w:proofErr w:type="spellEnd"/>
+      <w:r>
+        <w:t xml:space="preserve"> </w:t>
+      </w:r>
+      <w:proofErr w:type="spellStart"/>
+      <w:r>
+        <w:t>Training</w:t>
+      </w:r>
+      <w:proofErr w:type="spellEnd"/>
+      <w:r>
+        <w:t xml:space="preserve">, </w:t>
+      </w:r>
+      <w:proofErr w:type="spellStart"/>
+      <w:r>
+        <w:t>Decentralized</w:t>
+      </w:r>
+      <w:proofErr w:type="spellEnd"/>
+      <w:r>
+        <w:t xml:space="preserve"> </w:t>
+      </w:r>
+      <w:proofErr w:type="spellStart"/>
+      <w:r>
+        <w:t>Execution</w:t>
+      </w:r>
+      <w:proofErr w:type="spellEnd"/>
+      <w:r>
+        <w:t>) были реализованы две различные структуры сетей.</w:t>
+      </w:r>
+    </w:p>
+    <w:p>
+      <w:pPr>
+        <w:spacing w:line="276" w:lineRule="auto"/>
+      </w:pPr>
+      <w:r>
+        <w:rPr>
+          <w:szCs w:val="28"/>
+        </w:rPr>
+        <w:t>Входные данные для моделей представляют собой многомерные векторы, описывающие текущую игровую ситуацию. Однако состав этих векторов различается:</w:t>
+      </w:r>
+    </w:p>
+    <w:p>
+      <w:pPr>
+        <w:pStyle w:val="ac"/>
+        <w:numPr>
+          <w:ilvl w:val="0"/>
+          <w:numId w:val="14"/>
+        </w:numPr>
+        <w:spacing w:line="276" w:lineRule="auto"/>
+        <w:jc w:val="both"/>
+      </w:pPr>
+      <w:r>
+        <w:t>Сеть Актера (</w:t>
+      </w:r>
+      <w:proofErr w:type="spellStart"/>
+      <w:r>
+        <w:t>Actor</w:t>
+      </w:r>
+      <w:proofErr w:type="spellEnd"/>
+      <w:r>
+        <w:t xml:space="preserve"> Network):</w:t>
+      </w:r>
+    </w:p>
+    <w:p>
+      <w:pPr>
+        <w:pStyle w:val="ac"/>
+        <w:numPr>
+          <w:ilvl w:val="0"/>
+          <w:numId w:val="13"/>
+        </w:numPr>
+        <w:spacing w:line="276" w:lineRule="auto"/>
+        <w:jc w:val="both"/>
+      </w:pPr>
+      <w:r>
+        <w:t>в</w:t>
+      </w:r>
+      <w:r>
+        <w:t xml:space="preserve">ход: </w:t>
+      </w:r>
+      <w:r>
+        <w:t>в</w:t>
+      </w:r>
+      <w:r>
+        <w:t xml:space="preserve">ектор локального состояния </w:t>
+      </w:r>
+      <m:oMath>
+        <m:sSub>
+          <m:sSubPr>
+            <m:ctrlPr>
+              <w:rPr>
+                <w:rFonts w:ascii="Cambria Math" w:hAnsi="Cambria Math"/>
+                <w:i/>
+              </w:rPr>
+            </m:ctrlPr>
+          </m:sSubPr>
+          <m:e>
+            <m:r>
+              <w:rPr>
+                <w:rFonts w:ascii="Cambria Math" w:hAnsi="Cambria Math"/>
+              </w:rPr>
+              <m:t>S</m:t>
+            </m:r>
+          </m:e>
+          <m:sub>
+            <m:r>
+              <w:rPr>
+                <w:rFonts w:ascii="Cambria Math" w:hAnsi="Cambria Math"/>
+              </w:rPr>
+              <m:t>actor</m:t>
+            </m:r>
+          </m:sub>
+        </m:sSub>
+      </m:oMath>
+      <w:r>
+        <w:t xml:space="preserve"> размерностью 7 признаков (сила руки, нормированн</w:t>
+      </w:r>
+      <w:proofErr w:type="spellStart"/>
+      <w:r>
+        <w:t>ая</w:t>
+      </w:r>
+      <w:proofErr w:type="spellEnd"/>
+      <w:r>
+        <w:t xml:space="preserve"> текущая ставка агента</w:t>
+      </w:r>
+      <w:r>
+        <w:t xml:space="preserve">, </w:t>
+      </w:r>
+      <w:r>
+        <w:t xml:space="preserve">нормализованный текущий стек агента, нормализованный </w:t>
+      </w:r>
+      <w:r>
+        <w:t>размер банка, стадия игры,</w:t>
+      </w:r>
+      <w:r>
+        <w:t xml:space="preserve"> история решений игрока в текущей раздаче, история решений всех игроков в текущей раздаче</w:t>
+      </w:r>
+      <w:r>
+        <w:t>);</w:t>
+      </w:r>
+    </w:p>
+    <w:p>
+      <w:pPr>
+        <w:pStyle w:val="ac"/>
+        <w:numPr>
+          <w:ilvl w:val="0"/>
+          <w:numId w:val="13"/>
+        </w:numPr>
+        <w:spacing w:line="276" w:lineRule="auto"/>
+        <w:jc w:val="both"/>
+      </w:pPr>
+      <w:r>
+        <w:t>с</w:t>
+      </w:r>
+      <w:r>
+        <w:t xml:space="preserve">крытые слои: </w:t>
+      </w:r>
+      <w:r>
+        <w:t>д</w:t>
+      </w:r>
+      <w:r>
+        <w:t xml:space="preserve">ва слоя (128 и 64 нейрона) с функцией активации </w:t>
+      </w:r>
+      <w:proofErr w:type="spellStart"/>
+      <w:r>
+        <w:t>ReLU</w:t>
+      </w:r>
+      <w:proofErr w:type="spellEnd"/>
+      <w:r>
+        <w:t xml:space="preserve"> (рис. 3.1)</w:t>
+      </w:r>
+      <w:r>
+        <w:t>;</w:t>
+      </w:r>
+    </w:p>
+    <w:p>
+      <w:pPr>
+        <w:pStyle w:val="ac"/>
+        <w:numPr>
+          <w:ilvl w:val="0"/>
+          <w:numId w:val="13"/>
+        </w:numPr>
+        <w:spacing w:line="276" w:lineRule="auto"/>
+        <w:jc w:val="both"/>
+      </w:pPr>
+      <w:r>
+        <w:t>в</w:t>
+      </w:r>
+      <w:r>
+        <w:t xml:space="preserve">ыход: </w:t>
+      </w:r>
+      <w:r>
+        <w:t>в</w:t>
+      </w:r>
+      <w:r>
+        <w:t xml:space="preserve">ектор </w:t>
+      </w:r>
+      <w:proofErr w:type="spellStart"/>
+      <w:r>
+        <w:t>логитов</w:t>
+      </w:r>
+      <w:proofErr w:type="spellEnd"/>
+      <w:r>
+        <w:t xml:space="preserve"> размерностью 3, соответствующий действиям: </w:t>
+      </w:r>
+      <w:proofErr w:type="spellStart"/>
+      <w:r>
+        <w:t>fold</w:t>
+      </w:r>
+      <w:proofErr w:type="spellEnd"/>
+      <w:r>
+        <w:t xml:space="preserve">, </w:t>
+      </w:r>
+      <w:proofErr w:type="spellStart"/>
+      <w:r>
+        <w:t>raise</w:t>
+      </w:r>
+      <w:proofErr w:type="spellEnd"/>
+      <w:r>
+        <w:t xml:space="preserve">, </w:t>
+      </w:r>
+      <w:proofErr w:type="spellStart"/>
+      <w:r>
+        <w:t>call</w:t>
+      </w:r>
+      <w:proofErr w:type="spellEnd"/>
+      <w:r>
+        <w:t>. Для выбора действия используется категориальное распределение.</w:t>
+      </w:r>
+    </w:p>
+    <w:p>
+      <w:pPr>
+        <w:pStyle w:val="ac"/>
+        <w:numPr>
+          <w:ilvl w:val="0"/>
+          <w:numId w:val="14"/>
+        </w:numPr>
+        <w:spacing w:line="276" w:lineRule="auto"/>
+        <w:jc w:val="both"/>
+      </w:pPr>
+      <w:r>
+        <w:t>Сеть Критика (</w:t>
+      </w:r>
+      <w:proofErr w:type="spellStart"/>
+      <w:r>
+        <w:t>Critic</w:t>
+      </w:r>
+      <w:proofErr w:type="spellEnd"/>
+      <w:r>
+        <w:t xml:space="preserve"> Network):</w:t>
+      </w:r>
+    </w:p>
+    <w:p>
+      <w:pPr>
+        <w:pStyle w:val="ac"/>
+        <w:numPr>
+          <w:ilvl w:val="0"/>
+          <w:numId w:val="15"/>
+        </w:numPr>
+        <w:jc w:val="both"/>
+      </w:pPr>
+      <w:r>
+        <w:t>в</w:t>
+      </w:r>
+      <w:r>
+        <w:t xml:space="preserve">ход: </w:t>
+      </w:r>
+      <w:r>
+        <w:t>р</w:t>
+      </w:r>
+      <w:r>
+        <w:t xml:space="preserve">асширенный вектор состояния </w:t>
+      </w:r>
+      <m:oMath>
+        <m:sSub>
+          <m:sSubPr>
+            <m:ctrlPr>
+              <w:rPr>
+                <w:rFonts w:ascii="Cambria Math" w:hAnsi="Cambria Math"/>
+                <w:i/>
+              </w:rPr>
+            </m:ctrlPr>
+          </m:sSubPr>
+          <m:e>
+            <m:r>
+              <w:rPr>
+                <w:rFonts w:ascii="Cambria Math" w:hAnsi="Cambria Math"/>
+              </w:rPr>
+              <m:t>S</m:t>
+            </m:r>
+          </m:e>
+          <m:sub>
+            <m:r>
+              <w:rPr>
+                <w:rFonts w:ascii="Cambria Math" w:hAnsi="Cambria Math"/>
+                <w:lang w:val="en-US"/>
+              </w:rPr>
+              <m:t>critic</m:t>
+            </m:r>
+          </m:sub>
+        </m:sSub>
+      </m:oMath>
+      <w:r>
+        <w:t xml:space="preserve"> размерностью 8 признаков</w:t>
+      </w:r>
+      <w:r>
+        <w:rPr>
+          <w:lang w:val="en-US"/>
+        </w:rPr>
+        <w:t>;</w:t>
+      </w:r>
+    </w:p>
+    <w:p>
+      <w:pPr>
+        <w:pStyle w:val="ac"/>
+        <w:numPr>
+          <w:ilvl w:val="0"/>
+          <w:numId w:val="15"/>
+        </w:numPr>
+        <w:spacing w:line="276" w:lineRule="auto"/>
+        <w:jc w:val="both"/>
+      </w:pPr>
+      <w:r>
+        <w:t>о</w:t>
+      </w:r>
+      <w:r>
+        <w:t xml:space="preserve">собенность обучения: </w:t>
+      </w:r>
+      <w:r>
+        <w:t>в</w:t>
+      </w:r>
+      <w:r>
+        <w:t xml:space="preserve"> вектор </w:t>
+      </w:r>
+      <m:oMath>
+        <m:sSub>
+          <m:sSubPr>
+            <m:ctrlPr>
+              <w:rPr>
+                <w:rFonts w:ascii="Cambria Math" w:hAnsi="Cambria Math"/>
+                <w:i/>
+              </w:rPr>
+            </m:ctrlPr>
+          </m:sSubPr>
+          <m:e>
+            <m:r>
+              <w:rPr>
+                <w:rFonts w:ascii="Cambria Math" w:hAnsi="Cambria Math"/>
+              </w:rPr>
+              <m:t>S</m:t>
+            </m:r>
+          </m:e>
+          <m:sub>
+            <m:r>
+              <w:rPr>
+                <w:rFonts w:ascii="Cambria Math" w:hAnsi="Cambria Math"/>
+              </w:rPr>
+              <m:t>critic</m:t>
+            </m:r>
+          </m:sub>
+        </m:sSub>
+      </m:oMath>
+      <w:r>
+        <w:t xml:space="preserve"> добавляется параметр </w:t>
+      </w:r>
+      <w:proofErr w:type="spellStart"/>
+      <w:r>
+        <w:rPr>
+          <w:i/>
+          <w:iCs/>
+        </w:rPr>
+        <w:t>avg_opp_strength</w:t>
+      </w:r>
+      <w:proofErr w:type="spellEnd"/>
+      <w:r>
+        <w:t xml:space="preserve"> (средняя сила руки оппонента), который вычисляется на основе полной информации о раздаче. Это реализует принцип «централизованного обучения»: Критик </w:t>
+      </w:r>
+      <w:r>
+        <w:t xml:space="preserve">располагает информацией о </w:t>
+      </w:r>
+      <w:r>
+        <w:t>карт</w:t>
+      </w:r>
+      <w:r>
+        <w:t>ах</w:t>
+      </w:r>
+      <w:r>
+        <w:t xml:space="preserve"> соперника во время тренировки, что позволяет точнее оценивать функцию ценности </w:t>
+      </w:r>
+      <m:oMath>
+        <m:r>
+          <w:rPr>
+            <w:rFonts w:ascii="Cambria Math" w:hAnsi="Cambria Math"/>
+          </w:rPr>
+          <m:t>V(s)</m:t>
+        </m:r>
+      </m:oMath>
+      <w:r>
+        <w:t>, в то время как Актер принимает решения, опираясь только на публичную информацию</w:t>
+      </w:r>
+      <w:r>
+        <w:t>;</w:t>
+      </w:r>
+    </w:p>
+    <w:p>
+      <w:pPr>
+        <w:pStyle w:val="ac"/>
+        <w:numPr>
+          <w:ilvl w:val="0"/>
+          <w:numId w:val="15"/>
+        </w:numPr>
+        <w:jc w:val="both"/>
+      </w:pPr>
+      <w:r>
+        <w:lastRenderedPageBreak/>
+        <w:t>в</w:t>
+      </w:r>
+      <w:r>
+        <w:t xml:space="preserve">ыход: </w:t>
+      </w:r>
+      <w:r>
+        <w:t>с</w:t>
+      </w:r>
+      <w:r>
+        <w:t xml:space="preserve">калярное значение </w:t>
+      </w:r>
+      <w:r>
+        <w:t>–</w:t>
+      </w:r>
+      <w:r>
+        <w:t xml:space="preserve"> оценка текущего состояния.</w:t>
+      </w:r>
+    </w:p>
+    <w:p>
+      <w:pPr>
+        <w:spacing w:line="276" w:lineRule="auto"/>
+        <w:jc w:val="both"/>
+      </w:pPr>
+      <w:r>
+        <w:t xml:space="preserve">Обе сети имеют схожую базовую структуру, состоящую из двух скрытых </w:t>
+      </w:r>
+      <w:proofErr w:type="spellStart"/>
+      <w:r>
+        <w:t>полносвязных</w:t>
+      </w:r>
+      <w:proofErr w:type="spellEnd"/>
+      <w:r>
+        <w:t xml:space="preserve"> слоев:</w:t>
+      </w:r>
+    </w:p>
+    <w:p>
+      <w:pPr>
+        <w:pStyle w:val="ac"/>
+        <w:numPr>
+          <w:ilvl w:val="0"/>
+          <w:numId w:val="25"/>
+        </w:numPr>
+        <w:spacing w:line="276" w:lineRule="auto"/>
+        <w:jc w:val="both"/>
+      </w:pPr>
+      <w:r>
+        <w:t>п</w:t>
+      </w:r>
+      <w:r>
+        <w:t>ервый скрытый слой: 128 нейронов</w:t>
+      </w:r>
+      <w:r>
+        <w:rPr>
+          <w:lang w:val="en-US"/>
+        </w:rPr>
+        <w:t>;</w:t>
+      </w:r>
+    </w:p>
+    <w:p>
+      <w:pPr>
+        <w:pStyle w:val="ac"/>
+        <w:numPr>
+          <w:ilvl w:val="0"/>
+          <w:numId w:val="25"/>
+        </w:numPr>
+        <w:spacing w:line="276" w:lineRule="auto"/>
+        <w:jc w:val="both"/>
+      </w:pPr>
+      <w:r>
+        <w:t>в</w:t>
+      </w:r>
+      <w:r>
+        <w:t>торой скрытый слой: 64 нейрона.</w:t>
+      </w:r>
+    </w:p>
+    <w:p>
+      <w:pPr>
+        <w:spacing w:line="276" w:lineRule="auto"/>
+        <w:jc w:val="both"/>
+      </w:pPr>
+      <w:r>
+        <w:t xml:space="preserve">Главные различия данных </w:t>
+      </w:r>
+      <w:proofErr w:type="spellStart"/>
+      <w:r>
+        <w:t>нейрронных</w:t>
+      </w:r>
+      <w:proofErr w:type="spellEnd"/>
+      <w:r>
+        <w:t xml:space="preserve"> сетей проявляются на входном и выходном уровне: </w:t>
+      </w:r>
+    </w:p>
+    <w:p>
+      <w:pPr>
+        <w:pStyle w:val="ac"/>
+        <w:numPr>
+          <w:ilvl w:val="0"/>
+          <w:numId w:val="26"/>
+        </w:numPr>
+        <w:spacing w:line="276" w:lineRule="auto"/>
+        <w:jc w:val="both"/>
+      </w:pPr>
+      <w:r>
+        <w:t>А</w:t>
+      </w:r>
+      <w:r>
+        <w:t>кт</w:t>
+      </w:r>
+      <w:r>
+        <w:t>е</w:t>
+      </w:r>
+      <w:r>
+        <w:t xml:space="preserve">р: выходной слой размерностью 3 (соответствует действиям </w:t>
+      </w:r>
+      <w:proofErr w:type="spellStart"/>
+      <w:r>
+        <w:rPr>
+          <w:i/>
+          <w:iCs/>
+        </w:rPr>
+        <w:t>fold</w:t>
+      </w:r>
+      <w:proofErr w:type="spellEnd"/>
+      <w:r>
+        <w:t xml:space="preserve">, </w:t>
+      </w:r>
+      <w:proofErr w:type="spellStart"/>
+      <w:r>
+        <w:rPr>
+          <w:i/>
+          <w:iCs/>
+        </w:rPr>
+        <w:t>raise</w:t>
+      </w:r>
+      <w:proofErr w:type="spellEnd"/>
+      <w:r>
+        <w:t xml:space="preserve">, </w:t>
+      </w:r>
+      <w:proofErr w:type="spellStart"/>
+      <w:r>
+        <w:rPr>
+          <w:i/>
+          <w:iCs/>
+        </w:rPr>
+        <w:t>call</w:t>
+      </w:r>
+      <w:proofErr w:type="spellEnd"/>
+      <w:r>
+        <w:t xml:space="preserve">). Вместо жесткого выбора, модель выдает вектор </w:t>
+      </w:r>
+      <w:proofErr w:type="spellStart"/>
+      <w:r>
+        <w:t>логитов</w:t>
+      </w:r>
+      <w:proofErr w:type="spellEnd"/>
+      <w:r>
+        <w:t>, который преобразуется в категориальное распределение. Это позволяет агенту сохранять стохастичность стратегии, что необходимо для</w:t>
+      </w:r>
+      <w:r>
+        <w:t xml:space="preserve"> исследования различных стратегий во время обучения</w:t>
+      </w:r>
+      <w:r>
+        <w:t>.</w:t>
+      </w:r>
+    </w:p>
+    <w:p>
+      <w:pPr>
+        <w:pStyle w:val="ac"/>
+        <w:numPr>
+          <w:ilvl w:val="0"/>
+          <w:numId w:val="26"/>
+        </w:numPr>
+        <w:spacing w:line="276" w:lineRule="auto"/>
+        <w:jc w:val="both"/>
+      </w:pPr>
+      <w:r>
+        <w:t xml:space="preserve">Критик: </w:t>
+      </w:r>
+      <w:r>
+        <w:t>в отличии от сети Актера входной слой имеет размерность на 1 больше, так как имеет информацию о силе руки оппонента, то есть скрытую информацию. Также, в</w:t>
+      </w:r>
+      <w:r>
+        <w:t>ыходной слой представляет собой один нейрон без функции активации, так как сеть решает задачу регрессии, предсказывая скалярную величину ожидаемого вознаграждения.</w:t>
+      </w:r>
+    </w:p>
+    <w:p>
+      <w:pPr>
+        <w:spacing w:line="276" w:lineRule="auto"/>
+        <w:jc w:val="both"/>
+      </w:pPr>
+      <w:r>
+        <w:t>Для предотвращения потери ключевых сигналов в процессе глубоких нелинейных трансформаций была внедрена система инъекции признаков через остаточные связи.</w:t>
+      </w:r>
+    </w:p>
+    <w:p>
+      <w:pPr>
+        <w:spacing w:line="276" w:lineRule="auto"/>
+        <w:jc w:val="both"/>
+      </w:pPr>
+      <w:r>
+        <w:t>В сети Актёра: реализована одна остаточная связь. Параметр силы текущей руки пробрасывается напрямую ко второму и третьему слоям, минуя первичные трансформации. Это гарантирует, что при принятии окончательного решения агент всегда учитывает абсолютную силу своей комбинации</w:t>
+      </w:r>
+      <w:r>
+        <w:t xml:space="preserve"> </w:t>
+      </w:r>
+      <w:r>
+        <w:t>(</w:t>
+      </w:r>
+      <w:r>
+        <w:t>рис. 2.1</w:t>
+      </w:r>
+      <w:r>
+        <w:t>)</w:t>
+      </w:r>
+      <w:r>
+        <w:t>.</w:t>
+      </w:r>
+    </w:p>
+    <w:p>
+      <w:pPr>
+        <w:spacing w:line="276" w:lineRule="auto"/>
+        <w:jc w:val="both"/>
+      </w:pPr>
+      <w:r>
+        <w:t xml:space="preserve">В сети Критика: реализованы две остаточные связи. Помимо силы руки игрока, в скрытые слои </w:t>
+      </w:r>
+      <w:r>
+        <w:t>внедряется</w:t>
+      </w:r>
+      <w:r>
+        <w:t xml:space="preserve"> информация о силе руки оппонента. Такой подход позволяет Критику более тонко настраивать градиент обучения, </w:t>
+      </w:r>
+      <w:r>
+        <w:t>предоставляя информацию</w:t>
+      </w:r>
+      <w:r>
+        <w:t xml:space="preserve"> Актёру </w:t>
+      </w:r>
+      <w:r>
+        <w:t xml:space="preserve">о </w:t>
+      </w:r>
+      <w:r>
+        <w:t>значимост</w:t>
+      </w:r>
+      <w:r>
+        <w:t>и</w:t>
+      </w:r>
+      <w:r>
+        <w:t xml:space="preserve"> его действий относительно скрытой угрозы со стороны соперника</w:t>
+      </w:r>
+      <w:r>
+        <w:t xml:space="preserve"> (рис. 2.2).</w:t>
+      </w:r>
+    </w:p>
+    <w:p>
+      <w:pPr>
+        <w:spacing w:before="100" w:beforeAutospacing="1" w:after="100" w:afterAutospacing="1"/>
+        <w:jc w:val="center"/>
+        <w:rPr>
+          <w:sz w:val="24"/>
+          <w:lang w:val="en-US"/>
+        </w:rPr>
+      </w:pPr>
+      <w:r>
+        <w:rPr>
+          <w:sz w:val="24"/>
+        </w:rPr>
+        <w:lastRenderedPageBreak/>
+        <w:drawing>
+          <wp:inline distT="0" distB="0" distL="0" distR="0" wp14:anchorId="3EF42EAD" wp14:editId="04305FA3">
+            <wp:extent cx="4330598" cy="3275608"/>
+            <wp:effectExtent l="0" t="0" r="0" b="1270"/>
+            <wp:docPr id="1" name="Рисунок 1"/>
+            <wp:cNvGraphicFramePr>
+              <a:graphicFrameLocks xmlns:a="http://schemas.openxmlformats.org/drawingml/2006/main" noChangeAspect="1"/>
+            </wp:cNvGraphicFramePr>
+            <a:graphic xmlns:a="http://schemas.openxmlformats.org/drawingml/2006/main">
+              <a:graphicData uri="http://schemas.openxmlformats.org/drawingml/2006/picture">
+                <pic:pic xmlns:pic="http://schemas.openxmlformats.org/drawingml/2006/picture">
+                  <pic:nvPicPr>
+                    <pic:cNvPr id="1" name=""/>
+                    <pic:cNvPicPr/>
+                  </pic:nvPicPr>
+                  <pic:blipFill>
+                    <a:blip r:embed="rId9"/>
+                    <a:stretch>
+                      <a:fillRect/>
+                    </a:stretch>
+                  </pic:blipFill>
+                  <pic:spPr>
+                    <a:xfrm>
+                      <a:off x="0" y="0"/>
+                      <a:ext cx="4330598" cy="3275608"/>
+                    </a:xfrm>
+                    <a:prstGeom prst="rect">
+                      <a:avLst/>
+                    </a:prstGeom>
+                  </pic:spPr>
+                </pic:pic>
+              </a:graphicData>
+            </a:graphic>
+          </wp:inline>
+        </w:drawing>
+      </w:r>
+    </w:p>
+    <w:p>
+      <w:pPr>
+        <w:pStyle w:val="ac"/>
+        <w:ind w:left="1080"/>
+        <w:jc w:val="center"/>
+      </w:pPr>
+      <w:r>
+        <w:t xml:space="preserve">Рисунок </w:t>
+      </w:r>
+      <w:r>
+        <w:t>2</w:t>
+      </w:r>
+      <w:r>
+        <w:t xml:space="preserve">.1 Схематичное представление архитектуры нейронной сети Актера. </w:t>
+      </w:r>
+    </w:p>
+    <w:p>
+      <w:pPr>
+        <w:spacing w:before="100" w:beforeAutospacing="1" w:after="100" w:afterAutospacing="1"/>
+        <w:jc w:val="center"/>
+        <w:rPr>
+          <w:sz w:val="24"/>
+        </w:rPr>
+      </w:pPr>
+      <w:r>
+        <w:rPr>
+          <w:sz w:val="24"/>
+        </w:rPr>
+        <w:drawing>
+          <wp:inline distT="0" distB="0" distL="0" distR="0" wp14:anchorId="08DC2076" wp14:editId="76C2C117">
+            <wp:extent cx="4146550" cy="3102710"/>
+            <wp:effectExtent l="0" t="0" r="6350" b="2540"/>
+            <wp:docPr id="11" name="Рисунок 11"/>
+            <wp:cNvGraphicFramePr>
+              <a:graphicFrameLocks xmlns:a="http://schemas.openxmlformats.org/drawingml/2006/main" noChangeAspect="1"/>
+            </wp:cNvGraphicFramePr>
+            <a:graphic xmlns:a="http://schemas.openxmlformats.org/drawingml/2006/main">
+              <a:graphicData uri="http://schemas.openxmlformats.org/drawingml/2006/picture">
+                <pic:pic xmlns:pic="http://schemas.openxmlformats.org/drawingml/2006/picture">
+                  <pic:nvPicPr>
+                    <pic:cNvPr id="1" name=""/>
+                    <pic:cNvPicPr/>
+                  </pic:nvPicPr>
+                  <pic:blipFill>
+                    <a:blip r:embed="rId10"/>
+                    <a:stretch>
+                      <a:fillRect/>
+                    </a:stretch>
+                  </pic:blipFill>
+                  <pic:spPr>
+                    <a:xfrm>
+                      <a:off x="0" y="0"/>
+                      <a:ext cx="4157873" cy="3111182"/>
+                    </a:xfrm>
+                    <a:prstGeom prst="rect">
+                      <a:avLst/>
+                    </a:prstGeom>
+                  </pic:spPr>
+                </pic:pic>
+              </a:graphicData>
+            </a:graphic>
+          </wp:inline>
+        </w:drawing>
+      </w:r>
+    </w:p>
+    <w:p>
+      <w:pPr>
+        <w:pStyle w:val="ac"/>
+        <w:ind w:left="1080"/>
+        <w:jc w:val="center"/>
+      </w:pPr>
+      <w:r>
+        <w:t xml:space="preserve">Рисунок </w:t>
+      </w:r>
+      <w:r>
+        <w:t>2</w:t>
+      </w:r>
+      <w:r>
+        <w:t>.</w:t>
+      </w:r>
+      <w:r>
+        <w:t>2</w:t>
+      </w:r>
+      <w:r>
+        <w:t xml:space="preserve"> Схематичное представление архитектуры нейронной сети </w:t>
+      </w:r>
+      <w:r>
+        <w:t>Критика</w:t>
+      </w:r>
+      <w:r>
+        <w:t xml:space="preserve">. </w:t>
+      </w:r>
+    </w:p>
+    <w:p>
+      <w:pPr>
+        <w:spacing w:before="100" w:beforeAutospacing="1" w:after="100" w:afterAutospacing="1"/>
+        <w:jc w:val="center"/>
+        <w:rPr>
+          <w:sz w:val="24"/>
+        </w:rPr>
+      </w:pPr>
+    </w:p>
+    <w:p/>
     <w:p>
       <w:pPr>
         <w:spacing w:line="276" w:lineRule="auto"/>
@@ -4838,7 +5666,14 @@
         <w:rPr>
           <w:rStyle w:val="citation-32"/>
         </w:rPr>
-        <w:t xml:space="preserve">Функция стоимости показывает, насколько предсказание отличается от желаемого выходного значения. Используя эту меру, алгоритм обратного распространения ошибки применяет градиентный спуск для вычисления того, насколько нужно изменить параметры сети </w:t>
+        <w:t xml:space="preserve">Функция стоимости показывает, насколько предсказание отличается от желаемого выходного значения. Используя эту меру, алгоритм обратного </w:t>
+      </w:r>
+      <w:r>
+        <w:rPr>
+          <w:rStyle w:val="citation-32"/>
+        </w:rPr>
+        <w:lastRenderedPageBreak/>
+        <w:t xml:space="preserve">распространения ошибки применяет градиентный спуск для вычисления того, насколько нужно изменить параметры сети </w:t>
       </w:r>
       <m:oMath>
         <m:r>
@@ -5099,7 +5934,7 @@
                     </pic:cNvPicPr>
                   </pic:nvPicPr>
                   <pic:blipFill>
-                    <a:blip r:embed="rId9">
+                    <a:blip r:embed="rId11">
                       <a:extLst>
                         <a:ext uri="{28A0092B-C50C-407E-A947-70E740481C1C}">
                           <a14:useLocalDpi xmlns:a14="http://schemas.microsoft.com/office/drawing/2010/main" val="0"/>
@@ -5192,14 +6027,7 @@
         <w:rPr>
           <w:rStyle w:val="citation-30"/>
         </w:rPr>
-        <w:t xml:space="preserve">В отличие от обучения с </w:t>
-      </w:r>
-      <w:r>
-        <w:rPr>
-          <w:rStyle w:val="citation-30"/>
-        </w:rPr>
-        <w:lastRenderedPageBreak/>
-        <w:t>учителем, где есть правильные ответы, в RL агент получает обратную связь в виде наград или штрафов за свои действия</w:t>
+        <w:t>В отличие от обучения с учителем, где есть правильные ответы, в RL агент получает обратную связь в виде наград или штрафов за свои действия</w:t>
       </w:r>
       <w:r>
         <w:t>.</w:t>
@@ -5352,7 +6180,11 @@
         </m:r>
       </m:oMath>
       <w:r>
-        <w:t xml:space="preserve"> является частично наблюдаемым. В таких условиях агент строит свою стратегию на основе наблюдений O, которые являются функцией от глобального состояния мира </w:t>
+        <w:t xml:space="preserve"> является частично наблюдаемым. В таких условиях агент строит свою стратегию на </w:t>
+      </w:r>
+      <w:r>
+        <w:lastRenderedPageBreak/>
+        <w:t xml:space="preserve">основе наблюдений O, которые являются функцией от глобального состояния мира </w:t>
       </w:r>
       <w:r>
         <w:rPr>
@@ -5664,11 +6496,7 @@
         </m:r>
       </m:oMath>
       <w:r>
-        <w:t xml:space="preserve">. Большинство </w:t>
-      </w:r>
-      <w:r>
-        <w:lastRenderedPageBreak/>
-        <w:t>современных алгоритмов, таких как DQN и Actor-Critic, являются моделе-свободными;</w:t>
+        <w:t>. Большинство современных алгоритмов, таких как DQN и Actor-Critic, являются моделе-свободными;</w:t>
       </w:r>
     </w:p>
     <w:p>
@@ -5724,7 +6552,11 @@
         </m:r>
       </m:oMath>
       <w:r>
-        <w:t xml:space="preserve">, оценивающую полезность совершения действия </w:t>
+        <w:t xml:space="preserve">, оценивающую полезность </w:t>
+      </w:r>
+      <w:r>
+        <w:lastRenderedPageBreak/>
+        <w:t xml:space="preserve">совершения действия </w:t>
       </w:r>
       <m:oMath>
         <m:r>
@@ -5895,11 +6727,7 @@
         </m:r>
       </m:oMath>
       <w:r>
-        <w:t xml:space="preserve">, направляя </w:t>
-      </w:r>
-      <w:r>
-        <w:lastRenderedPageBreak/>
-        <w:t xml:space="preserve">обучение Актера. После завершения обучения Актер способен действовать самостоятельно, опираясь только на свои локальные наблюдения </w:t>
+        <w:t xml:space="preserve">, направляя обучение Актера. После завершения обучения Актер способен действовать самостоятельно, опираясь только на свои локальные наблюдения </w:t>
       </w:r>
       <m:oMath>
         <m:r>
@@ -5989,6 +6817,7 @@
         <w:rPr>
           <w:noProof/>
         </w:rPr>
+        <w:lastRenderedPageBreak/>
         <mc:AlternateContent>
           <mc:Choice Requires="wps">
             <w:drawing>
@@ -7309,10 +8138,27 @@
     </w:p>
     <w:p>
       <w:pPr>
-        <w:spacing w:line="276" w:lineRule="auto"/>
         <w:jc w:val="both"/>
       </w:pPr>
       <w:r>
+        <w:t xml:space="preserve">В качестве функции активации используется </w:t>
+      </w:r>
+      <w:proofErr w:type="spellStart"/>
+      <w:r>
+        <w:t>ReLU</w:t>
+      </w:r>
+      <w:proofErr w:type="spellEnd"/>
+      <w:r>
+        <w:t>, обеспечивающая нелинейность преобразований и эффективный расчет градиентов.</w:t>
+      </w:r>
+    </w:p>
+    <w:p>
+      <w:pPr>
+        <w:spacing w:line="276" w:lineRule="auto"/>
+        <w:jc w:val="both"/>
+      </w:pPr>
+      <w:r>
+        <w:lastRenderedPageBreak/>
         <w:t xml:space="preserve">Обучение агента происходит эпизодически. В классе </w:t>
       </w:r>
       <w:proofErr w:type="spellStart"/>
@@ -7332,11 +8178,7 @@
         <w:t xml:space="preserve"> </w:t>
       </w:r>
       <w:r>
-        <w:t xml:space="preserve">реализован буфер опыта, накапливающий данные о состояниях, действиях и </w:t>
-      </w:r>
-      <w:r>
-        <w:lastRenderedPageBreak/>
-        <w:t>наградах. Обновление весов происходит после завершения эпизода с использованием дисконтированной награды.</w:t>
+        <w:t>реализован буфер опыта, накапливающий данные о состояниях, действиях и наградах. Обновление весов происходит после завершения эпизода с использованием дисконтированной награды.</w:t>
       </w:r>
       <w:r>
         <w:t xml:space="preserve"> </w:t>
@@ -7789,7 +8631,7 @@
                     <pic:cNvPicPr/>
                   </pic:nvPicPr>
                   <pic:blipFill>
-                    <a:blip r:embed="rId10"/>
+                    <a:blip r:embed="rId12"/>
                     <a:stretch>
                       <a:fillRect/>
                     </a:stretch>
@@ -7857,11 +8699,11 @@
         <w:jc w:val="both"/>
       </w:pPr>
       <w:r>
-        <w:t xml:space="preserve">Одной из фундаментальных проблем применения алгоритмов обучения с подкреплением (RL) в играх с неполной информацией является низкая скорость сходимости. Из-за высокой дисперсии результатов в покере и стохастической природы раздач агенту необходимо провести сотни тысяч </w:t>
+        <w:t xml:space="preserve">Одной из фундаментальных проблем применения алгоритмов обучения с подкреплением (RL) в играх с неполной информацией является низкая </w:t>
       </w:r>
       <w:r>
         <w:lastRenderedPageBreak/>
-        <w:t>эпизодов для выявления устойчивых закономерностей и формирования оптимальной стратегии. В связи с этим, критически важным компонентом программной реализации является система сохранения промежуточных состояний.</w:t>
+        <w:t>скорость сходимости. Из-за высокой дисперсии результатов в покере и стохастической природы раздач агенту необходимо провести сотни тысяч эпизодов для выявления устойчивых закономерностей и формирования оптимальной стратегии. В связи с этим, критически важным компонентом программной реализации является система сохранения промежуточных состояний.</w:t>
       </w:r>
     </w:p>
     <w:p>
@@ -9157,6 +9999,7 @@
         </w:rPr>
       </w:pPr>
       <w:r>
+        <w:lastRenderedPageBreak/>
         <w:t xml:space="preserve">где </w:t>
       </w:r>
       <m:oMath>
@@ -9246,7 +10089,6 @@
         <w:jc w:val="both"/>
       </w:pPr>
       <w:r>
-        <w:lastRenderedPageBreak/>
         <w:t>Тогда сила руки</w:t>
       </w:r>
       <w:r>
@@ -10397,7 +11239,11 @@
         <w:t>–</w:t>
       </w:r>
       <w:r>
-        <w:t xml:space="preserve"> значение, равномерно случайное от 0 до 1. Вводится с целью моделирования элемента случайного блефа, позволяющего в редких случаях играть агрессивно даже со слабыми руками</w:t>
+        <w:t xml:space="preserve"> значение, равномерно случайное от 0 до 1. Вводится с целью моделирования элемента случайного блефа, </w:t>
+      </w:r>
+      <w:r>
+        <w:lastRenderedPageBreak/>
+        <w:t>позволяющего в редких случаях играть агрессивно даже со слабыми руками</w:t>
       </w:r>
       <w:r>
         <w:t>;</w:t>
@@ -10413,7 +11259,6 @@
         <w:jc w:val="both"/>
       </w:pPr>
       <w:r>
-        <w:lastRenderedPageBreak/>
         <w:t>о</w:t>
       </w:r>
       <w:r>
@@ -11754,6 +12599,7 @@
                 <w:b/>
                 <w:bCs/>
               </w:rPr>
+              <w:lastRenderedPageBreak/>
               <w:t>Сбалансированный</w:t>
             </w:r>
             <w:r>
@@ -11868,7 +12714,6 @@
                 <w:b/>
                 <w:bCs/>
               </w:rPr>
-              <w:lastRenderedPageBreak/>
               <w:t>Маньяк</w:t>
             </w:r>
           </w:p>
@@ -12018,494 +12863,6 @@
             <wp:extent cx="5940425" cy="3477895"/>
             <wp:effectExtent l="0" t="0" r="3175" b="8255"/>
             <wp:docPr id="7" name="Рисунок 7"/>
-            <wp:cNvGraphicFramePr>
-              <a:graphicFrameLocks xmlns:a="http://schemas.openxmlformats.org/drawingml/2006/main" noChangeAspect="1"/>
-            </wp:cNvGraphicFramePr>
-            <a:graphic xmlns:a="http://schemas.openxmlformats.org/drawingml/2006/main">
-              <a:graphicData uri="http://schemas.openxmlformats.org/drawingml/2006/picture">
-                <pic:pic xmlns:pic="http://schemas.openxmlformats.org/drawingml/2006/picture">
-                  <pic:nvPicPr>
-                    <pic:cNvPr id="1" name=""/>
-                    <pic:cNvPicPr/>
-                  </pic:nvPicPr>
-                  <pic:blipFill>
-                    <a:blip r:embed="rId11"/>
-                    <a:stretch>
-                      <a:fillRect/>
-                    </a:stretch>
-                  </pic:blipFill>
-                  <pic:spPr>
-                    <a:xfrm>
-                      <a:off x="0" y="0"/>
-                      <a:ext cx="5940425" cy="3477895"/>
-                    </a:xfrm>
-                    <a:prstGeom prst="rect">
-                      <a:avLst/>
-                    </a:prstGeom>
-                  </pic:spPr>
-                </pic:pic>
-              </a:graphicData>
-            </a:graphic>
-          </wp:inline>
-        </w:drawing>
-      </w:r>
-    </w:p>
-    <w:p>
-      <w:pPr>
-        <w:spacing w:line="276" w:lineRule="auto"/>
-        <w:jc w:val="center"/>
-        <w:rPr>
-          <w:noProof/>
-        </w:rPr>
-      </w:pPr>
-      <w:r>
-        <w:t>Рисунок 3.1 Результаты стратегий ботов по числу выигрышей.</w:t>
-      </w:r>
-    </w:p>
-    <w:p>
-      <w:pPr>
-        <w:spacing w:line="276" w:lineRule="auto"/>
-      </w:pPr>
-    </w:p>
-    <w:p>
-      <w:pPr>
-        <w:spacing w:line="276" w:lineRule="auto"/>
-        <w:jc w:val="both"/>
-      </w:pPr>
-      <w:r>
-        <w:t>Анализ результатов</w:t>
-      </w:r>
-      <w:r>
-        <w:t xml:space="preserve"> </w:t>
-      </w:r>
-      <w:r>
-        <w:t>показал, что стратегия «Агрессор» демонстрирует наилучшие показатели, значительно опережая</w:t>
-      </w:r>
-      <w:r>
-        <w:t xml:space="preserve"> стратегии</w:t>
-      </w:r>
-      <w:r>
-        <w:t xml:space="preserve"> «Боязлив</w:t>
-      </w:r>
-      <w:r>
-        <w:t>ы</w:t>
-      </w:r>
-      <w:r>
-        <w:t>й</w:t>
-      </w:r>
-      <w:r>
-        <w:t>»</w:t>
-      </w:r>
-      <w:r>
-        <w:t xml:space="preserve"> </w:t>
-      </w:r>
-      <w:r>
-        <w:t>и «Сбалансированн</w:t>
-      </w:r>
-      <w:r>
-        <w:t>ый</w:t>
-      </w:r>
-      <w:r>
-        <w:t xml:space="preserve">». Это объясняется спецификой </w:t>
-      </w:r>
-      <w:proofErr w:type="spellStart"/>
-      <w:r>
-        <w:t>Heads-up</w:t>
-      </w:r>
-      <w:proofErr w:type="spellEnd"/>
-      <w:r>
-        <w:t xml:space="preserve"> покера, где агрессия позволяет часто забирать банк без вскрытия карт. На основании этого стратегия «Агрессор» была выбрана в качестве основного оппонента для обучения и тестирования нейросетевого агента.</w:t>
-      </w:r>
-    </w:p>
-    <w:p>
-      <w:pPr>
-        <w:pStyle w:val="1"/>
-      </w:pPr>
-      <w:bookmarkStart w:id="23" w:name="_Toc227589345"/>
-      <w:r>
-        <w:lastRenderedPageBreak/>
-        <w:t>Обучение нейросетевого агента</w:t>
-      </w:r>
-      <w:bookmarkEnd w:id="23"/>
-    </w:p>
-    <w:p>
-      <w:pPr>
-        <w:spacing w:line="276" w:lineRule="auto"/>
-        <w:jc w:val="both"/>
-      </w:pPr>
-      <w:r>
-        <w:t>Процесс обучения агента, основанного на методе Actor-Critic, проходил в несколько этапов, от простых соперников к сложным. Такой подход позволяет нейросети сначала усвоить базовые правила игры, а затем переходить к поиску оптимальных стратегий.</w:t>
-      </w:r>
-    </w:p>
-    <w:p>
-      <w:pPr>
-        <w:spacing w:line="276" w:lineRule="auto"/>
-        <w:jc w:val="both"/>
-      </w:pPr>
-      <w:r>
-        <w:t>Этап 1</w:t>
-      </w:r>
-      <w:r>
-        <w:t>.</w:t>
-      </w:r>
-      <w:r>
-        <w:t xml:space="preserve"> Обучение против случайного агента (</w:t>
-      </w:r>
-      <w:proofErr w:type="spellStart"/>
-      <w:r>
-        <w:rPr>
-          <w:i/>
-          <w:iCs/>
-        </w:rPr>
-        <w:t>RandomPlayer</w:t>
-      </w:r>
-      <w:proofErr w:type="spellEnd"/>
-      <w:r>
-        <w:t>)</w:t>
-      </w:r>
-      <w:r>
-        <w:t>.</w:t>
-      </w:r>
-      <w:r>
-        <w:t xml:space="preserve"> На начальном этапе нейросеть обучалась против агента, выбирающего действия (</w:t>
-      </w:r>
-      <w:r>
-        <w:rPr>
-          <w:i/>
-          <w:iCs/>
-          <w:lang w:val="en-US"/>
-        </w:rPr>
-        <w:t>f</w:t>
-      </w:r>
-      <w:proofErr w:type="spellStart"/>
-      <w:r>
-        <w:rPr>
-          <w:i/>
-          <w:iCs/>
-        </w:rPr>
-        <w:t>old</w:t>
-      </w:r>
-      <w:proofErr w:type="spellEnd"/>
-      <w:r>
-        <w:t xml:space="preserve">, </w:t>
-      </w:r>
-      <w:r>
-        <w:rPr>
-          <w:i/>
-          <w:iCs/>
-          <w:lang w:val="en-US"/>
-        </w:rPr>
-        <w:t>c</w:t>
-      </w:r>
-      <w:proofErr w:type="spellStart"/>
-      <w:r>
-        <w:rPr>
-          <w:i/>
-          <w:iCs/>
-        </w:rPr>
-        <w:t>all</w:t>
-      </w:r>
-      <w:proofErr w:type="spellEnd"/>
-      <w:r>
-        <w:t xml:space="preserve">, </w:t>
-      </w:r>
-      <w:r>
-        <w:rPr>
-          <w:i/>
-          <w:iCs/>
-          <w:lang w:val="en-US"/>
-        </w:rPr>
-        <w:t>r</w:t>
-      </w:r>
-      <w:proofErr w:type="spellStart"/>
-      <w:r>
-        <w:rPr>
-          <w:i/>
-          <w:iCs/>
-        </w:rPr>
-        <w:t>aise</w:t>
-      </w:r>
-      <w:proofErr w:type="spellEnd"/>
-      <w:r>
-        <w:t xml:space="preserve">) равновероятно. Было проведено 1000 </w:t>
-      </w:r>
-      <w:r>
-        <w:t>игр</w:t>
-      </w:r>
-      <w:r>
-        <w:t xml:space="preserve">. Целью этапа являлась проверка корректности работы алгоритма градиентного спуска и способности агента выучить простейшую зависимость: сильная рука должна приводить к ставке, слабая </w:t>
-      </w:r>
-      <w:r>
-        <w:t>–</w:t>
-      </w:r>
-      <w:r>
-        <w:t xml:space="preserve"> к сбросу. Агент </w:t>
-      </w:r>
-      <w:r>
-        <w:t>сразу же</w:t>
-      </w:r>
-      <w:r>
-        <w:t xml:space="preserve"> достиг показателя </w:t>
-      </w:r>
-      <w:r>
-        <w:t>выигрышей в</w:t>
-      </w:r>
-      <w:r>
-        <w:t xml:space="preserve"> </w:t>
-      </w:r>
-      <w:r>
-        <w:t>100</w:t>
-      </w:r>
-      <w:r>
-        <w:t>%.</w:t>
-      </w:r>
-      <w:r>
-        <w:t xml:space="preserve"> Это говорит о том, что случайный выбор действия – самая неэффективная стратегия в данной игре. </w:t>
-      </w:r>
-    </w:p>
-    <w:p>
-      <w:pPr>
-        <w:spacing w:line="276" w:lineRule="auto"/>
-        <w:jc w:val="both"/>
-      </w:pPr>
-      <w:r>
-        <w:t>Этап 2</w:t>
-      </w:r>
-      <w:r>
-        <w:t>. О</w:t>
-      </w:r>
-      <w:r>
-        <w:t>бучение против пассивного агента</w:t>
-      </w:r>
-      <w:r>
-        <w:t>.</w:t>
-      </w:r>
-      <w:r>
-        <w:t xml:space="preserve"> Далее оппонентом выступал </w:t>
-      </w:r>
-      <w:proofErr w:type="spellStart"/>
-      <w:r>
-        <w:rPr>
-          <w:i/>
-          <w:iCs/>
-        </w:rPr>
-        <w:t>CallingPlayer</w:t>
-      </w:r>
-      <w:proofErr w:type="spellEnd"/>
-      <w:r>
-        <w:t xml:space="preserve"> </w:t>
-      </w:r>
-      <w:r>
-        <w:t>–</w:t>
-      </w:r>
-      <w:r>
-        <w:t xml:space="preserve"> агент, который всегда уравнивает ставки, но никогда не повышает первым. Было проведено 30 000 игр. Данный тип противника требует от нейросети умения эксплуатировать пассивность: ставить много с сильными руками и не блефовать. </w:t>
-      </w:r>
-      <w:r>
-        <w:t xml:space="preserve">Как можно заметить на графике (рис. 3.2) </w:t>
-      </w:r>
-      <w:proofErr w:type="spellStart"/>
-      <w:r>
-        <w:t>нейросетевой</w:t>
-      </w:r>
-      <w:proofErr w:type="spellEnd"/>
-      <w:r>
-        <w:t xml:space="preserve"> агент по истечению 5000 игр стал стабильно играть лучше агента </w:t>
-      </w:r>
-      <w:proofErr w:type="spellStart"/>
-      <w:r>
-        <w:rPr>
-          <w:lang w:val="en-US"/>
-        </w:rPr>
-        <w:t>CallingPlayer</w:t>
-      </w:r>
-      <w:proofErr w:type="spellEnd"/>
-      <w:r>
-        <w:t xml:space="preserve"> и к концу эксперимента достиг показателя побед равного 65%</w:t>
-      </w:r>
-      <w:r>
-        <w:t>, продолжая рост.</w:t>
-      </w:r>
-      <w:r>
-        <w:t xml:space="preserve"> </w:t>
-      </w:r>
-    </w:p>
-    <w:p>
-      <w:pPr>
-        <w:spacing w:line="276" w:lineRule="auto"/>
-        <w:jc w:val="both"/>
-        <w:rPr>
-          <w:lang w:val="en-US"/>
-        </w:rPr>
-      </w:pPr>
-      <w:r>
-        <w:rPr>
-          <w:noProof/>
-        </w:rPr>
-        <w:drawing>
-          <wp:inline distT="0" distB="0" distL="0" distR="0" wp14:anchorId="6181ECDD" wp14:editId="32FF97C9">
-            <wp:extent cx="5940425" cy="3056255"/>
-            <wp:effectExtent l="0" t="0" r="3175" b="0"/>
-            <wp:docPr id="8" name="Рисунок 8"/>
-            <wp:cNvGraphicFramePr>
-              <a:graphicFrameLocks xmlns:a="http://schemas.openxmlformats.org/drawingml/2006/main" noChangeAspect="1"/>
-            </wp:cNvGraphicFramePr>
-            <a:graphic xmlns:a="http://schemas.openxmlformats.org/drawingml/2006/main">
-              <a:graphicData uri="http://schemas.openxmlformats.org/drawingml/2006/picture">
-                <pic:pic xmlns:pic="http://schemas.openxmlformats.org/drawingml/2006/picture">
-                  <pic:nvPicPr>
-                    <pic:cNvPr id="1" name=""/>
-                    <pic:cNvPicPr/>
-                  </pic:nvPicPr>
-                  <pic:blipFill>
-                    <a:blip r:embed="rId12"/>
-                    <a:stretch>
-                      <a:fillRect/>
-                    </a:stretch>
-                  </pic:blipFill>
-                  <pic:spPr>
-                    <a:xfrm>
-                      <a:off x="0" y="0"/>
-                      <a:ext cx="5940425" cy="3056255"/>
-                    </a:xfrm>
-                    <a:prstGeom prst="rect">
-                      <a:avLst/>
-                    </a:prstGeom>
-                  </pic:spPr>
-                </pic:pic>
-              </a:graphicData>
-            </a:graphic>
-          </wp:inline>
-        </w:drawing>
-      </w:r>
-    </w:p>
-    <w:p>
-      <w:pPr>
-        <w:spacing w:line="276" w:lineRule="auto"/>
-        <w:jc w:val="center"/>
-      </w:pPr>
-      <w:r>
-        <w:t>Рисунок 3.</w:t>
-      </w:r>
-      <w:r>
-        <w:t>2</w:t>
-      </w:r>
-      <w:r>
-        <w:t xml:space="preserve"> – График </w:t>
-      </w:r>
-      <w:r>
-        <w:t xml:space="preserve">процента побед </w:t>
-      </w:r>
-      <w:proofErr w:type="spellStart"/>
-      <w:r>
-        <w:t>нейросетевого</w:t>
-      </w:r>
-      <w:proofErr w:type="spellEnd"/>
-      <w:r>
-        <w:t xml:space="preserve"> агента против</w:t>
-      </w:r>
-      <w:r>
-        <w:t xml:space="preserve"> </w:t>
-      </w:r>
-      <w:proofErr w:type="spellStart"/>
-      <w:r>
-        <w:rPr>
-          <w:i/>
-          <w:iCs/>
-        </w:rPr>
-        <w:t>CallingPlayer</w:t>
-      </w:r>
-      <w:proofErr w:type="spellEnd"/>
-      <w:r>
-        <w:t>.</w:t>
-      </w:r>
-    </w:p>
-    <w:p>
-      <w:pPr>
-        <w:spacing w:line="276" w:lineRule="auto"/>
-        <w:jc w:val="center"/>
-      </w:pPr>
-    </w:p>
-    <w:p>
-      <w:pPr>
-        <w:spacing w:line="276" w:lineRule="auto"/>
-        <w:jc w:val="both"/>
-      </w:pPr>
-      <w:r>
-        <w:lastRenderedPageBreak/>
-        <w:t>Этап 3</w:t>
-      </w:r>
-      <w:r>
-        <w:t>.</w:t>
-      </w:r>
-      <w:r>
-        <w:t xml:space="preserve"> Обучение против стратегии </w:t>
-      </w:r>
-      <w:r>
-        <w:t>«Агрессор».</w:t>
-      </w:r>
-      <w:r>
-        <w:t xml:space="preserve"> Финальным и наиболее сложным этапом стало обучение против лучшей эвристической стратегии – «Агрессор». Было проведено </w:t>
-      </w:r>
-      <w:r>
-        <w:t>1</w:t>
-      </w:r>
-      <w:r>
-        <w:t>0 000 симуляций. Агрессивный бот оказывает постоянное давление на нейросеть, часто повышая ставки, что затрудняет обучение «Критика» из-за высокой дисперсии результатов.</w:t>
-      </w:r>
-    </w:p>
-    <w:p>
-      <w:pPr>
-        <w:spacing w:line="276" w:lineRule="auto"/>
-        <w:jc w:val="both"/>
-      </w:pPr>
-      <w:r>
-        <w:t xml:space="preserve">По итогам </w:t>
-      </w:r>
-      <w:r>
-        <w:t>1</w:t>
-      </w:r>
-      <w:r>
-        <w:t xml:space="preserve">0 000 эпизодов </w:t>
-      </w:r>
-      <w:proofErr w:type="spellStart"/>
-      <w:r>
-        <w:t>нейросетевой</w:t>
-      </w:r>
-      <w:proofErr w:type="spellEnd"/>
-      <w:r>
-        <w:t xml:space="preserve"> агент вышел с показателем побед около </w:t>
-      </w:r>
-      <w:r>
-        <w:t>50</w:t>
-      </w:r>
-      <w:r>
-        <w:t>%</w:t>
-      </w:r>
-      <w:r>
-        <w:t xml:space="preserve"> (рис. 3.3)</w:t>
-      </w:r>
-      <w:r>
-        <w:t>.</w:t>
-      </w:r>
-    </w:p>
-    <w:p>
-      <w:pPr>
-        <w:spacing w:line="276" w:lineRule="auto"/>
-        <w:jc w:val="both"/>
-        <w:rPr>
-          <w:lang w:val="en-US"/>
-        </w:rPr>
-      </w:pPr>
-      <w:r>
-        <w:rPr>
-          <w:noProof/>
-        </w:rPr>
-        <w:drawing>
-          <wp:inline distT="0" distB="0" distL="0" distR="0" wp14:anchorId="55D526D4" wp14:editId="452AF263">
-            <wp:extent cx="5940425" cy="2964180"/>
-            <wp:effectExtent l="0" t="0" r="3175" b="7620"/>
-            <wp:docPr id="13" name="Рисунок 13"/>
             <wp:cNvGraphicFramePr>
               <a:graphicFrameLocks xmlns:a="http://schemas.openxmlformats.org/drawingml/2006/main" noChangeAspect="1"/>
             </wp:cNvGraphicFramePr>
@@ -12525,6 +12882,496 @@
                   <pic:spPr>
                     <a:xfrm>
                       <a:off x="0" y="0"/>
+                      <a:ext cx="5940425" cy="3477895"/>
+                    </a:xfrm>
+                    <a:prstGeom prst="rect">
+                      <a:avLst/>
+                    </a:prstGeom>
+                  </pic:spPr>
+                </pic:pic>
+              </a:graphicData>
+            </a:graphic>
+          </wp:inline>
+        </w:drawing>
+      </w:r>
+    </w:p>
+    <w:p>
+      <w:pPr>
+        <w:spacing w:line="276" w:lineRule="auto"/>
+        <w:jc w:val="center"/>
+        <w:rPr>
+          <w:noProof/>
+        </w:rPr>
+      </w:pPr>
+      <w:r>
+        <w:t>Рисунок 3.1 Результаты стратегий ботов по числу выигрышей.</w:t>
+      </w:r>
+    </w:p>
+    <w:p>
+      <w:pPr>
+        <w:spacing w:line="276" w:lineRule="auto"/>
+      </w:pPr>
+    </w:p>
+    <w:p>
+      <w:pPr>
+        <w:spacing w:line="276" w:lineRule="auto"/>
+        <w:jc w:val="both"/>
+      </w:pPr>
+      <w:r>
+        <w:t>Анализ результатов</w:t>
+      </w:r>
+      <w:r>
+        <w:t xml:space="preserve"> </w:t>
+      </w:r>
+      <w:r>
+        <w:t>показал, что стратегия «Агрессор» демонстрирует наилучшие показатели, значительно опережая</w:t>
+      </w:r>
+      <w:r>
+        <w:t xml:space="preserve"> стратегии</w:t>
+      </w:r>
+      <w:r>
+        <w:t xml:space="preserve"> «Боязлив</w:t>
+      </w:r>
+      <w:r>
+        <w:t>ы</w:t>
+      </w:r>
+      <w:r>
+        <w:t>й</w:t>
+      </w:r>
+      <w:r>
+        <w:t>»</w:t>
+      </w:r>
+      <w:r>
+        <w:t xml:space="preserve"> </w:t>
+      </w:r>
+      <w:r>
+        <w:t>и «Сбалансированн</w:t>
+      </w:r>
+      <w:r>
+        <w:t>ый</w:t>
+      </w:r>
+      <w:r>
+        <w:t xml:space="preserve">». Это объясняется спецификой </w:t>
+      </w:r>
+      <w:proofErr w:type="spellStart"/>
+      <w:r>
+        <w:t>Heads-up</w:t>
+      </w:r>
+      <w:proofErr w:type="spellEnd"/>
+      <w:r>
+        <w:t xml:space="preserve"> покера, где агрессия позволяет часто забирать банк без вскрытия карт. На основании этого </w:t>
+      </w:r>
+      <w:r>
+        <w:lastRenderedPageBreak/>
+        <w:t>стратегия «Агрессор» была выбрана в качестве основного оппонента для обучения и тестирования нейросетевого агента.</w:t>
+      </w:r>
+    </w:p>
+    <w:p>
+      <w:pPr>
+        <w:pStyle w:val="1"/>
+      </w:pPr>
+      <w:bookmarkStart w:id="23" w:name="_Toc227589345"/>
+      <w:r>
+        <w:t>Обучение нейросетевого агента</w:t>
+      </w:r>
+      <w:bookmarkEnd w:id="23"/>
+    </w:p>
+    <w:p>
+      <w:pPr>
+        <w:spacing w:line="276" w:lineRule="auto"/>
+        <w:jc w:val="both"/>
+      </w:pPr>
+      <w:r>
+        <w:t>Процесс обучения агента, основанного на методе Actor-Critic, проходил в несколько этапов, от простых соперников к сложным. Такой подход позволяет нейросети сначала усвоить базовые правила игры, а затем переходить к поиску оптимальных стратегий.</w:t>
+      </w:r>
+    </w:p>
+    <w:p>
+      <w:pPr>
+        <w:spacing w:line="276" w:lineRule="auto"/>
+        <w:jc w:val="both"/>
+      </w:pPr>
+      <w:r>
+        <w:t>Этап 1</w:t>
+      </w:r>
+      <w:r>
+        <w:t>.</w:t>
+      </w:r>
+      <w:r>
+        <w:t xml:space="preserve"> Обучение против случайного агента (</w:t>
+      </w:r>
+      <w:proofErr w:type="spellStart"/>
+      <w:r>
+        <w:rPr>
+          <w:i/>
+          <w:iCs/>
+        </w:rPr>
+        <w:t>RandomPlayer</w:t>
+      </w:r>
+      <w:proofErr w:type="spellEnd"/>
+      <w:r>
+        <w:t>)</w:t>
+      </w:r>
+      <w:r>
+        <w:t>.</w:t>
+      </w:r>
+      <w:r>
+        <w:t xml:space="preserve"> На начальном этапе нейросеть обучалась против агента, выбирающего действия (</w:t>
+      </w:r>
+      <w:r>
+        <w:rPr>
+          <w:i/>
+          <w:iCs/>
+          <w:lang w:val="en-US"/>
+        </w:rPr>
+        <w:t>f</w:t>
+      </w:r>
+      <w:proofErr w:type="spellStart"/>
+      <w:r>
+        <w:rPr>
+          <w:i/>
+          <w:iCs/>
+        </w:rPr>
+        <w:t>old</w:t>
+      </w:r>
+      <w:proofErr w:type="spellEnd"/>
+      <w:r>
+        <w:t xml:space="preserve">, </w:t>
+      </w:r>
+      <w:r>
+        <w:rPr>
+          <w:i/>
+          <w:iCs/>
+          <w:lang w:val="en-US"/>
+        </w:rPr>
+        <w:t>c</w:t>
+      </w:r>
+      <w:proofErr w:type="spellStart"/>
+      <w:r>
+        <w:rPr>
+          <w:i/>
+          <w:iCs/>
+        </w:rPr>
+        <w:t>all</w:t>
+      </w:r>
+      <w:proofErr w:type="spellEnd"/>
+      <w:r>
+        <w:t xml:space="preserve">, </w:t>
+      </w:r>
+      <w:r>
+        <w:rPr>
+          <w:i/>
+          <w:iCs/>
+          <w:lang w:val="en-US"/>
+        </w:rPr>
+        <w:t>r</w:t>
+      </w:r>
+      <w:proofErr w:type="spellStart"/>
+      <w:r>
+        <w:rPr>
+          <w:i/>
+          <w:iCs/>
+        </w:rPr>
+        <w:t>aise</w:t>
+      </w:r>
+      <w:proofErr w:type="spellEnd"/>
+      <w:r>
+        <w:t xml:space="preserve">) равновероятно. Было проведено 1000 </w:t>
+      </w:r>
+      <w:r>
+        <w:t>игр</w:t>
+      </w:r>
+      <w:r>
+        <w:t xml:space="preserve">. Целью этапа являлась проверка корректности работы алгоритма градиентного спуска и способности агента выучить простейшую зависимость: сильная рука должна приводить к ставке, слабая </w:t>
+      </w:r>
+      <w:r>
+        <w:t>–</w:t>
+      </w:r>
+      <w:r>
+        <w:t xml:space="preserve"> к сбросу. Агент </w:t>
+      </w:r>
+      <w:r>
+        <w:t>сразу же</w:t>
+      </w:r>
+      <w:r>
+        <w:t xml:space="preserve"> достиг показателя </w:t>
+      </w:r>
+      <w:r>
+        <w:t>выигрышей в</w:t>
+      </w:r>
+      <w:r>
+        <w:t xml:space="preserve"> </w:t>
+      </w:r>
+      <w:r>
+        <w:t>100</w:t>
+      </w:r>
+      <w:r>
+        <w:t>%.</w:t>
+      </w:r>
+      <w:r>
+        <w:t xml:space="preserve"> Это говорит о том, что случайный выбор действия – самая неэффективная стратегия в данной игре. </w:t>
+      </w:r>
+    </w:p>
+    <w:p>
+      <w:pPr>
+        <w:spacing w:line="276" w:lineRule="auto"/>
+        <w:jc w:val="both"/>
+      </w:pPr>
+      <w:r>
+        <w:t>Этап 2</w:t>
+      </w:r>
+      <w:r>
+        <w:t>. О</w:t>
+      </w:r>
+      <w:r>
+        <w:t>бучение против пассивного агента</w:t>
+      </w:r>
+      <w:r>
+        <w:t>.</w:t>
+      </w:r>
+      <w:r>
+        <w:t xml:space="preserve"> Далее оппонентом выступал </w:t>
+      </w:r>
+      <w:proofErr w:type="spellStart"/>
+      <w:r>
+        <w:rPr>
+          <w:i/>
+          <w:iCs/>
+        </w:rPr>
+        <w:t>CallingPlayer</w:t>
+      </w:r>
+      <w:proofErr w:type="spellEnd"/>
+      <w:r>
+        <w:t xml:space="preserve"> </w:t>
+      </w:r>
+      <w:r>
+        <w:t>–</w:t>
+      </w:r>
+      <w:r>
+        <w:t xml:space="preserve"> агент, который всегда уравнивает ставки, но никогда не повышает первым. Было проведено 30 000 игр. Данный тип противника требует от нейросети умения эксплуатировать пассивность: ставить много с сильными руками и не блефовать. </w:t>
+      </w:r>
+      <w:r>
+        <w:t xml:space="preserve">Как можно заметить на графике (рис. 3.2) </w:t>
+      </w:r>
+      <w:proofErr w:type="spellStart"/>
+      <w:r>
+        <w:t>нейросетевой</w:t>
+      </w:r>
+      <w:proofErr w:type="spellEnd"/>
+      <w:r>
+        <w:t xml:space="preserve"> агент по истечению 5000 игр стал стабильно играть лучше агента </w:t>
+      </w:r>
+      <w:proofErr w:type="spellStart"/>
+      <w:r>
+        <w:rPr>
+          <w:lang w:val="en-US"/>
+        </w:rPr>
+        <w:t>CallingPlayer</w:t>
+      </w:r>
+      <w:proofErr w:type="spellEnd"/>
+      <w:r>
+        <w:t xml:space="preserve"> и к концу эксперимента достиг показателя побед равного 65%</w:t>
+      </w:r>
+      <w:r>
+        <w:t>, продолжая рост.</w:t>
+      </w:r>
+      <w:r>
+        <w:t xml:space="preserve"> </w:t>
+      </w:r>
+    </w:p>
+    <w:p>
+      <w:pPr>
+        <w:spacing w:line="276" w:lineRule="auto"/>
+        <w:jc w:val="both"/>
+        <w:rPr>
+          <w:lang w:val="en-US"/>
+        </w:rPr>
+      </w:pPr>
+      <w:r>
+        <w:rPr>
+          <w:noProof/>
+        </w:rPr>
+        <w:drawing>
+          <wp:inline distT="0" distB="0" distL="0" distR="0" wp14:anchorId="6181ECDD" wp14:editId="32FF97C9">
+            <wp:extent cx="5940425" cy="3056255"/>
+            <wp:effectExtent l="0" t="0" r="3175" b="0"/>
+            <wp:docPr id="8" name="Рисунок 8"/>
+            <wp:cNvGraphicFramePr>
+              <a:graphicFrameLocks xmlns:a="http://schemas.openxmlformats.org/drawingml/2006/main" noChangeAspect="1"/>
+            </wp:cNvGraphicFramePr>
+            <a:graphic xmlns:a="http://schemas.openxmlformats.org/drawingml/2006/main">
+              <a:graphicData uri="http://schemas.openxmlformats.org/drawingml/2006/picture">
+                <pic:pic xmlns:pic="http://schemas.openxmlformats.org/drawingml/2006/picture">
+                  <pic:nvPicPr>
+                    <pic:cNvPr id="1" name=""/>
+                    <pic:cNvPicPr/>
+                  </pic:nvPicPr>
+                  <pic:blipFill>
+                    <a:blip r:embed="rId14"/>
+                    <a:stretch>
+                      <a:fillRect/>
+                    </a:stretch>
+                  </pic:blipFill>
+                  <pic:spPr>
+                    <a:xfrm>
+                      <a:off x="0" y="0"/>
+                      <a:ext cx="5940425" cy="3056255"/>
+                    </a:xfrm>
+                    <a:prstGeom prst="rect">
+                      <a:avLst/>
+                    </a:prstGeom>
+                  </pic:spPr>
+                </pic:pic>
+              </a:graphicData>
+            </a:graphic>
+          </wp:inline>
+        </w:drawing>
+      </w:r>
+    </w:p>
+    <w:p>
+      <w:pPr>
+        <w:spacing w:line="276" w:lineRule="auto"/>
+        <w:jc w:val="center"/>
+      </w:pPr>
+      <w:r>
+        <w:t>Рисунок 3.</w:t>
+      </w:r>
+      <w:r>
+        <w:t>2</w:t>
+      </w:r>
+      <w:r>
+        <w:t xml:space="preserve"> – График </w:t>
+      </w:r>
+      <w:r>
+        <w:t xml:space="preserve">процента побед </w:t>
+      </w:r>
+      <w:proofErr w:type="spellStart"/>
+      <w:r>
+        <w:t>нейросетевого</w:t>
+      </w:r>
+      <w:proofErr w:type="spellEnd"/>
+      <w:r>
+        <w:t xml:space="preserve"> агента против</w:t>
+      </w:r>
+      <w:r>
+        <w:t xml:space="preserve"> </w:t>
+      </w:r>
+      <w:proofErr w:type="spellStart"/>
+      <w:r>
+        <w:rPr>
+          <w:i/>
+          <w:iCs/>
+        </w:rPr>
+        <w:t>CallingPlayer</w:t>
+      </w:r>
+      <w:proofErr w:type="spellEnd"/>
+      <w:r>
+        <w:t>.</w:t>
+      </w:r>
+    </w:p>
+    <w:p>
+      <w:pPr>
+        <w:spacing w:line="276" w:lineRule="auto"/>
+        <w:jc w:val="center"/>
+      </w:pPr>
+    </w:p>
+    <w:p>
+      <w:pPr>
+        <w:spacing w:line="276" w:lineRule="auto"/>
+        <w:jc w:val="both"/>
+      </w:pPr>
+      <w:r>
+        <w:t>Этап 3</w:t>
+      </w:r>
+      <w:r>
+        <w:t>.</w:t>
+      </w:r>
+      <w:r>
+        <w:t xml:space="preserve"> Обучение против стратегии </w:t>
+      </w:r>
+      <w:r>
+        <w:t>«Агрессор».</w:t>
+      </w:r>
+      <w:r>
+        <w:t xml:space="preserve"> Финальным и наиболее сложным этапом стало обучение против лучшей эвристической стратегии – «Агрессор». Было проведено </w:t>
+      </w:r>
+      <w:r>
+        <w:t>1</w:t>
+      </w:r>
+      <w:r>
+        <w:t>0 000 симуляций. Агрессивный бот оказывает постоянное давление на нейросеть, часто повышая ставки, что затрудняет обучение «Критика» из-за высокой дисперсии результатов.</w:t>
+      </w:r>
+    </w:p>
+    <w:p>
+      <w:pPr>
+        <w:spacing w:line="276" w:lineRule="auto"/>
+        <w:jc w:val="both"/>
+      </w:pPr>
+      <w:r>
+        <w:t xml:space="preserve">По итогам </w:t>
+      </w:r>
+      <w:r>
+        <w:t>1</w:t>
+      </w:r>
+      <w:r>
+        <w:t xml:space="preserve">0 000 эпизодов </w:t>
+      </w:r>
+      <w:proofErr w:type="spellStart"/>
+      <w:r>
+        <w:t>нейросетевой</w:t>
+      </w:r>
+      <w:proofErr w:type="spellEnd"/>
+      <w:r>
+        <w:t xml:space="preserve"> агент вышел с показателем побед около </w:t>
+      </w:r>
+      <w:r>
+        <w:t>50</w:t>
+      </w:r>
+      <w:r>
+        <w:t>%</w:t>
+      </w:r>
+      <w:r>
+        <w:t xml:space="preserve"> (рис. 3.3)</w:t>
+      </w:r>
+      <w:r>
+        <w:t>.</w:t>
+      </w:r>
+    </w:p>
+    <w:p>
+      <w:pPr>
+        <w:spacing w:line="276" w:lineRule="auto"/>
+        <w:jc w:val="both"/>
+        <w:rPr>
+          <w:lang w:val="en-US"/>
+        </w:rPr>
+      </w:pPr>
+      <w:r>
+        <w:rPr>
+          <w:noProof/>
+        </w:rPr>
+        <w:drawing>
+          <wp:inline distT="0" distB="0" distL="0" distR="0" wp14:anchorId="55D526D4" wp14:editId="452AF263">
+            <wp:extent cx="5940425" cy="2964180"/>
+            <wp:effectExtent l="0" t="0" r="3175" b="7620"/>
+            <wp:docPr id="13" name="Рисунок 13"/>
+            <wp:cNvGraphicFramePr>
+              <a:graphicFrameLocks xmlns:a="http://schemas.openxmlformats.org/drawingml/2006/main" noChangeAspect="1"/>
+            </wp:cNvGraphicFramePr>
+            <a:graphic xmlns:a="http://schemas.openxmlformats.org/drawingml/2006/main">
+              <a:graphicData uri="http://schemas.openxmlformats.org/drawingml/2006/picture">
+                <pic:pic xmlns:pic="http://schemas.openxmlformats.org/drawingml/2006/picture">
+                  <pic:nvPicPr>
+                    <pic:cNvPr id="1" name=""/>
+                    <pic:cNvPicPr/>
+                  </pic:nvPicPr>
+                  <pic:blipFill>
+                    <a:blip r:embed="rId15"/>
+                    <a:stretch>
+                      <a:fillRect/>
+                    </a:stretch>
+                  </pic:blipFill>
+                  <pic:spPr>
+                    <a:xfrm>
+                      <a:off x="0" y="0"/>
                       <a:ext cx="5940425" cy="2964180"/>
                     </a:xfrm>
                     <a:prstGeom prst="rect">
@@ -13532,7 +14379,7 @@
           <w:rStyle w:val="ab"/>
         </w:rPr>
       </w:pPr>
-      <w:hyperlink r:id="rId14" w:history="1">
+      <w:hyperlink r:id="rId16" w:history="1">
         <w:r>
           <w:rPr>
             <w:rStyle w:val="ab"/>
@@ -13773,7 +14620,7 @@
       </w:pPr>
     </w:p>
     <w:sectPr>
-      <w:footerReference w:type="default" r:id="rId15"/>
+      <w:footerReference w:type="default" r:id="rId17"/>
       <w:pgSz w:w="11906" w:h="16838"/>
       <w:pgMar w:top="1134" w:right="850" w:bottom="1134" w:left="1701" w:header="708" w:footer="708" w:gutter="0"/>
       <w:pgNumType w:start="0" w:chapStyle="2"/>
@@ -14194,6 +15041,119 @@
     </w:lvl>
   </w:abstractNum>
   <w:abstractNum w:abstractNumId="3" w15:restartNumberingAfterBreak="0">
+    <w:nsid w:val="09727DA5"/>
+    <w:multiLevelType w:val="multilevel"/>
+    <w:tmpl w:val="F09A00B4"/>
+    <w:lvl w:ilvl="0">
+      <w:start w:val="1"/>
+      <w:numFmt w:val="decimal"/>
+      <w:lvlText w:val="%1."/>
+      <w:lvlJc w:val="left"/>
+      <w:pPr>
+        <w:tabs>
+          <w:tab w:val="num" w:pos="720"/>
+        </w:tabs>
+        <w:ind w:left="720" w:hanging="360"/>
+      </w:pPr>
+    </w:lvl>
+    <w:lvl w:ilvl="1" w:tentative="1">
+      <w:start w:val="1"/>
+      <w:numFmt w:val="decimal"/>
+      <w:lvlText w:val="%2."/>
+      <w:lvlJc w:val="left"/>
+      <w:pPr>
+        <w:tabs>
+          <w:tab w:val="num" w:pos="1440"/>
+        </w:tabs>
+        <w:ind w:left="1440" w:hanging="360"/>
+      </w:pPr>
+    </w:lvl>
+    <w:lvl w:ilvl="2" w:tentative="1">
+      <w:start w:val="1"/>
+      <w:numFmt w:val="decimal"/>
+      <w:lvlText w:val="%3."/>
+      <w:lvlJc w:val="left"/>
+      <w:pPr>
+        <w:tabs>
+          <w:tab w:val="num" w:pos="2160"/>
+        </w:tabs>
+        <w:ind w:left="2160" w:hanging="360"/>
+      </w:pPr>
+    </w:lvl>
+    <w:lvl w:ilvl="3" w:tentative="1">
+      <w:start w:val="1"/>
+      <w:numFmt w:val="decimal"/>
+      <w:lvlText w:val="%4."/>
+      <w:lvlJc w:val="left"/>
+      <w:pPr>
+        <w:tabs>
+          <w:tab w:val="num" w:pos="2880"/>
+        </w:tabs>
+        <w:ind w:left="2880" w:hanging="360"/>
+      </w:pPr>
+    </w:lvl>
+    <w:lvl w:ilvl="4" w:tentative="1">
+      <w:start w:val="1"/>
+      <w:numFmt w:val="decimal"/>
+      <w:lvlText w:val="%5."/>
+      <w:lvlJc w:val="left"/>
+      <w:pPr>
+        <w:tabs>
+          <w:tab w:val="num" w:pos="3600"/>
+        </w:tabs>
+        <w:ind w:left="3600" w:hanging="360"/>
+      </w:pPr>
+    </w:lvl>
+    <w:lvl w:ilvl="5" w:tentative="1">
+      <w:start w:val="1"/>
+      <w:numFmt w:val="decimal"/>
+      <w:lvlText w:val="%6."/>
+      <w:lvlJc w:val="left"/>
+      <w:pPr>
+        <w:tabs>
+          <w:tab w:val="num" w:pos="4320"/>
+        </w:tabs>
+        <w:ind w:left="4320" w:hanging="360"/>
+      </w:pPr>
+    </w:lvl>
+    <w:lvl w:ilvl="6" w:tentative="1">
+      <w:start w:val="1"/>
+      <w:numFmt w:val="decimal"/>
+      <w:lvlText w:val="%7."/>
+      <w:lvlJc w:val="left"/>
+      <w:pPr>
+        <w:tabs>
+          <w:tab w:val="num" w:pos="5040"/>
+        </w:tabs>
+        <w:ind w:left="5040" w:hanging="360"/>
+      </w:pPr>
+    </w:lvl>
+    <w:lvl w:ilvl="7" w:tentative="1">
+      <w:start w:val="1"/>
+      <w:numFmt w:val="decimal"/>
+      <w:lvlText w:val="%8."/>
+      <w:lvlJc w:val="left"/>
+      <w:pPr>
+        <w:tabs>
+          <w:tab w:val="num" w:pos="5760"/>
+        </w:tabs>
+        <w:ind w:left="5760" w:hanging="360"/>
+      </w:pPr>
+    </w:lvl>
+    <w:lvl w:ilvl="8" w:tentative="1">
+      <w:start w:val="1"/>
+      <w:numFmt w:val="decimal"/>
+      <w:lvlText w:val="%9."/>
+      <w:lvlJc w:val="left"/>
+      <w:pPr>
+        <w:tabs>
+          <w:tab w:val="num" w:pos="6480"/>
+        </w:tabs>
+        <w:ind w:left="6480" w:hanging="360"/>
+      </w:pPr>
+    </w:lvl>
+  </w:abstractNum>
+  <w:abstractNum w:abstractNumId="4" w15:restartNumberingAfterBreak="0">
     <w:nsid w:val="0F5B44FD"/>
     <w:multiLevelType w:val="hybridMultilevel"/>
     <w:tmpl w:val="B15EDA1A"/>
@@ -14306,7 +15266,7 @@
       </w:rPr>
     </w:lvl>
   </w:abstractNum>
-  <w:abstractNum w:abstractNumId="4" w15:restartNumberingAfterBreak="0">
+  <w:abstractNum w:abstractNumId="5" w15:restartNumberingAfterBreak="0">
     <w:nsid w:val="1AC0750E"/>
     <w:multiLevelType w:val="hybridMultilevel"/>
     <w:tmpl w:val="F0348526"/>
@@ -14419,7 +15379,120 @@
       </w:rPr>
     </w:lvl>
   </w:abstractNum>
-  <w:abstractNum w:abstractNumId="5" w15:restartNumberingAfterBreak="0">
+  <w:abstractNum w:abstractNumId="6" w15:restartNumberingAfterBreak="0">
+    <w:nsid w:val="23C278D6"/>
+    <w:multiLevelType w:val="multilevel"/>
+    <w:tmpl w:val="F09A00B4"/>
+    <w:lvl w:ilvl="0">
+      <w:start w:val="1"/>
+      <w:numFmt w:val="decimal"/>
+      <w:lvlText w:val="%1."/>
+      <w:lvlJc w:val="left"/>
+      <w:pPr>
+        <w:tabs>
+          <w:tab w:val="num" w:pos="720"/>
+        </w:tabs>
+        <w:ind w:left="720" w:hanging="360"/>
+      </w:pPr>
+    </w:lvl>
+    <w:lvl w:ilvl="1" w:tentative="1">
+      <w:start w:val="1"/>
+      <w:numFmt w:val="decimal"/>
+      <w:lvlText w:val="%2."/>
+      <w:lvlJc w:val="left"/>
+      <w:pPr>
+        <w:tabs>
+          <w:tab w:val="num" w:pos="1440"/>
+        </w:tabs>
+        <w:ind w:left="1440" w:hanging="360"/>
+      </w:pPr>
+    </w:lvl>
+    <w:lvl w:ilvl="2" w:tentative="1">
+      <w:start w:val="1"/>
+      <w:numFmt w:val="decimal"/>
+      <w:lvlText w:val="%3."/>
+      <w:lvlJc w:val="left"/>
+      <w:pPr>
+        <w:tabs>
+          <w:tab w:val="num" w:pos="2160"/>
+        </w:tabs>
+        <w:ind w:left="2160" w:hanging="360"/>
+      </w:pPr>
+    </w:lvl>
+    <w:lvl w:ilvl="3" w:tentative="1">
+      <w:start w:val="1"/>
+      <w:numFmt w:val="decimal"/>
+      <w:lvlText w:val="%4."/>
+      <w:lvlJc w:val="left"/>
+      <w:pPr>
+        <w:tabs>
+          <w:tab w:val="num" w:pos="2880"/>
+        </w:tabs>
+        <w:ind w:left="2880" w:hanging="360"/>
+      </w:pPr>
+    </w:lvl>
+    <w:lvl w:ilvl="4" w:tentative="1">
+      <w:start w:val="1"/>
+      <w:numFmt w:val="decimal"/>
+      <w:lvlText w:val="%5."/>
+      <w:lvlJc w:val="left"/>
+      <w:pPr>
+        <w:tabs>
+          <w:tab w:val="num" w:pos="3600"/>
+        </w:tabs>
+        <w:ind w:left="3600" w:hanging="360"/>
+      </w:pPr>
+    </w:lvl>
+    <w:lvl w:ilvl="5" w:tentative="1">
+      <w:start w:val="1"/>
+      <w:numFmt w:val="decimal"/>
+      <w:lvlText w:val="%6."/>
+      <w:lvlJc w:val="left"/>
+      <w:pPr>
+        <w:tabs>
+          <w:tab w:val="num" w:pos="4320"/>
+        </w:tabs>
+        <w:ind w:left="4320" w:hanging="360"/>
+      </w:pPr>
+    </w:lvl>
+    <w:lvl w:ilvl="6" w:tentative="1">
+      <w:start w:val="1"/>
+      <w:numFmt w:val="decimal"/>
+      <w:lvlText w:val="%7."/>
+      <w:lvlJc w:val="left"/>
+      <w:pPr>
+        <w:tabs>
+          <w:tab w:val="num" w:pos="5040"/>
+        </w:tabs>
+        <w:ind w:left="5040" w:hanging="360"/>
+      </w:pPr>
+    </w:lvl>
+    <w:lvl w:ilvl="7" w:tentative="1">
+      <w:start w:val="1"/>
+      <w:numFmt w:val="decimal"/>
+      <w:lvlText w:val="%8."/>
+      <w:lvlJc w:val="left"/>
+      <w:pPr>
+        <w:tabs>
+          <w:tab w:val="num" w:pos="5760"/>
+        </w:tabs>
+        <w:ind w:left="5760" w:hanging="360"/>
+      </w:pPr>
+    </w:lvl>
+    <w:lvl w:ilvl="8" w:tentative="1">
+      <w:start w:val="1"/>
+      <w:numFmt w:val="decimal"/>
+      <w:lvlText w:val="%9."/>
+      <w:lvlJc w:val="left"/>
+      <w:pPr>
+        <w:tabs>
+          <w:tab w:val="num" w:pos="6480"/>
+        </w:tabs>
+        <w:ind w:left="6480" w:hanging="360"/>
+      </w:pPr>
+    </w:lvl>
+  </w:abstractNum>
+  <w:abstractNum w:abstractNumId="7" w15:restartNumberingAfterBreak="0">
     <w:nsid w:val="26496B10"/>
     <w:multiLevelType w:val="hybridMultilevel"/>
     <w:tmpl w:val="49E2D292"/>
@@ -14532,7 +15605,7 @@
       </w:rPr>
     </w:lvl>
   </w:abstractNum>
-  <w:abstractNum w:abstractNumId="6" w15:restartNumberingAfterBreak="0">
+  <w:abstractNum w:abstractNumId="8" w15:restartNumberingAfterBreak="0">
     <w:nsid w:val="290A28E3"/>
     <w:multiLevelType w:val="hybridMultilevel"/>
     <w:tmpl w:val="7C4265FC"/>
@@ -14645,7 +15718,7 @@
       </w:rPr>
     </w:lvl>
   </w:abstractNum>
-  <w:abstractNum w:abstractNumId="7" w15:restartNumberingAfterBreak="0">
+  <w:abstractNum w:abstractNumId="9" w15:restartNumberingAfterBreak="0">
     <w:nsid w:val="2FB61EBF"/>
     <w:multiLevelType w:val="hybridMultilevel"/>
     <w:tmpl w:val="7E483050"/>
@@ -14758,7 +15831,123 @@
       </w:rPr>
     </w:lvl>
   </w:abstractNum>
-  <w:abstractNum w:abstractNumId="8" w15:restartNumberingAfterBreak="0">
+  <w:abstractNum w:abstractNumId="10" w15:restartNumberingAfterBreak="0">
+    <w:nsid w:val="31001CCD"/>
+    <w:multiLevelType w:val="multilevel"/>
+    <w:tmpl w:val="308613B2"/>
+    <w:lvl w:ilvl="0">
+      <w:start w:val="1"/>
+      <w:numFmt w:val="bullet"/>
+      <w:lvlText w:val=""/>
+      <w:lvlJc w:val="left"/>
+      <w:pPr>
+        <w:tabs>
+          <w:tab w:val="num" w:pos="720"/>
+        </w:tabs>
+        <w:ind w:left="720" w:hanging="360"/>
+      </w:pPr>
+      <w:rPr>
+        <w:rFonts w:ascii="Symbol" w:hAnsi="Symbol" w:hint="default"/>
+      </w:rPr>
+    </w:lvl>
+    <w:lvl w:ilvl="1" w:tentative="1">
+      <w:start w:val="1"/>
+      <w:numFmt w:val="decimal"/>
+      <w:lvlText w:val="%2."/>
+      <w:lvlJc w:val="left"/>
+      <w:pPr>
+        <w:tabs>
+          <w:tab w:val="num" w:pos="1440"/>
+        </w:tabs>
+        <w:ind w:left="1440" w:hanging="360"/>
+      </w:pPr>
+    </w:lvl>
+    <w:lvl w:ilvl="2" w:tentative="1">
+      <w:start w:val="1"/>
+      <w:numFmt w:val="decimal"/>
+      <w:lvlText w:val="%3."/>
+      <w:lvlJc w:val="left"/>
+      <w:pPr>
+        <w:tabs>
+          <w:tab w:val="num" w:pos="2160"/>
+        </w:tabs>
+        <w:ind w:left="2160" w:hanging="360"/>
+      </w:pPr>
+    </w:lvl>
+    <w:lvl w:ilvl="3" w:tentative="1">
+      <w:start w:val="1"/>
+      <w:numFmt w:val="decimal"/>
+      <w:lvlText w:val="%4."/>
+      <w:lvlJc w:val="left"/>
+      <w:pPr>
+        <w:tabs>
+          <w:tab w:val="num" w:pos="2880"/>
+        </w:tabs>
+        <w:ind w:left="2880" w:hanging="360"/>
+      </w:pPr>
+    </w:lvl>
+    <w:lvl w:ilvl="4" w:tentative="1">
+      <w:start w:val="1"/>
+      <w:numFmt w:val="decimal"/>
+      <w:lvlText w:val="%5."/>
+      <w:lvlJc w:val="left"/>
+      <w:pPr>
+        <w:tabs>
+          <w:tab w:val="num" w:pos="3600"/>
+        </w:tabs>
+        <w:ind w:left="3600" w:hanging="360"/>
+      </w:pPr>
+    </w:lvl>
+    <w:lvl w:ilvl="5" w:tentative="1">
+      <w:start w:val="1"/>
+      <w:numFmt w:val="decimal"/>
+      <w:lvlText w:val="%6."/>
+      <w:lvlJc w:val="left"/>
+      <w:pPr>
+        <w:tabs>
+          <w:tab w:val="num" w:pos="4320"/>
+        </w:tabs>
+        <w:ind w:left="4320" w:hanging="360"/>
+      </w:pPr>
+    </w:lvl>
+    <w:lvl w:ilvl="6" w:tentative="1">
+      <w:start w:val="1"/>
+      <w:numFmt w:val="decimal"/>
+      <w:lvlText w:val="%7."/>
+      <w:lvlJc w:val="left"/>
+      <w:pPr>
+        <w:tabs>
+          <w:tab w:val="num" w:pos="5040"/>
+        </w:tabs>
+        <w:ind w:left="5040" w:hanging="360"/>
+      </w:pPr>
+    </w:lvl>
+    <w:lvl w:ilvl="7" w:tentative="1">
+      <w:start w:val="1"/>
+      <w:numFmt w:val="decimal"/>
+      <w:lvlText w:val="%8."/>
+      <w:lvlJc w:val="left"/>
+      <w:pPr>
+        <w:tabs>
+          <w:tab w:val="num" w:pos="5760"/>
+        </w:tabs>
+        <w:ind w:left="5760" w:hanging="360"/>
+      </w:pPr>
+    </w:lvl>
+    <w:lvl w:ilvl="8" w:tentative="1">
+      <w:start w:val="1"/>
+      <w:numFmt w:val="decimal"/>
+      <w:lvlText w:val="%9."/>
+      <w:lvlJc w:val="left"/>
+      <w:pPr>
+        <w:tabs>
+          <w:tab w:val="num" w:pos="6480"/>
+        </w:tabs>
+        <w:ind w:left="6480" w:hanging="360"/>
+      </w:pPr>
+    </w:lvl>
+  </w:abstractNum>
+  <w:abstractNum w:abstractNumId="11" w15:restartNumberingAfterBreak="0">
     <w:nsid w:val="38CC20E1"/>
     <w:multiLevelType w:val="hybridMultilevel"/>
     <w:tmpl w:val="153E3E9C"/>
@@ -14871,7 +16060,7 @@
       </w:rPr>
     </w:lvl>
   </w:abstractNum>
-  <w:abstractNum w:abstractNumId="9" w15:restartNumberingAfterBreak="0">
+  <w:abstractNum w:abstractNumId="12" w15:restartNumberingAfterBreak="0">
     <w:nsid w:val="3A575448"/>
     <w:multiLevelType w:val="hybridMultilevel"/>
     <w:tmpl w:val="C460089A"/>
@@ -14984,7 +16173,7 @@
       </w:rPr>
     </w:lvl>
   </w:abstractNum>
-  <w:abstractNum w:abstractNumId="10" w15:restartNumberingAfterBreak="0">
+  <w:abstractNum w:abstractNumId="13" w15:restartNumberingAfterBreak="0">
     <w:nsid w:val="3C0018B8"/>
     <w:multiLevelType w:val="multilevel"/>
     <w:tmpl w:val="0FB88CD2"/>
@@ -15101,7 +16290,233 @@
       </w:pPr>
     </w:lvl>
   </w:abstractNum>
-  <w:abstractNum w:abstractNumId="11" w15:restartNumberingAfterBreak="0">
+  <w:abstractNum w:abstractNumId="14" w15:restartNumberingAfterBreak="0">
+    <w:nsid w:val="3DF944F0"/>
+    <w:multiLevelType w:val="hybridMultilevel"/>
+    <w:tmpl w:val="CCFA20E8"/>
+    <w:lvl w:ilvl="0" w:tplc="F43677E2">
+      <w:start w:val="1"/>
+      <w:numFmt w:val="bullet"/>
+      <w:lvlText w:val=""/>
+      <w:lvlJc w:val="left"/>
+      <w:pPr>
+        <w:ind w:left="720" w:hanging="360"/>
+      </w:pPr>
+      <w:rPr>
+        <w:rFonts w:ascii="Symbol" w:hAnsi="Symbol" w:hint="default"/>
+      </w:rPr>
+    </w:lvl>
+    <w:lvl w:ilvl="1" w:tplc="04190003" w:tentative="1">
+      <w:start w:val="1"/>
+      <w:numFmt w:val="bullet"/>
+      <w:lvlText w:val="o"/>
+      <w:lvlJc w:val="left"/>
+      <w:pPr>
+        <w:ind w:left="1440" w:hanging="360"/>
+      </w:pPr>
+      <w:rPr>
+        <w:rFonts w:ascii="Courier New" w:hAnsi="Courier New" w:cs="Courier New" w:hint="default"/>
+      </w:rPr>
+    </w:lvl>
+    <w:lvl w:ilvl="2" w:tplc="04190005" w:tentative="1">
+      <w:start w:val="1"/>
+      <w:numFmt w:val="bullet"/>
+      <w:lvlText w:val=""/>
+      <w:lvlJc w:val="left"/>
+      <w:pPr>
+        <w:ind w:left="2160" w:hanging="360"/>
+      </w:pPr>
+      <w:rPr>
+        <w:rFonts w:ascii="Wingdings" w:hAnsi="Wingdings" w:hint="default"/>
+      </w:rPr>
+    </w:lvl>
+    <w:lvl w:ilvl="3" w:tplc="04190001" w:tentative="1">
+      <w:start w:val="1"/>
+      <w:numFmt w:val="bullet"/>
+      <w:lvlText w:val=""/>
+      <w:lvlJc w:val="left"/>
+      <w:pPr>
+        <w:ind w:left="2880" w:hanging="360"/>
+      </w:pPr>
+      <w:rPr>
+        <w:rFonts w:ascii="Symbol" w:hAnsi="Symbol" w:hint="default"/>
+      </w:rPr>
+    </w:lvl>
+    <w:lvl w:ilvl="4" w:tplc="04190003" w:tentative="1">
+      <w:start w:val="1"/>
+      <w:numFmt w:val="bullet"/>
+      <w:lvlText w:val="o"/>
+      <w:lvlJc w:val="left"/>
+      <w:pPr>
+        <w:ind w:left="3600" w:hanging="360"/>
+      </w:pPr>
+      <w:rPr>
+        <w:rFonts w:ascii="Courier New" w:hAnsi="Courier New" w:cs="Courier New" w:hint="default"/>
+      </w:rPr>
+    </w:lvl>
+    <w:lvl w:ilvl="5" w:tplc="04190005" w:tentative="1">
+      <w:start w:val="1"/>
+      <w:numFmt w:val="bullet"/>
+      <w:lvlText w:val=""/>
+      <w:lvlJc w:val="left"/>
+      <w:pPr>
+        <w:ind w:left="4320" w:hanging="360"/>
+      </w:pPr>
+      <w:rPr>
+        <w:rFonts w:ascii="Wingdings" w:hAnsi="Wingdings" w:hint="default"/>
+      </w:rPr>
+    </w:lvl>
+    <w:lvl w:ilvl="6" w:tplc="04190001" w:tentative="1">
+      <w:start w:val="1"/>
+      <w:numFmt w:val="bullet"/>
+      <w:lvlText w:val=""/>
+      <w:lvlJc w:val="left"/>
+      <w:pPr>
+        <w:ind w:left="5040" w:hanging="360"/>
+      </w:pPr>
+      <w:rPr>
+        <w:rFonts w:ascii="Symbol" w:hAnsi="Symbol" w:hint="default"/>
+      </w:rPr>
+    </w:lvl>
+    <w:lvl w:ilvl="7" w:tplc="04190003" w:tentative="1">
+      <w:start w:val="1"/>
+      <w:numFmt w:val="bullet"/>
+      <w:lvlText w:val="o"/>
+      <w:lvlJc w:val="left"/>
+      <w:pPr>
+        <w:ind w:left="5760" w:hanging="360"/>
+      </w:pPr>
+      <w:rPr>
+        <w:rFonts w:ascii="Courier New" w:hAnsi="Courier New" w:cs="Courier New" w:hint="default"/>
+      </w:rPr>
+    </w:lvl>
+    <w:lvl w:ilvl="8" w:tplc="04190005" w:tentative="1">
+      <w:start w:val="1"/>
+      <w:numFmt w:val="bullet"/>
+      <w:lvlText w:val=""/>
+      <w:lvlJc w:val="left"/>
+      <w:pPr>
+        <w:ind w:left="6480" w:hanging="360"/>
+      </w:pPr>
+      <w:rPr>
+        <w:rFonts w:ascii="Wingdings" w:hAnsi="Wingdings" w:hint="default"/>
+      </w:rPr>
+    </w:lvl>
+  </w:abstractNum>
+  <w:abstractNum w:abstractNumId="15" w15:restartNumberingAfterBreak="0">
+    <w:nsid w:val="41BC0EF7"/>
+    <w:multiLevelType w:val="hybridMultilevel"/>
+    <w:tmpl w:val="A9383E80"/>
+    <w:lvl w:ilvl="0" w:tplc="F43677E2">
+      <w:start w:val="1"/>
+      <w:numFmt w:val="bullet"/>
+      <w:lvlText w:val=""/>
+      <w:lvlJc w:val="left"/>
+      <w:pPr>
+        <w:ind w:left="720" w:hanging="360"/>
+      </w:pPr>
+      <w:rPr>
+        <w:rFonts w:ascii="Symbol" w:hAnsi="Symbol" w:hint="default"/>
+      </w:rPr>
+    </w:lvl>
+    <w:lvl w:ilvl="1" w:tplc="04190003" w:tentative="1">
+      <w:start w:val="1"/>
+      <w:numFmt w:val="bullet"/>
+      <w:lvlText w:val="o"/>
+      <w:lvlJc w:val="left"/>
+      <w:pPr>
+        <w:ind w:left="1440" w:hanging="360"/>
+      </w:pPr>
+      <w:rPr>
+        <w:rFonts w:ascii="Courier New" w:hAnsi="Courier New" w:cs="Courier New" w:hint="default"/>
+      </w:rPr>
+    </w:lvl>
+    <w:lvl w:ilvl="2" w:tplc="04190005" w:tentative="1">
+      <w:start w:val="1"/>
+      <w:numFmt w:val="bullet"/>
+      <w:lvlText w:val=""/>
+      <w:lvlJc w:val="left"/>
+      <w:pPr>
+        <w:ind w:left="2160" w:hanging="360"/>
+      </w:pPr>
+      <w:rPr>
+        <w:rFonts w:ascii="Wingdings" w:hAnsi="Wingdings" w:hint="default"/>
+      </w:rPr>
+    </w:lvl>
+    <w:lvl w:ilvl="3" w:tplc="04190001" w:tentative="1">
+      <w:start w:val="1"/>
+      <w:numFmt w:val="bullet"/>
+      <w:lvlText w:val=""/>
+      <w:lvlJc w:val="left"/>
+      <w:pPr>
+        <w:ind w:left="2880" w:hanging="360"/>
+      </w:pPr>
+      <w:rPr>
+        <w:rFonts w:ascii="Symbol" w:hAnsi="Symbol" w:hint="default"/>
+      </w:rPr>
+    </w:lvl>
+    <w:lvl w:ilvl="4" w:tplc="04190003" w:tentative="1">
+      <w:start w:val="1"/>
+      <w:numFmt w:val="bullet"/>
+      <w:lvlText w:val="o"/>
+      <w:lvlJc w:val="left"/>
+      <w:pPr>
+        <w:ind w:left="3600" w:hanging="360"/>
+      </w:pPr>
+      <w:rPr>
+        <w:rFonts w:ascii="Courier New" w:hAnsi="Courier New" w:cs="Courier New" w:hint="default"/>
+      </w:rPr>
+    </w:lvl>
+    <w:lvl w:ilvl="5" w:tplc="04190005" w:tentative="1">
+      <w:start w:val="1"/>
+      <w:numFmt w:val="bullet"/>
+      <w:lvlText w:val=""/>
+      <w:lvlJc w:val="left"/>
+      <w:pPr>
+        <w:ind w:left="4320" w:hanging="360"/>
+      </w:pPr>
+      <w:rPr>
+        <w:rFonts w:ascii="Wingdings" w:hAnsi="Wingdings" w:hint="default"/>
+      </w:rPr>
+    </w:lvl>
+    <w:lvl w:ilvl="6" w:tplc="04190001" w:tentative="1">
+      <w:start w:val="1"/>
+      <w:numFmt w:val="bullet"/>
+      <w:lvlText w:val=""/>
+      <w:lvlJc w:val="left"/>
+      <w:pPr>
+        <w:ind w:left="5040" w:hanging="360"/>
+      </w:pPr>
+      <w:rPr>
+        <w:rFonts w:ascii="Symbol" w:hAnsi="Symbol" w:hint="default"/>
+      </w:rPr>
+    </w:lvl>
+    <w:lvl w:ilvl="7" w:tplc="04190003" w:tentative="1">
+      <w:start w:val="1"/>
+      <w:numFmt w:val="bullet"/>
+      <w:lvlText w:val="o"/>
+      <w:lvlJc w:val="left"/>
+      <w:pPr>
+        <w:ind w:left="5760" w:hanging="360"/>
+      </w:pPr>
+      <w:rPr>
+        <w:rFonts w:ascii="Courier New" w:hAnsi="Courier New" w:cs="Courier New" w:hint="default"/>
+      </w:rPr>
+    </w:lvl>
+    <w:lvl w:ilvl="8" w:tplc="04190005" w:tentative="1">
+      <w:start w:val="1"/>
+      <w:numFmt w:val="bullet"/>
+      <w:lvlText w:val=""/>
+      <w:lvlJc w:val="left"/>
+      <w:pPr>
+        <w:ind w:left="6480" w:hanging="360"/>
+      </w:pPr>
+      <w:rPr>
+        <w:rFonts w:ascii="Wingdings" w:hAnsi="Wingdings" w:hint="default"/>
+      </w:rPr>
+    </w:lvl>
+  </w:abstractNum>
+  <w:abstractNum w:abstractNumId="16" w15:restartNumberingAfterBreak="0">
     <w:nsid w:val="42D64448"/>
     <w:multiLevelType w:val="hybridMultilevel"/>
     <w:tmpl w:val="9E28FDB8"/>
@@ -15190,7 +16605,7 @@
       </w:pPr>
     </w:lvl>
   </w:abstractNum>
-  <w:abstractNum w:abstractNumId="12" w15:restartNumberingAfterBreak="0">
+  <w:abstractNum w:abstractNumId="17" w15:restartNumberingAfterBreak="0">
     <w:nsid w:val="47E02894"/>
     <w:multiLevelType w:val="hybridMultilevel"/>
     <w:tmpl w:val="B058B478"/>
@@ -15279,7 +16694,7 @@
       </w:pPr>
     </w:lvl>
   </w:abstractNum>
-  <w:abstractNum w:abstractNumId="13" w15:restartNumberingAfterBreak="0">
+  <w:abstractNum w:abstractNumId="18" w15:restartNumberingAfterBreak="0">
     <w:nsid w:val="5B12159E"/>
     <w:multiLevelType w:val="multilevel"/>
     <w:tmpl w:val="E57C679C"/>
@@ -15428,7 +16843,7 @@
       </w:rPr>
     </w:lvl>
   </w:abstractNum>
-  <w:abstractNum w:abstractNumId="14" w15:restartNumberingAfterBreak="0">
+  <w:abstractNum w:abstractNumId="19" w15:restartNumberingAfterBreak="0">
     <w:nsid w:val="5B3F47EB"/>
     <w:multiLevelType w:val="hybridMultilevel"/>
     <w:tmpl w:val="3E06CF68"/>
@@ -15519,7 +16934,123 @@
       </w:pPr>
     </w:lvl>
   </w:abstractNum>
-  <w:abstractNum w:abstractNumId="15" w15:restartNumberingAfterBreak="0">
+  <w:abstractNum w:abstractNumId="20" w15:restartNumberingAfterBreak="0">
+    <w:nsid w:val="63185A93"/>
+    <w:multiLevelType w:val="multilevel"/>
+    <w:tmpl w:val="2320F2DA"/>
+    <w:lvl w:ilvl="0">
+      <w:start w:val="1"/>
+      <w:numFmt w:val="bullet"/>
+      <w:lvlText w:val=""/>
+      <w:lvlJc w:val="left"/>
+      <w:pPr>
+        <w:tabs>
+          <w:tab w:val="num" w:pos="720"/>
+        </w:tabs>
+        <w:ind w:left="720" w:hanging="360"/>
+      </w:pPr>
+      <w:rPr>
+        <w:rFonts w:ascii="Symbol" w:hAnsi="Symbol" w:hint="default"/>
+      </w:rPr>
+    </w:lvl>
+    <w:lvl w:ilvl="1" w:tentative="1">
+      <w:start w:val="1"/>
+      <w:numFmt w:val="decimal"/>
+      <w:lvlText w:val="%2."/>
+      <w:lvlJc w:val="left"/>
+      <w:pPr>
+        <w:tabs>
+          <w:tab w:val="num" w:pos="1440"/>
+        </w:tabs>
+        <w:ind w:left="1440" w:hanging="360"/>
+      </w:pPr>
+    </w:lvl>
+    <w:lvl w:ilvl="2" w:tentative="1">
+      <w:start w:val="1"/>
+      <w:numFmt w:val="decimal"/>
+      <w:lvlText w:val="%3."/>
+      <w:lvlJc w:val="left"/>
+      <w:pPr>
+        <w:tabs>
+          <w:tab w:val="num" w:pos="2160"/>
+        </w:tabs>
+        <w:ind w:left="2160" w:hanging="360"/>
+      </w:pPr>
+    </w:lvl>
+    <w:lvl w:ilvl="3" w:tentative="1">
+      <w:start w:val="1"/>
+      <w:numFmt w:val="decimal"/>
+      <w:lvlText w:val="%4."/>
+      <w:lvlJc w:val="left"/>
+      <w:pPr>
+        <w:tabs>
+          <w:tab w:val="num" w:pos="2880"/>
+        </w:tabs>
+        <w:ind w:left="2880" w:hanging="360"/>
+      </w:pPr>
+    </w:lvl>
+    <w:lvl w:ilvl="4" w:tentative="1">
+      <w:start w:val="1"/>
+      <w:numFmt w:val="decimal"/>
+      <w:lvlText w:val="%5."/>
+      <w:lvlJc w:val="left"/>
+      <w:pPr>
+        <w:tabs>
+          <w:tab w:val="num" w:pos="3600"/>
+        </w:tabs>
+        <w:ind w:left="3600" w:hanging="360"/>
+      </w:pPr>
+    </w:lvl>
+    <w:lvl w:ilvl="5" w:tentative="1">
+      <w:start w:val="1"/>
+      <w:numFmt w:val="decimal"/>
+      <w:lvlText w:val="%6."/>
+      <w:lvlJc w:val="left"/>
+      <w:pPr>
+        <w:tabs>
+          <w:tab w:val="num" w:pos="4320"/>
+        </w:tabs>
+        <w:ind w:left="4320" w:hanging="360"/>
+      </w:pPr>
+    </w:lvl>
+    <w:lvl w:ilvl="6" w:tentative="1">
+      <w:start w:val="1"/>
+      <w:numFmt w:val="decimal"/>
+      <w:lvlText w:val="%7."/>
+      <w:lvlJc w:val="left"/>
+      <w:pPr>
+        <w:tabs>
+          <w:tab w:val="num" w:pos="5040"/>
+        </w:tabs>
+        <w:ind w:left="5040" w:hanging="360"/>
+      </w:pPr>
+    </w:lvl>
+    <w:lvl w:ilvl="7" w:tentative="1">
+      <w:start w:val="1"/>
+      <w:numFmt w:val="decimal"/>
+      <w:lvlText w:val="%8."/>
+      <w:lvlJc w:val="left"/>
+      <w:pPr>
+        <w:tabs>
+          <w:tab w:val="num" w:pos="5760"/>
+        </w:tabs>
+        <w:ind w:left="5760" w:hanging="360"/>
+      </w:pPr>
+    </w:lvl>
+    <w:lvl w:ilvl="8" w:tentative="1">
+      <w:start w:val="1"/>
+      <w:numFmt w:val="decimal"/>
+      <w:lvlText w:val="%9."/>
+      <w:lvlJc w:val="left"/>
+      <w:pPr>
+        <w:tabs>
+          <w:tab w:val="num" w:pos="6480"/>
+        </w:tabs>
+        <w:ind w:left="6480" w:hanging="360"/>
+      </w:pPr>
+    </w:lvl>
+  </w:abstractNum>
+  <w:abstractNum w:abstractNumId="21" w15:restartNumberingAfterBreak="0">
     <w:nsid w:val="63D65889"/>
     <w:multiLevelType w:val="hybridMultilevel"/>
     <w:tmpl w:val="9CE8FEAE"/>
@@ -15608,7 +17139,7 @@
       </w:pPr>
     </w:lvl>
   </w:abstractNum>
-  <w:abstractNum w:abstractNumId="16" w15:restartNumberingAfterBreak="0">
+  <w:abstractNum w:abstractNumId="22" w15:restartNumberingAfterBreak="0">
     <w:nsid w:val="70652C08"/>
     <w:multiLevelType w:val="hybridMultilevel"/>
     <w:tmpl w:val="D0FA9E34"/>
@@ -15721,7 +17252,7 @@
       </w:rPr>
     </w:lvl>
   </w:abstractNum>
-  <w:abstractNum w:abstractNumId="17" w15:restartNumberingAfterBreak="0">
+  <w:abstractNum w:abstractNumId="23" w15:restartNumberingAfterBreak="0">
     <w:nsid w:val="720A2BBC"/>
     <w:multiLevelType w:val="hybridMultilevel"/>
     <w:tmpl w:val="75A0F0D0"/>
@@ -15834,7 +17365,7 @@
       </w:rPr>
     </w:lvl>
   </w:abstractNum>
-  <w:abstractNum w:abstractNumId="18" w15:restartNumberingAfterBreak="0">
+  <w:abstractNum w:abstractNumId="24" w15:restartNumberingAfterBreak="0">
     <w:nsid w:val="779D064E"/>
     <w:multiLevelType w:val="multilevel"/>
     <w:tmpl w:val="ECF65998"/>
@@ -15983,7 +17514,7 @@
       </w:rPr>
     </w:lvl>
   </w:abstractNum>
-  <w:abstractNum w:abstractNumId="19" w15:restartNumberingAfterBreak="0">
+  <w:abstractNum w:abstractNumId="25" w15:restartNumberingAfterBreak="0">
     <w:nsid w:val="7A0E2CFE"/>
     <w:multiLevelType w:val="hybridMultilevel"/>
     <w:tmpl w:val="D840ADCE"/>
@@ -16070,52 +17601,201 @@
       <w:pPr>
         <w:ind w:left="6480" w:hanging="180"/>
       </w:pPr>
+    </w:lvl>
+  </w:abstractNum>
+  <w:abstractNum w:abstractNumId="26" w15:restartNumberingAfterBreak="0">
+    <w:nsid w:val="7A0E4C0B"/>
+    <w:multiLevelType w:val="multilevel"/>
+    <w:tmpl w:val="2004B538"/>
+    <w:lvl w:ilvl="0">
+      <w:start w:val="1"/>
+      <w:numFmt w:val="bullet"/>
+      <w:lvlText w:val=""/>
+      <w:lvlJc w:val="left"/>
+      <w:pPr>
+        <w:tabs>
+          <w:tab w:val="num" w:pos="720"/>
+        </w:tabs>
+        <w:ind w:left="720" w:hanging="360"/>
+      </w:pPr>
+      <w:rPr>
+        <w:rFonts w:ascii="Symbol" w:hAnsi="Symbol" w:hint="default"/>
+        <w:sz w:val="20"/>
+      </w:rPr>
+    </w:lvl>
+    <w:lvl w:ilvl="1" w:tentative="1">
+      <w:start w:val="1"/>
+      <w:numFmt w:val="bullet"/>
+      <w:lvlText w:val="o"/>
+      <w:lvlJc w:val="left"/>
+      <w:pPr>
+        <w:tabs>
+          <w:tab w:val="num" w:pos="1440"/>
+        </w:tabs>
+        <w:ind w:left="1440" w:hanging="360"/>
+      </w:pPr>
+      <w:rPr>
+        <w:rFonts w:ascii="Courier New" w:hAnsi="Courier New" w:hint="default"/>
+        <w:sz w:val="20"/>
+      </w:rPr>
+    </w:lvl>
+    <w:lvl w:ilvl="2" w:tentative="1">
+      <w:start w:val="1"/>
+      <w:numFmt w:val="bullet"/>
+      <w:lvlText w:val=""/>
+      <w:lvlJc w:val="left"/>
+      <w:pPr>
+        <w:tabs>
+          <w:tab w:val="num" w:pos="2160"/>
+        </w:tabs>
+        <w:ind w:left="2160" w:hanging="360"/>
+      </w:pPr>
+      <w:rPr>
+        <w:rFonts w:ascii="Wingdings" w:hAnsi="Wingdings" w:hint="default"/>
+        <w:sz w:val="20"/>
+      </w:rPr>
+    </w:lvl>
+    <w:lvl w:ilvl="3" w:tentative="1">
+      <w:start w:val="1"/>
+      <w:numFmt w:val="bullet"/>
+      <w:lvlText w:val=""/>
+      <w:lvlJc w:val="left"/>
+      <w:pPr>
+        <w:tabs>
+          <w:tab w:val="num" w:pos="2880"/>
+        </w:tabs>
+        <w:ind w:left="2880" w:hanging="360"/>
+      </w:pPr>
+      <w:rPr>
+        <w:rFonts w:ascii="Wingdings" w:hAnsi="Wingdings" w:hint="default"/>
+        <w:sz w:val="20"/>
+      </w:rPr>
+    </w:lvl>
+    <w:lvl w:ilvl="4" w:tentative="1">
+      <w:start w:val="1"/>
+      <w:numFmt w:val="bullet"/>
+      <w:lvlText w:val=""/>
+      <w:lvlJc w:val="left"/>
+      <w:pPr>
+        <w:tabs>
+          <w:tab w:val="num" w:pos="3600"/>
+        </w:tabs>
+        <w:ind w:left="3600" w:hanging="360"/>
+      </w:pPr>
+      <w:rPr>
+        <w:rFonts w:ascii="Wingdings" w:hAnsi="Wingdings" w:hint="default"/>
+        <w:sz w:val="20"/>
+      </w:rPr>
+    </w:lvl>
+    <w:lvl w:ilvl="5" w:tentative="1">
+      <w:start w:val="1"/>
+      <w:numFmt w:val="bullet"/>
+      <w:lvlText w:val=""/>
+      <w:lvlJc w:val="left"/>
+      <w:pPr>
+        <w:tabs>
+          <w:tab w:val="num" w:pos="4320"/>
+        </w:tabs>
+        <w:ind w:left="4320" w:hanging="360"/>
+      </w:pPr>
+      <w:rPr>
+        <w:rFonts w:ascii="Wingdings" w:hAnsi="Wingdings" w:hint="default"/>
+        <w:sz w:val="20"/>
+      </w:rPr>
+    </w:lvl>
+    <w:lvl w:ilvl="6" w:tentative="1">
+      <w:start w:val="1"/>
+      <w:numFmt w:val="bullet"/>
+      <w:lvlText w:val=""/>
+      <w:lvlJc w:val="left"/>
+      <w:pPr>
+        <w:tabs>
+          <w:tab w:val="num" w:pos="5040"/>
+        </w:tabs>
+        <w:ind w:left="5040" w:hanging="360"/>
+      </w:pPr>
+      <w:rPr>
+        <w:rFonts w:ascii="Wingdings" w:hAnsi="Wingdings" w:hint="default"/>
+        <w:sz w:val="20"/>
+      </w:rPr>
+    </w:lvl>
+    <w:lvl w:ilvl="7" w:tentative="1">
+      <w:start w:val="1"/>
+      <w:numFmt w:val="bullet"/>
+      <w:lvlText w:val=""/>
+      <w:lvlJc w:val="left"/>
+      <w:pPr>
+        <w:tabs>
+          <w:tab w:val="num" w:pos="5760"/>
+        </w:tabs>
+        <w:ind w:left="5760" w:hanging="360"/>
+      </w:pPr>
+      <w:rPr>
+        <w:rFonts w:ascii="Wingdings" w:hAnsi="Wingdings" w:hint="default"/>
+        <w:sz w:val="20"/>
+      </w:rPr>
+    </w:lvl>
+    <w:lvl w:ilvl="8" w:tentative="1">
+      <w:start w:val="1"/>
+      <w:numFmt w:val="bullet"/>
+      <w:lvlText w:val=""/>
+      <w:lvlJc w:val="left"/>
+      <w:pPr>
+        <w:tabs>
+          <w:tab w:val="num" w:pos="6480"/>
+        </w:tabs>
+        <w:ind w:left="6480" w:hanging="360"/>
+      </w:pPr>
+      <w:rPr>
+        <w:rFonts w:ascii="Wingdings" w:hAnsi="Wingdings" w:hint="default"/>
+        <w:sz w:val="20"/>
+      </w:rPr>
     </w:lvl>
   </w:abstractNum>
   <w:num w:numId="1">
     <w:abstractNumId w:val="2"/>
   </w:num>
   <w:num w:numId="2">
-    <w:abstractNumId w:val="10"/>
+    <w:abstractNumId w:val="13"/>
   </w:num>
   <w:num w:numId="3">
-    <w:abstractNumId w:val="6"/>
+    <w:abstractNumId w:val="8"/>
   </w:num>
   <w:num w:numId="4">
-    <w:abstractNumId w:val="13"/>
+    <w:abstractNumId w:val="18"/>
   </w:num>
   <w:num w:numId="5">
-    <w:abstractNumId w:val="18"/>
+    <w:abstractNumId w:val="24"/>
   </w:num>
   <w:num w:numId="6">
+    <w:abstractNumId w:val="12"/>
+  </w:num>
+  <w:num w:numId="7">
+    <w:abstractNumId w:val="23"/>
+  </w:num>
+  <w:num w:numId="8">
+    <w:abstractNumId w:val="16"/>
+  </w:num>
+  <w:num w:numId="9">
+    <w:abstractNumId w:val="7"/>
+  </w:num>
+  <w:num w:numId="10">
+    <w:abstractNumId w:val="22"/>
+  </w:num>
+  <w:num w:numId="11">
+    <w:abstractNumId w:val="5"/>
+  </w:num>
+  <w:num w:numId="12">
+    <w:abstractNumId w:val="19"/>
+  </w:num>
+  <w:num w:numId="13">
     <w:abstractNumId w:val="9"/>
   </w:num>
-  <w:num w:numId="7">
-    <w:abstractNumId w:val="17"/>
-  </w:num>
-  <w:num w:numId="8">
-    <w:abstractNumId w:val="11"/>
-  </w:num>
-  <w:num w:numId="9">
-    <w:abstractNumId w:val="5"/>
-  </w:num>
-  <w:num w:numId="10">
-    <w:abstractNumId w:val="16"/>
-  </w:num>
-  <w:num w:numId="11">
-    <w:abstractNumId w:val="4"/>
-  </w:num>
-  <w:num w:numId="12">
-    <w:abstractNumId w:val="14"/>
-  </w:num>
-  <w:num w:numId="13">
-    <w:abstractNumId w:val="7"/>
-  </w:num>
   <w:num w:numId="14">
-    <w:abstractNumId w:val="19"/>
+    <w:abstractNumId w:val="25"/>
   </w:num>
   <w:num w:numId="15">
-    <w:abstractNumId w:val="15"/>
+    <w:abstractNumId w:val="21"/>
   </w:num>
   <w:num w:numId="16">
     <w:abstractNumId w:val="1"/>
@@ -16124,13 +17804,34 @@
     <w:abstractNumId w:val="0"/>
   </w:num>
   <w:num w:numId="18">
+    <w:abstractNumId w:val="4"/>
+  </w:num>
+  <w:num w:numId="19">
+    <w:abstractNumId w:val="11"/>
+  </w:num>
+  <w:num w:numId="20">
+    <w:abstractNumId w:val="17"/>
+  </w:num>
+  <w:num w:numId="21">
     <w:abstractNumId w:val="3"/>
   </w:num>
-  <w:num w:numId="19">
-    <w:abstractNumId w:val="8"/>
+  <w:num w:numId="22">
+    <w:abstractNumId w:val="6"/>
   </w:num>
-  <w:num w:numId="20">
-    <w:abstractNumId w:val="12"/>
+  <w:num w:numId="23">
+    <w:abstractNumId w:val="10"/>
+  </w:num>
+  <w:num w:numId="24">
+    <w:abstractNumId w:val="20"/>
+  </w:num>
+  <w:num w:numId="25">
+    <w:abstractNumId w:val="15"/>
+  </w:num>
+  <w:num w:numId="26">
+    <w:abstractNumId w:val="14"/>
+  </w:num>
+  <w:num w:numId="27">
+    <w:abstractNumId w:val="26"/>
   </w:num>
   <w:numIdMacAtCleanup w:val="19"/>
 </w:numbering>

--- a/Отчёты/Отчёт по практике.docx
+++ b/Отчёты/Отчёт по практике.docx
@@ -526,7 +526,7 @@
           <w:bCs/>
         </w:rPr>
       </w:pPr>
-      <w:bookmarkStart w:id="0" w:name="_Toc227613245"/>
+      <w:bookmarkStart w:id="0" w:name="_Toc227663055"/>
       <w:r>
         <w:rPr>
           <w:rFonts w:cs="Times New Roman"/>
@@ -601,7 +601,7 @@
           <w:r>
             <w:fldChar w:fldCharType="separate"/>
           </w:r>
-          <w:hyperlink w:anchor="_Toc227613245" w:history="1">
+          <w:hyperlink w:anchor="_Toc227663055" w:history="1">
             <w:r>
               <w:rPr>
                 <w:rStyle w:val="ab"/>
@@ -630,7 +630,7 @@
                 <w:noProof/>
                 <w:webHidden/>
               </w:rPr>
-              <w:instrText xml:space="preserve"> PAGEREF _Toc227613245 \h </w:instrText>
+              <w:instrText xml:space="preserve"> PAGEREF _Toc227663055 \h </w:instrText>
             </w:r>
             <w:r>
               <w:rPr>
@@ -674,7 +674,7 @@
               <w:szCs w:val="22"/>
             </w:rPr>
           </w:pPr>
-          <w:hyperlink w:anchor="_Toc227613246" w:history="1">
+          <w:hyperlink w:anchor="_Toc227663056" w:history="1">
             <w:r>
               <w:rPr>
                 <w:rStyle w:val="ab"/>
@@ -702,7 +702,7 @@
                 <w:noProof/>
                 <w:webHidden/>
               </w:rPr>
-              <w:instrText xml:space="preserve"> PAGEREF _Toc227613246 \h </w:instrText>
+              <w:instrText xml:space="preserve"> PAGEREF _Toc227663056 \h </w:instrText>
             </w:r>
             <w:r>
               <w:rPr>
@@ -746,7 +746,7 @@
               <w:szCs w:val="22"/>
             </w:rPr>
           </w:pPr>
-          <w:hyperlink w:anchor="_Toc227613247" w:history="1">
+          <w:hyperlink w:anchor="_Toc227663057" w:history="1">
             <w:r>
               <w:rPr>
                 <w:rStyle w:val="ab"/>
@@ -806,7 +806,7 @@
                 <w:noProof/>
                 <w:webHidden/>
               </w:rPr>
-              <w:instrText xml:space="preserve"> PAGEREF _Toc227613247 \h </w:instrText>
+              <w:instrText xml:space="preserve"> PAGEREF _Toc227663057 \h </w:instrText>
             </w:r>
             <w:r>
               <w:rPr>
@@ -850,7 +850,7 @@
               <w:szCs w:val="22"/>
             </w:rPr>
           </w:pPr>
-          <w:hyperlink w:anchor="_Toc227613248" w:history="1">
+          <w:hyperlink w:anchor="_Toc227663058" w:history="1">
             <w:r>
               <w:rPr>
                 <w:rStyle w:val="ab"/>
@@ -878,7 +878,7 @@
                 <w:noProof/>
                 <w:webHidden/>
               </w:rPr>
-              <w:instrText xml:space="preserve"> PAGEREF _Toc227613248 \h </w:instrText>
+              <w:instrText xml:space="preserve"> PAGEREF _Toc227663058 \h </w:instrText>
             </w:r>
             <w:r>
               <w:rPr>
@@ -922,7 +922,7 @@
               <w:szCs w:val="22"/>
             </w:rPr>
           </w:pPr>
-          <w:hyperlink w:anchor="_Toc227613249" w:history="1">
+          <w:hyperlink w:anchor="_Toc227663059" w:history="1">
             <w:r>
               <w:rPr>
                 <w:rStyle w:val="ab"/>
@@ -950,7 +950,7 @@
                 <w:noProof/>
                 <w:webHidden/>
               </w:rPr>
-              <w:instrText xml:space="preserve"> PAGEREF _Toc227613249 \h </w:instrText>
+              <w:instrText xml:space="preserve"> PAGEREF _Toc227663059 \h </w:instrText>
             </w:r>
             <w:r>
               <w:rPr>
@@ -994,7 +994,7 @@
               <w:szCs w:val="22"/>
             </w:rPr>
           </w:pPr>
-          <w:hyperlink w:anchor="_Toc227613250" w:history="1">
+          <w:hyperlink w:anchor="_Toc227663060" w:history="1">
             <w:r>
               <w:rPr>
                 <w:rStyle w:val="ab"/>
@@ -1022,7 +1022,7 @@
                 <w:noProof/>
                 <w:webHidden/>
               </w:rPr>
-              <w:instrText xml:space="preserve"> PAGEREF _Toc227613250 \h </w:instrText>
+              <w:instrText xml:space="preserve"> PAGEREF _Toc227663060 \h </w:instrText>
             </w:r>
             <w:r>
               <w:rPr>
@@ -1066,7 +1066,7 @@
               <w:szCs w:val="22"/>
             </w:rPr>
           </w:pPr>
-          <w:hyperlink w:anchor="_Toc227613251" w:history="1">
+          <w:hyperlink w:anchor="_Toc227663061" w:history="1">
             <w:r>
               <w:rPr>
                 <w:rStyle w:val="ab"/>
@@ -1094,7 +1094,7 @@
                 <w:noProof/>
                 <w:webHidden/>
               </w:rPr>
-              <w:instrText xml:space="preserve"> PAGEREF _Toc227613251 \h </w:instrText>
+              <w:instrText xml:space="preserve"> PAGEREF _Toc227663061 \h </w:instrText>
             </w:r>
             <w:r>
               <w:rPr>
@@ -1138,7 +1138,7 @@
               <w:szCs w:val="22"/>
             </w:rPr>
           </w:pPr>
-          <w:hyperlink w:anchor="_Toc227613252" w:history="1">
+          <w:hyperlink w:anchor="_Toc227663062" w:history="1">
             <w:r>
               <w:rPr>
                 <w:rStyle w:val="ab"/>
@@ -1166,7 +1166,7 @@
                 <w:noProof/>
                 <w:webHidden/>
               </w:rPr>
-              <w:instrText xml:space="preserve"> PAGEREF _Toc227613252 \h </w:instrText>
+              <w:instrText xml:space="preserve"> PAGEREF _Toc227663062 \h </w:instrText>
             </w:r>
             <w:r>
               <w:rPr>
@@ -1210,7 +1210,7 @@
               <w:szCs w:val="22"/>
             </w:rPr>
           </w:pPr>
-          <w:hyperlink w:anchor="_Toc227613253" w:history="1">
+          <w:hyperlink w:anchor="_Toc227663063" w:history="1">
             <w:r>
               <w:rPr>
                 <w:rStyle w:val="ab"/>
@@ -1238,7 +1238,7 @@
                 <w:noProof/>
                 <w:webHidden/>
               </w:rPr>
-              <w:instrText xml:space="preserve"> PAGEREF _Toc227613253 \h </w:instrText>
+              <w:instrText xml:space="preserve"> PAGEREF _Toc227663063 \h </w:instrText>
             </w:r>
             <w:r>
               <w:rPr>
@@ -1282,7 +1282,7 @@
               <w:szCs w:val="22"/>
             </w:rPr>
           </w:pPr>
-          <w:hyperlink w:anchor="_Toc227613254" w:history="1">
+          <w:hyperlink w:anchor="_Toc227663064" w:history="1">
             <w:r>
               <w:rPr>
                 <w:rStyle w:val="ab"/>
@@ -1310,7 +1310,7 @@
                 <w:noProof/>
                 <w:webHidden/>
               </w:rPr>
-              <w:instrText xml:space="preserve"> PAGEREF _Toc227613254 \h </w:instrText>
+              <w:instrText xml:space="preserve"> PAGEREF _Toc227663064 \h </w:instrText>
             </w:r>
             <w:r>
               <w:rPr>
@@ -1354,7 +1354,7 @@
               <w:szCs w:val="22"/>
             </w:rPr>
           </w:pPr>
-          <w:hyperlink w:anchor="_Toc227613255" w:history="1">
+          <w:hyperlink w:anchor="_Toc227663065" w:history="1">
             <w:r>
               <w:rPr>
                 <w:rStyle w:val="ab"/>
@@ -1382,7 +1382,7 @@
                 <w:noProof/>
                 <w:webHidden/>
               </w:rPr>
-              <w:instrText xml:space="preserve"> PAGEREF _Toc227613255 \h </w:instrText>
+              <w:instrText xml:space="preserve"> PAGEREF _Toc227663065 \h </w:instrText>
             </w:r>
             <w:r>
               <w:rPr>
@@ -1426,7 +1426,7 @@
               <w:szCs w:val="22"/>
             </w:rPr>
           </w:pPr>
-          <w:hyperlink w:anchor="_Toc227613256" w:history="1">
+          <w:hyperlink w:anchor="_Toc227663066" w:history="1">
             <w:r>
               <w:rPr>
                 <w:rStyle w:val="ab"/>
@@ -1454,7 +1454,7 @@
                 <w:noProof/>
                 <w:webHidden/>
               </w:rPr>
-              <w:instrText xml:space="preserve"> PAGEREF _Toc227613256 \h </w:instrText>
+              <w:instrText xml:space="preserve"> PAGEREF _Toc227663066 \h </w:instrText>
             </w:r>
             <w:r>
               <w:rPr>
@@ -1498,7 +1498,7 @@
               <w:szCs w:val="22"/>
             </w:rPr>
           </w:pPr>
-          <w:hyperlink w:anchor="_Toc227613257" w:history="1">
+          <w:hyperlink w:anchor="_Toc227663067" w:history="1">
             <w:r>
               <w:rPr>
                 <w:rStyle w:val="ab"/>
@@ -1526,7 +1526,7 @@
                 <w:noProof/>
                 <w:webHidden/>
               </w:rPr>
-              <w:instrText xml:space="preserve"> PAGEREF _Toc227613257 \h </w:instrText>
+              <w:instrText xml:space="preserve"> PAGEREF _Toc227663067 \h </w:instrText>
             </w:r>
             <w:r>
               <w:rPr>
@@ -1570,7 +1570,7 @@
               <w:szCs w:val="22"/>
             </w:rPr>
           </w:pPr>
-          <w:hyperlink w:anchor="_Toc227613258" w:history="1">
+          <w:hyperlink w:anchor="_Toc227663068" w:history="1">
             <w:r>
               <w:rPr>
                 <w:rStyle w:val="ab"/>
@@ -1598,7 +1598,7 @@
                 <w:noProof/>
                 <w:webHidden/>
               </w:rPr>
-              <w:instrText xml:space="preserve"> PAGEREF _Toc227613258 \h </w:instrText>
+              <w:instrText xml:space="preserve"> PAGEREF _Toc227663068 \h </w:instrText>
             </w:r>
             <w:r>
               <w:rPr>
@@ -1642,7 +1642,7 @@
               <w:szCs w:val="22"/>
             </w:rPr>
           </w:pPr>
-          <w:hyperlink w:anchor="_Toc227613259" w:history="1">
+          <w:hyperlink w:anchor="_Toc227663069" w:history="1">
             <w:r>
               <w:rPr>
                 <w:rStyle w:val="ab"/>
@@ -1670,7 +1670,7 @@
                 <w:noProof/>
                 <w:webHidden/>
               </w:rPr>
-              <w:instrText xml:space="preserve"> PAGEREF _Toc227613259 \h </w:instrText>
+              <w:instrText xml:space="preserve"> PAGEREF _Toc227663069 \h </w:instrText>
             </w:r>
             <w:r>
               <w:rPr>
@@ -1714,14 +1714,14 @@
               <w:szCs w:val="22"/>
             </w:rPr>
           </w:pPr>
-          <w:hyperlink w:anchor="_Toc227613260" w:history="1">
+          <w:hyperlink w:anchor="_Toc227663070" w:history="1">
             <w:r>
               <w:rPr>
                 <w:rStyle w:val="ab"/>
                 <w:rFonts w:eastAsiaTheme="majorEastAsia"/>
                 <w:noProof/>
               </w:rPr>
-              <w:t>Стохастическая политика (Softmax vs Argmax)</w:t>
+              <w:t>Стохастическая политика</w:t>
             </w:r>
             <w:r>
               <w:rPr>
@@ -1742,7 +1742,7 @@
                 <w:noProof/>
                 <w:webHidden/>
               </w:rPr>
-              <w:instrText xml:space="preserve"> PAGEREF _Toc227613260 \h </w:instrText>
+              <w:instrText xml:space="preserve"> PAGEREF _Toc227663070 \h </w:instrText>
             </w:r>
             <w:r>
               <w:rPr>
@@ -1786,7 +1786,7 @@
               <w:szCs w:val="22"/>
             </w:rPr>
           </w:pPr>
-          <w:hyperlink w:anchor="_Toc227613261" w:history="1">
+          <w:hyperlink w:anchor="_Toc227663071" w:history="1">
             <w:r>
               <w:rPr>
                 <w:rStyle w:val="ab"/>
@@ -1814,7 +1814,7 @@
                 <w:noProof/>
                 <w:webHidden/>
               </w:rPr>
-              <w:instrText xml:space="preserve"> PAGEREF _Toc227613261 \h </w:instrText>
+              <w:instrText xml:space="preserve"> PAGEREF _Toc227663071 \h </w:instrText>
             </w:r>
             <w:r>
               <w:rPr>
@@ -1858,7 +1858,7 @@
               <w:szCs w:val="22"/>
             </w:rPr>
           </w:pPr>
-          <w:hyperlink w:anchor="_Toc227613262" w:history="1">
+          <w:hyperlink w:anchor="_Toc227663072" w:history="1">
             <w:r>
               <w:rPr>
                 <w:rStyle w:val="ab"/>
@@ -1886,7 +1886,7 @@
                 <w:noProof/>
                 <w:webHidden/>
               </w:rPr>
-              <w:instrText xml:space="preserve"> PAGEREF _Toc227613262 \h </w:instrText>
+              <w:instrText xml:space="preserve"> PAGEREF _Toc227663072 \h </w:instrText>
             </w:r>
             <w:r>
               <w:rPr>
@@ -1930,7 +1930,7 @@
               <w:szCs w:val="22"/>
             </w:rPr>
           </w:pPr>
-          <w:hyperlink w:anchor="_Toc227613263" w:history="1">
+          <w:hyperlink w:anchor="_Toc227663073" w:history="1">
             <w:r>
               <w:rPr>
                 <w:rStyle w:val="ab"/>
@@ -1988,7 +1988,7 @@
                 <w:noProof/>
                 <w:webHidden/>
               </w:rPr>
-              <w:instrText xml:space="preserve"> PAGEREF _Toc227613263 \h </w:instrText>
+              <w:instrText xml:space="preserve"> PAGEREF _Toc227663073 \h </w:instrText>
             </w:r>
             <w:r>
               <w:rPr>
@@ -2032,7 +2032,7 @@
               <w:szCs w:val="22"/>
             </w:rPr>
           </w:pPr>
-          <w:hyperlink w:anchor="_Toc227613264" w:history="1">
+          <w:hyperlink w:anchor="_Toc227663074" w:history="1">
             <w:r>
               <w:rPr>
                 <w:rStyle w:val="ab"/>
@@ -2060,7 +2060,7 @@
                 <w:noProof/>
                 <w:webHidden/>
               </w:rPr>
-              <w:instrText xml:space="preserve"> PAGEREF _Toc227613264 \h </w:instrText>
+              <w:instrText xml:space="preserve"> PAGEREF _Toc227663074 \h </w:instrText>
             </w:r>
             <w:r>
               <w:rPr>
@@ -2104,7 +2104,7 @@
               <w:szCs w:val="22"/>
             </w:rPr>
           </w:pPr>
-          <w:hyperlink w:anchor="_Toc227613265" w:history="1">
+          <w:hyperlink w:anchor="_Toc227663075" w:history="1">
             <w:r>
               <w:rPr>
                 <w:rStyle w:val="ab"/>
@@ -2132,7 +2132,7 @@
                 <w:noProof/>
                 <w:webHidden/>
               </w:rPr>
-              <w:instrText xml:space="preserve"> PAGEREF _Toc227613265 \h </w:instrText>
+              <w:instrText xml:space="preserve"> PAGEREF _Toc227663075 \h </w:instrText>
             </w:r>
             <w:r>
               <w:rPr>
@@ -2176,7 +2176,7 @@
               <w:szCs w:val="22"/>
             </w:rPr>
           </w:pPr>
-          <w:hyperlink w:anchor="_Toc227613266" w:history="1">
+          <w:hyperlink w:anchor="_Toc227663076" w:history="1">
             <w:r>
               <w:rPr>
                 <w:rStyle w:val="ab"/>
@@ -2204,7 +2204,7 @@
                 <w:noProof/>
                 <w:webHidden/>
               </w:rPr>
-              <w:instrText xml:space="preserve"> PAGEREF _Toc227613266 \h </w:instrText>
+              <w:instrText xml:space="preserve"> PAGEREF _Toc227663076 \h </w:instrText>
             </w:r>
             <w:r>
               <w:rPr>
@@ -2224,7 +2224,7 @@
                 <w:noProof/>
                 <w:webHidden/>
               </w:rPr>
-              <w:t>17</w:t>
+              <w:t>18</w:t>
             </w:r>
             <w:r>
               <w:rPr>
@@ -2248,7 +2248,7 @@
               <w:szCs w:val="22"/>
             </w:rPr>
           </w:pPr>
-          <w:hyperlink w:anchor="_Toc227613267" w:history="1">
+          <w:hyperlink w:anchor="_Toc227663077" w:history="1">
             <w:r>
               <w:rPr>
                 <w:rStyle w:val="ab"/>
@@ -2276,7 +2276,7 @@
                 <w:noProof/>
                 <w:webHidden/>
               </w:rPr>
-              <w:instrText xml:space="preserve"> PAGEREF _Toc227613267 \h </w:instrText>
+              <w:instrText xml:space="preserve"> PAGEREF _Toc227663077 \h </w:instrText>
             </w:r>
             <w:r>
               <w:rPr>
@@ -2296,7 +2296,7 @@
                 <w:noProof/>
                 <w:webHidden/>
               </w:rPr>
-              <w:t>17</w:t>
+              <w:t>18</w:t>
             </w:r>
             <w:r>
               <w:rPr>
@@ -2320,7 +2320,7 @@
               <w:szCs w:val="22"/>
             </w:rPr>
           </w:pPr>
-          <w:hyperlink w:anchor="_Toc227613268" w:history="1">
+          <w:hyperlink w:anchor="_Toc227663078" w:history="1">
             <w:r>
               <w:rPr>
                 <w:rStyle w:val="ab"/>
@@ -2348,7 +2348,7 @@
                 <w:noProof/>
                 <w:webHidden/>
               </w:rPr>
-              <w:instrText xml:space="preserve"> PAGEREF _Toc227613268 \h </w:instrText>
+              <w:instrText xml:space="preserve"> PAGEREF _Toc227663078 \h </w:instrText>
             </w:r>
             <w:r>
               <w:rPr>
@@ -2368,7 +2368,7 @@
                 <w:noProof/>
                 <w:webHidden/>
               </w:rPr>
-              <w:t>19</w:t>
+              <w:t>20</w:t>
             </w:r>
             <w:r>
               <w:rPr>
@@ -2392,7 +2392,7 @@
               <w:szCs w:val="22"/>
             </w:rPr>
           </w:pPr>
-          <w:hyperlink w:anchor="_Toc227613269" w:history="1">
+          <w:hyperlink w:anchor="_Toc227663079" w:history="1">
             <w:r>
               <w:rPr>
                 <w:rStyle w:val="ab"/>
@@ -2420,7 +2420,7 @@
                 <w:noProof/>
                 <w:webHidden/>
               </w:rPr>
-              <w:instrText xml:space="preserve"> PAGEREF _Toc227613269 \h </w:instrText>
+              <w:instrText xml:space="preserve"> PAGEREF _Toc227663079 \h </w:instrText>
             </w:r>
             <w:r>
               <w:rPr>
@@ -2440,7 +2440,7 @@
                 <w:noProof/>
                 <w:webHidden/>
               </w:rPr>
-              <w:t>20</w:t>
+              <w:t>21</w:t>
             </w:r>
             <w:r>
               <w:rPr>
@@ -2464,7 +2464,7 @@
               <w:szCs w:val="22"/>
             </w:rPr>
           </w:pPr>
-          <w:hyperlink w:anchor="_Toc227613270" w:history="1">
+          <w:hyperlink w:anchor="_Toc227663080" w:history="1">
             <w:r>
               <w:rPr>
                 <w:rStyle w:val="ab"/>
@@ -2492,7 +2492,7 @@
                 <w:noProof/>
                 <w:webHidden/>
               </w:rPr>
-              <w:instrText xml:space="preserve"> PAGEREF _Toc227613270 \h </w:instrText>
+              <w:instrText xml:space="preserve"> PAGEREF _Toc227663080 \h </w:instrText>
             </w:r>
             <w:r>
               <w:rPr>
@@ -2512,7 +2512,7 @@
                 <w:noProof/>
                 <w:webHidden/>
               </w:rPr>
-              <w:t>21</w:t>
+              <w:t>22</w:t>
             </w:r>
             <w:r>
               <w:rPr>
@@ -2562,7 +2562,7 @@
       <w:pPr>
         <w:pStyle w:val="1"/>
       </w:pPr>
-      <w:bookmarkStart w:id="1" w:name="_Toc227613246"/>
+      <w:bookmarkStart w:id="1" w:name="_Toc227663056"/>
       <w:r>
         <w:lastRenderedPageBreak/>
         <w:t>ВВЕДЕНИЕ</w:t>
@@ -2666,15 +2666,13 @@
         <w:t>)</w:t>
       </w:r>
       <w:r>
-        <w:t xml:space="preserve">, рассматривается улучшенная система </w:t>
-      </w:r>
-      <w:proofErr w:type="spellStart"/>
-      <w:r>
-        <w:t>вознограждений</w:t>
-      </w:r>
-      <w:proofErr w:type="spellEnd"/>
-      <w:r>
-        <w:t xml:space="preserve"> с целью усовершенствования и оптимизации обучения </w:t>
+        <w:t>, рассматривается улучшенная система возн</w:t>
+      </w:r>
+      <w:r>
+        <w:t>а</w:t>
+      </w:r>
+      <w:r>
+        <w:t xml:space="preserve">граждений с целью усовершенствования и оптимизации обучения </w:t>
       </w:r>
       <w:proofErr w:type="spellStart"/>
       <w:r>
@@ -2712,7 +2710,7 @@
           <w:caps/>
         </w:rPr>
       </w:pPr>
-      <w:bookmarkStart w:id="2" w:name="_Toc227613247"/>
+      <w:bookmarkStart w:id="2" w:name="_Toc227663057"/>
       <w:r>
         <w:rPr>
           <w:rFonts w:cs="Times New Roman"/>
@@ -2752,7 +2750,7 @@
       <w:pPr>
         <w:pStyle w:val="1"/>
       </w:pPr>
-      <w:bookmarkStart w:id="3" w:name="_Toc227613248"/>
+      <w:bookmarkStart w:id="3" w:name="_Toc227663058"/>
       <w:r>
         <w:t>Обучение с подкреплением (</w:t>
       </w:r>
@@ -3329,7 +3327,7 @@
         <w:pStyle w:val="1"/>
         <w:spacing w:line="276" w:lineRule="auto"/>
       </w:pPr>
-      <w:bookmarkStart w:id="4" w:name="_Toc227613249"/>
+      <w:bookmarkStart w:id="4" w:name="_Toc227663059"/>
       <w:r>
         <w:t xml:space="preserve">Архитектура </w:t>
       </w:r>
@@ -3417,15 +3415,7 @@
         <w:jc w:val="both"/>
       </w:pPr>
       <w:r>
-        <w:t>сеть Актера (</w:t>
-      </w:r>
-      <w:proofErr w:type="spellStart"/>
-      <w:r>
-        <w:t>Actor</w:t>
-      </w:r>
-      <w:proofErr w:type="spellEnd"/>
-      <w:r>
-        <w:t>): отвечает за принятие решений. Она принимает на вход наблюдение агента (неполную информацию, доступную игроку) и выдает распределение вероятностей действий</w:t>
+        <w:t>сеть Актера: отвечает за принятие решений. Она принимает на вход наблюдение агента (неполную информацию, доступную игроку) и выдает распределение вероятностей действий</w:t>
       </w:r>
       <w:r>
         <w:t>;</w:t>
@@ -3442,15 +3432,7 @@
         <w:jc w:val="both"/>
       </w:pPr>
       <w:r>
-        <w:t>сеть Критика (</w:t>
-      </w:r>
-      <w:proofErr w:type="spellStart"/>
-      <w:r>
-        <w:t>Critic</w:t>
-      </w:r>
-      <w:proofErr w:type="spellEnd"/>
-      <w:r>
-        <w:t>): оценивает действия Актера. Главная особенность применения этого метода в покере заключается в том, что Критик может обучаться на основе полной информации о состоянии игры, включая карты оппонентов, которая доступна на этапе тренировки, но недоступна во время реальной игры.</w:t>
+        <w:t>сеть Критика: оценивает действия Актера. Главная особенность применения этого метода в покере заключается в том, что Критик может обучаться на основе полной информации о состоянии игры, включая карты оппонентов, которая доступна на этапе тренировки, но недоступна во время реальной игры.</w:t>
       </w:r>
       <w:r>
         <w:t xml:space="preserve">  </w:t>
@@ -3660,7 +3642,7 @@
           </mc:Choice>
           <mc:Fallback>
             <w:pict>
-              <v:rect w14:anchorId="59D3067C" id="Прямоугольник 5" o:spid="_x0000_s1026" style="position:absolute;margin-left:206.4pt;margin-top:64.75pt;width:48.95pt;height:42.05pt;z-index:251661312;visibility:visible;mso-wrap-style:square;mso-wrap-distance-left:9pt;mso-wrap-distance-top:0;mso-wrap-distance-right:9pt;mso-wrap-distance-bottom:0;mso-position-horizontal:absolute;mso-position-horizontal-relative:text;mso-position-vertical:absolute;mso-position-vertical-relative:text;v-text-anchor:middle" o:gfxdata="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" fillcolor="white [3212]" strokecolor="white [3212]" strokeweight="1pt"/>
+              <v:rect w14:anchorId="1E9EEAB9" id="Прямоугольник 5" o:spid="_x0000_s1026" style="position:absolute;margin-left:206.4pt;margin-top:64.75pt;width:48.95pt;height:42.05pt;z-index:251661312;visibility:visible;mso-wrap-style:square;mso-wrap-distance-left:9pt;mso-wrap-distance-top:0;mso-wrap-distance-right:9pt;mso-wrap-distance-bottom:0;mso-position-horizontal:absolute;mso-position-horizontal-relative:text;mso-position-vertical:absolute;mso-position-vertical-relative:text;v-text-anchor:middle" o:gfxdata="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" fillcolor="white [3212]" strokecolor="white [3212]" strokeweight="1pt"/>
             </w:pict>
           </mc:Fallback>
         </mc:AlternateContent>
@@ -3761,7 +3743,7 @@
       <w:pPr>
         <w:pStyle w:val="1"/>
       </w:pPr>
-      <w:bookmarkStart w:id="5" w:name="_Toc227613250"/>
+      <w:bookmarkStart w:id="5" w:name="_Toc227663060"/>
       <w:r>
         <w:t>Метод остаточного обучения и преодоление стагнации оптимизации</w:t>
       </w:r>
@@ -3858,7 +3840,7 @@
       <w:pPr>
         <w:pStyle w:val="2"/>
       </w:pPr>
-      <w:bookmarkStart w:id="6" w:name="_Toc227613251"/>
+      <w:bookmarkStart w:id="6" w:name="_Toc227663061"/>
       <w:r>
         <w:t>Исторические предпосылки возникновения метода</w:t>
       </w:r>
@@ -3937,7 +3919,7 @@
       <w:pPr>
         <w:pStyle w:val="2"/>
       </w:pPr>
-      <w:bookmarkStart w:id="7" w:name="_Toc227613252"/>
+      <w:bookmarkStart w:id="7" w:name="_Toc227663062"/>
       <w:r>
         <w:t>Практическое применение и современная актуальность</w:t>
       </w:r>
@@ -4082,7 +4064,7 @@
       <w:pPr>
         <w:pStyle w:val="2"/>
       </w:pPr>
-      <w:bookmarkStart w:id="8" w:name="_Toc227613253"/>
+      <w:bookmarkStart w:id="8" w:name="_Toc227663063"/>
       <w:r>
         <w:t>Описание метода остаточных связей</w:t>
       </w:r>
@@ -4537,7 +4519,7 @@
       <w:pPr>
         <w:pStyle w:val="1"/>
       </w:pPr>
-      <w:bookmarkStart w:id="9" w:name="_Toc227613254"/>
+      <w:bookmarkStart w:id="9" w:name="_Toc227663064"/>
       <w:r>
         <w:lastRenderedPageBreak/>
         <w:t>ГЛАВА II</w:t>
@@ -4551,7 +4533,7 @@
       <w:pPr>
         <w:pStyle w:val="1"/>
       </w:pPr>
-      <w:bookmarkStart w:id="10" w:name="_Toc227613255"/>
+      <w:bookmarkStart w:id="10" w:name="_Toc227663065"/>
       <w:r>
         <w:t>Стек технологий и интеграция модулей</w:t>
       </w:r>
@@ -4728,7 +4710,7 @@
       <w:pPr>
         <w:pStyle w:val="1"/>
       </w:pPr>
-      <w:bookmarkStart w:id="11" w:name="_Toc227613256"/>
+      <w:bookmarkStart w:id="11" w:name="_Toc227663066"/>
       <w:r>
         <w:t xml:space="preserve">Проектирование архитектуры </w:t>
       </w:r>
@@ -4810,15 +4792,7 @@
         <w:jc w:val="both"/>
       </w:pPr>
       <w:r>
-        <w:t>Сеть Актера (</w:t>
-      </w:r>
-      <w:proofErr w:type="spellStart"/>
-      <w:r>
-        <w:t>Actor</w:t>
-      </w:r>
-      <w:proofErr w:type="spellEnd"/>
-      <w:r>
-        <w:t xml:space="preserve"> Network):</w:t>
+        <w:t>Сеть Актера:</w:t>
       </w:r>
     </w:p>
     <w:p>
@@ -4926,9 +4900,6 @@
       </w:r>
       <w:proofErr w:type="spellEnd"/>
       <w:r>
-        <w:t xml:space="preserve"> (рис. 3.1)</w:t>
-      </w:r>
-      <w:r>
         <w:t>;</w:t>
       </w:r>
     </w:p>
@@ -4998,15 +4969,7 @@
         <w:jc w:val="both"/>
       </w:pPr>
       <w:r>
-        <w:t>Сеть Критика (</w:t>
-      </w:r>
-      <w:proofErr w:type="spellStart"/>
-      <w:r>
-        <w:t>Critic</w:t>
-      </w:r>
-      <w:proofErr w:type="spellEnd"/>
-      <w:r>
-        <w:t xml:space="preserve"> Network):</w:t>
+        <w:t>Сеть Критика:</w:t>
       </w:r>
     </w:p>
     <w:p>
@@ -5430,7 +5393,7 @@
       <w:pPr>
         <w:pStyle w:val="1"/>
       </w:pPr>
-      <w:bookmarkStart w:id="12" w:name="_Toc227613257"/>
+      <w:bookmarkStart w:id="12" w:name="_Toc227663067"/>
       <w:r>
         <w:t>Алгоритмы формирования вознаграждений и управление памятью</w:t>
       </w:r>
@@ -5832,7 +5795,7 @@
           <w:iCs/>
         </w:rPr>
       </w:pPr>
-      <w:bookmarkStart w:id="13" w:name="_Toc227613258"/>
+      <w:bookmarkStart w:id="13" w:name="_Toc227663068"/>
       <w:r>
         <w:t>Дисконтирование временных последовательностей</w:t>
       </w:r>
@@ -6125,7 +6088,7 @@
           <w:rStyle w:val="citation-32"/>
         </w:rPr>
       </w:pPr>
-      <w:bookmarkStart w:id="14" w:name="_Toc227613259"/>
+      <w:bookmarkStart w:id="14" w:name="_Toc227663069"/>
       <w:r>
         <w:t>Организация процесса обучения и оптимизация политики</w:t>
       </w:r>
@@ -6540,34 +6503,10 @@
           <w:rStyle w:val="citation-32"/>
         </w:rPr>
       </w:pPr>
-      <w:bookmarkStart w:id="15" w:name="_Toc227613260"/>
+      <w:bookmarkStart w:id="15" w:name="_Toc227663070"/>
       <w:r>
         <w:lastRenderedPageBreak/>
-        <w:t>Стохастическая политика (</w:t>
-      </w:r>
-      <w:proofErr w:type="spellStart"/>
-      <w:r>
-        <w:t>Softmax</w:t>
-      </w:r>
-      <w:proofErr w:type="spellEnd"/>
-      <w:r>
-        <w:t xml:space="preserve"> </w:t>
-      </w:r>
-      <w:proofErr w:type="spellStart"/>
-      <w:r>
-        <w:t>vs</w:t>
-      </w:r>
-      <w:proofErr w:type="spellEnd"/>
-      <w:r>
-        <w:t xml:space="preserve"> </w:t>
-      </w:r>
-      <w:proofErr w:type="spellStart"/>
-      <w:r>
-        <w:t>Argmax</w:t>
-      </w:r>
-      <w:proofErr w:type="spellEnd"/>
-      <w:r>
-        <w:t>)</w:t>
+        <w:t>Стохастическая политика</w:t>
       </w:r>
       <w:bookmarkEnd w:id="15"/>
     </w:p>
@@ -6590,6 +6529,8 @@
       <w:r>
         <w:rPr>
           <w:rStyle w:val="citation-32"/>
+          <w:i/>
+          <w:iCs/>
         </w:rPr>
         <w:t>Softmax</w:t>
       </w:r>
@@ -6640,16 +6581,12 @@
       <w:r>
         <w:rPr>
           <w:rStyle w:val="citation-32"/>
+          <w:i/>
+          <w:iCs/>
         </w:rPr>
         <w:t>Softmax</w:t>
       </w:r>
       <w:proofErr w:type="spellEnd"/>
-      <w:r>
-        <w:rPr>
-          <w:rStyle w:val="citation-32"/>
-        </w:rPr>
-        <w:t xml:space="preserve"> (Обучение)</w:t>
-      </w:r>
       <w:r>
         <w:rPr>
           <w:rStyle w:val="citation-32"/>
@@ -6689,6 +6626,8 @@
       <w:r>
         <w:rPr>
           <w:rStyle w:val="citation-32"/>
+          <w:i/>
+          <w:iCs/>
         </w:rPr>
         <w:t>Softmax</w:t>
       </w:r>
@@ -7106,16 +7045,12 @@
       <w:r>
         <w:rPr>
           <w:rStyle w:val="citation-32"/>
+          <w:i/>
+          <w:iCs/>
         </w:rPr>
         <w:t>Argmax</w:t>
       </w:r>
       <w:proofErr w:type="spellEnd"/>
-      <w:r>
-        <w:rPr>
-          <w:rStyle w:val="citation-32"/>
-        </w:rPr>
-        <w:t xml:space="preserve"> (Тестирование)</w:t>
-      </w:r>
       <w:r>
         <w:rPr>
           <w:rStyle w:val="citation-32"/>
@@ -7143,6 +7078,8 @@
       <w:r>
         <w:rPr>
           <w:rStyle w:val="citation-32"/>
+          <w:i/>
+          <w:iCs/>
         </w:rPr>
         <w:t>Argmax</w:t>
       </w:r>
@@ -7322,6 +7259,8 @@
       <w:r>
         <w:rPr>
           <w:rStyle w:val="citation-32"/>
+          <w:i/>
+          <w:iCs/>
         </w:rPr>
         <w:t>Argmax</w:t>
       </w:r>
@@ -7336,6 +7275,8 @@
       <w:r>
         <w:rPr>
           <w:rStyle w:val="citation-32"/>
+          <w:i/>
+          <w:iCs/>
         </w:rPr>
         <w:t>Softmax</w:t>
       </w:r>
@@ -7402,21 +7343,19 @@
         <w:rPr>
           <w:rStyle w:val="citation-32"/>
         </w:rPr>
-        <w:t>епредсказуемости: в покере детерминированная стратегия (</w:t>
-      </w:r>
-      <w:proofErr w:type="spellStart"/>
+        <w:t>епредсказуемости: в покере детерминированная стратегия</w:t>
+      </w:r>
       <w:r>
         <w:rPr>
           <w:rStyle w:val="citation-32"/>
         </w:rPr>
-        <w:t>Argmax</w:t>
-      </w:r>
-      <w:proofErr w:type="spellEnd"/>
+        <w:t xml:space="preserve"> </w:t>
+      </w:r>
       <w:r>
         <w:rPr>
           <w:rStyle w:val="citation-32"/>
         </w:rPr>
-        <w:t>) легко эксплуатируется оппонентами.</w:t>
+        <w:t>легко эксплуатируется оппонентами.</w:t>
       </w:r>
     </w:p>
     <w:p>
@@ -7437,6 +7376,8 @@
       <w:r>
         <w:rPr>
           <w:rStyle w:val="citation-32"/>
+          <w:i/>
+          <w:iCs/>
         </w:rPr>
         <w:t>Softmax</w:t>
       </w:r>
@@ -7451,6 +7392,8 @@
       <w:r>
         <w:rPr>
           <w:rStyle w:val="citation-32"/>
+          <w:i/>
+          <w:iCs/>
         </w:rPr>
         <w:t>Argmax</w:t>
       </w:r>
@@ -7478,7 +7421,7 @@
       <w:pPr>
         <w:pStyle w:val="2"/>
       </w:pPr>
-      <w:bookmarkStart w:id="16" w:name="_Toc227613261"/>
+      <w:bookmarkStart w:id="16" w:name="_Toc227663071"/>
       <w:r>
         <w:t>Диагностический инструментарий и анализ функций потерь</w:t>
       </w:r>
@@ -8790,7 +8733,7 @@
           <w:rStyle w:val="citation-32"/>
         </w:rPr>
       </w:pPr>
-      <w:bookmarkStart w:id="17" w:name="_Toc227613262"/>
+      <w:bookmarkStart w:id="17" w:name="_Toc227663072"/>
       <w:r>
         <w:t>Метрики валидации и инструменты отладки</w:t>
       </w:r>
@@ -9027,29 +8970,6 @@
         <w:t xml:space="preserve"> для функции преимущества</w:t>
       </w:r>
       <w:r>
-        <w:t xml:space="preserve">, так как </w:t>
-      </w:r>
-      <w:proofErr w:type="spellStart"/>
-      <w:r>
-        <w:t>дебаг</w:t>
-      </w:r>
-      <w:proofErr w:type="spellEnd"/>
-      <w:r>
-        <w:t xml:space="preserve"> показал, что нормализация </w:t>
-      </w:r>
-      <w:r>
-        <w:t>не принимала во внимание</w:t>
-      </w:r>
-      <w:r>
-        <w:t xml:space="preserve"> </w:t>
-      </w:r>
-      <w:r>
-        <w:t xml:space="preserve">внедренные </w:t>
-      </w:r>
-      <w:r>
-        <w:t>признаки силы руки</w:t>
-      </w:r>
-      <w:r>
         <w:t>.</w:t>
       </w:r>
     </w:p>
@@ -9072,7 +8992,7 @@
         </w:rPr>
       </w:pPr>
       <w:bookmarkStart w:id="18" w:name="_Toc185161292"/>
-      <w:bookmarkStart w:id="19" w:name="_Toc227613263"/>
+      <w:bookmarkStart w:id="19" w:name="_Toc227663073"/>
       <w:r>
         <w:rPr>
           <w:rFonts w:cs="Times New Roman"/>
@@ -9112,7 +9032,7 @@
         <w:pStyle w:val="1"/>
         <w:spacing w:line="276" w:lineRule="auto"/>
       </w:pPr>
-      <w:bookmarkStart w:id="20" w:name="_Toc227613264"/>
+      <w:bookmarkStart w:id="20" w:name="_Toc227663074"/>
       <w:r>
         <w:t>Методика проведения экспериментов и метрики оценки</w:t>
       </w:r>
@@ -9311,6 +9231,10 @@
       </w:r>
       <w:proofErr w:type="spellStart"/>
       <w:r>
+        <w:rPr>
+          <w:i/>
+          <w:iCs/>
+        </w:rPr>
         <w:t>Softmax</w:t>
       </w:r>
       <w:proofErr w:type="spellEnd"/>
@@ -9319,6 +9243,10 @@
       </w:r>
       <w:proofErr w:type="spellStart"/>
       <w:r>
+        <w:rPr>
+          <w:i/>
+          <w:iCs/>
+        </w:rPr>
         <w:t>Argmax</w:t>
       </w:r>
       <w:proofErr w:type="spellEnd"/>
@@ -9334,7 +9262,7 @@
           <w:szCs w:val="24"/>
         </w:rPr>
       </w:pPr>
-      <w:bookmarkStart w:id="21" w:name="_Toc227613265"/>
+      <w:bookmarkStart w:id="21" w:name="_Toc227663075"/>
       <w:r>
         <w:t>Базовое тестирование: игра против пассивного оппонента</w:t>
       </w:r>
@@ -9389,10 +9317,22 @@
         <w:jc w:val="both"/>
       </w:pPr>
       <w:r>
-        <w:t>Разработанная модель продемонстрировала способность к быстрой адаптации. Уже на отметке в 50 000 симуляций агент стабилизировал свою стратегию, достигнув показателя побед на уровне</w:t>
-      </w:r>
-      <w:r>
-        <w:t xml:space="preserve"> 80%</w:t>
+        <w:t xml:space="preserve">Разработанная модель продемонстрировала способность к быстрой адаптации. Уже на отметке в </w:t>
+      </w:r>
+      <w:r>
+        <w:t>20</w:t>
+      </w:r>
+      <w:r>
+        <w:t xml:space="preserve"> 000 симуляций агент стабилизировал свою стратегию, достигнув показателя побед на уровне</w:t>
+      </w:r>
+      <w:r>
+        <w:t xml:space="preserve"> </w:t>
+      </w:r>
+      <w:r>
+        <w:t>73</w:t>
+      </w:r>
+      <w:r>
+        <w:t>%</w:t>
       </w:r>
       <w:r>
         <w:t xml:space="preserve">. Анализ распределения действий </w:t>
@@ -9400,20 +9340,6 @@
       <w:r>
         <w:lastRenderedPageBreak/>
         <w:t>показал, что нейросеть успешно выявила слабость оппонента: агент полностью исключил блеф из своей стратегии и начал максимизировать прибыль исключительно при наличии сильных комбинаций.</w:t>
-      </w:r>
-    </w:p>
-    <w:p>
-      <w:pPr>
-        <w:pStyle w:val="a4"/>
-        <w:spacing w:line="276" w:lineRule="auto"/>
-        <w:jc w:val="both"/>
-      </w:pPr>
-      <w:r>
-        <w:rPr>
-          <w:i/>
-          <w:iCs/>
-        </w:rPr>
-        <w:t>(Здесь вставишь график скользящего процента побед, который круто идет вверх до 80%)</w:t>
       </w:r>
     </w:p>
     <w:p>
@@ -9423,177 +9349,11 @@
         <w:jc w:val="center"/>
       </w:pPr>
       <w:r>
-        <w:t>Рисунок 3.1</w:t>
-      </w:r>
-      <w:r>
-        <w:t xml:space="preserve"> Динамика роста скользящего процента побед при игре против оппонента типа </w:t>
-      </w:r>
-      <w:proofErr w:type="spellStart"/>
-      <w:r>
-        <w:t>Calling</w:t>
-      </w:r>
-      <w:proofErr w:type="spellEnd"/>
-      <w:r>
-        <w:t xml:space="preserve"> </w:t>
-      </w:r>
-      <w:r>
-        <w:rPr>
-          <w:lang w:val="en-US"/>
-        </w:rPr>
-        <w:t>Player</w:t>
-      </w:r>
-      <w:r>
-        <w:t>.</w:t>
-      </w:r>
-    </w:p>
-    <w:p>
-      <w:pPr>
-        <w:pStyle w:val="1"/>
-        <w:rPr>
-          <w:sz w:val="24"/>
-          <w:szCs w:val="24"/>
-        </w:rPr>
-      </w:pPr>
-      <w:bookmarkStart w:id="22" w:name="_Toc227613266"/>
-      <w:r>
-        <w:t>Анализ эффективности против агрессивных стратегий</w:t>
-      </w:r>
-      <w:bookmarkEnd w:id="22"/>
-    </w:p>
-    <w:p>
-      <w:pPr>
-        <w:pStyle w:val="a4"/>
-        <w:spacing w:line="276" w:lineRule="auto"/>
-        <w:jc w:val="both"/>
-      </w:pPr>
-      <w:r>
-        <w:t xml:space="preserve">Второй, более сложный этап экспериментов заключался в противостоянии Агрессивному боту. Данный оппонент принимает решения строго на основе математической силы руки: он активно </w:t>
-      </w:r>
-      <w:r>
-        <w:t>принимает агрессивные решения</w:t>
-      </w:r>
-      <w:r>
-        <w:t xml:space="preserve"> с сильными картами, редко блефует и сбрасывает мусорные руки. Такой стиль игры максимально приближен к </w:t>
-      </w:r>
-      <w:proofErr w:type="spellStart"/>
-      <w:r>
-        <w:t>тайтово</w:t>
-      </w:r>
-      <w:proofErr w:type="spellEnd"/>
-      <w:r>
-        <w:t xml:space="preserve">-агрессивному стилю реальных игроков и представляет серьезную сложность для </w:t>
-      </w:r>
-      <w:proofErr w:type="spellStart"/>
-      <w:r>
-        <w:t>нейросетевых</w:t>
-      </w:r>
-      <w:proofErr w:type="spellEnd"/>
-      <w:r>
-        <w:t xml:space="preserve"> агентов.</w:t>
-      </w:r>
-    </w:p>
-    <w:p>
-      <w:pPr>
-        <w:pStyle w:val="a4"/>
-        <w:spacing w:line="276" w:lineRule="auto"/>
-        <w:jc w:val="both"/>
-      </w:pPr>
-      <w:r>
-        <w:t xml:space="preserve">В ходе симуляции </w:t>
-      </w:r>
-      <w:r>
-        <w:t>по истечению около 5</w:t>
-      </w:r>
-      <w:r>
-        <w:t xml:space="preserve">00 000 раздач агент продемонстрировал итоговый процент побед на уровне </w:t>
-      </w:r>
-      <w:r>
-        <w:t>58%</w:t>
-      </w:r>
-      <w:r>
-        <w:t>. Этот результат является статистически значимым подтверждением превосходства разработанной модели, так как в покере преимущество даже в несколько процентов на дистанции гарантирует стабильную прибыль.</w:t>
-      </w:r>
-    </w:p>
-    <w:p>
-      <w:pPr>
-        <w:pStyle w:val="a4"/>
-        <w:spacing w:line="276" w:lineRule="auto"/>
-        <w:jc w:val="both"/>
-      </w:pPr>
-      <w:r>
-        <w:t xml:space="preserve">Сравнительный анализ с результатами предыдущей итерации алгоритма (базовая модель без остаточных связей) показал </w:t>
-      </w:r>
-      <w:r>
-        <w:t xml:space="preserve">прирост эффективности на 7% </w:t>
-      </w:r>
-      <w:r>
-        <w:t>(с 51% до 58%). Преодоление стагнации в 51% стало возможным исключительно благодаря:</w:t>
-      </w:r>
-    </w:p>
-    <w:p>
-      <w:pPr>
-        <w:pStyle w:val="a4"/>
-        <w:numPr>
-          <w:ilvl w:val="0"/>
-          <w:numId w:val="34"/>
-        </w:numPr>
-        <w:spacing w:before="100" w:beforeAutospacing="1" w:after="100" w:afterAutospacing="1" w:line="276" w:lineRule="auto"/>
-        <w:jc w:val="both"/>
-      </w:pPr>
-      <w:r>
-        <w:t xml:space="preserve">Внедрению </w:t>
-      </w:r>
-      <w:proofErr w:type="spellStart"/>
-      <w:r>
-        <w:t>Skip</w:t>
-      </w:r>
-      <w:proofErr w:type="spellEnd"/>
-      <w:r>
-        <w:t xml:space="preserve"> </w:t>
-      </w:r>
-      <w:proofErr w:type="spellStart"/>
-      <w:r>
-        <w:t>Connections</w:t>
-      </w:r>
-      <w:proofErr w:type="spellEnd"/>
-      <w:r>
-        <w:t>, которые позволили сети сохранять информацию о силе руки на самых глубоких слоях абстракции.</w:t>
-      </w:r>
-    </w:p>
-    <w:p>
-      <w:pPr>
-        <w:pStyle w:val="a4"/>
-        <w:numPr>
-          <w:ilvl w:val="0"/>
-          <w:numId w:val="34"/>
-        </w:numPr>
-        <w:spacing w:before="100" w:beforeAutospacing="1" w:after="100" w:afterAutospacing="1" w:line="276" w:lineRule="auto"/>
-        <w:jc w:val="both"/>
-      </w:pPr>
-      <w:r>
-        <w:t>Отказу от излишней нормализации после прохождения рубежа в 50%, что позволило агенту более остро реагировать на агрессию оппонента.</w:t>
-      </w:r>
-    </w:p>
-    <w:p>
-      <w:pPr>
-        <w:pStyle w:val="a4"/>
-        <w:spacing w:line="276" w:lineRule="auto"/>
-        <w:jc w:val="center"/>
-        <w:rPr>
-          <w:noProof/>
-        </w:rPr>
-      </w:pPr>
-      <w:r>
-        <w:rPr>
-          <w:b/>
-          <w:bCs/>
-        </w:rPr>
-        <w:lastRenderedPageBreak/>
         <w:drawing>
-          <wp:inline distT="0" distB="0" distL="0" distR="0" wp14:anchorId="21AEDF0B" wp14:editId="5D14489C">
-            <wp:extent cx="3555242" cy="2196990"/>
-            <wp:effectExtent l="0" t="0" r="7620" b="0"/>
-            <wp:docPr id="12" name="Рисунок 12"/>
+          <wp:inline distT="0" distB="0" distL="0" distR="0" wp14:anchorId="5F7591BA" wp14:editId="0D40183B">
+            <wp:extent cx="3498574" cy="1779392"/>
+            <wp:effectExtent l="0" t="0" r="6985" b="0"/>
+            <wp:docPr id="17" name="Рисунок 17"/>
             <wp:cNvGraphicFramePr>
               <a:graphicFrameLocks xmlns:a="http://schemas.openxmlformats.org/drawingml/2006/main" noChangeAspect="1"/>
             </wp:cNvGraphicFramePr>
@@ -9613,7 +9373,7 @@
                   <pic:spPr>
                     <a:xfrm>
                       <a:off x="0" y="0"/>
-                      <a:ext cx="3590751" cy="2218933"/>
+                      <a:ext cx="3507772" cy="1784070"/>
                     </a:xfrm>
                     <a:prstGeom prst="rect">
                       <a:avLst/>
@@ -9625,16 +9385,19 @@
           </wp:inline>
         </w:drawing>
       </w:r>
-      <w:r>
-        <w:rPr>
-          <w:b/>
-          <w:bCs/>
-        </w:rPr>
+    </w:p>
+    <w:p>
+      <w:pPr>
+        <w:pStyle w:val="a4"/>
+        <w:spacing w:line="276" w:lineRule="auto"/>
+        <w:jc w:val="center"/>
+      </w:pPr>
+      <w:r>
         <w:drawing>
-          <wp:inline distT="0" distB="0" distL="0" distR="0" wp14:anchorId="4178FBC9" wp14:editId="7D69E4FD">
-            <wp:extent cx="3459707" cy="2134762"/>
-            <wp:effectExtent l="0" t="0" r="7620" b="0"/>
-            <wp:docPr id="14" name="Рисунок 14"/>
+          <wp:inline distT="0" distB="0" distL="0" distR="0" wp14:anchorId="38029494" wp14:editId="4359839A">
+            <wp:extent cx="3458817" cy="1787642"/>
+            <wp:effectExtent l="0" t="0" r="8890" b="3175"/>
+            <wp:docPr id="18" name="Рисунок 18"/>
             <wp:cNvGraphicFramePr>
               <a:graphicFrameLocks xmlns:a="http://schemas.openxmlformats.org/drawingml/2006/main" noChangeAspect="1"/>
             </wp:cNvGraphicFramePr>
@@ -9654,7 +9417,7 @@
                   <pic:spPr>
                     <a:xfrm>
                       <a:off x="0" y="0"/>
-                      <a:ext cx="3496103" cy="2157220"/>
+                      <a:ext cx="3488216" cy="1802837"/>
                     </a:xfrm>
                     <a:prstGeom prst="rect">
                       <a:avLst/>
@@ -9672,21 +9435,13 @@
         <w:pStyle w:val="a4"/>
         <w:spacing w:line="276" w:lineRule="auto"/>
         <w:jc w:val="center"/>
-        <w:rPr>
-          <w:b/>
-          <w:bCs/>
-        </w:rPr>
-      </w:pPr>
-      <w:r>
-        <w:rPr>
-          <w:b/>
-          <w:bCs/>
-        </w:rPr>
+      </w:pPr>
+      <w:r>
         <w:drawing>
-          <wp:inline distT="0" distB="0" distL="0" distR="0" wp14:anchorId="62A99A0F" wp14:editId="3863F4F1">
-            <wp:extent cx="3874957" cy="1596788"/>
-            <wp:effectExtent l="0" t="0" r="0" b="3810"/>
-            <wp:docPr id="15" name="Рисунок 15"/>
+          <wp:inline distT="0" distB="0" distL="0" distR="0" wp14:anchorId="18B0A191" wp14:editId="0C7AFF4E">
+            <wp:extent cx="3699437" cy="1486893"/>
+            <wp:effectExtent l="0" t="0" r="0" b="0"/>
+            <wp:docPr id="19" name="Рисунок 19"/>
             <wp:cNvGraphicFramePr>
               <a:graphicFrameLocks xmlns:a="http://schemas.openxmlformats.org/drawingml/2006/main" noChangeAspect="1"/>
             </wp:cNvGraphicFramePr>
@@ -9706,7 +9461,7 @@
                   <pic:spPr>
                     <a:xfrm>
                       <a:off x="0" y="0"/>
-                      <a:ext cx="3944252" cy="1625343"/>
+                      <a:ext cx="3726670" cy="1497839"/>
                     </a:xfrm>
                     <a:prstGeom prst="rect">
                       <a:avLst/>
@@ -9718,16 +9473,19 @@
           </wp:inline>
         </w:drawing>
       </w:r>
-      <w:r>
-        <w:rPr>
-          <w:b/>
-          <w:bCs/>
-        </w:rPr>
+    </w:p>
+    <w:p>
+      <w:pPr>
+        <w:pStyle w:val="a4"/>
+        <w:spacing w:line="276" w:lineRule="auto"/>
+        <w:jc w:val="center"/>
+      </w:pPr>
+      <w:r>
         <w:drawing>
-          <wp:inline distT="0" distB="0" distL="0" distR="0" wp14:anchorId="64DCC3AF" wp14:editId="60A0E7EE">
-            <wp:extent cx="3666671" cy="2013045"/>
-            <wp:effectExtent l="0" t="0" r="0" b="6350"/>
-            <wp:docPr id="16" name="Рисунок 16"/>
+          <wp:inline distT="0" distB="0" distL="0" distR="0" wp14:anchorId="04305CC5" wp14:editId="57F24B8B">
+            <wp:extent cx="3633746" cy="1843092"/>
+            <wp:effectExtent l="0" t="0" r="5080" b="5080"/>
+            <wp:docPr id="21" name="Рисунок 21"/>
             <wp:cNvGraphicFramePr>
               <a:graphicFrameLocks xmlns:a="http://schemas.openxmlformats.org/drawingml/2006/main" noChangeAspect="1"/>
             </wp:cNvGraphicFramePr>
@@ -9747,6 +9505,414 @@
                   <pic:spPr>
                     <a:xfrm>
                       <a:off x="0" y="0"/>
+                      <a:ext cx="3652526" cy="1852618"/>
+                    </a:xfrm>
+                    <a:prstGeom prst="rect">
+                      <a:avLst/>
+                    </a:prstGeom>
+                  </pic:spPr>
+                </pic:pic>
+              </a:graphicData>
+            </a:graphic>
+          </wp:inline>
+        </w:drawing>
+      </w:r>
+    </w:p>
+    <w:p>
+      <w:pPr>
+        <w:pStyle w:val="a4"/>
+        <w:spacing w:line="276" w:lineRule="auto"/>
+        <w:jc w:val="both"/>
+      </w:pPr>
+    </w:p>
+    <w:p>
+      <w:pPr>
+        <w:pStyle w:val="a4"/>
+        <w:spacing w:line="276" w:lineRule="auto"/>
+        <w:jc w:val="center"/>
+      </w:pPr>
+      <w:r>
+        <w:t>Рисунок 3.1</w:t>
+      </w:r>
+      <w:r>
+        <w:t>. Сравнительные графики модели с остаточными связями</w:t>
+      </w:r>
+      <w:r>
+        <w:t xml:space="preserve"> </w:t>
+      </w:r>
+      <w:r>
+        <w:t xml:space="preserve">против оппонента типа </w:t>
+      </w:r>
+      <w:r>
+        <w:t>«</w:t>
+      </w:r>
+      <w:proofErr w:type="spellStart"/>
+      <w:r>
+        <w:t>Calling</w:t>
+      </w:r>
+      <w:proofErr w:type="spellEnd"/>
+      <w:r>
+        <w:t xml:space="preserve"> </w:t>
+      </w:r>
+      <w:r>
+        <w:rPr>
+          <w:lang w:val="en-US"/>
+        </w:rPr>
+        <w:t>Player</w:t>
+      </w:r>
+      <w:r>
+        <w:t>»</w:t>
+      </w:r>
+      <w:r>
+        <w:t>.</w:t>
+      </w:r>
+    </w:p>
+    <w:p>
+      <w:pPr>
+        <w:pStyle w:val="1"/>
+        <w:rPr>
+          <w:sz w:val="24"/>
+          <w:szCs w:val="24"/>
+        </w:rPr>
+      </w:pPr>
+      <w:bookmarkStart w:id="22" w:name="_Toc227663076"/>
+      <w:r>
+        <w:lastRenderedPageBreak/>
+        <w:t>Анализ эффективности против агрессивных стратегий</w:t>
+      </w:r>
+      <w:bookmarkEnd w:id="22"/>
+    </w:p>
+    <w:p>
+      <w:pPr>
+        <w:pStyle w:val="a4"/>
+        <w:spacing w:line="276" w:lineRule="auto"/>
+        <w:jc w:val="both"/>
+      </w:pPr>
+      <w:r>
+        <w:t xml:space="preserve">Второй, более сложный этап экспериментов заключался в противостоянии Агрессивному боту. Данный оппонент принимает решения строго на основе математической силы руки: он активно </w:t>
+      </w:r>
+      <w:r>
+        <w:t>принимает агрессивные решения</w:t>
+      </w:r>
+      <w:r>
+        <w:t xml:space="preserve"> с сильными картами, редко блефует и сбрасывает мусорные руки. Такой стиль игры максимально приближен к </w:t>
+      </w:r>
+      <w:proofErr w:type="spellStart"/>
+      <w:r>
+        <w:t>тайтово</w:t>
+      </w:r>
+      <w:proofErr w:type="spellEnd"/>
+      <w:r>
+        <w:t xml:space="preserve">-агрессивному стилю реальных игроков и представляет серьезную сложность для </w:t>
+      </w:r>
+      <w:proofErr w:type="spellStart"/>
+      <w:r>
+        <w:t>нейросетевых</w:t>
+      </w:r>
+      <w:proofErr w:type="spellEnd"/>
+      <w:r>
+        <w:t xml:space="preserve"> агентов.</w:t>
+      </w:r>
+    </w:p>
+    <w:p>
+      <w:pPr>
+        <w:pStyle w:val="a4"/>
+        <w:spacing w:line="276" w:lineRule="auto"/>
+        <w:jc w:val="both"/>
+      </w:pPr>
+      <w:r>
+        <w:t xml:space="preserve">В ходе симуляции </w:t>
+      </w:r>
+      <w:r>
+        <w:t>по истечению около 5</w:t>
+      </w:r>
+      <w:r>
+        <w:t xml:space="preserve">00 000 раздач агент продемонстрировал итоговый процент побед на уровне </w:t>
+      </w:r>
+      <w:r>
+        <w:t>58%</w:t>
+      </w:r>
+      <w:r>
+        <w:t>. Этот результат является статистически значимым подтверждением превосходства разработанной модели, так как в покере преимущество даже в несколько процентов на дистанции гарантирует стабильную прибыль.</w:t>
+      </w:r>
+    </w:p>
+    <w:p>
+      <w:pPr>
+        <w:pStyle w:val="a4"/>
+        <w:spacing w:line="276" w:lineRule="auto"/>
+        <w:jc w:val="both"/>
+      </w:pPr>
+      <w:r>
+        <w:t xml:space="preserve">Сравнительный анализ с результатами предыдущей итерации алгоритма (базовая модель без остаточных связей) показал </w:t>
+      </w:r>
+      <w:r>
+        <w:t xml:space="preserve">прирост эффективности на 7% </w:t>
+      </w:r>
+      <w:r>
+        <w:t>(с 51% до 58%). Преодоление стагнации в 51% стало возможным исключительно благодаря:</w:t>
+      </w:r>
+    </w:p>
+    <w:p>
+      <w:pPr>
+        <w:pStyle w:val="a4"/>
+        <w:numPr>
+          <w:ilvl w:val="0"/>
+          <w:numId w:val="34"/>
+        </w:numPr>
+        <w:spacing w:before="100" w:beforeAutospacing="1" w:after="100" w:afterAutospacing="1" w:line="276" w:lineRule="auto"/>
+        <w:jc w:val="both"/>
+      </w:pPr>
+      <w:r>
+        <w:t xml:space="preserve">Внедрению </w:t>
+      </w:r>
+      <w:proofErr w:type="spellStart"/>
+      <w:r>
+        <w:t>Skip</w:t>
+      </w:r>
+      <w:proofErr w:type="spellEnd"/>
+      <w:r>
+        <w:t xml:space="preserve"> </w:t>
+      </w:r>
+      <w:proofErr w:type="spellStart"/>
+      <w:r>
+        <w:t>Connections</w:t>
+      </w:r>
+      <w:proofErr w:type="spellEnd"/>
+      <w:r>
+        <w:t>, которые позволили сети сохранять информацию о силе руки на самых глубоких слоях абстракции.</w:t>
+      </w:r>
+    </w:p>
+    <w:p>
+      <w:pPr>
+        <w:pStyle w:val="a4"/>
+        <w:numPr>
+          <w:ilvl w:val="0"/>
+          <w:numId w:val="34"/>
+        </w:numPr>
+        <w:spacing w:before="100" w:beforeAutospacing="1" w:after="100" w:afterAutospacing="1" w:line="276" w:lineRule="auto"/>
+        <w:jc w:val="both"/>
+      </w:pPr>
+      <w:r>
+        <w:t>Отказу от излишней нормализации после прохождения рубежа в 50%, что позволило агенту более остро реагировать на агрессию оппонента.</w:t>
+      </w:r>
+    </w:p>
+    <w:p>
+      <w:pPr>
+        <w:pStyle w:val="1"/>
+        <w:rPr>
+          <w:sz w:val="24"/>
+          <w:szCs w:val="24"/>
+        </w:rPr>
+      </w:pPr>
+      <w:bookmarkStart w:id="23" w:name="_Toc227663077"/>
+      <w:r>
+        <w:t>Анализ распределения действий и финальная валидация</w:t>
+      </w:r>
+      <w:bookmarkEnd w:id="23"/>
+    </w:p>
+    <w:p>
+      <w:pPr>
+        <w:pStyle w:val="a4"/>
+        <w:spacing w:line="276" w:lineRule="auto"/>
+      </w:pPr>
+      <w:r>
+        <w:t>Детальный анализ матрицы принятых решений показал, что модель сформировала математически обоснованную структуру игры. Распределение действий стабилизировалось и стало соответствовать фундаментальным принципам покера: высокий процент сброса слабых стартовых рук и агрессивный розыгрыш сильных спектров.</w:t>
+      </w:r>
+    </w:p>
+    <w:p>
+      <w:pPr>
+        <w:pStyle w:val="a4"/>
+        <w:spacing w:line="276" w:lineRule="auto"/>
+      </w:pPr>
+      <w:r>
+        <w:t xml:space="preserve">Для подтверждения универсальности полученных весов была проведена финальная валидация агента. Модель была переведена в режим эксплуатации (эксплуатационный выбор действий через </w:t>
+      </w:r>
+      <w:proofErr w:type="spellStart"/>
+      <w:r>
+        <w:rPr>
+          <w:i/>
+          <w:iCs/>
+        </w:rPr>
+        <w:t>Argmax</w:t>
+      </w:r>
+      <w:proofErr w:type="spellEnd"/>
+      <w:r>
+        <w:t>, отключение режима обучения). Агент провел серию тестовых партий против смешанного пула оппонентов (пассивные, агрессивные и случайные боты). Отсутствие падения процента побед на тестовой выборке подтвердило, что модель действительно обобщила правила извлечения выгоды, а не просто переобучилась под конкретного противника.</w:t>
+      </w:r>
+    </w:p>
+    <w:p>
+      <w:pPr>
+        <w:pStyle w:val="a4"/>
+        <w:spacing w:line="276" w:lineRule="auto"/>
+        <w:jc w:val="center"/>
+        <w:rPr>
+          <w:noProof/>
+        </w:rPr>
+      </w:pPr>
+      <w:r>
+        <w:rPr>
+          <w:b/>
+          <w:bCs/>
+        </w:rPr>
+        <w:lastRenderedPageBreak/>
+        <w:drawing>
+          <wp:inline distT="0" distB="0" distL="0" distR="0" wp14:anchorId="21AEDF0B" wp14:editId="5D14489C">
+            <wp:extent cx="3555242" cy="2196990"/>
+            <wp:effectExtent l="0" t="0" r="7620" b="0"/>
+            <wp:docPr id="12" name="Рисунок 12"/>
+            <wp:cNvGraphicFramePr>
+              <a:graphicFrameLocks xmlns:a="http://schemas.openxmlformats.org/drawingml/2006/main" noChangeAspect="1"/>
+            </wp:cNvGraphicFramePr>
+            <a:graphic xmlns:a="http://schemas.openxmlformats.org/drawingml/2006/main">
+              <a:graphicData uri="http://schemas.openxmlformats.org/drawingml/2006/picture">
+                <pic:pic xmlns:pic="http://schemas.openxmlformats.org/drawingml/2006/picture">
+                  <pic:nvPicPr>
+                    <pic:cNvPr id="1" name=""/>
+                    <pic:cNvPicPr/>
+                  </pic:nvPicPr>
+                  <pic:blipFill>
+                    <a:blip r:embed="rId15"/>
+                    <a:stretch>
+                      <a:fillRect/>
+                    </a:stretch>
+                  </pic:blipFill>
+                  <pic:spPr>
+                    <a:xfrm>
+                      <a:off x="0" y="0"/>
+                      <a:ext cx="3590751" cy="2218933"/>
+                    </a:xfrm>
+                    <a:prstGeom prst="rect">
+                      <a:avLst/>
+                    </a:prstGeom>
+                  </pic:spPr>
+                </pic:pic>
+              </a:graphicData>
+            </a:graphic>
+          </wp:inline>
+        </w:drawing>
+      </w:r>
+      <w:r>
+        <w:rPr>
+          <w:b/>
+          <w:bCs/>
+        </w:rPr>
+        <w:drawing>
+          <wp:inline distT="0" distB="0" distL="0" distR="0" wp14:anchorId="4178FBC9" wp14:editId="7D69E4FD">
+            <wp:extent cx="3459707" cy="2134762"/>
+            <wp:effectExtent l="0" t="0" r="7620" b="0"/>
+            <wp:docPr id="14" name="Рисунок 14"/>
+            <wp:cNvGraphicFramePr>
+              <a:graphicFrameLocks xmlns:a="http://schemas.openxmlformats.org/drawingml/2006/main" noChangeAspect="1"/>
+            </wp:cNvGraphicFramePr>
+            <a:graphic xmlns:a="http://schemas.openxmlformats.org/drawingml/2006/main">
+              <a:graphicData uri="http://schemas.openxmlformats.org/drawingml/2006/picture">
+                <pic:pic xmlns:pic="http://schemas.openxmlformats.org/drawingml/2006/picture">
+                  <pic:nvPicPr>
+                    <pic:cNvPr id="1" name=""/>
+                    <pic:cNvPicPr/>
+                  </pic:nvPicPr>
+                  <pic:blipFill>
+                    <a:blip r:embed="rId16"/>
+                    <a:stretch>
+                      <a:fillRect/>
+                    </a:stretch>
+                  </pic:blipFill>
+                  <pic:spPr>
+                    <a:xfrm>
+                      <a:off x="0" y="0"/>
+                      <a:ext cx="3496103" cy="2157220"/>
+                    </a:xfrm>
+                    <a:prstGeom prst="rect">
+                      <a:avLst/>
+                    </a:prstGeom>
+                  </pic:spPr>
+                </pic:pic>
+              </a:graphicData>
+            </a:graphic>
+          </wp:inline>
+        </w:drawing>
+      </w:r>
+    </w:p>
+    <w:p>
+      <w:pPr>
+        <w:pStyle w:val="a4"/>
+        <w:spacing w:line="276" w:lineRule="auto"/>
+        <w:jc w:val="center"/>
+        <w:rPr>
+          <w:b/>
+          <w:bCs/>
+        </w:rPr>
+      </w:pPr>
+      <w:r>
+        <w:rPr>
+          <w:b/>
+          <w:bCs/>
+        </w:rPr>
+        <w:drawing>
+          <wp:inline distT="0" distB="0" distL="0" distR="0" wp14:anchorId="62A99A0F" wp14:editId="3863F4F1">
+            <wp:extent cx="3874957" cy="1596788"/>
+            <wp:effectExtent l="0" t="0" r="0" b="3810"/>
+            <wp:docPr id="15" name="Рисунок 15"/>
+            <wp:cNvGraphicFramePr>
+              <a:graphicFrameLocks xmlns:a="http://schemas.openxmlformats.org/drawingml/2006/main" noChangeAspect="1"/>
+            </wp:cNvGraphicFramePr>
+            <a:graphic xmlns:a="http://schemas.openxmlformats.org/drawingml/2006/main">
+              <a:graphicData uri="http://schemas.openxmlformats.org/drawingml/2006/picture">
+                <pic:pic xmlns:pic="http://schemas.openxmlformats.org/drawingml/2006/picture">
+                  <pic:nvPicPr>
+                    <pic:cNvPr id="1" name=""/>
+                    <pic:cNvPicPr/>
+                  </pic:nvPicPr>
+                  <pic:blipFill>
+                    <a:blip r:embed="rId17"/>
+                    <a:stretch>
+                      <a:fillRect/>
+                    </a:stretch>
+                  </pic:blipFill>
+                  <pic:spPr>
+                    <a:xfrm>
+                      <a:off x="0" y="0"/>
+                      <a:ext cx="3944252" cy="1625343"/>
+                    </a:xfrm>
+                    <a:prstGeom prst="rect">
+                      <a:avLst/>
+                    </a:prstGeom>
+                  </pic:spPr>
+                </pic:pic>
+              </a:graphicData>
+            </a:graphic>
+          </wp:inline>
+        </w:drawing>
+      </w:r>
+      <w:r>
+        <w:rPr>
+          <w:b/>
+          <w:bCs/>
+        </w:rPr>
+        <w:drawing>
+          <wp:inline distT="0" distB="0" distL="0" distR="0" wp14:anchorId="64DCC3AF" wp14:editId="60A0E7EE">
+            <wp:extent cx="3666671" cy="2013045"/>
+            <wp:effectExtent l="0" t="0" r="0" b="6350"/>
+            <wp:docPr id="16" name="Рисунок 16"/>
+            <wp:cNvGraphicFramePr>
+              <a:graphicFrameLocks xmlns:a="http://schemas.openxmlformats.org/drawingml/2006/main" noChangeAspect="1"/>
+            </wp:cNvGraphicFramePr>
+            <a:graphic xmlns:a="http://schemas.openxmlformats.org/drawingml/2006/main">
+              <a:graphicData uri="http://schemas.openxmlformats.org/drawingml/2006/picture">
+                <pic:pic xmlns:pic="http://schemas.openxmlformats.org/drawingml/2006/picture">
+                  <pic:nvPicPr>
+                    <pic:cNvPr id="1" name=""/>
+                    <pic:cNvPicPr/>
+                  </pic:nvPicPr>
+                  <pic:blipFill>
+                    <a:blip r:embed="rId18"/>
+                    <a:stretch>
+                      <a:fillRect/>
+                    </a:stretch>
+                  </pic:blipFill>
+                  <pic:spPr>
+                    <a:xfrm>
+                      <a:off x="0" y="0"/>
                       <a:ext cx="3740470" cy="2053561"/>
                     </a:xfrm>
                     <a:prstGeom prst="rect">
@@ -9764,17 +9930,13 @@
       <w:pPr>
         <w:pStyle w:val="a4"/>
         <w:spacing w:line="276" w:lineRule="auto"/>
-        <w:jc w:val="both"/>
-      </w:pPr>
-      <w:r>
-        <w:rPr>
-          <w:b/>
-          <w:bCs/>
-        </w:rPr>
-        <w:t>Рис. 3.2.</w:t>
-      </w:r>
-      <w:r>
-        <w:t xml:space="preserve"> Сравнительны</w:t>
+        <w:jc w:val="center"/>
+      </w:pPr>
+      <w:r>
+        <w:t xml:space="preserve">Рисунок 3.2. </w:t>
+      </w:r>
+      <w:r>
+        <w:t>Сравнительны</w:t>
       </w:r>
       <w:r>
         <w:t>е</w:t>
@@ -9786,84 +9948,29 @@
         <w:t>и</w:t>
       </w:r>
       <w:r>
-        <w:t xml:space="preserve"> процента побед базовой модели и модели с остаточными связями (</w:t>
-      </w:r>
-      <w:proofErr w:type="spellStart"/>
-      <w:r>
-        <w:t>Skip</w:t>
-      </w:r>
-      <w:proofErr w:type="spellEnd"/>
+        <w:t xml:space="preserve"> модели с остаточными связями</w:t>
+      </w:r>
       <w:r>
         <w:t xml:space="preserve"> </w:t>
       </w:r>
-      <w:proofErr w:type="spellStart"/>
-      <w:r>
-        <w:t>Connections</w:t>
-      </w:r>
-      <w:proofErr w:type="spellEnd"/>
-      <w:r>
-        <w:t>) против Агрессивного оппонента.</w:t>
+      <w:r>
+        <w:t>против Агрессивного оппонента.</w:t>
       </w:r>
     </w:p>
     <w:p/>
     <w:p>
       <w:pPr>
+        <w:spacing w:after="160" w:line="259" w:lineRule="auto"/>
+      </w:pPr>
+      <w:r>
+        <w:br w:type="page"/>
+      </w:r>
+    </w:p>
+    <w:p>
+      <w:pPr>
         <w:pStyle w:val="1"/>
-        <w:rPr>
-          <w:sz w:val="24"/>
-          <w:szCs w:val="24"/>
-        </w:rPr>
-      </w:pPr>
-      <w:bookmarkStart w:id="23" w:name="_Toc227613267"/>
-      <w:r>
-        <w:lastRenderedPageBreak/>
-        <w:t>Анализ распределения действий и финальная валидация</w:t>
-      </w:r>
-      <w:bookmarkEnd w:id="23"/>
-    </w:p>
-    <w:p>
-      <w:pPr>
-        <w:pStyle w:val="a4"/>
-        <w:spacing w:line="276" w:lineRule="auto"/>
-      </w:pPr>
-      <w:r>
-        <w:t>Детальный анализ матрицы принятых решений показал, что модель сформировала математически обоснованную структуру игры. Распределение действий стабилизировалось и стало соответствовать фундаментальным принципам покера: высокий процент сброса слабых стартовых рук и агрессивный розыгрыш сильных спектров.</w:t>
-      </w:r>
-    </w:p>
-    <w:p>
-      <w:pPr>
-        <w:pStyle w:val="a4"/>
-        <w:spacing w:line="276" w:lineRule="auto"/>
-      </w:pPr>
-      <w:r>
-        <w:t xml:space="preserve">Для подтверждения универсальности полученных весов была проведена финальная валидация агента. Модель была переведена в режим эксплуатации (эксплуатационный выбор действий через </w:t>
-      </w:r>
-      <w:proofErr w:type="spellStart"/>
-      <w:r>
-        <w:rPr>
-          <w:i/>
-          <w:iCs/>
-        </w:rPr>
-        <w:t>Argmax</w:t>
-      </w:r>
-      <w:proofErr w:type="spellEnd"/>
-      <w:r>
-        <w:t>, отключение режима обучения). Агент провел серию тестовых партий против смешанного пула оппонентов (пассивные, агрессивные и случайные боты). Отсутствие падения процента побед на тестовой выборке подтвердило, что модель действительно обобщила правила извлечения выгоды, а не просто переобучилась под конкретного противника.</w:t>
-      </w:r>
-    </w:p>
-    <w:p>
-      <w:pPr>
-        <w:spacing w:after="160" w:line="259" w:lineRule="auto"/>
-      </w:pPr>
-      <w:r>
-        <w:br w:type="page"/>
-      </w:r>
-    </w:p>
-    <w:p>
-      <w:pPr>
-        <w:pStyle w:val="1"/>
-      </w:pPr>
-      <w:bookmarkStart w:id="24" w:name="_Toc227613268"/>
+      </w:pPr>
+      <w:bookmarkStart w:id="24" w:name="_Toc227663078"/>
       <w:r>
         <w:lastRenderedPageBreak/>
         <w:t>ЗАКЛЮЧЕНИЕ</w:t>
@@ -9982,7 +10089,28 @@
         <w:jc w:val="both"/>
       </w:pPr>
       <w:r>
-        <w:t>Проведенные вычислительные эксперименты доказали успешность примененных методов: разработанная модель успешно преодолела барьер стагнации, увеличив процент побед над агрессивным алгоритмом на 7% (до 58%), а также показала выдающуюся адаптивность против пассивных стратегий (до 80% побед).</w:t>
+        <w:t>Проведенные вычислительные эксперименты доказали успешность примененных методов: разработанная модель успешно преодолела барьер стагнации, увеличив процент побед над агрессивным алгоритмом на 7% (до 58%), а также показала выдающуюся адаптивность против пассивных стратегий</w:t>
+      </w:r>
+      <w:r>
+        <w:t xml:space="preserve">, увеличив процент побед на </w:t>
+      </w:r>
+      <w:r>
+        <w:t>8</w:t>
+      </w:r>
+      <w:r>
+        <w:t>%</w:t>
+      </w:r>
+      <w:r>
+        <w:t xml:space="preserve"> (до </w:t>
+      </w:r>
+      <w:r>
+        <w:t>7</w:t>
+      </w:r>
+      <w:r>
+        <w:t>3</w:t>
+      </w:r>
+      <w:r>
+        <w:t>% побед).</w:t>
       </w:r>
     </w:p>
     <w:p>
@@ -10009,7 +10137,7 @@
       <w:pPr>
         <w:pStyle w:val="1"/>
       </w:pPr>
-      <w:bookmarkStart w:id="25" w:name="_Toc227613269"/>
+      <w:bookmarkStart w:id="25" w:name="_Toc227663079"/>
       <w:r>
         <w:lastRenderedPageBreak/>
         <w:t xml:space="preserve">Список </w:t>
@@ -10393,7 +10521,7 @@
           <w:szCs w:val="24"/>
         </w:rPr>
       </w:pPr>
-      <w:bookmarkStart w:id="27" w:name="_Toc227613270"/>
+      <w:bookmarkStart w:id="27" w:name="_Toc227663080"/>
       <w:r>
         <w:lastRenderedPageBreak/>
         <w:t>Приложение А</w:t>
@@ -10458,7 +10586,7 @@
           <w:rStyle w:val="ab"/>
         </w:rPr>
       </w:pPr>
-      <w:hyperlink r:id="rId15" w:history="1">
+      <w:hyperlink r:id="rId19" w:history="1">
         <w:r>
           <w:rPr>
             <w:rStyle w:val="ab"/>
@@ -10699,7 +10827,7 @@
       </w:pPr>
     </w:p>
     <w:sectPr>
-      <w:footerReference w:type="default" r:id="rId16"/>
+      <w:footerReference w:type="default" r:id="rId20"/>
       <w:pgSz w:w="11906" w:h="16838"/>
       <w:pgMar w:top="1134" w:right="850" w:bottom="1134" w:left="1701" w:header="708" w:footer="708" w:gutter="0"/>
       <w:pgNumType w:start="0" w:chapStyle="2"/>
